--- a/Docs/диплом/Диплом.docx
+++ b/Docs/диплом/Диплом.docx
@@ -728,6 +728,134 @@
     </w:p>
     <w:p>
       <w:pPr>
+        <w:spacing w:line="360" w:lineRule="auto" w:after="0"/>
+        <w:jc w:val="center"/>
+      </w:pPr>
+      <w:r>
+        <w:rPr>
+          <w:rFonts w:ascii="Times New Roman" w:hAnsi="Times New Roman"/>
+          <w:b/>
+          <w:sz w:val="28"/>
+          <w:rFonts w:ascii="Times New Roman" w:hAnsi="Times New Roman" w:cs="Times New Roman" w:eastAsia="Times New Roman"/>
+        </w:rPr>
+        <w:t>РЕФЕРАТ</w:t>
+      </w:r>
+    </w:p>
+    <w:p>
+      <w:pPr>
+        <w:spacing w:line="360" w:lineRule="auto" w:after="0"/>
+        <w:ind w:firstLine="709"/>
+        <w:jc w:val="both"/>
+      </w:pPr>
+      <w:r>
+        <w:rPr>
+          <w:rFonts w:ascii="Times New Roman" w:hAnsi="Times New Roman"/>
+          <w:b w:val="0"/>
+          <w:sz w:val="28"/>
+          <w:rFonts w:ascii="Times New Roman" w:hAnsi="Times New Roman" w:cs="Times New Roman" w:eastAsia="Times New Roman"/>
+        </w:rPr>
+        <w:t>Тема выпускной квалификационной работы: «Разработка веб-приложения для автоматизированного формирования учебного расписания университета».</w:t>
+      </w:r>
+    </w:p>
+    <w:p>
+      <w:pPr>
+        <w:spacing w:line="360" w:lineRule="auto" w:after="0"/>
+        <w:ind w:firstLine="709"/>
+        <w:jc w:val="both"/>
+      </w:pPr>
+      <w:r>
+        <w:rPr>
+          <w:rFonts w:ascii="Times New Roman" w:hAnsi="Times New Roman"/>
+          <w:b w:val="0"/>
+          <w:sz w:val="28"/>
+          <w:rFonts w:ascii="Times New Roman" w:hAnsi="Times New Roman" w:cs="Times New Roman" w:eastAsia="Times New Roman"/>
+        </w:rPr>
+        <w:t>Цель работы – проектирование и разработка серверной части информационной системы автоматизированного формирования учебного расписания университета.</w:t>
+      </w:r>
+    </w:p>
+    <w:p>
+      <w:pPr>
+        <w:spacing w:line="360" w:lineRule="auto" w:after="0"/>
+        <w:ind w:firstLine="709"/>
+        <w:jc w:val="both"/>
+      </w:pPr>
+      <w:r>
+        <w:rPr>
+          <w:rFonts w:ascii="Times New Roman" w:hAnsi="Times New Roman"/>
+          <w:b w:val="0"/>
+          <w:sz w:val="28"/>
+          <w:rFonts w:ascii="Times New Roman" w:hAnsi="Times New Roman" w:cs="Times New Roman" w:eastAsia="Times New Roman"/>
+        </w:rPr>
+        <w:t>Объект исследования – процесс формирования учебного расписания в образовательной организации высшего образования.</w:t>
+      </w:r>
+    </w:p>
+    <w:p>
+      <w:pPr>
+        <w:spacing w:line="360" w:lineRule="auto" w:after="0"/>
+        <w:ind w:firstLine="709"/>
+        <w:jc w:val="both"/>
+      </w:pPr>
+      <w:r>
+        <w:rPr>
+          <w:rFonts w:ascii="Times New Roman" w:hAnsi="Times New Roman"/>
+          <w:b w:val="0"/>
+          <w:sz w:val="28"/>
+          <w:rFonts w:ascii="Times New Roman" w:hAnsi="Times New Roman" w:cs="Times New Roman" w:eastAsia="Times New Roman"/>
+        </w:rPr>
+        <w:t>Предмет исследования – методы комбинаторной оптимизации, архитектурные решения и программные средства автоматизации серверной части системы составления учебного расписания.</w:t>
+      </w:r>
+    </w:p>
+    <w:p>
+      <w:pPr>
+        <w:spacing w:line="360" w:lineRule="auto" w:after="0"/>
+        <w:ind w:firstLine="709"/>
+        <w:jc w:val="both"/>
+      </w:pPr>
+      <w:r>
+        <w:rPr>
+          <w:rFonts w:ascii="Times New Roman" w:hAnsi="Times New Roman"/>
+          <w:b w:val="0"/>
+          <w:sz w:val="28"/>
+          <w:rFonts w:ascii="Times New Roman" w:hAnsi="Times New Roman" w:cs="Times New Roman" w:eastAsia="Times New Roman"/>
+        </w:rPr>
+        <w:t>В результате выпускной квалификационной работы решены следующие задачи: проведён анализ предметной области и существующих решений и сформированы требования к системе; спроектированы доменная модель и реляционная база данных PostgreSQL; формализована система жёстких и мягких ограничений и построена математическая модель задачи; разработан модуль автоматического составления расписания на основе библиотеки Google OR-Tools с решателем CP-SAT; реализованы программный интерфейс REST, интеграция с системой «Нагрузка ВУЗа», аутентификация пользователей через доменные учётные записи и журналирование изменений учебной нагрузки; проведено тестирование разработанной серверной части.</w:t>
+      </w:r>
+    </w:p>
+    <w:p>
+      <w:pPr>
+        <w:spacing w:line="360" w:lineRule="auto" w:after="0"/>
+        <w:ind w:firstLine="709"/>
+        <w:jc w:val="both"/>
+      </w:pPr>
+      <w:r>
+        <w:rPr>
+          <w:rFonts w:ascii="Times New Roman" w:hAnsi="Times New Roman"/>
+          <w:b w:val="0"/>
+          <w:sz w:val="28"/>
+          <w:rFonts w:ascii="Times New Roman" w:hAnsi="Times New Roman" w:cs="Times New Roman" w:eastAsia="Times New Roman"/>
+        </w:rPr>
+        <w:t>Объём работы – 70 страниц печатного текста, количество рисунков – 11, таблиц – 7, использованных источников литературы – 33.</w:t>
+      </w:r>
+    </w:p>
+    <w:p>
+      <w:pPr>
+        <w:spacing w:line="360" w:lineRule="auto" w:after="0"/>
+        <w:ind w:firstLine="709"/>
+        <w:jc w:val="both"/>
+      </w:pPr>
+      <w:r>
+        <w:rPr>
+          <w:rFonts w:ascii="Times New Roman" w:hAnsi="Times New Roman"/>
+          <w:b w:val="0"/>
+          <w:sz w:val="28"/>
+          <w:rFonts w:ascii="Times New Roman" w:hAnsi="Times New Roman" w:cs="Times New Roman" w:eastAsia="Times New Roman"/>
+        </w:rPr>
+        <w:t>Ключевые слова: УЧЕБНОЕ РАСПИСАНИЕ, КОМБИНАТОРНАЯ ОПТИМИЗАЦИЯ, ПРОГРАММИРОВАНИЕ В ОГРАНИЧЕНИЯХ, CP-SAT, GOOGLE OR-TOOLS, ЧИСТАЯ АРХИТЕКТУРА, ASP.NET CORE, POSTGRESQL, REST API, ИНТЕГРАЦИЯ ДАННЫХ.</w:t>
+      </w:r>
+    </w:p>
+    <w:p>
+      <w:pPr>
+        <w:pageBreakBefore/>
         <w:spacing w:line="360" w:lineRule="auto"/>
         <w:jc w:val="center"/>
         <w:rPr>
@@ -1108,107 +1236,25 @@
     <w:p>
       <w:pPr>
         <w:spacing w:line="360" w:lineRule="auto"/>
-      </w:pPr>
-      <w:r>
-        <w:rPr>
-          <w:i/>
-          <w:iCs/>
-          <w:sz w:val="28"/>
-          <w:szCs w:val="28"/>
-        </w:rPr>
-        <w:t xml:space="preserve">Выпускная квалификационная работа состоит из введения, __ глав, заключения, списка библиографических источников ___ наименований. Работа изложена на ___ страницах машинописного текста. В первой главе </w:t>
-      </w:r>
+        <w:ind w:firstLine="709"/>
+        <w:jc w:val="both"/>
+      </w:pPr>
       <w:proofErr w:type="gramStart"/>
-      <w:r>
-        <w:rPr>
-          <w:i/>
-          <w:iCs/>
-          <w:sz w:val="28"/>
-          <w:szCs w:val="28"/>
-        </w:rPr>
-        <w:t>«….</w:t>
-      </w:r>
       <w:proofErr w:type="gramEnd"/>
-      <w:r>
-        <w:rPr>
-          <w:i/>
-          <w:iCs/>
-          <w:sz w:val="28"/>
-          <w:szCs w:val="28"/>
-        </w:rPr>
-        <w:t xml:space="preserve">» рассмотрены …. Во второй главе </w:t>
-      </w:r>
       <w:proofErr w:type="gramStart"/>
-      <w:r>
-        <w:rPr>
-          <w:i/>
-          <w:iCs/>
-          <w:sz w:val="28"/>
-          <w:szCs w:val="28"/>
-        </w:rPr>
-        <w:t>«….</w:t>
-      </w:r>
       <w:proofErr w:type="gramEnd"/>
-      <w:r>
-        <w:rPr>
-          <w:i/>
-          <w:iCs/>
-          <w:sz w:val="28"/>
-          <w:szCs w:val="28"/>
-        </w:rPr>
-        <w:t>» приводятся</w:t>
-      </w:r>
       <w:proofErr w:type="gramStart"/>
-      <w:r>
-        <w:rPr>
-          <w:i/>
-          <w:iCs/>
-          <w:sz w:val="28"/>
-          <w:szCs w:val="28"/>
-        </w:rPr>
-        <w:t xml:space="preserve"> ….</w:t>
-      </w:r>
       <w:proofErr w:type="gramEnd"/>
-      <w:r>
-        <w:rPr>
-          <w:i/>
-          <w:iCs/>
-          <w:sz w:val="28"/>
-          <w:szCs w:val="28"/>
-        </w:rPr>
-        <w:t xml:space="preserve">. В третьей главе </w:t>
-      </w:r>
       <w:proofErr w:type="gramStart"/>
-      <w:r>
-        <w:rPr>
-          <w:i/>
-          <w:iCs/>
-          <w:sz w:val="28"/>
-          <w:szCs w:val="28"/>
-        </w:rPr>
-        <w:t>«….</w:t>
-      </w:r>
       <w:proofErr w:type="gramEnd"/>
       <w:r>
         <w:rPr>
-          <w:i/>
-          <w:iCs/>
-          <w:sz w:val="28"/>
-          <w:szCs w:val="28"/>
-        </w:rPr>
-        <w:t>» рассматриваются …. В заключении приводятся итоговые выводы и обобщены результаты работы</w:t>
-      </w:r>
-      <w:r>
-        <w:rPr>
-          <w:i/>
-          <w:iCs/>
-          <w:sz w:val="28"/>
-          <w:szCs w:val="28"/>
-        </w:rPr>
-        <w:t>.</w:t>
-      </w:r>
-      <w:r>
-        <w:br w:type="page"/>
+          <w:rFonts w:ascii="Times New Roman" w:hAnsi="Times New Roman"/>
+          <w:b w:val="0"/>
+          <w:sz w:val="28"/>
+          <w:rFonts w:ascii="Times New Roman" w:hAnsi="Times New Roman" w:cs="Times New Roman" w:eastAsia="Times New Roman"/>
+        </w:rPr>
+        <w:t>Выпускная квалификационная работа состоит из введения, трёх глав, заключения и списка библиографических источников из 33 наименований. Работа изложена на 70 страницах машинописного текста, содержит 11 рисунков и 7 таблиц. В первой главе «Теоретические основы автоматизированного составления учебного расписания» рассмотрены предметная область и понятийный аппарат, проанализирован процесс составления расписания в АлтГУ, выполнена постановка задачи как задачи комбинаторной оптимизации, проведён обзор методов её решения и существующих программных систем. Во второй главе «Проектирование серверной части системы» приводятся требования к системе, обоснование технологического стека и архитектуры, модель базы данных, математическая модель ограничений, а также проектирование модуля составления расписания, версионирования, транзакционной защиты, интеграции с ММИС, программного интерфейса и аутентификации. В третьей главе «Реализация и тестирование серверной части» рассматриваются программная реализация модулей с фрагментами исходного кода и результаты тестирования. В заключении приводятся итоговые выводы и обобщены результаты работы.</w:t>
       </w:r>
     </w:p>
     <w:p>
@@ -2276,6 +2322,51 @@
     </w:p>
     <w:p>
       <w:pPr>
+        <w:spacing w:line="360" w:lineRule="auto" w:after="0"/>
+        <w:ind w:firstLine="709"/>
+        <w:jc w:val="both"/>
+      </w:pPr>
+      <w:r>
+        <w:rPr>
+          <w:rFonts w:ascii="Times New Roman" w:hAnsi="Times New Roman"/>
+          <w:sz w:val="28"/>
+          <w:rFonts w:ascii="Times New Roman" w:hAnsi="Times New Roman" w:cs="Times New Roman" w:eastAsia="Times New Roman"/>
+        </w:rPr>
+        <w:t>– соответствие вместимости: занятие может быть назначено только в аудиторию, вместимость которой не меньше числа студентов учебного потока;</w:t>
+      </w:r>
+    </w:p>
+    <w:p>
+      <w:pPr>
+        <w:spacing w:line="360" w:lineRule="auto" w:after="0"/>
+        <w:ind w:firstLine="709"/>
+        <w:jc w:val="both"/>
+      </w:pPr>
+      <w:r>
+        <w:rPr>
+          <w:rFonts w:ascii="Times New Roman" w:hAnsi="Times New Roman"/>
+          <w:sz w:val="28"/>
+          <w:rFonts w:ascii="Times New Roman" w:hAnsi="Times New Roman" w:cs="Times New Roman" w:eastAsia="Times New Roman"/>
+        </w:rPr>
+        <w:t>– соблюдение смены обучения: занятия учебной группы размещаются только во временных слотах, соответствующих её смене обучения;</w:t>
+      </w:r>
+    </w:p>
+    <w:p>
+      <w:pPr>
+        <w:spacing w:line="360" w:lineRule="auto" w:after="0"/>
+        <w:ind w:firstLine="709"/>
+        <w:jc w:val="both"/>
+      </w:pPr>
+      <w:r>
+        <w:rPr>
+          <w:rFonts w:ascii="Times New Roman" w:hAnsi="Times New Roman"/>
+          <w:sz w:val="28"/>
+          <w:rFonts w:ascii="Times New Roman" w:hAnsi="Times New Roman" w:cs="Times New Roman" w:eastAsia="Times New Roman"/>
+        </w:rPr>
+        <w:t>– ограничение перемещения между корпусами: один преподаватель или одна учебная группа не могут иметь занятия в двух соседних слотах одного дня в разных учебных корпусах, так как на переход между корпусами требуется время;</w:t>
+      </w:r>
+    </w:p>
+    <w:p>
+      <w:pPr>
         <w:spacing w:line="360" w:lineRule="auto"/>
         <w:ind w:firstLine="709"/>
         <w:jc w:val="both"/>
@@ -2317,41 +2408,17 @@
     </w:p>
     <w:p>
       <w:pPr>
-        <w:spacing w:line="360" w:lineRule="auto"/>
-        <w:ind w:firstLine="709"/>
-        <w:jc w:val="both"/>
-      </w:pPr>
-      <w:r>
-        <w:rPr>
-          <w:sz w:val="28"/>
-        </w:rPr>
-        <w:t>– доступность преподавателей и аудиторий: предпочтительность каждого временного слота задаётся тремя градациями — «запрещённое», «нежелательное» и «предпочтительное» время, — которым соответствуют убывающие весовые коэффициенты штрафа (от максимального для запрещённого времени до нулевого для предпочтительного);</w:t>
-      </w:r>
-    </w:p>
-    <w:p>
-      <w:pPr>
-        <w:spacing w:line="360" w:lineRule="auto"/>
-        <w:ind w:firstLine="709"/>
-        <w:jc w:val="both"/>
-      </w:pPr>
-      <w:r>
-        <w:rPr>
-          <w:sz w:val="28"/>
-        </w:rPr>
-        <w:t>– соблюдение смены обучения группы: занятия стремятся размещаться вблизи предпочтительного времени начала смены, а штраф возрастает по мере удаления слота от него;</w:t>
-      </w:r>
-    </w:p>
-    <w:p>
-      <w:pPr>
-        <w:spacing w:line="360" w:lineRule="auto"/>
-        <w:ind w:firstLine="709"/>
-        <w:jc w:val="both"/>
-      </w:pPr>
-      <w:r>
-        <w:rPr>
-          <w:sz w:val="28"/>
-        </w:rPr>
-        <w:t>– минимизация перемещений между корпусами: за назначение смежных занятий одного потока или преподавателя в разных учебных корпусах, когда времени на переход недостаточно, начисляется большой штраф;</w:t>
+        <w:spacing w:line="360" w:lineRule="auto" w:after="0"/>
+        <w:ind w:firstLine="709"/>
+        <w:jc w:val="both"/>
+      </w:pPr>
+      <w:r>
+        <w:rPr>
+          <w:rFonts w:ascii="Times New Roman" w:hAnsi="Times New Roman"/>
+          <w:sz w:val="28"/>
+          <w:rFonts w:ascii="Times New Roman" w:hAnsi="Times New Roman" w:cs="Times New Roman" w:eastAsia="Times New Roman"/>
+        </w:rPr>
+        <w:t>– доступность преподавателей и аудиторий: каждому временному слоту присваивается градация желательности — от запрещённого до предпочтительного, — которой соответствует весовой коэффициент штрафа (бонус за предпочтительные слоты и возрастающий штраф за нежелательные и запрещённые);</w:t>
       </w:r>
     </w:p>
     <w:p>
@@ -4010,6 +4077,6265 @@
           <w:sz w:val="28"/>
         </w:rPr>
         <w:t>Проведённый анализ показывает, что ни одно из рассмотренных решений не сочетает одновременно интеграцию с системой учёта нагрузки «Нагрузка ВУЗа», адаптацию под внутренние регламенты конкретного университета, расширяемую архитектуру системы правил и надёжную защиту от коллизий при одновременной работе нескольких пользователей. Следует отметить, что разрабатываемая система носит узкоспециализированный характер и, в отличие от универсальных продуктов, ориентирована на конкретный вуз; вместе с тем именно такая специализация позволяет обеспечить перечисленные свойства, критически важные для бюро расписаний АлтГУ. На основании выполненного в данной главе анализа предметной области, формализации задачи и обзора методов и аналогов формулируется задача на разработку серверной части системы автоматизированного составления учебного расписания, проектированию и реализации которой посвящены последующие главы работы.</w:t>
+      </w:r>
+    </w:p>
+    <w:p>
+      <w:pPr>
+        <w:pageBreakBefore/>
+        <w:spacing w:line="360" w:lineRule="auto" w:after="0"/>
+        <w:jc w:val="center"/>
+      </w:pPr>
+      <w:r>
+        <w:rPr>
+          <w:rFonts w:ascii="Times New Roman" w:hAnsi="Times New Roman" w:cs="Times New Roman" w:eastAsia="Times New Roman"/>
+          <w:b/>
+          <w:i w:val="0"/>
+          <w:sz w:val="28"/>
+        </w:rPr>
+        <w:t>2 ПРОЕКТИРОВАНИЕ СЕРВЕРНОЙ ЧАСТИ СИСТЕМЫ</w:t>
+      </w:r>
+    </w:p>
+    <w:p>
+      <w:pPr>
+        <w:spacing w:line="360" w:lineRule="auto" w:after="0"/>
+        <w:ind w:firstLine="709"/>
+        <w:jc w:val="both"/>
+      </w:pPr>
+      <w:r>
+        <w:rPr>
+          <w:rFonts w:ascii="Times New Roman" w:hAnsi="Times New Roman" w:cs="Times New Roman" w:eastAsia="Times New Roman"/>
+          <w:b w:val="0"/>
+          <w:i w:val="0"/>
+          <w:sz w:val="28"/>
+        </w:rPr>
+        <w:t>На основе выполненного в первой главе анализа предметной области и обоснованного выбора метода решения в настоящей главе проектируется серверная часть системы автоматизированного составления учебного расписания. Формируются функциональные и нефункциональные требования, обосновывается технологический стек, описывается многоуровневая архитектура приложения и модель базы данных, строится детальная математическая модель задачи и расширяемая архитектура модуля составления расписания, а также проектируются версионирование расписания, транзакционная защита от коллизий, журналирование нагрузки, интеграция с информационной системой «Нагрузка ВУЗа», программный интерфейс, аутентификация и подсистема уведомлений реального времени.</w:t>
+      </w:r>
+    </w:p>
+    <w:p>
+      <w:pPr>
+        <w:spacing w:line="360" w:lineRule="auto" w:before="120" w:after="0"/>
+        <w:ind w:firstLine="709"/>
+        <w:jc w:val="left"/>
+      </w:pPr>
+      <w:r>
+        <w:rPr>
+          <w:rFonts w:ascii="Times New Roman" w:hAnsi="Times New Roman" w:cs="Times New Roman" w:eastAsia="Times New Roman"/>
+          <w:b/>
+          <w:i w:val="0"/>
+          <w:sz w:val="28"/>
+        </w:rPr>
+        <w:t>2.1 Требования к серверной части системы</w:t>
+      </w:r>
+    </w:p>
+    <w:p>
+      <w:pPr>
+        <w:spacing w:line="360" w:lineRule="auto" w:after="0"/>
+        <w:ind w:firstLine="709"/>
+        <w:jc w:val="both"/>
+      </w:pPr>
+      <w:r>
+        <w:rPr>
+          <w:rFonts w:ascii="Times New Roman" w:hAnsi="Times New Roman" w:cs="Times New Roman" w:eastAsia="Times New Roman"/>
+          <w:b w:val="0"/>
+          <w:i w:val="0"/>
+          <w:sz w:val="28"/>
+        </w:rPr>
+        <w:t>Серверная часть системы реализует доменную модель, хранение данных, алгоритмическое ядро автоматического составления расписания и программный интерфейс для клиентского приложения. Исходя из результатов обследования бюро расписаний и выявленных проблем, к серверной части предъявляются следующие функциональные требования:</w:t>
+      </w:r>
+    </w:p>
+    <w:p>
+      <w:pPr>
+        <w:spacing w:line="360" w:lineRule="auto" w:after="0"/>
+        <w:ind w:firstLine="709"/>
+        <w:jc w:val="both"/>
+      </w:pPr>
+      <w:r>
+        <w:rPr>
+          <w:rFonts w:ascii="Times New Roman" w:hAnsi="Times New Roman" w:cs="Times New Roman" w:eastAsia="Times New Roman"/>
+          <w:b w:val="0"/>
+          <w:i w:val="0"/>
+          <w:sz w:val="28"/>
+        </w:rPr>
+        <w:t>– хранение нормализованных данных об аудиторном фонде, учебной нагрузке и расписании в реляционной базе данных;</w:t>
+      </w:r>
+    </w:p>
+    <w:p>
+      <w:pPr>
+        <w:spacing w:line="360" w:lineRule="auto" w:after="0"/>
+        <w:ind w:firstLine="709"/>
+        <w:jc w:val="both"/>
+      </w:pPr>
+      <w:r>
+        <w:rPr>
+          <w:rFonts w:ascii="Times New Roman" w:hAnsi="Times New Roman" w:cs="Times New Roman" w:eastAsia="Times New Roman"/>
+          <w:b w:val="0"/>
+          <w:i w:val="0"/>
+          <w:sz w:val="28"/>
+        </w:rPr>
+        <w:t>– интеграция с информационной системой «Нагрузка ВУЗа» — периодическая выгрузка справочников и учебной нагрузки с фиксацией истории её изменений;</w:t>
+      </w:r>
+    </w:p>
+    <w:p>
+      <w:pPr>
+        <w:spacing w:line="360" w:lineRule="auto" w:after="0"/>
+        <w:ind w:firstLine="709"/>
+        <w:jc w:val="both"/>
+      </w:pPr>
+      <w:r>
+        <w:rPr>
+          <w:rFonts w:ascii="Times New Roman" w:hAnsi="Times New Roman" w:cs="Times New Roman" w:eastAsia="Times New Roman"/>
+          <w:b w:val="0"/>
+          <w:i w:val="0"/>
+          <w:sz w:val="28"/>
+        </w:rPr>
+        <w:t>– автоматическое составление расписания методом комбинаторной оптимизации с учётом полного набора жёстких и мягких ограничений;</w:t>
+      </w:r>
+    </w:p>
+    <w:p>
+      <w:pPr>
+        <w:spacing w:line="360" w:lineRule="auto" w:after="0"/>
+        <w:ind w:firstLine="709"/>
+        <w:jc w:val="both"/>
+      </w:pPr>
+      <w:r>
+        <w:rPr>
+          <w:rFonts w:ascii="Times New Roman" w:hAnsi="Times New Roman" w:cs="Times New Roman" w:eastAsia="Times New Roman"/>
+          <w:b w:val="0"/>
+          <w:i w:val="0"/>
+          <w:sz w:val="28"/>
+        </w:rPr>
+        <w:t>– генерация расписания как для университета в целом, так и для отдельного института с учётом ресурсов, уже занятых другими институтами;</w:t>
+      </w:r>
+    </w:p>
+    <w:p>
+      <w:pPr>
+        <w:spacing w:line="360" w:lineRule="auto" w:after="0"/>
+        <w:ind w:firstLine="709"/>
+        <w:jc w:val="both"/>
+      </w:pPr>
+      <w:r>
+        <w:rPr>
+          <w:rFonts w:ascii="Times New Roman" w:hAnsi="Times New Roman" w:cs="Times New Roman" w:eastAsia="Times New Roman"/>
+          <w:b w:val="0"/>
+          <w:i w:val="0"/>
+          <w:sz w:val="28"/>
+        </w:rPr>
+        <w:t>– версионирование расписания: построение чернового варианта, его публикация и отмена;</w:t>
+      </w:r>
+    </w:p>
+    <w:p>
+      <w:pPr>
+        <w:spacing w:line="360" w:lineRule="auto" w:after="0"/>
+        <w:ind w:firstLine="709"/>
+        <w:jc w:val="both"/>
+      </w:pPr>
+      <w:r>
+        <w:rPr>
+          <w:rFonts w:ascii="Times New Roman" w:hAnsi="Times New Roman" w:cs="Times New Roman" w:eastAsia="Times New Roman"/>
+          <w:b w:val="0"/>
+          <w:i w:val="0"/>
+          <w:sz w:val="28"/>
+        </w:rPr>
+        <w:t>– ручное редактирование расписания (добавление и удаление занятий) с проверкой ограничений и обнаружением коллизий;</w:t>
+      </w:r>
+    </w:p>
+    <w:p>
+      <w:pPr>
+        <w:spacing w:line="360" w:lineRule="auto" w:after="0"/>
+        <w:ind w:firstLine="709"/>
+        <w:jc w:val="both"/>
+      </w:pPr>
+      <w:r>
+        <w:rPr>
+          <w:rFonts w:ascii="Times New Roman" w:hAnsi="Times New Roman" w:cs="Times New Roman" w:eastAsia="Times New Roman"/>
+          <w:b w:val="0"/>
+          <w:i w:val="0"/>
+          <w:sz w:val="28"/>
+        </w:rPr>
+        <w:t>– предоставление расписания в различных представлениях — по учебным группам, преподавателям и аудиториям;</w:t>
+      </w:r>
+    </w:p>
+    <w:p>
+      <w:pPr>
+        <w:spacing w:line="360" w:lineRule="auto" w:after="0"/>
+        <w:ind w:firstLine="709"/>
+        <w:jc w:val="both"/>
+      </w:pPr>
+      <w:r>
+        <w:rPr>
+          <w:rFonts w:ascii="Times New Roman" w:hAnsi="Times New Roman" w:cs="Times New Roman" w:eastAsia="Times New Roman"/>
+          <w:b w:val="0"/>
+          <w:i w:val="0"/>
+          <w:sz w:val="28"/>
+        </w:rPr>
+        <w:t>– управление аудиторным фондом, оборудованием, ограничениями доступности и весами мягких ограничений;</w:t>
+      </w:r>
+    </w:p>
+    <w:p>
+      <w:pPr>
+        <w:spacing w:line="360" w:lineRule="auto" w:after="0"/>
+        <w:ind w:firstLine="709"/>
+        <w:jc w:val="both"/>
+      </w:pPr>
+      <w:r>
+        <w:rPr>
+          <w:rFonts w:ascii="Times New Roman" w:hAnsi="Times New Roman" w:cs="Times New Roman" w:eastAsia="Times New Roman"/>
+          <w:b w:val="0"/>
+          <w:i w:val="0"/>
+          <w:sz w:val="28"/>
+        </w:rPr>
+        <w:t>– аутентификация пользователей через доменные учётные записи университета и разграничение прав доступа;</w:t>
+      </w:r>
+    </w:p>
+    <w:p>
+      <w:pPr>
+        <w:spacing w:line="360" w:lineRule="auto" w:after="0"/>
+        <w:ind w:firstLine="709"/>
+        <w:jc w:val="both"/>
+      </w:pPr>
+      <w:r>
+        <w:rPr>
+          <w:rFonts w:ascii="Times New Roman" w:hAnsi="Times New Roman" w:cs="Times New Roman" w:eastAsia="Times New Roman"/>
+          <w:b w:val="0"/>
+          <w:i w:val="0"/>
+          <w:sz w:val="28"/>
+        </w:rPr>
+        <w:t>– оповещение клиентских приложений об изменениях расписания и нагрузки в режиме реального времени.</w:t>
+      </w:r>
+    </w:p>
+    <w:p>
+      <w:pPr>
+        <w:spacing w:line="360" w:lineRule="auto" w:after="0"/>
+        <w:ind w:firstLine="709"/>
+        <w:jc w:val="both"/>
+      </w:pPr>
+      <w:r>
+        <w:rPr>
+          <w:rFonts w:ascii="Times New Roman" w:hAnsi="Times New Roman" w:cs="Times New Roman" w:eastAsia="Times New Roman"/>
+          <w:b w:val="0"/>
+          <w:i w:val="0"/>
+          <w:sz w:val="28"/>
+        </w:rPr>
+        <w:t>Нефункциональные требования к серверной части определяют качество разрабатываемого решения:</w:t>
+      </w:r>
+    </w:p>
+    <w:p>
+      <w:pPr>
+        <w:spacing w:line="360" w:lineRule="auto" w:after="0"/>
+        <w:ind w:firstLine="709"/>
+        <w:jc w:val="both"/>
+      </w:pPr>
+      <w:r>
+        <w:rPr>
+          <w:rFonts w:ascii="Times New Roman" w:hAnsi="Times New Roman" w:cs="Times New Roman" w:eastAsia="Times New Roman"/>
+          <w:b w:val="0"/>
+          <w:i w:val="0"/>
+          <w:sz w:val="28"/>
+        </w:rPr>
+        <w:t>– корректность при одновременной работе нескольких пользователей — исключение коллизий и потерянных изменений при параллельной записи;</w:t>
+      </w:r>
+    </w:p>
+    <w:p>
+      <w:pPr>
+        <w:spacing w:line="360" w:lineRule="auto" w:after="0"/>
+        <w:ind w:firstLine="709"/>
+        <w:jc w:val="both"/>
+      </w:pPr>
+      <w:r>
+        <w:rPr>
+          <w:rFonts w:ascii="Times New Roman" w:hAnsi="Times New Roman" w:cs="Times New Roman" w:eastAsia="Times New Roman"/>
+          <w:b w:val="0"/>
+          <w:i w:val="0"/>
+          <w:sz w:val="28"/>
+        </w:rPr>
+        <w:t>– расширяемость: добавление нового правила составления расписания или нового источника данных не должно требовать изменения существующего кода;</w:t>
+      </w:r>
+    </w:p>
+    <w:p>
+      <w:pPr>
+        <w:spacing w:line="360" w:lineRule="auto" w:after="0"/>
+        <w:ind w:firstLine="709"/>
+        <w:jc w:val="both"/>
+      </w:pPr>
+      <w:r>
+        <w:rPr>
+          <w:rFonts w:ascii="Times New Roman" w:hAnsi="Times New Roman" w:cs="Times New Roman" w:eastAsia="Times New Roman"/>
+          <w:b w:val="0"/>
+          <w:i w:val="0"/>
+          <w:sz w:val="28"/>
+        </w:rPr>
+        <w:t>– тестируемость: ключевая бизнес-логика и алгоритмическое ядро должны покрываться автоматизированными тестами;</w:t>
+      </w:r>
+    </w:p>
+    <w:p>
+      <w:pPr>
+        <w:spacing w:line="360" w:lineRule="auto" w:after="0"/>
+        <w:ind w:firstLine="709"/>
+        <w:jc w:val="both"/>
+      </w:pPr>
+      <w:r>
+        <w:rPr>
+          <w:rFonts w:ascii="Times New Roman" w:hAnsi="Times New Roman" w:cs="Times New Roman" w:eastAsia="Times New Roman"/>
+          <w:b w:val="0"/>
+          <w:i w:val="0"/>
+          <w:sz w:val="28"/>
+        </w:rPr>
+        <w:t>– сопровождаемость за счёт чёткого разделения слоёв и независимости предметной логики от инфраструктурных деталей;</w:t>
+      </w:r>
+    </w:p>
+    <w:p>
+      <w:pPr>
+        <w:spacing w:line="360" w:lineRule="auto" w:after="0"/>
+        <w:ind w:firstLine="709"/>
+        <w:jc w:val="both"/>
+      </w:pPr>
+      <w:r>
+        <w:rPr>
+          <w:rFonts w:ascii="Times New Roman" w:hAnsi="Times New Roman" w:cs="Times New Roman" w:eastAsia="Times New Roman"/>
+          <w:b w:val="0"/>
+          <w:i w:val="0"/>
+          <w:sz w:val="28"/>
+        </w:rPr>
+        <w:t>– производительность: длительная по времени генерация расписания не должна блокировать обработку пользовательских запросов;</w:t>
+      </w:r>
+    </w:p>
+    <w:p>
+      <w:pPr>
+        <w:spacing w:line="360" w:lineRule="auto" w:after="0"/>
+        <w:ind w:firstLine="709"/>
+        <w:jc w:val="both"/>
+      </w:pPr>
+      <w:r>
+        <w:rPr>
+          <w:rFonts w:ascii="Times New Roman" w:hAnsi="Times New Roman" w:cs="Times New Roman" w:eastAsia="Times New Roman"/>
+          <w:b w:val="0"/>
+          <w:i w:val="0"/>
+          <w:sz w:val="28"/>
+        </w:rPr>
+        <w:t>– безопасность: защита программного интерфейса, передача учётных данных и маркеров доступа по защищённым каналам.</w:t>
+      </w:r>
+    </w:p>
+    <w:p>
+      <w:pPr>
+        <w:spacing w:line="360" w:lineRule="auto" w:before="120" w:after="0"/>
+        <w:ind w:firstLine="709"/>
+        <w:jc w:val="left"/>
+      </w:pPr>
+      <w:r>
+        <w:rPr>
+          <w:rFonts w:ascii="Times New Roman" w:hAnsi="Times New Roman" w:cs="Times New Roman" w:eastAsia="Times New Roman"/>
+          <w:b/>
+          <w:i w:val="0"/>
+          <w:sz w:val="28"/>
+        </w:rPr>
+        <w:t>2.2 Обоснование выбора технологического стека</w:t>
+      </w:r>
+    </w:p>
+    <w:p>
+      <w:pPr>
+        <w:spacing w:line="360" w:lineRule="auto" w:after="0"/>
+        <w:ind w:firstLine="709"/>
+        <w:jc w:val="both"/>
+      </w:pPr>
+      <w:r>
+        <w:rPr>
+          <w:rFonts w:ascii="Times New Roman" w:hAnsi="Times New Roman" w:cs="Times New Roman" w:eastAsia="Times New Roman"/>
+          <w:b w:val="0"/>
+          <w:i w:val="0"/>
+          <w:sz w:val="28"/>
+        </w:rPr>
+        <w:t>Выбор технологического стека продиктован требованиями расширяемости, тестируемости и производительности, а также необходимостью использования библиотеки комбинаторной оптимизации, обоснованной в разделе 1.4. В качестве языка разработки выбран C# — статически типизированный объектно-ориентированный язык платформы .NET, сочетающий высокую производительность с развитыми средствами абстракции [20]. Серверное приложение построено на платформе ASP.NET Core — кроссплатформенном высокопроизводительном каркасе для создания веб-приложений и программных интерфейсов [21, 22].</w:t>
+      </w:r>
+    </w:p>
+    <w:p>
+      <w:pPr>
+        <w:spacing w:line="360" w:lineRule="auto" w:after="0"/>
+        <w:ind w:firstLine="709"/>
+        <w:jc w:val="both"/>
+      </w:pPr>
+      <w:r>
+        <w:rPr>
+          <w:rFonts w:ascii="Times New Roman" w:hAnsi="Times New Roman" w:cs="Times New Roman" w:eastAsia="Times New Roman"/>
+          <w:b w:val="0"/>
+          <w:i w:val="0"/>
+          <w:sz w:val="28"/>
+        </w:rPr>
+        <w:t>Для доступа к данным применяется объектно-реляционное отображение Entity Framework Core, которое избавляет от написания рутинного кода доступа к базе данных, поддерживает миграции схемы и обеспечивает строгую типизацию запросов [28]. В качестве системы управления базами данных выбрана PostgreSQL — надёжная реляционная СУБД с открытым исходным кодом, полноценной поддержкой транзакций и строгих уровней изоляции, что критично для защиты от коллизий [27]. Алгоритмическое ядро использует библиотеку Google OR-Tools с решателем CP-SAT, имеющую программный интерфейс для C# [13]. Прикладной слой опирается на библиотеку MediatR, реализующую шаблон «посредник» для разделения команд и запросов (CQRS), и библиотеку FluentValidation для декларативной проверки входных данных [25]. Сводный состав технологического стека приведён в таблице 2.1.</w:t>
+      </w:r>
+    </w:p>
+    <w:p>
+      <w:pPr>
+        <w:spacing w:line="240" w:lineRule="auto" w:before="120"/>
+        <w:jc w:val="right"/>
+      </w:pPr>
+      <w:r>
+        <w:rPr>
+          <w:rFonts w:ascii="Times New Roman" w:hAnsi="Times New Roman" w:cs="Times New Roman" w:eastAsia="Times New Roman"/>
+          <w:b w:val="0"/>
+          <w:i w:val="0"/>
+          <w:sz w:val="24"/>
+        </w:rPr>
+        <w:t>Таблица 2.1 — Технологический стек серверной части</w:t>
+      </w:r>
+    </w:p>
+    <w:tbl>
+      <w:tblPr>
+        <w:tblW w:type="auto" w:w="0"/>
+        <w:jc w:val="center"/>
+        <w:tblLook w:firstColumn="1" w:firstRow="1" w:lastColumn="0" w:lastRow="0" w:noHBand="0" w:noVBand="1" w:val="04A0"/>
+        <w:tblBorders>
+          <w:top w:val="single" w:sz="4" w:space="0" w:color="000000"/>
+          <w:left w:val="single" w:sz="4" w:space="0" w:color="000000"/>
+          <w:bottom w:val="single" w:sz="4" w:space="0" w:color="000000"/>
+          <w:right w:val="single" w:sz="4" w:space="0" w:color="000000"/>
+          <w:insideH w:val="single" w:sz="4" w:space="0" w:color="000000"/>
+          <w:insideV w:val="single" w:sz="4" w:space="0" w:color="000000"/>
+        </w:tblBorders>
+      </w:tblPr>
+      <w:tblGrid>
+        <w:gridCol w:w="3118"/>
+        <w:gridCol w:w="3118"/>
+        <w:gridCol w:w="3118"/>
+      </w:tblGrid>
+      <w:tr>
+        <w:tc>
+          <w:tcPr>
+            <w:tcW w:type="dxa" w:w="3118"/>
+            <w:shd w:val="clear" w:color="auto" w:fill="1e4b8f"/>
+          </w:tcPr>
+          <w:p>
+            <w:pPr>
+              <w:spacing w:line="240" w:lineRule="auto" w:after="0"/>
+              <w:jc w:val="center"/>
+            </w:pPr>
+            <w:r>
+              <w:rPr>
+                <w:rFonts w:ascii="Times New Roman" w:hAnsi="Times New Roman" w:cs="Times New Roman" w:eastAsia="Times New Roman"/>
+                <w:b/>
+                <w:i w:val="0"/>
+                <w:color w:val="FFFFFF"/>
+                <w:sz w:val="24"/>
+              </w:rPr>
+              <w:t>Компонент</w:t>
+            </w:r>
+          </w:p>
+        </w:tc>
+        <w:tc>
+          <w:tcPr>
+            <w:tcW w:type="dxa" w:w="3118"/>
+            <w:shd w:val="clear" w:color="auto" w:fill="1e4b8f"/>
+          </w:tcPr>
+          <w:p>
+            <w:pPr>
+              <w:spacing w:line="240" w:lineRule="auto" w:after="0"/>
+              <w:jc w:val="center"/>
+            </w:pPr>
+            <w:r>
+              <w:rPr>
+                <w:rFonts w:ascii="Times New Roman" w:hAnsi="Times New Roman" w:cs="Times New Roman" w:eastAsia="Times New Roman"/>
+                <w:b/>
+                <w:i w:val="0"/>
+                <w:color w:val="FFFFFF"/>
+                <w:sz w:val="24"/>
+              </w:rPr>
+              <w:t>Технология</w:t>
+            </w:r>
+          </w:p>
+        </w:tc>
+        <w:tc>
+          <w:tcPr>
+            <w:tcW w:type="dxa" w:w="3118"/>
+            <w:shd w:val="clear" w:color="auto" w:fill="1e4b8f"/>
+          </w:tcPr>
+          <w:p>
+            <w:pPr>
+              <w:spacing w:line="240" w:lineRule="auto" w:after="0"/>
+              <w:jc w:val="center"/>
+            </w:pPr>
+            <w:r>
+              <w:rPr>
+                <w:rFonts w:ascii="Times New Roman" w:hAnsi="Times New Roman" w:cs="Times New Roman" w:eastAsia="Times New Roman"/>
+                <w:b/>
+                <w:i w:val="0"/>
+                <w:color w:val="FFFFFF"/>
+                <w:sz w:val="24"/>
+              </w:rPr>
+              <w:t>Назначение</w:t>
+            </w:r>
+          </w:p>
+        </w:tc>
+      </w:tr>
+      <w:tr>
+        <w:tc>
+          <w:tcPr>
+            <w:tcW w:type="dxa" w:w="3118"/>
+          </w:tcPr>
+          <w:p>
+            <w:pPr>
+              <w:spacing w:line="240" w:lineRule="auto" w:after="0"/>
+              <w:jc w:val="left"/>
+            </w:pPr>
+            <w:r>
+              <w:rPr>
+                <w:rFonts w:ascii="Times New Roman" w:hAnsi="Times New Roman" w:cs="Times New Roman" w:eastAsia="Times New Roman"/>
+                <w:b w:val="0"/>
+                <w:i w:val="0"/>
+                <w:sz w:val="24"/>
+              </w:rPr>
+              <w:t>Язык и платформа</w:t>
+            </w:r>
+          </w:p>
+        </w:tc>
+        <w:tc>
+          <w:tcPr>
+            <w:tcW w:type="dxa" w:w="3118"/>
+          </w:tcPr>
+          <w:p>
+            <w:pPr>
+              <w:spacing w:line="240" w:lineRule="auto" w:after="0"/>
+              <w:jc w:val="left"/>
+            </w:pPr>
+            <w:r>
+              <w:rPr>
+                <w:rFonts w:ascii="Times New Roman" w:hAnsi="Times New Roman" w:cs="Times New Roman" w:eastAsia="Times New Roman"/>
+                <w:b w:val="0"/>
+                <w:i w:val="0"/>
+                <w:sz w:val="24"/>
+              </w:rPr>
+              <w:t>C# / .NET</w:t>
+            </w:r>
+          </w:p>
+        </w:tc>
+        <w:tc>
+          <w:tcPr>
+            <w:tcW w:type="dxa" w:w="3118"/>
+          </w:tcPr>
+          <w:p>
+            <w:pPr>
+              <w:spacing w:line="240" w:lineRule="auto" w:after="0"/>
+              <w:jc w:val="left"/>
+            </w:pPr>
+            <w:r>
+              <w:rPr>
+                <w:rFonts w:ascii="Times New Roman" w:hAnsi="Times New Roman" w:cs="Times New Roman" w:eastAsia="Times New Roman"/>
+                <w:b w:val="0"/>
+                <w:i w:val="0"/>
+                <w:sz w:val="24"/>
+              </w:rPr>
+              <w:t>Серверная логика и алгоритмы</w:t>
+            </w:r>
+          </w:p>
+        </w:tc>
+      </w:tr>
+      <w:tr>
+        <w:tc>
+          <w:tcPr>
+            <w:tcW w:type="dxa" w:w="3118"/>
+          </w:tcPr>
+          <w:p>
+            <w:pPr>
+              <w:spacing w:line="240" w:lineRule="auto" w:after="0"/>
+              <w:jc w:val="left"/>
+            </w:pPr>
+            <w:r>
+              <w:rPr>
+                <w:rFonts w:ascii="Times New Roman" w:hAnsi="Times New Roman" w:cs="Times New Roman" w:eastAsia="Times New Roman"/>
+                <w:b w:val="0"/>
+                <w:i w:val="0"/>
+                <w:sz w:val="24"/>
+              </w:rPr>
+              <w:t>Веб-каркас</w:t>
+            </w:r>
+          </w:p>
+        </w:tc>
+        <w:tc>
+          <w:tcPr>
+            <w:tcW w:type="dxa" w:w="3118"/>
+          </w:tcPr>
+          <w:p>
+            <w:pPr>
+              <w:spacing w:line="240" w:lineRule="auto" w:after="0"/>
+              <w:jc w:val="left"/>
+            </w:pPr>
+            <w:r>
+              <w:rPr>
+                <w:rFonts w:ascii="Times New Roman" w:hAnsi="Times New Roman" w:cs="Times New Roman" w:eastAsia="Times New Roman"/>
+                <w:b w:val="0"/>
+                <w:i w:val="0"/>
+                <w:sz w:val="24"/>
+              </w:rPr>
+              <w:t>ASP.NET Core</w:t>
+            </w:r>
+          </w:p>
+        </w:tc>
+        <w:tc>
+          <w:tcPr>
+            <w:tcW w:type="dxa" w:w="3118"/>
+          </w:tcPr>
+          <w:p>
+            <w:pPr>
+              <w:spacing w:line="240" w:lineRule="auto" w:after="0"/>
+              <w:jc w:val="left"/>
+            </w:pPr>
+            <w:r>
+              <w:rPr>
+                <w:rFonts w:ascii="Times New Roman" w:hAnsi="Times New Roman" w:cs="Times New Roman" w:eastAsia="Times New Roman"/>
+                <w:b w:val="0"/>
+                <w:i w:val="0"/>
+                <w:sz w:val="24"/>
+              </w:rPr>
+              <w:t>REST API, аутентификация, SignalR</w:t>
+            </w:r>
+          </w:p>
+        </w:tc>
+      </w:tr>
+      <w:tr>
+        <w:tc>
+          <w:tcPr>
+            <w:tcW w:type="dxa" w:w="3118"/>
+          </w:tcPr>
+          <w:p>
+            <w:pPr>
+              <w:spacing w:line="240" w:lineRule="auto" w:after="0"/>
+              <w:jc w:val="left"/>
+            </w:pPr>
+            <w:r>
+              <w:rPr>
+                <w:rFonts w:ascii="Times New Roman" w:hAnsi="Times New Roman" w:cs="Times New Roman" w:eastAsia="Times New Roman"/>
+                <w:b w:val="0"/>
+                <w:i w:val="0"/>
+                <w:sz w:val="24"/>
+              </w:rPr>
+              <w:t>Доступ к данным</w:t>
+            </w:r>
+          </w:p>
+        </w:tc>
+        <w:tc>
+          <w:tcPr>
+            <w:tcW w:type="dxa" w:w="3118"/>
+          </w:tcPr>
+          <w:p>
+            <w:pPr>
+              <w:spacing w:line="240" w:lineRule="auto" w:after="0"/>
+              <w:jc w:val="left"/>
+            </w:pPr>
+            <w:r>
+              <w:rPr>
+                <w:rFonts w:ascii="Times New Roman" w:hAnsi="Times New Roman" w:cs="Times New Roman" w:eastAsia="Times New Roman"/>
+                <w:b w:val="0"/>
+                <w:i w:val="0"/>
+                <w:sz w:val="24"/>
+              </w:rPr>
+              <w:t>Entity Framework Core</w:t>
+            </w:r>
+          </w:p>
+        </w:tc>
+        <w:tc>
+          <w:tcPr>
+            <w:tcW w:type="dxa" w:w="3118"/>
+          </w:tcPr>
+          <w:p>
+            <w:pPr>
+              <w:spacing w:line="240" w:lineRule="auto" w:after="0"/>
+              <w:jc w:val="left"/>
+            </w:pPr>
+            <w:r>
+              <w:rPr>
+                <w:rFonts w:ascii="Times New Roman" w:hAnsi="Times New Roman" w:cs="Times New Roman" w:eastAsia="Times New Roman"/>
+                <w:b w:val="0"/>
+                <w:i w:val="0"/>
+                <w:sz w:val="24"/>
+              </w:rPr>
+              <w:t>ORM, миграции схемы</w:t>
+            </w:r>
+          </w:p>
+        </w:tc>
+      </w:tr>
+      <w:tr>
+        <w:tc>
+          <w:tcPr>
+            <w:tcW w:type="dxa" w:w="3118"/>
+          </w:tcPr>
+          <w:p>
+            <w:pPr>
+              <w:spacing w:line="240" w:lineRule="auto" w:after="0"/>
+              <w:jc w:val="left"/>
+            </w:pPr>
+            <w:r>
+              <w:rPr>
+                <w:rFonts w:ascii="Times New Roman" w:hAnsi="Times New Roman" w:cs="Times New Roman" w:eastAsia="Times New Roman"/>
+                <w:b w:val="0"/>
+                <w:i w:val="0"/>
+                <w:sz w:val="24"/>
+              </w:rPr>
+              <w:t>СУБД</w:t>
+            </w:r>
+          </w:p>
+        </w:tc>
+        <w:tc>
+          <w:tcPr>
+            <w:tcW w:type="dxa" w:w="3118"/>
+          </w:tcPr>
+          <w:p>
+            <w:pPr>
+              <w:spacing w:line="240" w:lineRule="auto" w:after="0"/>
+              <w:jc w:val="left"/>
+            </w:pPr>
+            <w:r>
+              <w:rPr>
+                <w:rFonts w:ascii="Times New Roman" w:hAnsi="Times New Roman" w:cs="Times New Roman" w:eastAsia="Times New Roman"/>
+                <w:b w:val="0"/>
+                <w:i w:val="0"/>
+                <w:sz w:val="24"/>
+              </w:rPr>
+              <w:t>PostgreSQL</w:t>
+            </w:r>
+          </w:p>
+        </w:tc>
+        <w:tc>
+          <w:tcPr>
+            <w:tcW w:type="dxa" w:w="3118"/>
+          </w:tcPr>
+          <w:p>
+            <w:pPr>
+              <w:spacing w:line="240" w:lineRule="auto" w:after="0"/>
+              <w:jc w:val="left"/>
+            </w:pPr>
+            <w:r>
+              <w:rPr>
+                <w:rFonts w:ascii="Times New Roman" w:hAnsi="Times New Roman" w:cs="Times New Roman" w:eastAsia="Times New Roman"/>
+                <w:b w:val="0"/>
+                <w:i w:val="0"/>
+                <w:sz w:val="24"/>
+              </w:rPr>
+              <w:t>Хранение данных, транзакции</w:t>
+            </w:r>
+          </w:p>
+        </w:tc>
+      </w:tr>
+      <w:tr>
+        <w:tc>
+          <w:tcPr>
+            <w:tcW w:type="dxa" w:w="3118"/>
+          </w:tcPr>
+          <w:p>
+            <w:pPr>
+              <w:spacing w:line="240" w:lineRule="auto" w:after="0"/>
+              <w:jc w:val="left"/>
+            </w:pPr>
+            <w:r>
+              <w:rPr>
+                <w:rFonts w:ascii="Times New Roman" w:hAnsi="Times New Roman" w:cs="Times New Roman" w:eastAsia="Times New Roman"/>
+                <w:b w:val="0"/>
+                <w:i w:val="0"/>
+                <w:sz w:val="24"/>
+              </w:rPr>
+              <w:t>Оптимизация</w:t>
+            </w:r>
+          </w:p>
+        </w:tc>
+        <w:tc>
+          <w:tcPr>
+            <w:tcW w:type="dxa" w:w="3118"/>
+          </w:tcPr>
+          <w:p>
+            <w:pPr>
+              <w:spacing w:line="240" w:lineRule="auto" w:after="0"/>
+              <w:jc w:val="left"/>
+            </w:pPr>
+            <w:r>
+              <w:rPr>
+                <w:rFonts w:ascii="Times New Roman" w:hAnsi="Times New Roman" w:cs="Times New Roman" w:eastAsia="Times New Roman"/>
+                <w:b w:val="0"/>
+                <w:i w:val="0"/>
+                <w:sz w:val="24"/>
+              </w:rPr>
+              <w:t>Google OR-Tools (CP-SAT)</w:t>
+            </w:r>
+          </w:p>
+        </w:tc>
+        <w:tc>
+          <w:tcPr>
+            <w:tcW w:type="dxa" w:w="3118"/>
+          </w:tcPr>
+          <w:p>
+            <w:pPr>
+              <w:spacing w:line="240" w:lineRule="auto" w:after="0"/>
+              <w:jc w:val="left"/>
+            </w:pPr>
+            <w:r>
+              <w:rPr>
+                <w:rFonts w:ascii="Times New Roman" w:hAnsi="Times New Roman" w:cs="Times New Roman" w:eastAsia="Times New Roman"/>
+                <w:b w:val="0"/>
+                <w:i w:val="0"/>
+                <w:sz w:val="24"/>
+              </w:rPr>
+              <w:t>Составление расписания</w:t>
+            </w:r>
+          </w:p>
+        </w:tc>
+      </w:tr>
+      <w:tr>
+        <w:tc>
+          <w:tcPr>
+            <w:tcW w:type="dxa" w:w="3118"/>
+          </w:tcPr>
+          <w:p>
+            <w:pPr>
+              <w:spacing w:line="240" w:lineRule="auto" w:after="0"/>
+              <w:jc w:val="left"/>
+            </w:pPr>
+            <w:r>
+              <w:rPr>
+                <w:rFonts w:ascii="Times New Roman" w:hAnsi="Times New Roman" w:cs="Times New Roman" w:eastAsia="Times New Roman"/>
+                <w:b w:val="0"/>
+                <w:i w:val="0"/>
+                <w:sz w:val="24"/>
+              </w:rPr>
+              <w:t>Прикладные шаблоны</w:t>
+            </w:r>
+          </w:p>
+        </w:tc>
+        <w:tc>
+          <w:tcPr>
+            <w:tcW w:type="dxa" w:w="3118"/>
+          </w:tcPr>
+          <w:p>
+            <w:pPr>
+              <w:spacing w:line="240" w:lineRule="auto" w:after="0"/>
+              <w:jc w:val="left"/>
+            </w:pPr>
+            <w:r>
+              <w:rPr>
+                <w:rFonts w:ascii="Times New Roman" w:hAnsi="Times New Roman" w:cs="Times New Roman" w:eastAsia="Times New Roman"/>
+                <w:b w:val="0"/>
+                <w:i w:val="0"/>
+                <w:sz w:val="24"/>
+              </w:rPr>
+              <w:t>MediatR (CQRS)</w:t>
+            </w:r>
+          </w:p>
+        </w:tc>
+        <w:tc>
+          <w:tcPr>
+            <w:tcW w:type="dxa" w:w="3118"/>
+          </w:tcPr>
+          <w:p>
+            <w:pPr>
+              <w:spacing w:line="240" w:lineRule="auto" w:after="0"/>
+              <w:jc w:val="left"/>
+            </w:pPr>
+            <w:r>
+              <w:rPr>
+                <w:rFonts w:ascii="Times New Roman" w:hAnsi="Times New Roman" w:cs="Times New Roman" w:eastAsia="Times New Roman"/>
+                <w:b w:val="0"/>
+                <w:i w:val="0"/>
+                <w:sz w:val="24"/>
+              </w:rPr>
+              <w:t>Команды и запросы</w:t>
+            </w:r>
+          </w:p>
+        </w:tc>
+      </w:tr>
+      <w:tr>
+        <w:tc>
+          <w:tcPr>
+            <w:tcW w:type="dxa" w:w="3118"/>
+          </w:tcPr>
+          <w:p>
+            <w:pPr>
+              <w:spacing w:line="240" w:lineRule="auto" w:after="0"/>
+              <w:jc w:val="left"/>
+            </w:pPr>
+            <w:r>
+              <w:rPr>
+                <w:rFonts w:ascii="Times New Roman" w:hAnsi="Times New Roman" w:cs="Times New Roman" w:eastAsia="Times New Roman"/>
+                <w:b w:val="0"/>
+                <w:i w:val="0"/>
+                <w:sz w:val="24"/>
+              </w:rPr>
+              <w:t>Валидация</w:t>
+            </w:r>
+          </w:p>
+        </w:tc>
+        <w:tc>
+          <w:tcPr>
+            <w:tcW w:type="dxa" w:w="3118"/>
+          </w:tcPr>
+          <w:p>
+            <w:pPr>
+              <w:spacing w:line="240" w:lineRule="auto" w:after="0"/>
+              <w:jc w:val="left"/>
+            </w:pPr>
+            <w:r>
+              <w:rPr>
+                <w:rFonts w:ascii="Times New Roman" w:hAnsi="Times New Roman" w:cs="Times New Roman" w:eastAsia="Times New Roman"/>
+                <w:b w:val="0"/>
+                <w:i w:val="0"/>
+                <w:sz w:val="24"/>
+              </w:rPr>
+              <w:t>FluentValidation</w:t>
+            </w:r>
+          </w:p>
+        </w:tc>
+        <w:tc>
+          <w:tcPr>
+            <w:tcW w:type="dxa" w:w="3118"/>
+          </w:tcPr>
+          <w:p>
+            <w:pPr>
+              <w:spacing w:line="240" w:lineRule="auto" w:after="0"/>
+              <w:jc w:val="left"/>
+            </w:pPr>
+            <w:r>
+              <w:rPr>
+                <w:rFonts w:ascii="Times New Roman" w:hAnsi="Times New Roman" w:cs="Times New Roman" w:eastAsia="Times New Roman"/>
+                <w:b w:val="0"/>
+                <w:i w:val="0"/>
+                <w:sz w:val="24"/>
+              </w:rPr>
+              <w:t>Проверка входных данных</w:t>
+            </w:r>
+          </w:p>
+        </w:tc>
+      </w:tr>
+      <w:tr>
+        <w:tc>
+          <w:tcPr>
+            <w:tcW w:type="dxa" w:w="3118"/>
+          </w:tcPr>
+          <w:p>
+            <w:pPr>
+              <w:spacing w:line="240" w:lineRule="auto" w:after="0"/>
+              <w:jc w:val="left"/>
+            </w:pPr>
+            <w:r>
+              <w:rPr>
+                <w:rFonts w:ascii="Times New Roman" w:hAnsi="Times New Roman" w:cs="Times New Roman" w:eastAsia="Times New Roman"/>
+                <w:b w:val="0"/>
+                <w:i w:val="0"/>
+                <w:sz w:val="24"/>
+              </w:rPr>
+              <w:t>Интеграция с ММИС</w:t>
+            </w:r>
+          </w:p>
+        </w:tc>
+        <w:tc>
+          <w:tcPr>
+            <w:tcW w:type="dxa" w:w="3118"/>
+          </w:tcPr>
+          <w:p>
+            <w:pPr>
+              <w:spacing w:line="240" w:lineRule="auto" w:after="0"/>
+              <w:jc w:val="left"/>
+            </w:pPr>
+            <w:r>
+              <w:rPr>
+                <w:rFonts w:ascii="Times New Roman" w:hAnsi="Times New Roman" w:cs="Times New Roman" w:eastAsia="Times New Roman"/>
+                <w:b w:val="0"/>
+                <w:i w:val="0"/>
+                <w:sz w:val="24"/>
+              </w:rPr>
+              <w:t>Dapper, Microsoft.Data.SqlClient</w:t>
+            </w:r>
+          </w:p>
+        </w:tc>
+        <w:tc>
+          <w:tcPr>
+            <w:tcW w:type="dxa" w:w="3118"/>
+          </w:tcPr>
+          <w:p>
+            <w:pPr>
+              <w:spacing w:line="240" w:lineRule="auto" w:after="0"/>
+              <w:jc w:val="left"/>
+            </w:pPr>
+            <w:r>
+              <w:rPr>
+                <w:rFonts w:ascii="Times New Roman" w:hAnsi="Times New Roman" w:cs="Times New Roman" w:eastAsia="Times New Roman"/>
+                <w:b w:val="0"/>
+                <w:i w:val="0"/>
+                <w:sz w:val="24"/>
+              </w:rPr>
+              <w:t>Чтение из MS SQL</w:t>
+            </w:r>
+          </w:p>
+        </w:tc>
+      </w:tr>
+      <w:tr>
+        <w:tc>
+          <w:tcPr>
+            <w:tcW w:type="dxa" w:w="3118"/>
+          </w:tcPr>
+          <w:p>
+            <w:pPr>
+              <w:spacing w:line="240" w:lineRule="auto" w:after="0"/>
+              <w:jc w:val="left"/>
+            </w:pPr>
+            <w:r>
+              <w:rPr>
+                <w:rFonts w:ascii="Times New Roman" w:hAnsi="Times New Roman" w:cs="Times New Roman" w:eastAsia="Times New Roman"/>
+                <w:b w:val="0"/>
+                <w:i w:val="0"/>
+                <w:sz w:val="24"/>
+              </w:rPr>
+              <w:t>Аутентификация</w:t>
+            </w:r>
+          </w:p>
+        </w:tc>
+        <w:tc>
+          <w:tcPr>
+            <w:tcW w:type="dxa" w:w="3118"/>
+          </w:tcPr>
+          <w:p>
+            <w:pPr>
+              <w:spacing w:line="240" w:lineRule="auto" w:after="0"/>
+              <w:jc w:val="left"/>
+            </w:pPr>
+            <w:r>
+              <w:rPr>
+                <w:rFonts w:ascii="Times New Roman" w:hAnsi="Times New Roman" w:cs="Times New Roman" w:eastAsia="Times New Roman"/>
+                <w:b w:val="0"/>
+                <w:i w:val="0"/>
+                <w:sz w:val="24"/>
+              </w:rPr>
+              <w:t>LDAP, JWT</w:t>
+            </w:r>
+          </w:p>
+        </w:tc>
+        <w:tc>
+          <w:tcPr>
+            <w:tcW w:type="dxa" w:w="3118"/>
+          </w:tcPr>
+          <w:p>
+            <w:pPr>
+              <w:spacing w:line="240" w:lineRule="auto" w:after="0"/>
+              <w:jc w:val="left"/>
+            </w:pPr>
+            <w:r>
+              <w:rPr>
+                <w:rFonts w:ascii="Times New Roman" w:hAnsi="Times New Roman" w:cs="Times New Roman" w:eastAsia="Times New Roman"/>
+                <w:b w:val="0"/>
+                <w:i w:val="0"/>
+                <w:sz w:val="24"/>
+              </w:rPr>
+              <w:t>Доменные учётные записи, токены</w:t>
+            </w:r>
+          </w:p>
+        </w:tc>
+      </w:tr>
+    </w:tbl>
+    <w:p>
+      <w:pPr>
+        <w:spacing w:line="360" w:lineRule="auto" w:after="0"/>
+        <w:ind w:firstLine="709"/>
+        <w:jc w:val="both"/>
+      </w:pPr>
+      <w:r>
+        <w:rPr>
+          <w:rFonts w:ascii="Times New Roman" w:hAnsi="Times New Roman" w:cs="Times New Roman" w:eastAsia="Times New Roman"/>
+          <w:b w:val="0"/>
+          <w:i w:val="0"/>
+          <w:sz w:val="28"/>
+        </w:rPr>
+        <w:t>Перечисленные средства представляют собой согласованный набор зрелых технологий с открытым исходным кодом и активной поддержкой, что обеспечивает долговременную сопровождаемость разрабатываемой системы.</w:t>
+      </w:r>
+    </w:p>
+    <w:p>
+      <w:pPr>
+        <w:spacing w:line="360" w:lineRule="auto" w:before="120" w:after="0"/>
+        <w:ind w:firstLine="709"/>
+        <w:jc w:val="left"/>
+      </w:pPr>
+      <w:r>
+        <w:rPr>
+          <w:rFonts w:ascii="Times New Roman" w:hAnsi="Times New Roman" w:cs="Times New Roman" w:eastAsia="Times New Roman"/>
+          <w:b/>
+          <w:i w:val="0"/>
+          <w:sz w:val="28"/>
+        </w:rPr>
+        <w:t>2.3 Архитектура серверной части</w:t>
+      </w:r>
+    </w:p>
+    <w:p>
+      <w:pPr>
+        <w:spacing w:line="360" w:lineRule="auto" w:after="0"/>
+        <w:ind w:firstLine="709"/>
+        <w:jc w:val="both"/>
+      </w:pPr>
+      <w:r>
+        <w:rPr>
+          <w:rFonts w:ascii="Times New Roman" w:hAnsi="Times New Roman" w:cs="Times New Roman" w:eastAsia="Times New Roman"/>
+          <w:b w:val="0"/>
+          <w:i w:val="0"/>
+          <w:sz w:val="28"/>
+        </w:rPr>
+        <w:t>Серверная часть построена по принципам чистой архитектуры (Clean Architecture), предложенной Р. Мартином, и предметно-ориентированного проектирования [23, 24]. Приложение разделено на четыре слоя: предметной области (Domain), приложения (Application), инфраструктуры (Infrastructure) и представления (API). Ключевой принцип такого деления — правило зависимостей: исходный код внешних слоёв может зависеть от внутренних, но не наоборот. В центре находится слой предметной области, не зависящий ни от каких внешних технологий. Схема слоёв и направление зависимостей приведены на рисунке 2.1.</w:t>
+      </w:r>
+    </w:p>
+    <w:p>
+      <w:pPr>
+        <w:spacing w:line="240" w:lineRule="auto" w:before="120"/>
+        <w:jc w:val="center"/>
+      </w:pPr>
+      <w:r>
+        <w:drawing>
+          <wp:inline xmlns:a="http://schemas.openxmlformats.org/drawingml/2006/main" xmlns:pic="http://schemas.openxmlformats.org/drawingml/2006/picture">
+            <wp:extent cx="4297680" cy="4053235"/>
+            <wp:docPr id="36" name="Picture 36"/>
+            <wp:cNvGraphicFramePr>
+              <a:graphicFrameLocks noChangeAspect="1"/>
+            </wp:cNvGraphicFramePr>
+            <a:graphic>
+              <a:graphicData uri="http://schemas.openxmlformats.org/drawingml/2006/picture">
+                <pic:pic>
+                  <pic:nvPicPr>
+                    <pic:cNvPr id="0" name="arch_layers.png"/>
+                    <pic:cNvPicPr/>
+                  </pic:nvPicPr>
+                  <pic:blipFill>
+                    <a:blip r:embed="rId16"/>
+                    <a:stretch>
+                      <a:fillRect/>
+                    </a:stretch>
+                  </pic:blipFill>
+                  <pic:spPr>
+                    <a:xfrm>
+                      <a:off x="0" y="0"/>
+                      <a:ext cx="4297680" cy="4053235"/>
+                    </a:xfrm>
+                    <a:prstGeom prst="rect"/>
+                  </pic:spPr>
+                </pic:pic>
+              </a:graphicData>
+            </a:graphic>
+          </wp:inline>
+        </w:drawing>
+      </w:r>
+    </w:p>
+    <w:p>
+      <w:pPr>
+        <w:spacing w:line="240" w:lineRule="auto" w:after="120"/>
+        <w:jc w:val="center"/>
+      </w:pPr>
+      <w:r>
+        <w:rPr>
+          <w:rFonts w:ascii="Times New Roman" w:hAnsi="Times New Roman" w:cs="Times New Roman" w:eastAsia="Times New Roman"/>
+          <w:b w:val="0"/>
+          <w:i w:val="0"/>
+          <w:sz w:val="24"/>
+        </w:rPr>
+        <w:t>Рисунок 2.1 — Многоуровневая архитектура серверной части</w:t>
+      </w:r>
+    </w:p>
+    <w:p>
+      <w:pPr>
+        <w:spacing w:line="360" w:lineRule="auto" w:after="0"/>
+        <w:ind w:firstLine="709"/>
+        <w:jc w:val="both"/>
+      </w:pPr>
+      <w:r>
+        <w:rPr>
+          <w:rFonts w:ascii="Times New Roman" w:hAnsi="Times New Roman" w:cs="Times New Roman" w:eastAsia="Times New Roman"/>
+          <w:b w:val="0"/>
+          <w:i w:val="0"/>
+          <w:sz w:val="28"/>
+        </w:rPr>
+        <w:t>Слой предметной области содержит сущности, перечисления и бизнес-правила, выраженные в виде инвариантов. Сущности спроектированы с инкапсуляцией: их состояние изменяется только через фабричные методы и методы поведения, что гарантирует целостность данных независимо от способа их использования. Слой приложения реализует сценарии использования в виде команд и запросов (CQRS) и содержит алгоритмическое ядро составления расписания, а также объявляет контракты-интерфейсы к инфраструктуре. Слой инфраструктуры реализует эти контракты: доступ к базе данных через Entity Framework Core, интеграцию с ММИС, аутентификацию и фоновые службы. Слой представления — это веб-интерфейс программирования приложений (REST API) и хаб уведомлений реального времени. Благодаря инверсии зависимостей конкретные технологии хранения и интеграции подключаются на внешнем слое и могут быть заменены без изменения предметной логики, что напрямую обеспечивает требования расширяемости и тестируемости.</w:t>
+      </w:r>
+    </w:p>
+    <w:p>
+      <w:pPr>
+        <w:spacing w:line="360" w:lineRule="auto" w:after="0"/>
+        <w:ind w:firstLine="709"/>
+        <w:jc w:val="both"/>
+      </w:pPr>
+      <w:r>
+        <w:rPr>
+          <w:rFonts w:ascii="Times New Roman" w:hAnsi="Times New Roman" w:cs="Times New Roman" w:eastAsia="Times New Roman"/>
+          <w:b w:val="0"/>
+          <w:i w:val="0"/>
+          <w:sz w:val="28"/>
+        </w:rPr>
+        <w:t>Разделение операций на команды (изменяющие состояние) и запросы (только читающие данные) по шаблону CQRS реализовано посредником MediatR: каждый сценарий оформлен отдельным обработчиком, а сквозная логика — например, валидация входных данных — вынесена в конвейерное поведение, выполняющееся перед каждым обработчиком. Такое разделение упрощает развитие системы и тестирование отдельных сценариев.</w:t>
+      </w:r>
+    </w:p>
+    <w:p>
+      <w:pPr>
+        <w:spacing w:line="360" w:lineRule="auto" w:before="120" w:after="0"/>
+        <w:ind w:firstLine="709"/>
+        <w:jc w:val="left"/>
+      </w:pPr>
+      <w:r>
+        <w:rPr>
+          <w:rFonts w:ascii="Times New Roman" w:hAnsi="Times New Roman" w:cs="Times New Roman" w:eastAsia="Times New Roman"/>
+          <w:b/>
+          <w:i w:val="0"/>
+          <w:sz w:val="28"/>
+        </w:rPr>
+        <w:t>2.4 Проектирование базы данных</w:t>
+      </w:r>
+    </w:p>
+    <w:p>
+      <w:pPr>
+        <w:spacing w:line="360" w:lineRule="auto" w:after="0"/>
+        <w:ind w:firstLine="709"/>
+        <w:jc w:val="both"/>
+      </w:pPr>
+      <w:r>
+        <w:rPr>
+          <w:rFonts w:ascii="Times New Roman" w:hAnsi="Times New Roman" w:cs="Times New Roman" w:eastAsia="Times New Roman"/>
+          <w:b w:val="0"/>
+          <w:i w:val="0"/>
+          <w:sz w:val="28"/>
+        </w:rPr>
+        <w:t>Модель базы данных охватывает три предметные группы: структуру университета и аудиторный фонд, учебную нагрузку с календарём и собственно расписание с ограничениями. Проектирование выполнено в третьей нормальной форме, целостность данных обеспечивается первичными и внешними ключами. Логическая модель данных приведена на рисунке 2.2.</w:t>
+      </w:r>
+    </w:p>
+    <w:p>
+      <w:pPr>
+        <w:spacing w:line="240" w:lineRule="auto" w:before="120"/>
+        <w:jc w:val="center"/>
+      </w:pPr>
+      <w:r>
+        <w:drawing>
+          <wp:inline xmlns:a="http://schemas.openxmlformats.org/drawingml/2006/main" xmlns:pic="http://schemas.openxmlformats.org/drawingml/2006/picture">
+            <wp:extent cx="4937760" cy="5276555"/>
+            <wp:docPr id="37" name="Picture 37"/>
+            <wp:cNvGraphicFramePr>
+              <a:graphicFrameLocks noChangeAspect="1"/>
+            </wp:cNvGraphicFramePr>
+            <a:graphic>
+              <a:graphicData uri="http://schemas.openxmlformats.org/drawingml/2006/picture">
+                <pic:pic>
+                  <pic:nvPicPr>
+                    <pic:cNvPr id="0" name="er_schema.png"/>
+                    <pic:cNvPicPr/>
+                  </pic:nvPicPr>
+                  <pic:blipFill>
+                    <a:blip r:embed="rId17"/>
+                    <a:stretch>
+                      <a:fillRect/>
+                    </a:stretch>
+                  </pic:blipFill>
+                  <pic:spPr>
+                    <a:xfrm>
+                      <a:off x="0" y="0"/>
+                      <a:ext cx="4937760" cy="5276555"/>
+                    </a:xfrm>
+                    <a:prstGeom prst="rect"/>
+                  </pic:spPr>
+                </pic:pic>
+              </a:graphicData>
+            </a:graphic>
+          </wp:inline>
+        </w:drawing>
+      </w:r>
+    </w:p>
+    <w:p>
+      <w:pPr>
+        <w:spacing w:line="240" w:lineRule="auto" w:after="120"/>
+        <w:jc w:val="center"/>
+      </w:pPr>
+      <w:r>
+        <w:rPr>
+          <w:rFonts w:ascii="Times New Roman" w:hAnsi="Times New Roman" w:cs="Times New Roman" w:eastAsia="Times New Roman"/>
+          <w:b w:val="0"/>
+          <w:i w:val="0"/>
+          <w:sz w:val="24"/>
+        </w:rPr>
+        <w:t>Рисунок 2.2 — Логическая модель базы данных</w:t>
+      </w:r>
+    </w:p>
+    <w:p>
+      <w:pPr>
+        <w:spacing w:line="360" w:lineRule="auto" w:after="0"/>
+        <w:ind w:firstLine="709"/>
+        <w:jc w:val="both"/>
+      </w:pPr>
+      <w:r>
+        <w:rPr>
+          <w:rFonts w:ascii="Times New Roman" w:hAnsi="Times New Roman" w:cs="Times New Roman" w:eastAsia="Times New Roman"/>
+          <w:b w:val="0"/>
+          <w:i w:val="0"/>
+          <w:sz w:val="28"/>
+        </w:rPr>
+        <w:t>Структуру университета описывают сущности института (Institute), кафедры (Department), преподавателя (Teacher), а также ступени образования (Degree), курса (Course) и учебной группы (Group). Группа может иметь родительскую группу, что позволяет моделировать деление на подгруппы для лабораторных занятий. Аудиторный фонд представлен корпусами (Building), аудиториями (Classroom) с указанием вместимости и оборудованием (Equipment); связь аудитории и оборудования реализована таблицей EquipmentRoom (многие-ко-многим).</w:t>
+      </w:r>
+    </w:p>
+    <w:p>
+      <w:pPr>
+        <w:spacing w:line="360" w:lineRule="auto" w:after="0"/>
+        <w:ind w:firstLine="709"/>
+        <w:jc w:val="both"/>
+      </w:pPr>
+      <w:r>
+        <w:rPr>
+          <w:rFonts w:ascii="Times New Roman" w:hAnsi="Times New Roman" w:cs="Times New Roman" w:eastAsia="Times New Roman"/>
+          <w:b w:val="0"/>
+          <w:i w:val="0"/>
+          <w:sz w:val="28"/>
+        </w:rPr>
+        <w:t>Учебная нагрузка опирается на сущность учебного плана (Curriculum), связывающую преподавателя, дисциплину (Subject), учебный поток (AcademicStream) и тип занятия, а также хранящую по-нагрузочные признаки: возможность параллельного проведения, необходимость двойной пары и предпочтительный корпус. Объём нагрузки задаётся на уровне семестра (SemesterWorkload) и недели (WeekWorkload). Календарь образуют семестр (Semester), недели (Week) с типом чередования и учебные дни (WeekDay) с временными слотами (TimeSlot). Расписание представлено сущностью занятия (Lesson), связывающей учебный поток, аудиторию, временной слот и учебный план; поток объединяет группы через таблицу StreamGroups. Ограничения доступности преподавателей и аудиторий (TeacherAvailability, ClassroomAvailability), необходимое оборудование (NeededEquipment) и веса мягких ограничений (ConstraintConfig) вынесены в отдельные сущности. Назначение ключевых сущностей приведено в таблице 2.2.</w:t>
+      </w:r>
+    </w:p>
+    <w:p>
+      <w:pPr>
+        <w:spacing w:line="240" w:lineRule="auto" w:before="120"/>
+        <w:jc w:val="right"/>
+      </w:pPr>
+      <w:r>
+        <w:rPr>
+          <w:rFonts w:ascii="Times New Roman" w:hAnsi="Times New Roman" w:cs="Times New Roman" w:eastAsia="Times New Roman"/>
+          <w:b w:val="0"/>
+          <w:i w:val="0"/>
+          <w:sz w:val="24"/>
+        </w:rPr>
+        <w:t>Таблица 2.2 — Ключевые сущности базы данных</w:t>
+      </w:r>
+    </w:p>
+    <w:tbl>
+      <w:tblPr>
+        <w:tblW w:type="auto" w:w="0"/>
+        <w:jc w:val="center"/>
+        <w:tblLook w:firstColumn="1" w:firstRow="1" w:lastColumn="0" w:lastRow="0" w:noHBand="0" w:noVBand="1" w:val="04A0"/>
+        <w:tblBorders>
+          <w:top w:val="single" w:sz="4" w:space="0" w:color="000000"/>
+          <w:left w:val="single" w:sz="4" w:space="0" w:color="000000"/>
+          <w:bottom w:val="single" w:sz="4" w:space="0" w:color="000000"/>
+          <w:right w:val="single" w:sz="4" w:space="0" w:color="000000"/>
+          <w:insideH w:val="single" w:sz="4" w:space="0" w:color="000000"/>
+          <w:insideV w:val="single" w:sz="4" w:space="0" w:color="000000"/>
+        </w:tblBorders>
+      </w:tblPr>
+      <w:tblGrid>
+        <w:gridCol w:w="4677"/>
+        <w:gridCol w:w="4677"/>
+      </w:tblGrid>
+      <w:tr>
+        <w:tc>
+          <w:tcPr>
+            <w:tcW w:type="dxa" w:w="3456"/>
+            <w:shd w:val="clear" w:color="auto" w:fill="1e4b8f"/>
+          </w:tcPr>
+          <w:p>
+            <w:pPr>
+              <w:spacing w:line="240" w:lineRule="auto" w:after="0"/>
+              <w:jc w:val="center"/>
+            </w:pPr>
+            <w:r>
+              <w:rPr>
+                <w:rFonts w:ascii="Times New Roman" w:hAnsi="Times New Roman" w:cs="Times New Roman" w:eastAsia="Times New Roman"/>
+                <w:b/>
+                <w:i w:val="0"/>
+                <w:color w:val="FFFFFF"/>
+                <w:sz w:val="24"/>
+              </w:rPr>
+              <w:t>Сущность</w:t>
+            </w:r>
+          </w:p>
+        </w:tc>
+        <w:tc>
+          <w:tcPr>
+            <w:tcW w:type="dxa" w:w="5760"/>
+            <w:shd w:val="clear" w:color="auto" w:fill="1e4b8f"/>
+          </w:tcPr>
+          <w:p>
+            <w:pPr>
+              <w:spacing w:line="240" w:lineRule="auto" w:after="0"/>
+              <w:jc w:val="center"/>
+            </w:pPr>
+            <w:r>
+              <w:rPr>
+                <w:rFonts w:ascii="Times New Roman" w:hAnsi="Times New Roman" w:cs="Times New Roman" w:eastAsia="Times New Roman"/>
+                <w:b/>
+                <w:i w:val="0"/>
+                <w:color w:val="FFFFFF"/>
+                <w:sz w:val="24"/>
+              </w:rPr>
+              <w:t>Назначение</w:t>
+            </w:r>
+          </w:p>
+        </w:tc>
+      </w:tr>
+      <w:tr>
+        <w:tc>
+          <w:tcPr>
+            <w:tcW w:type="dxa" w:w="3456"/>
+          </w:tcPr>
+          <w:p>
+            <w:pPr>
+              <w:spacing w:line="240" w:lineRule="auto" w:after="0"/>
+              <w:jc w:val="left"/>
+            </w:pPr>
+            <w:r>
+              <w:rPr>
+                <w:rFonts w:ascii="Times New Roman" w:hAnsi="Times New Roman" w:cs="Times New Roman" w:eastAsia="Times New Roman"/>
+                <w:b w:val="0"/>
+                <w:i w:val="0"/>
+                <w:sz w:val="24"/>
+              </w:rPr>
+              <w:t>Institute, Department, Teacher</w:t>
+            </w:r>
+          </w:p>
+        </w:tc>
+        <w:tc>
+          <w:tcPr>
+            <w:tcW w:type="dxa" w:w="5760"/>
+          </w:tcPr>
+          <w:p>
+            <w:pPr>
+              <w:spacing w:line="240" w:lineRule="auto" w:after="0"/>
+              <w:jc w:val="left"/>
+            </w:pPr>
+            <w:r>
+              <w:rPr>
+                <w:rFonts w:ascii="Times New Roman" w:hAnsi="Times New Roman" w:cs="Times New Roman" w:eastAsia="Times New Roman"/>
+                <w:b w:val="0"/>
+                <w:i w:val="0"/>
+                <w:sz w:val="24"/>
+              </w:rPr>
+              <w:t>Организационная структура и преподаватели</w:t>
+            </w:r>
+          </w:p>
+        </w:tc>
+      </w:tr>
+      <w:tr>
+        <w:tc>
+          <w:tcPr>
+            <w:tcW w:type="dxa" w:w="3456"/>
+          </w:tcPr>
+          <w:p>
+            <w:pPr>
+              <w:spacing w:line="240" w:lineRule="auto" w:after="0"/>
+              <w:jc w:val="left"/>
+            </w:pPr>
+            <w:r>
+              <w:rPr>
+                <w:rFonts w:ascii="Times New Roman" w:hAnsi="Times New Roman" w:cs="Times New Roman" w:eastAsia="Times New Roman"/>
+                <w:b w:val="0"/>
+                <w:i w:val="0"/>
+                <w:sz w:val="24"/>
+              </w:rPr>
+              <w:t>Degree, Course, Group</w:t>
+            </w:r>
+          </w:p>
+        </w:tc>
+        <w:tc>
+          <w:tcPr>
+            <w:tcW w:type="dxa" w:w="5760"/>
+          </w:tcPr>
+          <w:p>
+            <w:pPr>
+              <w:spacing w:line="240" w:lineRule="auto" w:after="0"/>
+              <w:jc w:val="left"/>
+            </w:pPr>
+            <w:r>
+              <w:rPr>
+                <w:rFonts w:ascii="Times New Roman" w:hAnsi="Times New Roman" w:cs="Times New Roman" w:eastAsia="Times New Roman"/>
+                <w:b w:val="0"/>
+                <w:i w:val="0"/>
+                <w:sz w:val="24"/>
+              </w:rPr>
+              <w:t>Студенческие группы и их иерархия</w:t>
+            </w:r>
+          </w:p>
+        </w:tc>
+      </w:tr>
+      <w:tr>
+        <w:tc>
+          <w:tcPr>
+            <w:tcW w:type="dxa" w:w="3456"/>
+          </w:tcPr>
+          <w:p>
+            <w:pPr>
+              <w:spacing w:line="240" w:lineRule="auto" w:after="0"/>
+              <w:jc w:val="left"/>
+            </w:pPr>
+            <w:r>
+              <w:rPr>
+                <w:rFonts w:ascii="Times New Roman" w:hAnsi="Times New Roman" w:cs="Times New Roman" w:eastAsia="Times New Roman"/>
+                <w:b w:val="0"/>
+                <w:i w:val="0"/>
+                <w:sz w:val="24"/>
+              </w:rPr>
+              <w:t>Building, Classroom, Equipment</w:t>
+            </w:r>
+          </w:p>
+        </w:tc>
+        <w:tc>
+          <w:tcPr>
+            <w:tcW w:type="dxa" w:w="5760"/>
+          </w:tcPr>
+          <w:p>
+            <w:pPr>
+              <w:spacing w:line="240" w:lineRule="auto" w:after="0"/>
+              <w:jc w:val="left"/>
+            </w:pPr>
+            <w:r>
+              <w:rPr>
+                <w:rFonts w:ascii="Times New Roman" w:hAnsi="Times New Roman" w:cs="Times New Roman" w:eastAsia="Times New Roman"/>
+                <w:b w:val="0"/>
+                <w:i w:val="0"/>
+                <w:sz w:val="24"/>
+              </w:rPr>
+              <w:t>Аудиторный фонд и оснащение</w:t>
+            </w:r>
+          </w:p>
+        </w:tc>
+      </w:tr>
+      <w:tr>
+        <w:tc>
+          <w:tcPr>
+            <w:tcW w:type="dxa" w:w="3456"/>
+          </w:tcPr>
+          <w:p>
+            <w:pPr>
+              <w:spacing w:line="240" w:lineRule="auto" w:after="0"/>
+              <w:jc w:val="left"/>
+            </w:pPr>
+            <w:r>
+              <w:rPr>
+                <w:rFonts w:ascii="Times New Roman" w:hAnsi="Times New Roman" w:cs="Times New Roman" w:eastAsia="Times New Roman"/>
+                <w:b w:val="0"/>
+                <w:i w:val="0"/>
+                <w:sz w:val="24"/>
+              </w:rPr>
+              <w:t>Subject, Curriculum</w:t>
+            </w:r>
+          </w:p>
+        </w:tc>
+        <w:tc>
+          <w:tcPr>
+            <w:tcW w:type="dxa" w:w="5760"/>
+          </w:tcPr>
+          <w:p>
+            <w:pPr>
+              <w:spacing w:line="240" w:lineRule="auto" w:after="0"/>
+              <w:jc w:val="left"/>
+            </w:pPr>
+            <w:r>
+              <w:rPr>
+                <w:rFonts w:ascii="Times New Roman" w:hAnsi="Times New Roman" w:cs="Times New Roman" w:eastAsia="Times New Roman"/>
+                <w:b w:val="0"/>
+                <w:i w:val="0"/>
+                <w:sz w:val="24"/>
+              </w:rPr>
+              <w:t>Дисциплины и учебные планы</w:t>
+            </w:r>
+          </w:p>
+        </w:tc>
+      </w:tr>
+      <w:tr>
+        <w:tc>
+          <w:tcPr>
+            <w:tcW w:type="dxa" w:w="3456"/>
+          </w:tcPr>
+          <w:p>
+            <w:pPr>
+              <w:spacing w:line="240" w:lineRule="auto" w:after="0"/>
+              <w:jc w:val="left"/>
+            </w:pPr>
+            <w:r>
+              <w:rPr>
+                <w:rFonts w:ascii="Times New Roman" w:hAnsi="Times New Roman" w:cs="Times New Roman" w:eastAsia="Times New Roman"/>
+                <w:b w:val="0"/>
+                <w:i w:val="0"/>
+                <w:sz w:val="24"/>
+              </w:rPr>
+              <w:t>SemesterWorkload, WeekWorkload</w:t>
+            </w:r>
+          </w:p>
+        </w:tc>
+        <w:tc>
+          <w:tcPr>
+            <w:tcW w:type="dxa" w:w="5760"/>
+          </w:tcPr>
+          <w:p>
+            <w:pPr>
+              <w:spacing w:line="240" w:lineRule="auto" w:after="0"/>
+              <w:jc w:val="left"/>
+            </w:pPr>
+            <w:r>
+              <w:rPr>
+                <w:rFonts w:ascii="Times New Roman" w:hAnsi="Times New Roman" w:cs="Times New Roman" w:eastAsia="Times New Roman"/>
+                <w:b w:val="0"/>
+                <w:i w:val="0"/>
+                <w:sz w:val="24"/>
+              </w:rPr>
+              <w:t>Объём учебной нагрузки</w:t>
+            </w:r>
+          </w:p>
+        </w:tc>
+      </w:tr>
+      <w:tr>
+        <w:tc>
+          <w:tcPr>
+            <w:tcW w:type="dxa" w:w="3456"/>
+          </w:tcPr>
+          <w:p>
+            <w:pPr>
+              <w:spacing w:line="240" w:lineRule="auto" w:after="0"/>
+              <w:jc w:val="left"/>
+            </w:pPr>
+            <w:r>
+              <w:rPr>
+                <w:rFonts w:ascii="Times New Roman" w:hAnsi="Times New Roman" w:cs="Times New Roman" w:eastAsia="Times New Roman"/>
+                <w:b w:val="0"/>
+                <w:i w:val="0"/>
+                <w:sz w:val="24"/>
+              </w:rPr>
+              <w:t>Semester, Week, WeekDay, TimeSlot</w:t>
+            </w:r>
+          </w:p>
+        </w:tc>
+        <w:tc>
+          <w:tcPr>
+            <w:tcW w:type="dxa" w:w="5760"/>
+          </w:tcPr>
+          <w:p>
+            <w:pPr>
+              <w:spacing w:line="240" w:lineRule="auto" w:after="0"/>
+              <w:jc w:val="left"/>
+            </w:pPr>
+            <w:r>
+              <w:rPr>
+                <w:rFonts w:ascii="Times New Roman" w:hAnsi="Times New Roman" w:cs="Times New Roman" w:eastAsia="Times New Roman"/>
+                <w:b w:val="0"/>
+                <w:i w:val="0"/>
+                <w:sz w:val="24"/>
+              </w:rPr>
+              <w:t>Календарь и временные слоты</w:t>
+            </w:r>
+          </w:p>
+        </w:tc>
+      </w:tr>
+      <w:tr>
+        <w:tc>
+          <w:tcPr>
+            <w:tcW w:type="dxa" w:w="3456"/>
+          </w:tcPr>
+          <w:p>
+            <w:pPr>
+              <w:spacing w:line="240" w:lineRule="auto" w:after="0"/>
+              <w:jc w:val="left"/>
+            </w:pPr>
+            <w:r>
+              <w:rPr>
+                <w:rFonts w:ascii="Times New Roman" w:hAnsi="Times New Roman" w:cs="Times New Roman" w:eastAsia="Times New Roman"/>
+                <w:b w:val="0"/>
+                <w:i w:val="0"/>
+                <w:sz w:val="24"/>
+              </w:rPr>
+              <w:t>AcademicStream, StreamGroups, Lesson</w:t>
+            </w:r>
+          </w:p>
+        </w:tc>
+        <w:tc>
+          <w:tcPr>
+            <w:tcW w:type="dxa" w:w="5760"/>
+          </w:tcPr>
+          <w:p>
+            <w:pPr>
+              <w:spacing w:line="240" w:lineRule="auto" w:after="0"/>
+              <w:jc w:val="left"/>
+            </w:pPr>
+            <w:r>
+              <w:rPr>
+                <w:rFonts w:ascii="Times New Roman" w:hAnsi="Times New Roman" w:cs="Times New Roman" w:eastAsia="Times New Roman"/>
+                <w:b w:val="0"/>
+                <w:i w:val="0"/>
+                <w:sz w:val="24"/>
+              </w:rPr>
+              <w:t>Потоки и занятия расписания</w:t>
+            </w:r>
+          </w:p>
+        </w:tc>
+      </w:tr>
+      <w:tr>
+        <w:tc>
+          <w:tcPr>
+            <w:tcW w:type="dxa" w:w="3456"/>
+          </w:tcPr>
+          <w:p>
+            <w:pPr>
+              <w:spacing w:line="240" w:lineRule="auto" w:after="0"/>
+              <w:jc w:val="left"/>
+            </w:pPr>
+            <w:r>
+              <w:rPr>
+                <w:rFonts w:ascii="Times New Roman" w:hAnsi="Times New Roman" w:cs="Times New Roman" w:eastAsia="Times New Roman"/>
+                <w:b w:val="0"/>
+                <w:i w:val="0"/>
+                <w:sz w:val="24"/>
+              </w:rPr>
+              <w:t>TeacherAvailability, ClassroomAvailability</w:t>
+            </w:r>
+          </w:p>
+        </w:tc>
+        <w:tc>
+          <w:tcPr>
+            <w:tcW w:type="dxa" w:w="5760"/>
+          </w:tcPr>
+          <w:p>
+            <w:pPr>
+              <w:spacing w:line="240" w:lineRule="auto" w:after="0"/>
+              <w:jc w:val="left"/>
+            </w:pPr>
+            <w:r>
+              <w:rPr>
+                <w:rFonts w:ascii="Times New Roman" w:hAnsi="Times New Roman" w:cs="Times New Roman" w:eastAsia="Times New Roman"/>
+                <w:b w:val="0"/>
+                <w:i w:val="0"/>
+                <w:sz w:val="24"/>
+              </w:rPr>
+              <w:t>Ограничения доступности по слотам</w:t>
+            </w:r>
+          </w:p>
+        </w:tc>
+      </w:tr>
+      <w:tr>
+        <w:tc>
+          <w:tcPr>
+            <w:tcW w:type="dxa" w:w="3456"/>
+          </w:tcPr>
+          <w:p>
+            <w:pPr>
+              <w:spacing w:line="240" w:lineRule="auto" w:after="0"/>
+              <w:jc w:val="left"/>
+            </w:pPr>
+            <w:r>
+              <w:rPr>
+                <w:rFonts w:ascii="Times New Roman" w:hAnsi="Times New Roman" w:cs="Times New Roman" w:eastAsia="Times New Roman"/>
+                <w:b w:val="0"/>
+                <w:i w:val="0"/>
+                <w:sz w:val="24"/>
+              </w:rPr>
+              <w:t>SemesterLog, WeekLog</w:t>
+            </w:r>
+          </w:p>
+        </w:tc>
+        <w:tc>
+          <w:tcPr>
+            <w:tcW w:type="dxa" w:w="5760"/>
+          </w:tcPr>
+          <w:p>
+            <w:pPr>
+              <w:spacing w:line="240" w:lineRule="auto" w:after="0"/>
+              <w:jc w:val="left"/>
+            </w:pPr>
+            <w:r>
+              <w:rPr>
+                <w:rFonts w:ascii="Times New Roman" w:hAnsi="Times New Roman" w:cs="Times New Roman" w:eastAsia="Times New Roman"/>
+                <w:b w:val="0"/>
+                <w:i w:val="0"/>
+                <w:sz w:val="24"/>
+              </w:rPr>
+              <w:t>Журнал изменений учебной нагрузки</w:t>
+            </w:r>
+          </w:p>
+        </w:tc>
+      </w:tr>
+      <w:tr>
+        <w:tc>
+          <w:tcPr>
+            <w:tcW w:type="dxa" w:w="3456"/>
+          </w:tcPr>
+          <w:p>
+            <w:pPr>
+              <w:spacing w:line="240" w:lineRule="auto" w:after="0"/>
+              <w:jc w:val="left"/>
+            </w:pPr>
+            <w:r>
+              <w:rPr>
+                <w:rFonts w:ascii="Times New Roman" w:hAnsi="Times New Roman" w:cs="Times New Roman" w:eastAsia="Times New Roman"/>
+                <w:b w:val="0"/>
+                <w:i w:val="0"/>
+                <w:sz w:val="24"/>
+              </w:rPr>
+              <w:t>ConstraintConfig</w:t>
+            </w:r>
+          </w:p>
+        </w:tc>
+        <w:tc>
+          <w:tcPr>
+            <w:tcW w:type="dxa" w:w="5760"/>
+          </w:tcPr>
+          <w:p>
+            <w:pPr>
+              <w:spacing w:line="240" w:lineRule="auto" w:after="0"/>
+              <w:jc w:val="left"/>
+            </w:pPr>
+            <w:r>
+              <w:rPr>
+                <w:rFonts w:ascii="Times New Roman" w:hAnsi="Times New Roman" w:cs="Times New Roman" w:eastAsia="Times New Roman"/>
+                <w:b w:val="0"/>
+                <w:i w:val="0"/>
+                <w:sz w:val="24"/>
+              </w:rPr>
+              <w:t>Веса мягких ограничений</w:t>
+            </w:r>
+          </w:p>
+        </w:tc>
+      </w:tr>
+    </w:tbl>
+    <w:p>
+      <w:pPr>
+        <w:spacing w:line="360" w:lineRule="auto" w:after="0"/>
+        <w:ind w:firstLine="709"/>
+        <w:jc w:val="both"/>
+      </w:pPr>
+      <w:r>
+        <w:rPr>
+          <w:rFonts w:ascii="Times New Roman" w:hAnsi="Times New Roman" w:cs="Times New Roman" w:eastAsia="Times New Roman"/>
+          <w:b w:val="0"/>
+          <w:i w:val="0"/>
+          <w:sz w:val="28"/>
+        </w:rPr>
+        <w:t>Сопоставление доменных классов с таблицами выполняется конфигурациями Entity Framework Core, а эволюция схемы фиксируется миграциями, что обеспечивает версионируемость структуры базы данных и воспроизводимость её развёртывания.</w:t>
+      </w:r>
+    </w:p>
+    <w:p>
+      <w:pPr>
+        <w:spacing w:line="360" w:lineRule="auto" w:before="120" w:after="0"/>
+        <w:ind w:firstLine="709"/>
+        <w:jc w:val="left"/>
+      </w:pPr>
+      <w:r>
+        <w:rPr>
+          <w:rFonts w:ascii="Times New Roman" w:hAnsi="Times New Roman" w:cs="Times New Roman" w:eastAsia="Times New Roman"/>
+          <w:b/>
+          <w:i w:val="0"/>
+          <w:sz w:val="28"/>
+        </w:rPr>
+        <w:t>2.5 Математическая модель задачи составления расписания</w:t>
+      </w:r>
+    </w:p>
+    <w:p>
+      <w:pPr>
+        <w:spacing w:line="360" w:lineRule="auto" w:after="0"/>
+        <w:ind w:firstLine="709"/>
+        <w:jc w:val="both"/>
+      </w:pPr>
+      <w:r>
+        <w:rPr>
+          <w:rFonts w:ascii="Times New Roman" w:hAnsi="Times New Roman" w:cs="Times New Roman" w:eastAsia="Times New Roman"/>
+          <w:b w:val="0"/>
+          <w:i w:val="0"/>
+          <w:sz w:val="28"/>
+        </w:rPr>
+        <w:t>Постановка задачи как задачи программирования в ограничениях, введённая в разделе 1.3, конкретизируется до полной математической модели, реализуемой решателем CP-SAT. Введём обозначения. Пусть W — множество единиц семестровой нагрузки, R — множество аудиторий, T — множество временных слотов семестра. Для преподавателя p через Wp обозначим множество его нагрузок, для группы g через Wg — множество нагрузок, в которых она участвует. Каждой тройке «нагрузка — аудитория — слот» сопоставляется булева переменная (формула 2.1):</w:t>
+      </w:r>
+    </w:p>
+    <w:p>
+      <w:pPr>
+        <w:spacing w:line="360" w:lineRule="auto"/>
+        <w:jc w:val="center"/>
+      </w:pPr>
+      <w:r>
+        <w:rPr>
+          <w:rFonts w:ascii="Times New Roman" w:hAnsi="Times New Roman" w:cs="Times New Roman" w:eastAsia="Times New Roman"/>
+          <w:b w:val="0"/>
+          <w:i w:val="0"/>
+          <w:sz w:val="28"/>
+        </w:rPr>
+        <w:t>xwrt ∈ {0, 1},   w ∈ W,   r ∈ R,   t ∈ T,</w:t>
+        <w:tab/>
+        <w:tab/>
+        <w:t>(2.1)</w:t>
+      </w:r>
+    </w:p>
+    <w:p>
+      <w:pPr>
+        <w:spacing w:line="360" w:lineRule="auto" w:after="0"/>
+        <w:ind w:firstLine="709"/>
+        <w:jc w:val="both"/>
+      </w:pPr>
+      <w:r>
+        <w:rPr>
+          <w:rFonts w:ascii="Times New Roman" w:hAnsi="Times New Roman" w:cs="Times New Roman" w:eastAsia="Times New Roman"/>
+          <w:b w:val="0"/>
+          <w:i w:val="0"/>
+          <w:sz w:val="28"/>
+        </w:rPr>
+        <w:t>принимающая значение 1 тогда и только тогда, когда нагрузка w проводится в аудитории r во временном слоте t. Часть троек заведомо недопустима по статическим причинам (вместимость, оборудование, смена); для них переменная не создаётся вовсе, что существенно сокращает размер модели (приём отсечения, прунинг). На введённые переменные накладывается система жёстких ограничений.</w:t>
+      </w:r>
+    </w:p>
+    <w:p>
+      <w:pPr>
+        <w:spacing w:line="360" w:lineRule="auto" w:after="0"/>
+        <w:ind w:firstLine="709"/>
+        <w:jc w:val="both"/>
+      </w:pPr>
+      <w:r>
+        <w:rPr>
+          <w:rFonts w:ascii="Times New Roman" w:hAnsi="Times New Roman" w:cs="Times New Roman" w:eastAsia="Times New Roman"/>
+          <w:b w:val="0"/>
+          <w:i w:val="0"/>
+          <w:sz w:val="28"/>
+        </w:rPr>
+        <w:t>Точное соответствие объёму нагрузки. Суммарное число назначенных по каждой нагрузке занятий должно равняться плановому числу пар, то есть числу запланированных часов Hw, делённому на два (одна пара соответствует двум академическим часам), — формула 2.2:</w:t>
+      </w:r>
+    </w:p>
+    <w:p>
+      <w:pPr>
+        <w:spacing w:line="360" w:lineRule="auto"/>
+        <w:jc w:val="center"/>
+      </w:pPr>
+      <w:r>
+        <w:rPr>
+          <w:rFonts w:ascii="Times New Roman" w:hAnsi="Times New Roman" w:cs="Times New Roman" w:eastAsia="Times New Roman"/>
+          <w:b w:val="0"/>
+          <w:i w:val="0"/>
+          <w:sz w:val="28"/>
+        </w:rPr>
+        <w:t>∑(r∈R) ∑(t∈T) xwrt = Hw ⁄ 2,   ∀ w ∈ W.</w:t>
+        <w:tab/>
+        <w:tab/>
+        <w:t>(2.2)</w:t>
+      </w:r>
+    </w:p>
+    <w:p>
+      <w:pPr>
+        <w:spacing w:line="360" w:lineRule="auto" w:after="0"/>
+        <w:ind w:firstLine="709"/>
+        <w:jc w:val="both"/>
+      </w:pPr>
+      <w:r>
+        <w:rPr>
+          <w:rFonts w:ascii="Times New Roman" w:hAnsi="Times New Roman" w:cs="Times New Roman" w:eastAsia="Times New Roman"/>
+          <w:b w:val="0"/>
+          <w:i w:val="0"/>
+          <w:sz w:val="28"/>
+        </w:rPr>
+        <w:t>Запрет пересечений по ресурсам. В одной аудитории в один слот может проводиться не более одного занятия (формула 2.3); один преподаватель не может вести более одного занятия одновременно (формула 2.4); одна группа не может находиться более чем на одном занятии одновременно (формула 2.5):</w:t>
+      </w:r>
+    </w:p>
+    <w:p>
+      <w:pPr>
+        <w:spacing w:line="360" w:lineRule="auto"/>
+        <w:jc w:val="center"/>
+      </w:pPr>
+      <w:r>
+        <w:rPr>
+          <w:rFonts w:ascii="Times New Roman" w:hAnsi="Times New Roman" w:cs="Times New Roman" w:eastAsia="Times New Roman"/>
+          <w:b w:val="0"/>
+          <w:i w:val="0"/>
+          <w:sz w:val="28"/>
+        </w:rPr>
+        <w:t>∑(w∈W) xwrt ≤ 1,   ∀ r ∈ R,  t ∈ T,</w:t>
+        <w:tab/>
+        <w:tab/>
+        <w:t>(2.3)</w:t>
+      </w:r>
+    </w:p>
+    <w:p>
+      <w:pPr>
+        <w:spacing w:line="360" w:lineRule="auto"/>
+        <w:jc w:val="center"/>
+      </w:pPr>
+      <w:r>
+        <w:rPr>
+          <w:rFonts w:ascii="Times New Roman" w:hAnsi="Times New Roman" w:cs="Times New Roman" w:eastAsia="Times New Roman"/>
+          <w:b w:val="0"/>
+          <w:i w:val="0"/>
+          <w:sz w:val="28"/>
+        </w:rPr>
+        <w:t>∑(w∈Wp) ∑(r∈R) xwrt ≤ 1,   ∀ p,  t ∈ T,</w:t>
+        <w:tab/>
+        <w:tab/>
+        <w:t>(2.4)</w:t>
+      </w:r>
+    </w:p>
+    <w:p>
+      <w:pPr>
+        <w:spacing w:line="360" w:lineRule="auto"/>
+        <w:jc w:val="center"/>
+      </w:pPr>
+      <w:r>
+        <w:rPr>
+          <w:rFonts w:ascii="Times New Roman" w:hAnsi="Times New Roman" w:cs="Times New Roman" w:eastAsia="Times New Roman"/>
+          <w:b w:val="0"/>
+          <w:i w:val="0"/>
+          <w:sz w:val="28"/>
+        </w:rPr>
+        <w:t>∑(w∈Wg) ∑(r∈R) xwrt ≤ 1,   ∀ g,  t ∈ T.</w:t>
+        <w:tab/>
+        <w:tab/>
+        <w:t>(2.5)</w:t>
+      </w:r>
+    </w:p>
+    <w:p>
+      <w:pPr>
+        <w:spacing w:line="360" w:lineRule="auto" w:after="0"/>
+        <w:ind w:firstLine="709"/>
+        <w:jc w:val="both"/>
+      </w:pPr>
+      <w:r>
+        <w:rPr>
+          <w:rFonts w:ascii="Times New Roman" w:hAnsi="Times New Roman" w:cs="Times New Roman" w:eastAsia="Times New Roman"/>
+          <w:b w:val="0"/>
+          <w:i w:val="0"/>
+          <w:sz w:val="28"/>
+        </w:rPr>
+        <w:t>Соответствие оборудования и вместимости. Нагрузку нельзя назначить в аудиторию, не оснащённую всем необходимым оборудованием, и в аудиторию, вместимость которой меньше числа студентов потока. Обозначив через Eq(w) и Eq(r) множества требуемого и имеющегося оборудования, через c(r) — вместимость аудитории, а через n(w) — число студентов потока нагрузки, эти условия записываются как формулы 2.6 и 2.7:</w:t>
+      </w:r>
+    </w:p>
+    <w:p>
+      <w:pPr>
+        <w:spacing w:line="360" w:lineRule="auto"/>
+        <w:jc w:val="center"/>
+      </w:pPr>
+      <w:r>
+        <w:rPr>
+          <w:rFonts w:ascii="Times New Roman" w:hAnsi="Times New Roman" w:cs="Times New Roman" w:eastAsia="Times New Roman"/>
+          <w:b w:val="0"/>
+          <w:i w:val="0"/>
+          <w:sz w:val="28"/>
+        </w:rPr>
+        <w:t>xwrt = 0,   если  Eq(w) ⊄ Eq(r),   ∀ t ∈ T,</w:t>
+        <w:tab/>
+        <w:tab/>
+        <w:t>(2.6)</w:t>
+      </w:r>
+    </w:p>
+    <w:p>
+      <w:pPr>
+        <w:spacing w:line="360" w:lineRule="auto"/>
+        <w:jc w:val="center"/>
+      </w:pPr>
+      <w:r>
+        <w:rPr>
+          <w:rFonts w:ascii="Times New Roman" w:hAnsi="Times New Roman" w:cs="Times New Roman" w:eastAsia="Times New Roman"/>
+          <w:b w:val="0"/>
+          <w:i w:val="0"/>
+          <w:sz w:val="28"/>
+        </w:rPr>
+        <w:t>xwrt = 0,   если  c(r) &lt; n(w),   ∀ t ∈ T.</w:t>
+        <w:tab/>
+        <w:tab/>
+        <w:t>(2.7)</w:t>
+      </w:r>
+    </w:p>
+    <w:p>
+      <w:pPr>
+        <w:spacing w:line="360" w:lineRule="auto" w:after="0"/>
+        <w:ind w:firstLine="709"/>
+        <w:jc w:val="both"/>
+      </w:pPr>
+      <w:r>
+        <w:rPr>
+          <w:rFonts w:ascii="Times New Roman" w:hAnsi="Times New Roman" w:cs="Times New Roman" w:eastAsia="Times New Roman"/>
+          <w:b w:val="0"/>
+          <w:i w:val="0"/>
+          <w:sz w:val="28"/>
+        </w:rPr>
+        <w:t>Соблюдение смены обучения. Занятия группы размещаются только в слотах, отвечающих её смене: для первой смены допустимы пары 1–4, для второй — 5–6, для вечерней — начиная с 7-й. Обозначив через Tsh(w) множество допустимых для смены нагрузки слотов, получаем формулу 2.8:</w:t>
+      </w:r>
+    </w:p>
+    <w:p>
+      <w:pPr>
+        <w:spacing w:line="360" w:lineRule="auto"/>
+        <w:jc w:val="center"/>
+      </w:pPr>
+      <w:r>
+        <w:rPr>
+          <w:rFonts w:ascii="Times New Roman" w:hAnsi="Times New Roman" w:cs="Times New Roman" w:eastAsia="Times New Roman"/>
+          <w:b w:val="0"/>
+          <w:i w:val="0"/>
+          <w:sz w:val="28"/>
+        </w:rPr>
+        <w:t>xwrt = 0,   если  t ∉ Tsh(w),   ∀ r ∈ R.</w:t>
+        <w:tab/>
+        <w:tab/>
+        <w:t>(2.8)</w:t>
+      </w:r>
+    </w:p>
+    <w:p>
+      <w:pPr>
+        <w:spacing w:line="360" w:lineRule="auto" w:after="0"/>
+        <w:ind w:firstLine="709"/>
+        <w:jc w:val="both"/>
+      </w:pPr>
+      <w:r>
+        <w:rPr>
+          <w:rFonts w:ascii="Times New Roman" w:hAnsi="Times New Roman" w:cs="Times New Roman" w:eastAsia="Times New Roman"/>
+          <w:b w:val="0"/>
+          <w:i w:val="0"/>
+          <w:sz w:val="28"/>
+        </w:rPr>
+        <w:t>Ограничение перемещения между корпусами. Один субъект (преподаватель или группа) не может иметь занятия в двух соседних слотах одного дня в разных корпусах, поскольку на переход между корпусами требуется время. Введём вспомогательную переменную ys,b,t, равную 1, если субъект s имеет занятие в корпусе b в слоте t. Тогда для соседних слотов t и t+1 одного дня и любых различных корпусов b ≠ b' справедливо ограничение 2.9:</w:t>
+      </w:r>
+    </w:p>
+    <w:p>
+      <w:pPr>
+        <w:spacing w:line="360" w:lineRule="auto"/>
+        <w:jc w:val="center"/>
+      </w:pPr>
+      <w:r>
+        <w:rPr>
+          <w:rFonts w:ascii="Times New Roman" w:hAnsi="Times New Roman" w:cs="Times New Roman" w:eastAsia="Times New Roman"/>
+          <w:b w:val="0"/>
+          <w:i w:val="0"/>
+          <w:sz w:val="28"/>
+        </w:rPr>
+        <w:t>ys,b,t + ys,b′,t+1 ≤ 1,   b ≠ b′.</w:t>
+        <w:tab/>
+        <w:tab/>
+        <w:t>(2.9)</w:t>
+      </w:r>
+    </w:p>
+    <w:p>
+      <w:pPr>
+        <w:spacing w:line="360" w:lineRule="auto" w:after="0"/>
+        <w:ind w:firstLine="709"/>
+        <w:jc w:val="both"/>
+      </w:pPr>
+      <w:r>
+        <w:rPr>
+          <w:rFonts w:ascii="Times New Roman" w:hAnsi="Times New Roman" w:cs="Times New Roman" w:eastAsia="Times New Roman"/>
+          <w:b w:val="0"/>
+          <w:i w:val="0"/>
+          <w:sz w:val="28"/>
+        </w:rPr>
+        <w:t>Проведение двойных занятий. Для нагрузок, требующих двойной пары (как правило, лабораторных работ), занятия должны идти спаренно — непрерывными блоками ровно из двух слотов в одной аудитории. Это достигается двумя условиями: занятие в слоте требует занятия в соседнем слоте (отсутствие одиночных), а в любых трёх подряд идущих слотах занято не более двух (отсутствие серий из трёх и более), — формула 2.10:</w:t>
+      </w:r>
+    </w:p>
+    <w:p>
+      <w:pPr>
+        <w:spacing w:line="360" w:lineRule="auto"/>
+        <w:jc w:val="center"/>
+      </w:pPr>
+      <w:r>
+        <w:rPr>
+          <w:rFonts w:ascii="Times New Roman" w:hAnsi="Times New Roman" w:cs="Times New Roman" w:eastAsia="Times New Roman"/>
+          <w:b w:val="0"/>
+          <w:i w:val="0"/>
+          <w:sz w:val="28"/>
+        </w:rPr>
+        <w:t>xwr,t ≤ xwr,t−1 + xwr,t+1 ;   xwr,t−1 + xwr,t + xwr,t+1 ≤ 2.</w:t>
+        <w:tab/>
+        <w:tab/>
+        <w:t>(2.10)</w:t>
+      </w:r>
+    </w:p>
+    <w:p>
+      <w:pPr>
+        <w:spacing w:line="360" w:lineRule="auto" w:after="0"/>
+        <w:ind w:firstLine="709"/>
+        <w:jc w:val="both"/>
+      </w:pPr>
+      <w:r>
+        <w:rPr>
+          <w:rFonts w:ascii="Times New Roman" w:hAnsi="Times New Roman" w:cs="Times New Roman" w:eastAsia="Times New Roman"/>
+          <w:b w:val="0"/>
+          <w:i w:val="0"/>
+          <w:sz w:val="28"/>
+        </w:rPr>
+        <w:t>Мягкие ограничения учитываются в виде штрафов, формирующих целевую функцию. Штраф за доступность задаётся знаковым весом ai слота: предпочтительные слоты получают отрицательный вес (бонус), нежелательные и запрещённые — положительный, что позволяет избегать неудобных слотов, не делая модель неразрешимой. Штраф за «окно» начисляется за каждый пустой слот, окружённый занятиями того же субъекта в течение дня. Штраф за превышение дневного лимита пар (для группы — 4, для преподавателя — 7) пропорционален числу пар сверх лимита; лимит реализован как мягкое ограничение с большим штрафом, поскольку в исключительных случаях превышение неизбежно. Дополнительно штрафуются занятия вне предпочтительного корпуса и недостаточная параллельность подгрупп. Качество расписания формализуется целевой функцией, подлежащей минимизации (формула 2.11):</w:t>
+      </w:r>
+    </w:p>
+    <w:p>
+      <w:pPr>
+        <w:spacing w:line="360" w:lineRule="auto"/>
+        <w:jc w:val="center"/>
+      </w:pPr>
+      <w:r>
+        <w:rPr>
+          <w:rFonts w:ascii="Times New Roman" w:hAnsi="Times New Roman" w:cs="Times New Roman" w:eastAsia="Times New Roman"/>
+          <w:b w:val="0"/>
+          <w:i w:val="0"/>
+          <w:sz w:val="28"/>
+        </w:rPr>
+        <w:t>F(x) = ∑(k∈K) pk · nk(x) → min,</w:t>
+        <w:tab/>
+        <w:tab/>
+        <w:t>(2.11)</w:t>
+      </w:r>
+    </w:p>
+    <w:p>
+      <w:pPr>
+        <w:spacing w:line="360" w:lineRule="auto" w:after="0"/>
+        <w:ind w:firstLine="709"/>
+        <w:jc w:val="both"/>
+      </w:pPr>
+      <w:r>
+        <w:rPr>
+          <w:rFonts w:ascii="Times New Roman" w:hAnsi="Times New Roman" w:cs="Times New Roman" w:eastAsia="Times New Roman"/>
+          <w:b w:val="0"/>
+          <w:i w:val="0"/>
+          <w:sz w:val="28"/>
+        </w:rPr>
+        <w:t>где K — множество учитываемых мягких ограничений, pk — весовой коэффициент k-го ограничения, nk(x) — число его нарушений, выраженное через переменные модели. Веса штрафов за «окна» и доступность хранятся в базе данных и настраиваются администратором, веса остальных мягких ограничений централизованы в конфигурации решателя. Решателю ставится задача найти назначение переменных, удовлетворяющее всем жёстким ограничениям (2.2)–(2.10) и минимизирующее целевую функцию (2.11).</w:t>
+      </w:r>
+    </w:p>
+    <w:p>
+      <w:pPr>
+        <w:spacing w:line="360" w:lineRule="auto" w:before="120" w:after="0"/>
+        <w:ind w:firstLine="709"/>
+        <w:jc w:val="left"/>
+      </w:pPr>
+      <w:r>
+        <w:rPr>
+          <w:rFonts w:ascii="Times New Roman" w:hAnsi="Times New Roman" w:cs="Times New Roman" w:eastAsia="Times New Roman"/>
+          <w:b/>
+          <w:i w:val="0"/>
+          <w:sz w:val="28"/>
+        </w:rPr>
+        <w:t>2.6 Архитектура модуля составления расписания</w:t>
+      </w:r>
+    </w:p>
+    <w:p>
+      <w:pPr>
+        <w:spacing w:line="360" w:lineRule="auto" w:after="0"/>
+        <w:ind w:firstLine="709"/>
+        <w:jc w:val="both"/>
+      </w:pPr>
+      <w:r>
+        <w:rPr>
+          <w:rFonts w:ascii="Times New Roman" w:hAnsi="Times New Roman" w:cs="Times New Roman" w:eastAsia="Times New Roman"/>
+          <w:b w:val="0"/>
+          <w:i w:val="0"/>
+          <w:sz w:val="28"/>
+        </w:rPr>
+        <w:t>Модуль составления расписания спроектирован с учётом требования расширяемости: добавление нового правила не должно затрагивать уже реализованный код. Для этого применён шаблон проектирования «Строитель» (Builder) [33]. Каждая секция модели — переменные, отдельное жёсткое ограничение или слагаемое целевой функции — реализуется самостоятельным строителем, реализующим единый интерфейс IModelSectionBuilder. Распорядитель сборки ScheduleModelDirector последовательно применяет строители к формируемой модели в строго заданном порядке: сначала создаются переменные, затем жёсткие ограничения, далее слагаемые штрафов и в завершение фиксируется целевая функция. Структура модуля приведена на рисунке 2.3.</w:t>
+      </w:r>
+    </w:p>
+    <w:p>
+      <w:pPr>
+        <w:spacing w:line="240" w:lineRule="auto" w:before="120"/>
+        <w:jc w:val="center"/>
+      </w:pPr>
+      <w:r>
+        <w:drawing>
+          <wp:inline xmlns:a="http://schemas.openxmlformats.org/drawingml/2006/main" xmlns:pic="http://schemas.openxmlformats.org/drawingml/2006/picture">
+            <wp:extent cx="5760720" cy="3099365"/>
+            <wp:docPr id="38" name="Picture 38"/>
+            <wp:cNvGraphicFramePr>
+              <a:graphicFrameLocks noChangeAspect="1"/>
+            </wp:cNvGraphicFramePr>
+            <a:graphic>
+              <a:graphicData uri="http://schemas.openxmlformats.org/drawingml/2006/picture">
+                <pic:pic>
+                  <pic:nvPicPr>
+                    <pic:cNvPr id="0" name="builder_pipeline.png"/>
+                    <pic:cNvPicPr/>
+                  </pic:nvPicPr>
+                  <pic:blipFill>
+                    <a:blip r:embed="rId18"/>
+                    <a:stretch>
+                      <a:fillRect/>
+                    </a:stretch>
+                  </pic:blipFill>
+                  <pic:spPr>
+                    <a:xfrm>
+                      <a:off x="0" y="0"/>
+                      <a:ext cx="5760720" cy="3099365"/>
+                    </a:xfrm>
+                    <a:prstGeom prst="rect"/>
+                  </pic:spPr>
+                </pic:pic>
+              </a:graphicData>
+            </a:graphic>
+          </wp:inline>
+        </w:drawing>
+      </w:r>
+    </w:p>
+    <w:p>
+      <w:pPr>
+        <w:spacing w:line="240" w:lineRule="auto" w:after="120"/>
+        <w:jc w:val="center"/>
+      </w:pPr>
+      <w:r>
+        <w:rPr>
+          <w:rFonts w:ascii="Times New Roman" w:hAnsi="Times New Roman" w:cs="Times New Roman" w:eastAsia="Times New Roman"/>
+          <w:b w:val="0"/>
+          <w:i w:val="0"/>
+          <w:sz w:val="24"/>
+        </w:rPr>
+        <w:t>Рисунок 2.3 — Архитектура модуля составления расписания</w:t>
+      </w:r>
+    </w:p>
+    <w:p>
+      <w:pPr>
+        <w:spacing w:line="360" w:lineRule="auto" w:after="0"/>
+        <w:ind w:firstLine="709"/>
+        <w:jc w:val="both"/>
+      </w:pPr>
+      <w:r>
+        <w:rPr>
+          <w:rFonts w:ascii="Times New Roman" w:hAnsi="Times New Roman" w:cs="Times New Roman" w:eastAsia="Times New Roman"/>
+          <w:b w:val="0"/>
+          <w:i w:val="0"/>
+          <w:sz w:val="28"/>
+        </w:rPr>
+        <w:t>Такая организация реализует принцип открытости/закрытости: новое правило добавляется отдельным классом-строителем и включается в конвейер, не изменяя остальные. На этапе создания переменных выполняется отсечение заведомо невозможных троек (по вместимости, оборудованию и смене): для них переменные не создаются, благодаря чему на реальных данных размерность модели и число ограничений сокращаются в разы. Готовая модель передаётся решателю CP-SAT, обёрнутому отдельным компонентом, который задаёт параметры поиска (лимит времени, число параллельных потоков), запускает решение и извлекает результат — назначения переменных, статус решения и метрики (значение целевой функции, время работы).</w:t>
+      </w:r>
+    </w:p>
+    <w:p>
+      <w:pPr>
+        <w:spacing w:line="360" w:lineRule="auto" w:after="0"/>
+        <w:ind w:firstLine="709"/>
+        <w:jc w:val="both"/>
+      </w:pPr>
+      <w:r>
+        <w:rPr>
+          <w:rFonts w:ascii="Times New Roman" w:hAnsi="Times New Roman" w:cs="Times New Roman" w:eastAsia="Times New Roman"/>
+          <w:b w:val="0"/>
+          <w:i w:val="0"/>
+          <w:sz w:val="28"/>
+        </w:rPr>
+        <w:t>Для крупного университета задача составления расписания на весь семестр имеет значительную размерность, поэтому помимо генерации для университета в целом предусмотрена декомпозиция по институтам. При генерации расписания отдельного института ресурсы (аудитории и преподаватели), уже занятые расписанием ранее обработанных институтов того же семестра, передаются в модель как дополнительные жёсткие блокировки, что исключает конфликты между институтами. Одновременно из расписания предыдущего семестра формируется набор «якорей» — мягких предпочтений по корпусам и временным слотам, удерживающих новое расписание близким к привычному. Декомпозиция уменьшает размер каждой подзадачи и повышает практическую разрешимость.</w:t>
+      </w:r>
+    </w:p>
+    <w:p>
+      <w:pPr>
+        <w:spacing w:line="360" w:lineRule="auto" w:after="0"/>
+        <w:ind w:firstLine="709"/>
+        <w:jc w:val="both"/>
+      </w:pPr>
+      <w:r>
+        <w:rPr>
+          <w:rFonts w:ascii="Times New Roman" w:hAnsi="Times New Roman" w:cs="Times New Roman" w:eastAsia="Times New Roman"/>
+          <w:b w:val="0"/>
+          <w:i w:val="0"/>
+          <w:sz w:val="28"/>
+        </w:rPr>
+        <w:t>Поскольку поиск решения может занимать до нескольких минут, генерация выполняется асинхронно. Контроллер лишь помещает задание во внутреннюю очередь и немедленно возвращает его идентификатор, а фоновая служба последовательно извлекает задания и выполняет генерацию вне потока обработки HTTP-запросов; клиент периодически запрашивает статус задания по идентификатору. Тем самым длительная генерация не блокирует пользовательский интерфейс. Последовательность асинхронной генерации расписания института приведена на рисунке 2.4.</w:t>
+      </w:r>
+    </w:p>
+    <w:p>
+      <w:pPr>
+        <w:spacing w:line="240" w:lineRule="auto" w:before="120"/>
+        <w:jc w:val="center"/>
+      </w:pPr>
+      <w:r>
+        <w:drawing>
+          <wp:inline xmlns:a="http://schemas.openxmlformats.org/drawingml/2006/main" xmlns:pic="http://schemas.openxmlformats.org/drawingml/2006/picture">
+            <wp:extent cx="5760720" cy="4298256"/>
+            <wp:docPr id="39" name="Picture 39"/>
+            <wp:cNvGraphicFramePr>
+              <a:graphicFrameLocks noChangeAspect="1"/>
+            </wp:cNvGraphicFramePr>
+            <a:graphic>
+              <a:graphicData uri="http://schemas.openxmlformats.org/drawingml/2006/picture">
+                <pic:pic>
+                  <pic:nvPicPr>
+                    <pic:cNvPr id="0" name="gen_sequence.png"/>
+                    <pic:cNvPicPr/>
+                  </pic:nvPicPr>
+                  <pic:blipFill>
+                    <a:blip r:embed="rId19"/>
+                    <a:stretch>
+                      <a:fillRect/>
+                    </a:stretch>
+                  </pic:blipFill>
+                  <pic:spPr>
+                    <a:xfrm>
+                      <a:off x="0" y="0"/>
+                      <a:ext cx="5760720" cy="4298256"/>
+                    </a:xfrm>
+                    <a:prstGeom prst="rect"/>
+                  </pic:spPr>
+                </pic:pic>
+              </a:graphicData>
+            </a:graphic>
+          </wp:inline>
+        </w:drawing>
+      </w:r>
+    </w:p>
+    <w:p>
+      <w:pPr>
+        <w:spacing w:line="240" w:lineRule="auto" w:after="120"/>
+        <w:jc w:val="center"/>
+      </w:pPr>
+      <w:r>
+        <w:rPr>
+          <w:rFonts w:ascii="Times New Roman" w:hAnsi="Times New Roman" w:cs="Times New Roman" w:eastAsia="Times New Roman"/>
+          <w:b w:val="0"/>
+          <w:i w:val="0"/>
+          <w:sz w:val="24"/>
+        </w:rPr>
+        <w:t>Рисунок 2.4 — Последовательность асинхронной генерации расписания</w:t>
+      </w:r>
+    </w:p>
+    <w:p>
+      <w:pPr>
+        <w:spacing w:line="360" w:lineRule="auto" w:before="120" w:after="0"/>
+        <w:ind w:firstLine="709"/>
+        <w:jc w:val="left"/>
+      </w:pPr>
+      <w:r>
+        <w:rPr>
+          <w:rFonts w:ascii="Times New Roman" w:hAnsi="Times New Roman" w:cs="Times New Roman" w:eastAsia="Times New Roman"/>
+          <w:b/>
+          <w:i w:val="0"/>
+          <w:sz w:val="28"/>
+        </w:rPr>
+        <w:t>2.7 Версионирование расписания и управление черновиками</w:t>
+      </w:r>
+    </w:p>
+    <w:p>
+      <w:pPr>
+        <w:spacing w:line="360" w:lineRule="auto" w:after="0"/>
+        <w:ind w:firstLine="709"/>
+        <w:jc w:val="both"/>
+      </w:pPr>
+      <w:r>
+        <w:rPr>
+          <w:rFonts w:ascii="Times New Roman" w:hAnsi="Times New Roman" w:cs="Times New Roman" w:eastAsia="Times New Roman"/>
+          <w:b w:val="0"/>
+          <w:i w:val="0"/>
+          <w:sz w:val="28"/>
+        </w:rPr>
+        <w:t>Составление расписания носит итеративный характер: сотрудник бюро формирует предварительный вариант, проверяет его и при необходимости перестраивает, прежде чем сделать расписание общедоступным. Для поддержки такого сценария каждое занятие имеет признак версии — черновик (Draft) или опубликованное (Current). Автоматически сгенерированные и вручную добавленные занятия создаются как черновик и видны только составителю. Жизненный цикл версий расписания приведён на рисунке 2.5.</w:t>
+      </w:r>
+    </w:p>
+    <w:p>
+      <w:pPr>
+        <w:spacing w:line="240" w:lineRule="auto" w:before="120"/>
+        <w:jc w:val="center"/>
+      </w:pPr>
+      <w:r>
+        <w:drawing>
+          <wp:inline xmlns:a="http://schemas.openxmlformats.org/drawingml/2006/main" xmlns:pic="http://schemas.openxmlformats.org/drawingml/2006/picture">
+            <wp:extent cx="4937760" cy="2123800"/>
+            <wp:docPr id="40" name="Picture 40"/>
+            <wp:cNvGraphicFramePr>
+              <a:graphicFrameLocks noChangeAspect="1"/>
+            </wp:cNvGraphicFramePr>
+            <a:graphic>
+              <a:graphicData uri="http://schemas.openxmlformats.org/drawingml/2006/picture">
+                <pic:pic>
+                  <pic:nvPicPr>
+                    <pic:cNvPr id="0" name="version_lifecycle.png"/>
+                    <pic:cNvPicPr/>
+                  </pic:nvPicPr>
+                  <pic:blipFill>
+                    <a:blip r:embed="rId20"/>
+                    <a:stretch>
+                      <a:fillRect/>
+                    </a:stretch>
+                  </pic:blipFill>
+                  <pic:spPr>
+                    <a:xfrm>
+                      <a:off x="0" y="0"/>
+                      <a:ext cx="4937760" cy="2123800"/>
+                    </a:xfrm>
+                    <a:prstGeom prst="rect"/>
+                  </pic:spPr>
+                </pic:pic>
+              </a:graphicData>
+            </a:graphic>
+          </wp:inline>
+        </w:drawing>
+      </w:r>
+    </w:p>
+    <w:p>
+      <w:pPr>
+        <w:spacing w:line="240" w:lineRule="auto" w:after="120"/>
+        <w:jc w:val="center"/>
+      </w:pPr>
+      <w:r>
+        <w:rPr>
+          <w:rFonts w:ascii="Times New Roman" w:hAnsi="Times New Roman" w:cs="Times New Roman" w:eastAsia="Times New Roman"/>
+          <w:b w:val="0"/>
+          <w:i w:val="0"/>
+          <w:sz w:val="24"/>
+        </w:rPr>
+        <w:t>Рисунок 2.5 — Жизненный цикл версий расписания</w:t>
+      </w:r>
+    </w:p>
+    <w:p>
+      <w:pPr>
+        <w:spacing w:line="360" w:lineRule="auto" w:after="0"/>
+        <w:ind w:firstLine="709"/>
+        <w:jc w:val="both"/>
+      </w:pPr>
+      <w:r>
+        <w:rPr>
+          <w:rFonts w:ascii="Times New Roman" w:hAnsi="Times New Roman" w:cs="Times New Roman" w:eastAsia="Times New Roman"/>
+          <w:b w:val="0"/>
+          <w:i w:val="0"/>
+          <w:sz w:val="28"/>
+        </w:rPr>
+        <w:t>Операция публикации переводит занятия института из черновика в опубликованное состояние, заменяя ранее опубликованное расписание. Операция отмены удаляет занятия-черновики, оставляя опубликованное расписание без изменений, и потому идемпотентна. Перегенерация расписания института предварительно удаляет его прежний вариант и создаёт новый черновик. Все эти операции являются изменяющими состояние и потому выполняются под защитой транзакций, рассматриваемой в следующем разделе.</w:t>
+      </w:r>
+    </w:p>
+    <w:p>
+      <w:pPr>
+        <w:spacing w:line="360" w:lineRule="auto" w:before="120" w:after="0"/>
+        <w:ind w:firstLine="709"/>
+        <w:jc w:val="left"/>
+      </w:pPr>
+      <w:r>
+        <w:rPr>
+          <w:rFonts w:ascii="Times New Roman" w:hAnsi="Times New Roman" w:cs="Times New Roman" w:eastAsia="Times New Roman"/>
+          <w:b/>
+          <w:i w:val="0"/>
+          <w:sz w:val="28"/>
+        </w:rPr>
+        <w:t>2.8 Транзакционная модель и защита от коллизий</w:t>
+      </w:r>
+    </w:p>
+    <w:p>
+      <w:pPr>
+        <w:spacing w:line="360" w:lineRule="auto" w:after="0"/>
+        <w:ind w:firstLine="709"/>
+        <w:jc w:val="both"/>
+      </w:pPr>
+      <w:r>
+        <w:rPr>
+          <w:rFonts w:ascii="Times New Roman" w:hAnsi="Times New Roman" w:cs="Times New Roman" w:eastAsia="Times New Roman"/>
+          <w:b w:val="0"/>
+          <w:i w:val="0"/>
+          <w:sz w:val="28"/>
+        </w:rPr>
+        <w:t>Одной из ключевых проблем прежнего процесса была невозможность безопасной совместной работы: при одновременном редактировании общих файлов возникали наложения занятий и потерянные изменения. Для её решения все операции записи расписания выполняются в транзакциях с уровнем изоляции SERIALIZABLE — наиболее строгим из предусмотренных стандартом SQL [27, 29]. На этом уровне СУБД гарантирует, что результат параллельного выполнения транзакций эквивалентен некоторому их последовательному выполнению; при обнаружении конфликта сериализации одна из транзакций отменяется. Чтобы такая отмена оставалась незаметной для пользователя, прерванная транзакция автоматически повторяется стратегией выполнения.</w:t>
+      </w:r>
+    </w:p>
+    <w:p>
+      <w:pPr>
+        <w:spacing w:line="360" w:lineRule="auto" w:after="0"/>
+        <w:ind w:firstLine="709"/>
+        <w:jc w:val="both"/>
+      </w:pPr>
+      <w:r>
+        <w:rPr>
+          <w:rFonts w:ascii="Times New Roman" w:hAnsi="Times New Roman" w:cs="Times New Roman" w:eastAsia="Times New Roman"/>
+          <w:b w:val="0"/>
+          <w:i w:val="0"/>
+          <w:sz w:val="28"/>
+        </w:rPr>
+        <w:t>Особое значение транзакционная защита имеет при ручном добавлении занятия, минующем решатель. В этом случае система предварительно проверяет отсутствие коллизий по аудитории, преподавателю и группам, после чего сохраняет занятие. Без должной изоляции две параллельные операции могли бы одновременно пройти проверку и создать конфликтующие занятия (состояние гонки вида «проверка — затем — запись»). Выполнение проверки и вставки в одной сериализуемой транзакции исключает такую возможность. Длительная по времени работа решателя при этом вынесена за пределы транзакции: в транзакции выполняется лишь короткая запись результата (удаление прежнего расписания и вставка нового), что позволяет не удерживать блокировки на время поиска решения.</w:t>
+      </w:r>
+    </w:p>
+    <w:p>
+      <w:pPr>
+        <w:spacing w:line="360" w:lineRule="auto" w:before="120" w:after="0"/>
+        <w:ind w:firstLine="709"/>
+        <w:jc w:val="left"/>
+      </w:pPr>
+      <w:r>
+        <w:rPr>
+          <w:rFonts w:ascii="Times New Roman" w:hAnsi="Times New Roman" w:cs="Times New Roman" w:eastAsia="Times New Roman"/>
+          <w:b/>
+          <w:i w:val="0"/>
+          <w:sz w:val="28"/>
+        </w:rPr>
+        <w:t>2.9 Журналирование изменений учебной нагрузки</w:t>
+      </w:r>
+    </w:p>
+    <w:p>
+      <w:pPr>
+        <w:spacing w:line="360" w:lineRule="auto" w:after="0"/>
+        <w:ind w:firstLine="709"/>
+        <w:jc w:val="both"/>
+      </w:pPr>
+      <w:r>
+        <w:rPr>
+          <w:rFonts w:ascii="Times New Roman" w:hAnsi="Times New Roman" w:cs="Times New Roman" w:eastAsia="Times New Roman"/>
+          <w:b w:val="0"/>
+          <w:i w:val="0"/>
+          <w:sz w:val="28"/>
+        </w:rPr>
+        <w:t>Отсутствие сервиса уведомлений об изменении нагрузки вынуждало сотрудников бюро постоянно сверять её вручную. Для устранения этой проблемы система ведёт журнал изменений учебной нагрузки на двух уровнях — семестровом (SemesterLog) и недельном (WeekLog). Каждая запись журнала фиксирует тип операции (добавление, изменение, удаление), прежнее и новое значение часов и отметку времени. Журналирование встроено в доменную модель: изменение часов нагрузки порождает запись журнала только при фактическом изменении значения. При удалении нагрузки соответствующая запись журнала сохраняется (связь с удалённой нагрузкой обнуляется), поэтому история изменений остаётся полной. Накопленный журнал служит основой как для отображения истории изменений в интерфейсе, так и для оповещений в реальном времени.</w:t>
+      </w:r>
+    </w:p>
+    <w:p>
+      <w:pPr>
+        <w:spacing w:line="360" w:lineRule="auto" w:before="120" w:after="0"/>
+        <w:ind w:firstLine="709"/>
+        <w:jc w:val="left"/>
+      </w:pPr>
+      <w:r>
+        <w:rPr>
+          <w:rFonts w:ascii="Times New Roman" w:hAnsi="Times New Roman" w:cs="Times New Roman" w:eastAsia="Times New Roman"/>
+          <w:b/>
+          <w:i w:val="0"/>
+          <w:sz w:val="28"/>
+        </w:rPr>
+        <w:t>2.10 Интеграция с системой «Нагрузка ВУЗа»</w:t>
+      </w:r>
+    </w:p>
+    <w:p>
+      <w:pPr>
+        <w:spacing w:line="360" w:lineRule="auto" w:after="0"/>
+        <w:ind w:firstLine="709"/>
+        <w:jc w:val="both"/>
+      </w:pPr>
+      <w:r>
+        <w:rPr>
+          <w:rFonts w:ascii="Times New Roman" w:hAnsi="Times New Roman" w:cs="Times New Roman" w:eastAsia="Times New Roman"/>
+          <w:b w:val="0"/>
+          <w:i w:val="0"/>
+          <w:sz w:val="28"/>
+        </w:rPr>
+        <w:t>Источником сведений об учебной нагрузке, преподавателях, группах и дисциплинах служит информационная система ММИС, включающая модули «Деканат» (справочники) и «Нагрузка ВУЗа» (часы), развёрнутые на сервере MS SQL. Интеграция реализована как периодическая фоновая синхронизация по схеме «извлечение — преобразование — загрузка». Конвейер синхронизации приведён на рисунке 2.6.</w:t>
+      </w:r>
+    </w:p>
+    <w:p>
+      <w:pPr>
+        <w:spacing w:line="240" w:lineRule="auto" w:before="120"/>
+        <w:jc w:val="center"/>
+      </w:pPr>
+      <w:r>
+        <w:drawing>
+          <wp:inline xmlns:a="http://schemas.openxmlformats.org/drawingml/2006/main" xmlns:pic="http://schemas.openxmlformats.org/drawingml/2006/picture">
+            <wp:extent cx="5760720" cy="3201748"/>
+            <wp:docPr id="41" name="Picture 41"/>
+            <wp:cNvGraphicFramePr>
+              <a:graphicFrameLocks noChangeAspect="1"/>
+            </wp:cNvGraphicFramePr>
+            <a:graphic>
+              <a:graphicData uri="http://schemas.openxmlformats.org/drawingml/2006/picture">
+                <pic:pic>
+                  <pic:nvPicPr>
+                    <pic:cNvPr id="0" name="mmis_etl.png"/>
+                    <pic:cNvPicPr/>
+                  </pic:nvPicPr>
+                  <pic:blipFill>
+                    <a:blip r:embed="rId21"/>
+                    <a:stretch>
+                      <a:fillRect/>
+                    </a:stretch>
+                  </pic:blipFill>
+                  <pic:spPr>
+                    <a:xfrm>
+                      <a:off x="0" y="0"/>
+                      <a:ext cx="5760720" cy="3201748"/>
+                    </a:xfrm>
+                    <a:prstGeom prst="rect"/>
+                  </pic:spPr>
+                </pic:pic>
+              </a:graphicData>
+            </a:graphic>
+          </wp:inline>
+        </w:drawing>
+      </w:r>
+    </w:p>
+    <w:p>
+      <w:pPr>
+        <w:spacing w:line="240" w:lineRule="auto" w:after="120"/>
+        <w:jc w:val="center"/>
+      </w:pPr>
+      <w:r>
+        <w:rPr>
+          <w:rFonts w:ascii="Times New Roman" w:hAnsi="Times New Roman" w:cs="Times New Roman" w:eastAsia="Times New Roman"/>
+          <w:b w:val="0"/>
+          <w:i w:val="0"/>
+          <w:sz w:val="24"/>
+        </w:rPr>
+        <w:t>Рисунок 2.6 — Конвейер интеграции с системой «Нагрузка ВУЗа»</w:t>
+      </w:r>
+    </w:p>
+    <w:p>
+      <w:pPr>
+        <w:spacing w:line="360" w:lineRule="auto" w:after="0"/>
+        <w:ind w:firstLine="709"/>
+        <w:jc w:val="both"/>
+      </w:pPr>
+      <w:r>
+        <w:rPr>
+          <w:rFonts w:ascii="Times New Roman" w:hAnsi="Times New Roman" w:cs="Times New Roman" w:eastAsia="Times New Roman"/>
+          <w:b w:val="0"/>
+          <w:i w:val="0"/>
+          <w:sz w:val="28"/>
+        </w:rPr>
+        <w:t>Компонент чтения извлекает из базы ММИС полный снимок справочников и нагрузки только операциями выборки, не затрагивая исходные данные. Служба синхронизации идемпотентно переносит справочники в базу системы: для каждой записи по её коду ММИС детерминированно вычисляется идентификатор, по которому выполняется вставка-или-обновление, что исключает появление дубликатов при повторных прогонах. Учебная нагрузка синхронизируется с вычислением разницы: новые строки фиксируются как добавление, изменённые часы — как изменение, пропавшие в источнике — как удаление, и каждое такое событие записывается в журнал изменений нагрузки. Вся синхронизация выполняется в одной сериализуемой транзакции. После переноса достраивается календарная сетка — рабочие дни и пары для новых недель семестра, отсутствующие в ММИС, но необходимые как ось «время» для решателя. Синхронизация запускается фоновой службой по расписанию (ежедневно либо с заданным интервалом). Архитектура интеграции изолирована за контрактами-интерфейсами прикладного слоя, поэтому реальные источники данных могут быть заменены без изменения остальной системы.</w:t>
+      </w:r>
+    </w:p>
+    <w:p>
+      <w:pPr>
+        <w:spacing w:line="360" w:lineRule="auto" w:before="120" w:after="0"/>
+        <w:ind w:firstLine="709"/>
+        <w:jc w:val="left"/>
+      </w:pPr>
+      <w:r>
+        <w:rPr>
+          <w:rFonts w:ascii="Times New Roman" w:hAnsi="Times New Roman" w:cs="Times New Roman" w:eastAsia="Times New Roman"/>
+          <w:b/>
+          <w:i w:val="0"/>
+          <w:sz w:val="28"/>
+        </w:rPr>
+        <w:t>2.11 Программный интерфейс (REST API)</w:t>
+      </w:r>
+    </w:p>
+    <w:p>
+      <w:pPr>
+        <w:spacing w:line="360" w:lineRule="auto" w:after="0"/>
+        <w:ind w:firstLine="709"/>
+        <w:jc w:val="both"/>
+      </w:pPr>
+      <w:r>
+        <w:rPr>
+          <w:rFonts w:ascii="Times New Roman" w:hAnsi="Times New Roman" w:cs="Times New Roman" w:eastAsia="Times New Roman"/>
+          <w:b w:val="0"/>
+          <w:i w:val="0"/>
+          <w:sz w:val="28"/>
+        </w:rPr>
+        <w:t>Взаимодействие клиентского приложения с серверной частью реализовано в архитектурном стиле REST: ресурсы системы адресуются единообразными идентификаторами, а операции над ними выполняются методами протокола HTTP с передачей данных в формате JSON [26]. Интерфейс сгруппирован по предметным областям; основные группы ресурсов и операции приведены в таблице 2.3.</w:t>
+      </w:r>
+    </w:p>
+    <w:p>
+      <w:pPr>
+        <w:spacing w:line="240" w:lineRule="auto" w:before="120"/>
+        <w:jc w:val="right"/>
+      </w:pPr>
+      <w:r>
+        <w:rPr>
+          <w:rFonts w:ascii="Times New Roman" w:hAnsi="Times New Roman" w:cs="Times New Roman" w:eastAsia="Times New Roman"/>
+          <w:b w:val="0"/>
+          <w:i w:val="0"/>
+          <w:sz w:val="24"/>
+        </w:rPr>
+        <w:t>Таблица 2.3 — Основные группы ресурсов программного интерфейса</w:t>
+      </w:r>
+    </w:p>
+    <w:tbl>
+      <w:tblPr>
+        <w:tblW w:type="auto" w:w="0"/>
+        <w:jc w:val="center"/>
+        <w:tblLook w:firstColumn="1" w:firstRow="1" w:lastColumn="0" w:lastRow="0" w:noHBand="0" w:noVBand="1" w:val="04A0"/>
+        <w:tblBorders>
+          <w:top w:val="single" w:sz="4" w:space="0" w:color="000000"/>
+          <w:left w:val="single" w:sz="4" w:space="0" w:color="000000"/>
+          <w:bottom w:val="single" w:sz="4" w:space="0" w:color="000000"/>
+          <w:right w:val="single" w:sz="4" w:space="0" w:color="000000"/>
+          <w:insideH w:val="single" w:sz="4" w:space="0" w:color="000000"/>
+          <w:insideV w:val="single" w:sz="4" w:space="0" w:color="000000"/>
+        </w:tblBorders>
+      </w:tblPr>
+      <w:tblGrid>
+        <w:gridCol w:w="3118"/>
+        <w:gridCol w:w="3118"/>
+        <w:gridCol w:w="3118"/>
+      </w:tblGrid>
+      <w:tr>
+        <w:tc>
+          <w:tcPr>
+            <w:tcW w:type="dxa" w:w="2160"/>
+            <w:shd w:val="clear" w:color="auto" w:fill="1e4b8f"/>
+          </w:tcPr>
+          <w:p>
+            <w:pPr>
+              <w:spacing w:line="240" w:lineRule="auto" w:after="0"/>
+              <w:jc w:val="center"/>
+            </w:pPr>
+            <w:r>
+              <w:rPr>
+                <w:rFonts w:ascii="Times New Roman" w:hAnsi="Times New Roman" w:cs="Times New Roman" w:eastAsia="Times New Roman"/>
+                <w:b/>
+                <w:i w:val="0"/>
+                <w:color w:val="FFFFFF"/>
+                <w:sz w:val="24"/>
+              </w:rPr>
+              <w:t>Группа ресурсов</w:t>
+            </w:r>
+          </w:p>
+        </w:tc>
+        <w:tc>
+          <w:tcPr>
+            <w:tcW w:type="dxa" w:w="3600"/>
+            <w:shd w:val="clear" w:color="auto" w:fill="1e4b8f"/>
+          </w:tcPr>
+          <w:p>
+            <w:pPr>
+              <w:spacing w:line="240" w:lineRule="auto" w:after="0"/>
+              <w:jc w:val="center"/>
+            </w:pPr>
+            <w:r>
+              <w:rPr>
+                <w:rFonts w:ascii="Times New Roman" w:hAnsi="Times New Roman" w:cs="Times New Roman" w:eastAsia="Times New Roman"/>
+                <w:b/>
+                <w:i w:val="0"/>
+                <w:color w:val="FFFFFF"/>
+                <w:sz w:val="24"/>
+              </w:rPr>
+              <w:t>Метод и путь</w:t>
+            </w:r>
+          </w:p>
+        </w:tc>
+        <w:tc>
+          <w:tcPr>
+            <w:tcW w:type="dxa" w:w="3456"/>
+            <w:shd w:val="clear" w:color="auto" w:fill="1e4b8f"/>
+          </w:tcPr>
+          <w:p>
+            <w:pPr>
+              <w:spacing w:line="240" w:lineRule="auto" w:after="0"/>
+              <w:jc w:val="center"/>
+            </w:pPr>
+            <w:r>
+              <w:rPr>
+                <w:rFonts w:ascii="Times New Roman" w:hAnsi="Times New Roman" w:cs="Times New Roman" w:eastAsia="Times New Roman"/>
+                <w:b/>
+                <w:i w:val="0"/>
+                <w:color w:val="FFFFFF"/>
+                <w:sz w:val="24"/>
+              </w:rPr>
+              <w:t>Назначение</w:t>
+            </w:r>
+          </w:p>
+        </w:tc>
+      </w:tr>
+      <w:tr>
+        <w:tc>
+          <w:tcPr>
+            <w:tcW w:type="dxa" w:w="2160"/>
+          </w:tcPr>
+          <w:p>
+            <w:pPr>
+              <w:spacing w:line="240" w:lineRule="auto" w:after="0"/>
+              <w:jc w:val="left"/>
+            </w:pPr>
+            <w:r>
+              <w:rPr>
+                <w:rFonts w:ascii="Times New Roman" w:hAnsi="Times New Roman" w:cs="Times New Roman" w:eastAsia="Times New Roman"/>
+                <w:b w:val="0"/>
+                <w:i w:val="0"/>
+                <w:sz w:val="24"/>
+              </w:rPr>
+              <w:t>Аутентификация</w:t>
+            </w:r>
+          </w:p>
+        </w:tc>
+        <w:tc>
+          <w:tcPr>
+            <w:tcW w:type="dxa" w:w="3600"/>
+          </w:tcPr>
+          <w:p>
+            <w:pPr>
+              <w:spacing w:line="240" w:lineRule="auto" w:after="0"/>
+              <w:jc w:val="left"/>
+            </w:pPr>
+            <w:r>
+              <w:rPr>
+                <w:rFonts w:ascii="Times New Roman" w:hAnsi="Times New Roman" w:cs="Times New Roman" w:eastAsia="Times New Roman"/>
+                <w:b w:val="0"/>
+                <w:i w:val="0"/>
+                <w:sz w:val="24"/>
+              </w:rPr>
+              <w:t>POST /api/auth/login</w:t>
+            </w:r>
+          </w:p>
+        </w:tc>
+        <w:tc>
+          <w:tcPr>
+            <w:tcW w:type="dxa" w:w="3456"/>
+          </w:tcPr>
+          <w:p>
+            <w:pPr>
+              <w:spacing w:line="240" w:lineRule="auto" w:after="0"/>
+              <w:jc w:val="left"/>
+            </w:pPr>
+            <w:r>
+              <w:rPr>
+                <w:rFonts w:ascii="Times New Roman" w:hAnsi="Times New Roman" w:cs="Times New Roman" w:eastAsia="Times New Roman"/>
+                <w:b w:val="0"/>
+                <w:i w:val="0"/>
+                <w:sz w:val="24"/>
+              </w:rPr>
+              <w:t>Вход и выпуск токена</w:t>
+            </w:r>
+          </w:p>
+        </w:tc>
+      </w:tr>
+      <w:tr>
+        <w:tc>
+          <w:tcPr>
+            <w:tcW w:type="dxa" w:w="2160"/>
+          </w:tcPr>
+          <w:p>
+            <w:pPr>
+              <w:spacing w:line="240" w:lineRule="auto" w:after="0"/>
+              <w:jc w:val="left"/>
+            </w:pPr>
+            <w:r>
+              <w:rPr>
+                <w:rFonts w:ascii="Times New Roman" w:hAnsi="Times New Roman" w:cs="Times New Roman" w:eastAsia="Times New Roman"/>
+                <w:b w:val="0"/>
+                <w:i w:val="0"/>
+                <w:sz w:val="24"/>
+              </w:rPr>
+              <w:t>Расписание</w:t>
+            </w:r>
+          </w:p>
+        </w:tc>
+        <w:tc>
+          <w:tcPr>
+            <w:tcW w:type="dxa" w:w="3600"/>
+          </w:tcPr>
+          <w:p>
+            <w:pPr>
+              <w:spacing w:line="240" w:lineRule="auto" w:after="0"/>
+              <w:jc w:val="left"/>
+            </w:pPr>
+            <w:r>
+              <w:rPr>
+                <w:rFonts w:ascii="Times New Roman" w:hAnsi="Times New Roman" w:cs="Times New Roman" w:eastAsia="Times New Roman"/>
+                <w:b w:val="0"/>
+                <w:i w:val="0"/>
+                <w:sz w:val="24"/>
+              </w:rPr>
+              <w:t>GET /api/lessons/by-group|by-room|by-teacher</w:t>
+            </w:r>
+          </w:p>
+        </w:tc>
+        <w:tc>
+          <w:tcPr>
+            <w:tcW w:type="dxa" w:w="3456"/>
+          </w:tcPr>
+          <w:p>
+            <w:pPr>
+              <w:spacing w:line="240" w:lineRule="auto" w:after="0"/>
+              <w:jc w:val="left"/>
+            </w:pPr>
+            <w:r>
+              <w:rPr>
+                <w:rFonts w:ascii="Times New Roman" w:hAnsi="Times New Roman" w:cs="Times New Roman" w:eastAsia="Times New Roman"/>
+                <w:b w:val="0"/>
+                <w:i w:val="0"/>
+                <w:sz w:val="24"/>
+              </w:rPr>
+              <w:t>Просмотр расписания</w:t>
+            </w:r>
+          </w:p>
+        </w:tc>
+      </w:tr>
+      <w:tr>
+        <w:tc>
+          <w:tcPr>
+            <w:tcW w:type="dxa" w:w="2160"/>
+          </w:tcPr>
+          <w:p>
+            <w:pPr>
+              <w:spacing w:line="240" w:lineRule="auto" w:after="0"/>
+              <w:jc w:val="left"/>
+            </w:pPr>
+            <w:r>
+              <w:rPr>
+                <w:rFonts w:ascii="Times New Roman" w:hAnsi="Times New Roman" w:cs="Times New Roman" w:eastAsia="Times New Roman"/>
+                <w:b w:val="0"/>
+                <w:i w:val="0"/>
+                <w:sz w:val="24"/>
+              </w:rPr>
+              <w:t>Расписание</w:t>
+            </w:r>
+          </w:p>
+        </w:tc>
+        <w:tc>
+          <w:tcPr>
+            <w:tcW w:type="dxa" w:w="3600"/>
+          </w:tcPr>
+          <w:p>
+            <w:pPr>
+              <w:spacing w:line="240" w:lineRule="auto" w:after="0"/>
+              <w:jc w:val="left"/>
+            </w:pPr>
+            <w:r>
+              <w:rPr>
+                <w:rFonts w:ascii="Times New Roman" w:hAnsi="Times New Roman" w:cs="Times New Roman" w:eastAsia="Times New Roman"/>
+                <w:b w:val="0"/>
+                <w:i w:val="0"/>
+                <w:sz w:val="24"/>
+              </w:rPr>
+              <w:t>POST /api/lessons</w:t>
+            </w:r>
+          </w:p>
+        </w:tc>
+        <w:tc>
+          <w:tcPr>
+            <w:tcW w:type="dxa" w:w="3456"/>
+          </w:tcPr>
+          <w:p>
+            <w:pPr>
+              <w:spacing w:line="240" w:lineRule="auto" w:after="0"/>
+              <w:jc w:val="left"/>
+            </w:pPr>
+            <w:r>
+              <w:rPr>
+                <w:rFonts w:ascii="Times New Roman" w:hAnsi="Times New Roman" w:cs="Times New Roman" w:eastAsia="Times New Roman"/>
+                <w:b w:val="0"/>
+                <w:i w:val="0"/>
+                <w:sz w:val="24"/>
+              </w:rPr>
+              <w:t>Добавление занятия с проверкой коллизий</w:t>
+            </w:r>
+          </w:p>
+        </w:tc>
+      </w:tr>
+      <w:tr>
+        <w:tc>
+          <w:tcPr>
+            <w:tcW w:type="dxa" w:w="2160"/>
+          </w:tcPr>
+          <w:p>
+            <w:pPr>
+              <w:spacing w:line="240" w:lineRule="auto" w:after="0"/>
+              <w:jc w:val="left"/>
+            </w:pPr>
+            <w:r>
+              <w:rPr>
+                <w:rFonts w:ascii="Times New Roman" w:hAnsi="Times New Roman" w:cs="Times New Roman" w:eastAsia="Times New Roman"/>
+                <w:b w:val="0"/>
+                <w:i w:val="0"/>
+                <w:sz w:val="24"/>
+              </w:rPr>
+              <w:t>Генерация</w:t>
+            </w:r>
+          </w:p>
+        </w:tc>
+        <w:tc>
+          <w:tcPr>
+            <w:tcW w:type="dxa" w:w="3600"/>
+          </w:tcPr>
+          <w:p>
+            <w:pPr>
+              <w:spacing w:line="240" w:lineRule="auto" w:after="0"/>
+              <w:jc w:val="left"/>
+            </w:pPr>
+            <w:r>
+              <w:rPr>
+                <w:rFonts w:ascii="Times New Roman" w:hAnsi="Times New Roman" w:cs="Times New Roman" w:eastAsia="Times New Roman"/>
+                <w:b w:val="0"/>
+                <w:i w:val="0"/>
+                <w:sz w:val="24"/>
+              </w:rPr>
+              <w:t>POST …/generate/…/institute/{id}/async</w:t>
+            </w:r>
+          </w:p>
+        </w:tc>
+        <w:tc>
+          <w:tcPr>
+            <w:tcW w:type="dxa" w:w="3456"/>
+          </w:tcPr>
+          <w:p>
+            <w:pPr>
+              <w:spacing w:line="240" w:lineRule="auto" w:after="0"/>
+              <w:jc w:val="left"/>
+            </w:pPr>
+            <w:r>
+              <w:rPr>
+                <w:rFonts w:ascii="Times New Roman" w:hAnsi="Times New Roman" w:cs="Times New Roman" w:eastAsia="Times New Roman"/>
+                <w:b w:val="0"/>
+                <w:i w:val="0"/>
+                <w:sz w:val="24"/>
+              </w:rPr>
+              <w:t>Запуск генерации института</w:t>
+            </w:r>
+          </w:p>
+        </w:tc>
+      </w:tr>
+      <w:tr>
+        <w:tc>
+          <w:tcPr>
+            <w:tcW w:type="dxa" w:w="2160"/>
+          </w:tcPr>
+          <w:p>
+            <w:pPr>
+              <w:spacing w:line="240" w:lineRule="auto" w:after="0"/>
+              <w:jc w:val="left"/>
+            </w:pPr>
+            <w:r>
+              <w:rPr>
+                <w:rFonts w:ascii="Times New Roman" w:hAnsi="Times New Roman" w:cs="Times New Roman" w:eastAsia="Times New Roman"/>
+                <w:b w:val="0"/>
+                <w:i w:val="0"/>
+                <w:sz w:val="24"/>
+              </w:rPr>
+              <w:t>Генерация</w:t>
+            </w:r>
+          </w:p>
+        </w:tc>
+        <w:tc>
+          <w:tcPr>
+            <w:tcW w:type="dxa" w:w="3600"/>
+          </w:tcPr>
+          <w:p>
+            <w:pPr>
+              <w:spacing w:line="240" w:lineRule="auto" w:after="0"/>
+              <w:jc w:val="left"/>
+            </w:pPr>
+            <w:r>
+              <w:rPr>
+                <w:rFonts w:ascii="Times New Roman" w:hAnsi="Times New Roman" w:cs="Times New Roman" w:eastAsia="Times New Roman"/>
+                <w:b w:val="0"/>
+                <w:i w:val="0"/>
+                <w:sz w:val="24"/>
+              </w:rPr>
+              <w:t>GET …/generate/status/{jobId}</w:t>
+            </w:r>
+          </w:p>
+        </w:tc>
+        <w:tc>
+          <w:tcPr>
+            <w:tcW w:type="dxa" w:w="3456"/>
+          </w:tcPr>
+          <w:p>
+            <w:pPr>
+              <w:spacing w:line="240" w:lineRule="auto" w:after="0"/>
+              <w:jc w:val="left"/>
+            </w:pPr>
+            <w:r>
+              <w:rPr>
+                <w:rFonts w:ascii="Times New Roman" w:hAnsi="Times New Roman" w:cs="Times New Roman" w:eastAsia="Times New Roman"/>
+                <w:b w:val="0"/>
+                <w:i w:val="0"/>
+                <w:sz w:val="24"/>
+              </w:rPr>
+              <w:t>Статус задания генерации</w:t>
+            </w:r>
+          </w:p>
+        </w:tc>
+      </w:tr>
+      <w:tr>
+        <w:tc>
+          <w:tcPr>
+            <w:tcW w:type="dxa" w:w="2160"/>
+          </w:tcPr>
+          <w:p>
+            <w:pPr>
+              <w:spacing w:line="240" w:lineRule="auto" w:after="0"/>
+              <w:jc w:val="left"/>
+            </w:pPr>
+            <w:r>
+              <w:rPr>
+                <w:rFonts w:ascii="Times New Roman" w:hAnsi="Times New Roman" w:cs="Times New Roman" w:eastAsia="Times New Roman"/>
+                <w:b w:val="0"/>
+                <w:i w:val="0"/>
+                <w:sz w:val="24"/>
+              </w:rPr>
+              <w:t>Версии</w:t>
+            </w:r>
+          </w:p>
+        </w:tc>
+        <w:tc>
+          <w:tcPr>
+            <w:tcW w:type="dxa" w:w="3600"/>
+          </w:tcPr>
+          <w:p>
+            <w:pPr>
+              <w:spacing w:line="240" w:lineRule="auto" w:after="0"/>
+              <w:jc w:val="left"/>
+            </w:pPr>
+            <w:r>
+              <w:rPr>
+                <w:rFonts w:ascii="Times New Roman" w:hAnsi="Times New Roman" w:cs="Times New Roman" w:eastAsia="Times New Roman"/>
+                <w:b w:val="0"/>
+                <w:i w:val="0"/>
+                <w:sz w:val="24"/>
+              </w:rPr>
+              <w:t>POST …/publish|discard/institute/{id}</w:t>
+            </w:r>
+          </w:p>
+        </w:tc>
+        <w:tc>
+          <w:tcPr>
+            <w:tcW w:type="dxa" w:w="3456"/>
+          </w:tcPr>
+          <w:p>
+            <w:pPr>
+              <w:spacing w:line="240" w:lineRule="auto" w:after="0"/>
+              <w:jc w:val="left"/>
+            </w:pPr>
+            <w:r>
+              <w:rPr>
+                <w:rFonts w:ascii="Times New Roman" w:hAnsi="Times New Roman" w:cs="Times New Roman" w:eastAsia="Times New Roman"/>
+                <w:b w:val="0"/>
+                <w:i w:val="0"/>
+                <w:sz w:val="24"/>
+              </w:rPr>
+              <w:t>Публикация и отмена черновика</w:t>
+            </w:r>
+          </w:p>
+        </w:tc>
+      </w:tr>
+      <w:tr>
+        <w:tc>
+          <w:tcPr>
+            <w:tcW w:type="dxa" w:w="2160"/>
+          </w:tcPr>
+          <w:p>
+            <w:pPr>
+              <w:spacing w:line="240" w:lineRule="auto" w:after="0"/>
+              <w:jc w:val="left"/>
+            </w:pPr>
+            <w:r>
+              <w:rPr>
+                <w:rFonts w:ascii="Times New Roman" w:hAnsi="Times New Roman" w:cs="Times New Roman" w:eastAsia="Times New Roman"/>
+                <w:b w:val="0"/>
+                <w:i w:val="0"/>
+                <w:sz w:val="24"/>
+              </w:rPr>
+              <w:t>Нагрузка</w:t>
+            </w:r>
+          </w:p>
+        </w:tc>
+        <w:tc>
+          <w:tcPr>
+            <w:tcW w:type="dxa" w:w="3600"/>
+          </w:tcPr>
+          <w:p>
+            <w:pPr>
+              <w:spacing w:line="240" w:lineRule="auto" w:after="0"/>
+              <w:jc w:val="left"/>
+            </w:pPr>
+            <w:r>
+              <w:rPr>
+                <w:rFonts w:ascii="Times New Roman" w:hAnsi="Times New Roman" w:cs="Times New Roman" w:eastAsia="Times New Roman"/>
+                <w:b w:val="0"/>
+                <w:i w:val="0"/>
+                <w:sz w:val="24"/>
+              </w:rPr>
+              <w:t>GET /api/workloads, /api/workloads/changes</w:t>
+            </w:r>
+          </w:p>
+        </w:tc>
+        <w:tc>
+          <w:tcPr>
+            <w:tcW w:type="dxa" w:w="3456"/>
+          </w:tcPr>
+          <w:p>
+            <w:pPr>
+              <w:spacing w:line="240" w:lineRule="auto" w:after="0"/>
+              <w:jc w:val="left"/>
+            </w:pPr>
+            <w:r>
+              <w:rPr>
+                <w:rFonts w:ascii="Times New Roman" w:hAnsi="Times New Roman" w:cs="Times New Roman" w:eastAsia="Times New Roman"/>
+                <w:b w:val="0"/>
+                <w:i w:val="0"/>
+                <w:sz w:val="24"/>
+              </w:rPr>
+              <w:t>Нагрузка и история изменений</w:t>
+            </w:r>
+          </w:p>
+        </w:tc>
+      </w:tr>
+      <w:tr>
+        <w:tc>
+          <w:tcPr>
+            <w:tcW w:type="dxa" w:w="2160"/>
+          </w:tcPr>
+          <w:p>
+            <w:pPr>
+              <w:spacing w:line="240" w:lineRule="auto" w:after="0"/>
+              <w:jc w:val="left"/>
+            </w:pPr>
+            <w:r>
+              <w:rPr>
+                <w:rFonts w:ascii="Times New Roman" w:hAnsi="Times New Roman" w:cs="Times New Roman" w:eastAsia="Times New Roman"/>
+                <w:b w:val="0"/>
+                <w:i w:val="0"/>
+                <w:sz w:val="24"/>
+              </w:rPr>
+              <w:t>Справочники</w:t>
+            </w:r>
+          </w:p>
+        </w:tc>
+        <w:tc>
+          <w:tcPr>
+            <w:tcW w:type="dxa" w:w="3600"/>
+          </w:tcPr>
+          <w:p>
+            <w:pPr>
+              <w:spacing w:line="240" w:lineRule="auto" w:after="0"/>
+              <w:jc w:val="left"/>
+            </w:pPr>
+            <w:r>
+              <w:rPr>
+                <w:rFonts w:ascii="Times New Roman" w:hAnsi="Times New Roman" w:cs="Times New Roman" w:eastAsia="Times New Roman"/>
+                <w:b w:val="0"/>
+                <w:i w:val="0"/>
+                <w:sz w:val="24"/>
+              </w:rPr>
+              <w:t>GET /api/institutes, /api/groups, …</w:t>
+            </w:r>
+          </w:p>
+        </w:tc>
+        <w:tc>
+          <w:tcPr>
+            <w:tcW w:type="dxa" w:w="3456"/>
+          </w:tcPr>
+          <w:p>
+            <w:pPr>
+              <w:spacing w:line="240" w:lineRule="auto" w:after="0"/>
+              <w:jc w:val="left"/>
+            </w:pPr>
+            <w:r>
+              <w:rPr>
+                <w:rFonts w:ascii="Times New Roman" w:hAnsi="Times New Roman" w:cs="Times New Roman" w:eastAsia="Times New Roman"/>
+                <w:b w:val="0"/>
+                <w:i w:val="0"/>
+                <w:sz w:val="24"/>
+              </w:rPr>
+              <w:t>Структура университета</w:t>
+            </w:r>
+          </w:p>
+        </w:tc>
+      </w:tr>
+      <w:tr>
+        <w:tc>
+          <w:tcPr>
+            <w:tcW w:type="dxa" w:w="2160"/>
+          </w:tcPr>
+          <w:p>
+            <w:pPr>
+              <w:spacing w:line="240" w:lineRule="auto" w:after="0"/>
+              <w:jc w:val="left"/>
+            </w:pPr>
+            <w:r>
+              <w:rPr>
+                <w:rFonts w:ascii="Times New Roman" w:hAnsi="Times New Roman" w:cs="Times New Roman" w:eastAsia="Times New Roman"/>
+                <w:b w:val="0"/>
+                <w:i w:val="0"/>
+                <w:sz w:val="24"/>
+              </w:rPr>
+              <w:t>Управление</w:t>
+            </w:r>
+          </w:p>
+        </w:tc>
+        <w:tc>
+          <w:tcPr>
+            <w:tcW w:type="dxa" w:w="3600"/>
+          </w:tcPr>
+          <w:p>
+            <w:pPr>
+              <w:spacing w:line="240" w:lineRule="auto" w:after="0"/>
+              <w:jc w:val="left"/>
+            </w:pPr>
+            <w:r>
+              <w:rPr>
+                <w:rFonts w:ascii="Times New Roman" w:hAnsi="Times New Roman" w:cs="Times New Roman" w:eastAsia="Times New Roman"/>
+                <w:b w:val="0"/>
+                <w:i w:val="0"/>
+                <w:sz w:val="24"/>
+              </w:rPr>
+              <w:t>CRUD /api/classrooms, /api/equipments</w:t>
+            </w:r>
+          </w:p>
+        </w:tc>
+        <w:tc>
+          <w:tcPr>
+            <w:tcW w:type="dxa" w:w="3456"/>
+          </w:tcPr>
+          <w:p>
+            <w:pPr>
+              <w:spacing w:line="240" w:lineRule="auto" w:after="0"/>
+              <w:jc w:val="left"/>
+            </w:pPr>
+            <w:r>
+              <w:rPr>
+                <w:rFonts w:ascii="Times New Roman" w:hAnsi="Times New Roman" w:cs="Times New Roman" w:eastAsia="Times New Roman"/>
+                <w:b w:val="0"/>
+                <w:i w:val="0"/>
+                <w:sz w:val="24"/>
+              </w:rPr>
+              <w:t>Аудиторный фонд и оборудование</w:t>
+            </w:r>
+          </w:p>
+        </w:tc>
+      </w:tr>
+      <w:tr>
+        <w:tc>
+          <w:tcPr>
+            <w:tcW w:type="dxa" w:w="2160"/>
+          </w:tcPr>
+          <w:p>
+            <w:pPr>
+              <w:spacing w:line="240" w:lineRule="auto" w:after="0"/>
+              <w:jc w:val="left"/>
+            </w:pPr>
+            <w:r>
+              <w:rPr>
+                <w:rFonts w:ascii="Times New Roman" w:hAnsi="Times New Roman" w:cs="Times New Roman" w:eastAsia="Times New Roman"/>
+                <w:b w:val="0"/>
+                <w:i w:val="0"/>
+                <w:sz w:val="24"/>
+              </w:rPr>
+              <w:t>Ограничения</w:t>
+            </w:r>
+          </w:p>
+        </w:tc>
+        <w:tc>
+          <w:tcPr>
+            <w:tcW w:type="dxa" w:w="3600"/>
+          </w:tcPr>
+          <w:p>
+            <w:pPr>
+              <w:spacing w:line="240" w:lineRule="auto" w:after="0"/>
+              <w:jc w:val="left"/>
+            </w:pPr>
+            <w:r>
+              <w:rPr>
+                <w:rFonts w:ascii="Times New Roman" w:hAnsi="Times New Roman" w:cs="Times New Roman" w:eastAsia="Times New Roman"/>
+                <w:b w:val="0"/>
+                <w:i w:val="0"/>
+                <w:sz w:val="24"/>
+              </w:rPr>
+              <w:t>GET/PUT /api/availability/…, /api/constraints</w:t>
+            </w:r>
+          </w:p>
+        </w:tc>
+        <w:tc>
+          <w:tcPr>
+            <w:tcW w:type="dxa" w:w="3456"/>
+          </w:tcPr>
+          <w:p>
+            <w:pPr>
+              <w:spacing w:line="240" w:lineRule="auto" w:after="0"/>
+              <w:jc w:val="left"/>
+            </w:pPr>
+            <w:r>
+              <w:rPr>
+                <w:rFonts w:ascii="Times New Roman" w:hAnsi="Times New Roman" w:cs="Times New Roman" w:eastAsia="Times New Roman"/>
+                <w:b w:val="0"/>
+                <w:i w:val="0"/>
+                <w:sz w:val="24"/>
+              </w:rPr>
+              <w:t>Доступность и веса штрафов</w:t>
+            </w:r>
+          </w:p>
+        </w:tc>
+      </w:tr>
+    </w:tbl>
+    <w:p>
+      <w:pPr>
+        <w:spacing w:line="360" w:lineRule="auto" w:after="0"/>
+        <w:ind w:firstLine="709"/>
+        <w:jc w:val="both"/>
+      </w:pPr>
+      <w:r>
+        <w:rPr>
+          <w:rFonts w:ascii="Times New Roman" w:hAnsi="Times New Roman" w:cs="Times New Roman" w:eastAsia="Times New Roman"/>
+          <w:b w:val="0"/>
+          <w:i w:val="0"/>
+          <w:sz w:val="28"/>
+        </w:rPr>
+        <w:t>Запросы, возвращающие большие объёмы данных (учебная нагрузка, история изменений), поддерживают серверную постраничную выдачу. Ошибки представляются в стандартизованном формате ProblemDetails; в частности, попытка создать конфликтующее занятие возвращает код 409 с описанием обнаруженных коллизий, а ошибки валидации входных данных — код 400. Интерфейс документируется спецификацией OpenAPI с интерактивной страницей Swagger, что упрощает его освоение и тестирование разработчиком клиентской части.</w:t>
+      </w:r>
+    </w:p>
+    <w:p>
+      <w:pPr>
+        <w:spacing w:line="360" w:lineRule="auto" w:before="120" w:after="0"/>
+        <w:ind w:firstLine="709"/>
+        <w:jc w:val="left"/>
+      </w:pPr>
+      <w:r>
+        <w:rPr>
+          <w:rFonts w:ascii="Times New Roman" w:hAnsi="Times New Roman" w:cs="Times New Roman" w:eastAsia="Times New Roman"/>
+          <w:b/>
+          <w:i w:val="0"/>
+          <w:sz w:val="28"/>
+        </w:rPr>
+        <w:t>2.12 Аутентификация, авторизация и уведомления реального времени</w:t>
+      </w:r>
+    </w:p>
+    <w:p>
+      <w:pPr>
+        <w:spacing w:line="360" w:lineRule="auto" w:after="0"/>
+        <w:ind w:firstLine="709"/>
+        <w:jc w:val="both"/>
+      </w:pPr>
+      <w:r>
+        <w:rPr>
+          <w:rFonts w:ascii="Times New Roman" w:hAnsi="Times New Roman" w:cs="Times New Roman" w:eastAsia="Times New Roman"/>
+          <w:b w:val="0"/>
+          <w:i w:val="0"/>
+          <w:sz w:val="28"/>
+        </w:rPr>
+        <w:t>Поскольку все сотрудники университета имеют доменные учётные записи, аутентификация построена на их основе. При входе серверная часть выполняет привязку (bind) к службе каталогов Active Directory по протоколу LDAP, проверяя логин и пароль, после чего считывает членство пользователя в группах и проверяет его принадлежность к группе доступа [31]. В случае успеха выпускается подписанный маркер доступа JSON Web Token (JWT), содержащий имя пользователя и его роли; этот маркер клиент предъявляет при последующих запросах [30]. Последовательность аутентификации приведена на рисунке 2.7.</w:t>
+      </w:r>
+    </w:p>
+    <w:p>
+      <w:pPr>
+        <w:spacing w:line="240" w:lineRule="auto" w:before="120"/>
+        <w:jc w:val="center"/>
+      </w:pPr>
+      <w:r>
+        <w:drawing>
+          <wp:inline xmlns:a="http://schemas.openxmlformats.org/drawingml/2006/main" xmlns:pic="http://schemas.openxmlformats.org/drawingml/2006/picture">
+            <wp:extent cx="5486400" cy="2968646"/>
+            <wp:docPr id="42" name="Picture 42"/>
+            <wp:cNvGraphicFramePr>
+              <a:graphicFrameLocks noChangeAspect="1"/>
+            </wp:cNvGraphicFramePr>
+            <a:graphic>
+              <a:graphicData uri="http://schemas.openxmlformats.org/drawingml/2006/picture">
+                <pic:pic>
+                  <pic:nvPicPr>
+                    <pic:cNvPr id="0" name="auth_sequence.png"/>
+                    <pic:cNvPicPr/>
+                  </pic:nvPicPr>
+                  <pic:blipFill>
+                    <a:blip r:embed="rId22"/>
+                    <a:stretch>
+                      <a:fillRect/>
+                    </a:stretch>
+                  </pic:blipFill>
+                  <pic:spPr>
+                    <a:xfrm>
+                      <a:off x="0" y="0"/>
+                      <a:ext cx="5486400" cy="2968646"/>
+                    </a:xfrm>
+                    <a:prstGeom prst="rect"/>
+                  </pic:spPr>
+                </pic:pic>
+              </a:graphicData>
+            </a:graphic>
+          </wp:inline>
+        </w:drawing>
+      </w:r>
+    </w:p>
+    <w:p>
+      <w:pPr>
+        <w:spacing w:line="240" w:lineRule="auto" w:after="120"/>
+        <w:jc w:val="center"/>
+      </w:pPr>
+      <w:r>
+        <w:rPr>
+          <w:rFonts w:ascii="Times New Roman" w:hAnsi="Times New Roman" w:cs="Times New Roman" w:eastAsia="Times New Roman"/>
+          <w:b w:val="0"/>
+          <w:i w:val="0"/>
+          <w:sz w:val="24"/>
+        </w:rPr>
+        <w:t>Рисунок 2.7 — Аутентификация через доменные учётные записи</w:t>
+      </w:r>
+    </w:p>
+    <w:p>
+      <w:pPr>
+        <w:spacing w:line="360" w:lineRule="auto" w:after="0"/>
+        <w:ind w:firstLine="709"/>
+        <w:jc w:val="both"/>
+      </w:pPr>
+      <w:r>
+        <w:rPr>
+          <w:rFonts w:ascii="Times New Roman" w:hAnsi="Times New Roman" w:cs="Times New Roman" w:eastAsia="Times New Roman"/>
+          <w:b w:val="0"/>
+          <w:i w:val="0"/>
+          <w:sz w:val="28"/>
+        </w:rPr>
+        <w:t>Все ресурсы программного интерфейса по умолчанию требуют действительного маркера; исключение составляет лишь операция входа. Роли, перенесённые из доменных групп в маркер, позволяют разграничить права администратора и сотрудника бюро расписаний. Маркеры имеют ограниченный срок действия и передаются по защищённому каналу.</w:t>
+      </w:r>
+    </w:p>
+    <w:p>
+      <w:pPr>
+        <w:spacing w:line="360" w:lineRule="auto" w:after="0"/>
+        <w:ind w:firstLine="709"/>
+        <w:jc w:val="both"/>
+      </w:pPr>
+      <w:r>
+        <w:rPr>
+          <w:rFonts w:ascii="Times New Roman" w:hAnsi="Times New Roman" w:cs="Times New Roman" w:eastAsia="Times New Roman"/>
+          <w:b w:val="0"/>
+          <w:i w:val="0"/>
+          <w:sz w:val="28"/>
+        </w:rPr>
+        <w:t>Для оперативного отражения изменений, внесённых другими пользователями, серверная часть поддерживает уведомления в режиме реального времени на основе технологии SignalR, использующей постоянное соединение поверх протокола WebSocket [32]. После входа клиентское приложение подключается к хабу уведомлений; при публикации расписания института или при изменении учебной нагрузки по итогам синхронизации с ММИС сервер рассылает подключённым клиентам соответствующие события, по которым их интерфейсы обновляются без перезагрузки страницы. Подключение к хабу, как и обращения к программному интерфейсу, требует действительного маркера доступа. Тем самым обеспечивается согласованная совместная работа сотрудников бюро и устраняется необходимость ручной сверки данных.</w:t>
+      </w:r>
+    </w:p>
+    <w:p>
+      <w:pPr>
+        <w:spacing w:line="360" w:lineRule="auto" w:after="0"/>
+        <w:ind w:firstLine="709"/>
+        <w:jc w:val="both"/>
+      </w:pPr>
+      <w:r>
+        <w:rPr>
+          <w:rFonts w:ascii="Times New Roman" w:hAnsi="Times New Roman" w:cs="Times New Roman" w:eastAsia="Times New Roman"/>
+          <w:b w:val="0"/>
+          <w:i w:val="0"/>
+          <w:sz w:val="28"/>
+        </w:rPr>
+        <w:t>Спроектированные в настоящей главе архитектура, модель данных, математическая модель и подсистемы образуют целостное техническое решение, программная реализация и тестирование которого рассматриваются в следующей главе.</w:t>
+      </w:r>
+    </w:p>
+    <w:p>
+      <w:pPr>
+        <w:pageBreakBefore/>
+        <w:spacing w:line="360" w:lineRule="auto" w:after="0"/>
+        <w:jc w:val="center"/>
+      </w:pPr>
+      <w:r>
+        <w:rPr>
+          <w:rFonts w:ascii="Times New Roman" w:hAnsi="Times New Roman" w:cs="Times New Roman" w:eastAsia="Times New Roman"/>
+          <w:b/>
+          <w:i w:val="0"/>
+          <w:sz w:val="28"/>
+        </w:rPr>
+        <w:t>3 РЕАЛИЗАЦИЯ И ТЕСТИРОВАНИЕ СЕРВЕРНОЙ ЧАСТИ</w:t>
+      </w:r>
+    </w:p>
+    <w:p>
+      <w:pPr>
+        <w:spacing w:line="360" w:lineRule="auto" w:after="0"/>
+        <w:ind w:firstLine="709"/>
+        <w:jc w:val="both"/>
+      </w:pPr>
+      <w:r>
+        <w:rPr>
+          <w:rFonts w:ascii="Times New Roman" w:hAnsi="Times New Roman" w:cs="Times New Roman" w:eastAsia="Times New Roman"/>
+          <w:b w:val="0"/>
+          <w:i w:val="0"/>
+          <w:sz w:val="28"/>
+        </w:rPr>
+        <w:t>В настоящей главе рассматривается программная реализация спроектированной в предыдущей главе серверной части: описывается структура программного решения, ключевые модули доменного, прикладного и инфраструктурного слоёв с фрагментами исходного кода, а затем приводятся результаты тестирования и оценка соответствия разработанной системы сформулированным требованиям.</w:t>
+      </w:r>
+    </w:p>
+    <w:p>
+      <w:pPr>
+        <w:spacing w:line="360" w:lineRule="auto" w:before="120" w:after="0"/>
+        <w:ind w:firstLine="709"/>
+        <w:jc w:val="left"/>
+      </w:pPr>
+      <w:r>
+        <w:rPr>
+          <w:rFonts w:ascii="Times New Roman" w:hAnsi="Times New Roman" w:cs="Times New Roman" w:eastAsia="Times New Roman"/>
+          <w:b/>
+          <w:i w:val="0"/>
+          <w:sz w:val="28"/>
+        </w:rPr>
+        <w:t>3.1 Структура программного решения</w:t>
+      </w:r>
+    </w:p>
+    <w:p>
+      <w:pPr>
+        <w:spacing w:line="360" w:lineRule="auto" w:after="0"/>
+        <w:ind w:firstLine="709"/>
+        <w:jc w:val="both"/>
+      </w:pPr>
+      <w:r>
+        <w:rPr>
+          <w:rFonts w:ascii="Times New Roman" w:hAnsi="Times New Roman" w:cs="Times New Roman" w:eastAsia="Times New Roman"/>
+          <w:b w:val="0"/>
+          <w:i w:val="0"/>
+          <w:sz w:val="28"/>
+        </w:rPr>
+        <w:t>Программное решение организовано в виде четырёх проектов, соответствующих слоям архитектуры, и отдельного проекта автоматизированных тестов. Состав решения и зависимости между проектами приведены на рисунке 3.1.</w:t>
+      </w:r>
+    </w:p>
+    <w:p>
+      <w:pPr>
+        <w:spacing w:line="240" w:lineRule="auto" w:before="120"/>
+        <w:jc w:val="center"/>
+      </w:pPr>
+      <w:r>
+        <w:drawing>
+          <wp:inline xmlns:a="http://schemas.openxmlformats.org/drawingml/2006/main" xmlns:pic="http://schemas.openxmlformats.org/drawingml/2006/picture">
+            <wp:extent cx="5120640" cy="3366347"/>
+            <wp:docPr id="43" name="Picture 43"/>
+            <wp:cNvGraphicFramePr>
+              <a:graphicFrameLocks noChangeAspect="1"/>
+            </wp:cNvGraphicFramePr>
+            <a:graphic>
+              <a:graphicData uri="http://schemas.openxmlformats.org/drawingml/2006/picture">
+                <pic:pic>
+                  <pic:nvPicPr>
+                    <pic:cNvPr id="0" name="solution_structure.png"/>
+                    <pic:cNvPicPr/>
+                  </pic:nvPicPr>
+                  <pic:blipFill>
+                    <a:blip r:embed="rId23"/>
+                    <a:stretch>
+                      <a:fillRect/>
+                    </a:stretch>
+                  </pic:blipFill>
+                  <pic:spPr>
+                    <a:xfrm>
+                      <a:off x="0" y="0"/>
+                      <a:ext cx="5120640" cy="3366347"/>
+                    </a:xfrm>
+                    <a:prstGeom prst="rect"/>
+                  </pic:spPr>
+                </pic:pic>
+              </a:graphicData>
+            </a:graphic>
+          </wp:inline>
+        </w:drawing>
+      </w:r>
+    </w:p>
+    <w:p>
+      <w:pPr>
+        <w:spacing w:line="240" w:lineRule="auto" w:after="120"/>
+        <w:jc w:val="center"/>
+      </w:pPr>
+      <w:r>
+        <w:rPr>
+          <w:rFonts w:ascii="Times New Roman" w:hAnsi="Times New Roman" w:cs="Times New Roman" w:eastAsia="Times New Roman"/>
+          <w:b w:val="0"/>
+          <w:i w:val="0"/>
+          <w:sz w:val="24"/>
+        </w:rPr>
+        <w:t>Рисунок 3.1 — Структура программного решения</w:t>
+      </w:r>
+    </w:p>
+    <w:p>
+      <w:pPr>
+        <w:spacing w:line="360" w:lineRule="auto" w:after="0"/>
+        <w:ind w:firstLine="709"/>
+        <w:jc w:val="both"/>
+      </w:pPr>
+      <w:r>
+        <w:rPr>
+          <w:rFonts w:ascii="Times New Roman" w:hAnsi="Times New Roman" w:cs="Times New Roman" w:eastAsia="Times New Roman"/>
+          <w:b w:val="0"/>
+          <w:i w:val="0"/>
+          <w:sz w:val="28"/>
+        </w:rPr>
+        <w:t>Проект Domain не имеет зависимостей от других проектов и содержит предметную модель. Проект Application зависит только от Domain и реализует сценарии использования и алгоритмическое ядро. Проект Infrastructure зависит от Application и Domain и реализует объявленные в Application контракты средствами конкретных технологий. Проект API объединяет слои в работающее приложение и публикует программный интерфейс. Проект тестов ссылается на Domain, Application и Infrastructure и проверяет их во взаимодействии. Регистрация зависимостей вынесена в методы расширения каждого слоя, что делает композицию приложения явной и управляемой.</w:t>
+      </w:r>
+    </w:p>
+    <w:p>
+      <w:pPr>
+        <w:spacing w:line="360" w:lineRule="auto" w:before="120" w:after="0"/>
+        <w:ind w:firstLine="709"/>
+        <w:jc w:val="left"/>
+      </w:pPr>
+      <w:r>
+        <w:rPr>
+          <w:rFonts w:ascii="Times New Roman" w:hAnsi="Times New Roman" w:cs="Times New Roman" w:eastAsia="Times New Roman"/>
+          <w:b/>
+          <w:i w:val="0"/>
+          <w:sz w:val="28"/>
+        </w:rPr>
+        <w:t>3.2 Реализация доменной модели</w:t>
+      </w:r>
+    </w:p>
+    <w:p>
+      <w:pPr>
+        <w:spacing w:line="360" w:lineRule="auto" w:after="0"/>
+        <w:ind w:firstLine="709"/>
+        <w:jc w:val="both"/>
+      </w:pPr>
+      <w:r>
+        <w:rPr>
+          <w:rFonts w:ascii="Times New Roman" w:hAnsi="Times New Roman" w:cs="Times New Roman" w:eastAsia="Times New Roman"/>
+          <w:b w:val="0"/>
+          <w:i w:val="0"/>
+          <w:sz w:val="28"/>
+        </w:rPr>
+        <w:t>Доменные сущности реализованы с соблюдением инкапсуляции: их свойства имеют закрытые сеттеры, объекты создаются фабричными методами, а изменение состояния выполняется методами поведения. Инварианты проверяются статическим классом Guard, что гарантирует невозможность создания сущности в некорректном состоянии. В качестве примера в листинге 3.1 приведена сущность занятия, поддерживающая версионирование расписания.</w:t>
+      </w:r>
+    </w:p>
+    <w:p>
+      <w:pPr>
+        <w:spacing w:line="240" w:lineRule="auto" w:before="120"/>
+        <w:ind w:firstLine="709"/>
+        <w:jc w:val="left"/>
+      </w:pPr>
+      <w:r>
+        <w:rPr>
+          <w:rFonts w:ascii="Times New Roman" w:hAnsi="Times New Roman" w:cs="Times New Roman" w:eastAsia="Times New Roman"/>
+          <w:b w:val="0"/>
+          <w:i w:val="0"/>
+          <w:sz w:val="24"/>
+        </w:rPr>
+        <w:t>Листинг 3.1 — Сущность занятия с версионированием</w:t>
+      </w:r>
+    </w:p>
+    <w:p>
+      <w:pPr>
+        <w:spacing w:line="240" w:lineRule="auto" w:after="0" w:before="0"/>
+        <w:ind w:left="360"/>
+      </w:pPr>
+      <w:r>
+        <w:rPr>
+          <w:rFonts w:ascii="Courier New" w:hAnsi="Courier New" w:cs="Courier New"/>
+          <w:sz w:val="21"/>
+        </w:rPr>
+        <w:t>public class Lesson</w:t>
+        <w:br/>
+      </w:r>
+      <w:r>
+        <w:rPr>
+          <w:rFonts w:ascii="Courier New" w:hAnsi="Courier New" w:cs="Courier New"/>
+          <w:sz w:val="21"/>
+        </w:rPr>
+        <w:t>{</w:t>
+        <w:br/>
+      </w:r>
+      <w:r>
+        <w:rPr>
+          <w:rFonts w:ascii="Courier New" w:hAnsi="Courier New" w:cs="Courier New"/>
+          <w:sz w:val="21"/>
+        </w:rPr>
+        <w:t xml:space="preserve">    public Guid Id { get; private set; }</w:t>
+        <w:br/>
+      </w:r>
+      <w:r>
+        <w:rPr>
+          <w:rFonts w:ascii="Courier New" w:hAnsi="Courier New" w:cs="Courier New"/>
+          <w:sz w:val="21"/>
+        </w:rPr>
+        <w:t xml:space="preserve">    public Guid ClassroomId { get; private set; }</w:t>
+        <w:br/>
+      </w:r>
+      <w:r>
+        <w:rPr>
+          <w:rFonts w:ascii="Courier New" w:hAnsi="Courier New" w:cs="Courier New"/>
+          <w:sz w:val="21"/>
+        </w:rPr>
+        <w:t xml:space="preserve">    public Guid TimeSlotId { get; private set; }</w:t>
+        <w:br/>
+      </w:r>
+      <w:r>
+        <w:rPr>
+          <w:rFonts w:ascii="Courier New" w:hAnsi="Courier New" w:cs="Courier New"/>
+          <w:sz w:val="21"/>
+        </w:rPr>
+        <w:t xml:space="preserve">    public ScheduleVersion Version { get; private set; } = ScheduleVersion.Draft;</w:t>
+        <w:br/>
+      </w:r>
+      <w:r>
+        <w:rPr>
+          <w:rFonts w:ascii="Courier New" w:hAnsi="Courier New" w:cs="Courier New"/>
+          <w:sz w:val="21"/>
+        </w:rPr>
+        <w:br/>
+      </w:r>
+      <w:r>
+        <w:rPr>
+          <w:rFonts w:ascii="Courier New" w:hAnsi="Courier New" w:cs="Courier New"/>
+          <w:sz w:val="21"/>
+        </w:rPr>
+        <w:t xml:space="preserve">    public static Lesson Create(Guid id, Guid classroomId, Guid timeSlotId,</w:t>
+        <w:br/>
+      </w:r>
+      <w:r>
+        <w:rPr>
+          <w:rFonts w:ascii="Courier New" w:hAnsi="Courier New" w:cs="Courier New"/>
+          <w:sz w:val="21"/>
+        </w:rPr>
+        <w:t xml:space="preserve">        Guid streamId, Guid semesterId, Guid? curriculumId = null) =&gt; new()</w:t>
+        <w:br/>
+      </w:r>
+      <w:r>
+        <w:rPr>
+          <w:rFonts w:ascii="Courier New" w:hAnsi="Courier New" w:cs="Courier New"/>
+          <w:sz w:val="21"/>
+        </w:rPr>
+        <w:t xml:space="preserve">    {</w:t>
+        <w:br/>
+      </w:r>
+      <w:r>
+        <w:rPr>
+          <w:rFonts w:ascii="Courier New" w:hAnsi="Courier New" w:cs="Courier New"/>
+          <w:sz w:val="21"/>
+        </w:rPr>
+        <w:t xml:space="preserve">        Id = Guard.NotEmpty(id, nameof(id)),</w:t>
+        <w:br/>
+      </w:r>
+      <w:r>
+        <w:rPr>
+          <w:rFonts w:ascii="Courier New" w:hAnsi="Courier New" w:cs="Courier New"/>
+          <w:sz w:val="21"/>
+        </w:rPr>
+        <w:t xml:space="preserve">        ClassroomId = Guard.NotEmpty(classroomId, nameof(classroomId)),</w:t>
+        <w:br/>
+      </w:r>
+      <w:r>
+        <w:rPr>
+          <w:rFonts w:ascii="Courier New" w:hAnsi="Courier New" w:cs="Courier New"/>
+          <w:sz w:val="21"/>
+        </w:rPr>
+        <w:t xml:space="preserve">        /* ... */</w:t>
+        <w:br/>
+      </w:r>
+      <w:r>
+        <w:rPr>
+          <w:rFonts w:ascii="Courier New" w:hAnsi="Courier New" w:cs="Courier New"/>
+          <w:sz w:val="21"/>
+        </w:rPr>
+        <w:t xml:space="preserve">    };</w:t>
+        <w:br/>
+      </w:r>
+      <w:r>
+        <w:rPr>
+          <w:rFonts w:ascii="Courier New" w:hAnsi="Courier New" w:cs="Courier New"/>
+          <w:sz w:val="21"/>
+        </w:rPr>
+        <w:br/>
+      </w:r>
+      <w:r>
+        <w:rPr>
+          <w:rFonts w:ascii="Courier New" w:hAnsi="Courier New" w:cs="Courier New"/>
+          <w:sz w:val="21"/>
+        </w:rPr>
+        <w:t xml:space="preserve">    public void Publish() =&gt; Version = ScheduleVersion.Current;</w:t>
+        <w:br/>
+      </w:r>
+      <w:r>
+        <w:rPr>
+          <w:rFonts w:ascii="Courier New" w:hAnsi="Courier New" w:cs="Courier New"/>
+          <w:sz w:val="21"/>
+        </w:rPr>
+        <w:t>}</w:t>
+      </w:r>
+    </w:p>
+    <w:p>
+      <w:pPr>
+        <w:spacing w:line="360" w:lineRule="auto" w:after="0"/>
+        <w:ind w:firstLine="709"/>
+        <w:jc w:val="both"/>
+      </w:pPr>
+      <w:r>
+        <w:rPr>
+          <w:rFonts w:ascii="Times New Roman" w:hAnsi="Times New Roman" w:cs="Times New Roman" w:eastAsia="Times New Roman"/>
+          <w:b w:val="0"/>
+          <w:i w:val="0"/>
+          <w:sz w:val="28"/>
+        </w:rPr>
+        <w:t>Журналирование изменений нагрузки также встроено в доменную модель: метод изменения часов фиксирует запись журнала только при фактическом изменении значения, возвращая признак того, что изменение произошло, — это исключает появление «пустых» записей истории.</w:t>
+      </w:r>
+    </w:p>
+    <w:p>
+      <w:pPr>
+        <w:spacing w:line="360" w:lineRule="auto" w:before="120" w:after="0"/>
+        <w:ind w:firstLine="709"/>
+        <w:jc w:val="left"/>
+      </w:pPr>
+      <w:r>
+        <w:rPr>
+          <w:rFonts w:ascii="Times New Roman" w:hAnsi="Times New Roman" w:cs="Times New Roman" w:eastAsia="Times New Roman"/>
+          <w:b/>
+          <w:i w:val="0"/>
+          <w:sz w:val="28"/>
+        </w:rPr>
+        <w:t>3.3 Реализация доступа к данным и транзакционной защиты</w:t>
+      </w:r>
+    </w:p>
+    <w:p>
+      <w:pPr>
+        <w:spacing w:line="360" w:lineRule="auto" w:after="0"/>
+        <w:ind w:firstLine="709"/>
+        <w:jc w:val="both"/>
+      </w:pPr>
+      <w:r>
+        <w:rPr>
+          <w:rFonts w:ascii="Times New Roman" w:hAnsi="Times New Roman" w:cs="Times New Roman" w:eastAsia="Times New Roman"/>
+          <w:b w:val="0"/>
+          <w:i w:val="0"/>
+          <w:sz w:val="28"/>
+        </w:rPr>
+        <w:t>Доступ к данным реализован средствами Entity Framework Core. Сопоставление сущностей с таблицами задано отдельными классами конфигурации, эволюция схемы — миграциями, а обращения к данным инкапсулированы в репозиториях, реализующих интерфейсы прикладного слоя. Транзакционная защита от коллизий реализована компонентом, выполняющим операцию в транзакции уровня SERIALIZABLE поверх стратегии выполнения с автоматическим повтором при конфликте сериализации (листинг 3.2).</w:t>
+      </w:r>
+    </w:p>
+    <w:p>
+      <w:pPr>
+        <w:spacing w:line="240" w:lineRule="auto" w:before="120"/>
+        <w:ind w:firstLine="709"/>
+        <w:jc w:val="left"/>
+      </w:pPr>
+      <w:r>
+        <w:rPr>
+          <w:rFonts w:ascii="Times New Roman" w:hAnsi="Times New Roman" w:cs="Times New Roman" w:eastAsia="Times New Roman"/>
+          <w:b w:val="0"/>
+          <w:i w:val="0"/>
+          <w:sz w:val="24"/>
+        </w:rPr>
+        <w:t>Листинг 3.2 — Выполнение операции записи в транзакции SERIALIZABLE</w:t>
+      </w:r>
+    </w:p>
+    <w:p>
+      <w:pPr>
+        <w:spacing w:line="240" w:lineRule="auto" w:after="0" w:before="0"/>
+        <w:ind w:left="360"/>
+      </w:pPr>
+      <w:r>
+        <w:rPr>
+          <w:rFonts w:ascii="Courier New" w:hAnsi="Courier New" w:cs="Courier New"/>
+          <w:sz w:val="21"/>
+        </w:rPr>
+        <w:t>public async Task&lt;T&gt; ExecuteSerializableAsync&lt;T&gt;(</w:t>
+        <w:br/>
+      </w:r>
+      <w:r>
+        <w:rPr>
+          <w:rFonts w:ascii="Courier New" w:hAnsi="Courier New" w:cs="Courier New"/>
+          <w:sz w:val="21"/>
+        </w:rPr>
+        <w:t xml:space="preserve">    Func&lt;CancellationToken, Task&lt;T&gt;&gt; operation, CancellationToken ct)</w:t>
+        <w:br/>
+      </w:r>
+      <w:r>
+        <w:rPr>
+          <w:rFonts w:ascii="Courier New" w:hAnsi="Courier New" w:cs="Courier New"/>
+          <w:sz w:val="21"/>
+        </w:rPr>
+        <w:t>{</w:t>
+        <w:br/>
+      </w:r>
+      <w:r>
+        <w:rPr>
+          <w:rFonts w:ascii="Courier New" w:hAnsi="Courier New" w:cs="Courier New"/>
+          <w:sz w:val="21"/>
+        </w:rPr>
+        <w:t xml:space="preserve">    var strategy = context.Database.CreateExecutionStrategy();</w:t>
+        <w:br/>
+      </w:r>
+      <w:r>
+        <w:rPr>
+          <w:rFonts w:ascii="Courier New" w:hAnsi="Courier New" w:cs="Courier New"/>
+          <w:sz w:val="21"/>
+        </w:rPr>
+        <w:t xml:space="preserve">    return await strategy.ExecuteAsync(async () =&gt;</w:t>
+        <w:br/>
+      </w:r>
+      <w:r>
+        <w:rPr>
+          <w:rFonts w:ascii="Courier New" w:hAnsi="Courier New" w:cs="Courier New"/>
+          <w:sz w:val="21"/>
+        </w:rPr>
+        <w:t xml:space="preserve">    {</w:t>
+        <w:br/>
+      </w:r>
+      <w:r>
+        <w:rPr>
+          <w:rFonts w:ascii="Courier New" w:hAnsi="Courier New" w:cs="Courier New"/>
+          <w:sz w:val="21"/>
+        </w:rPr>
+        <w:t xml:space="preserve">        context.ChangeTracker.Clear();</w:t>
+        <w:br/>
+      </w:r>
+      <w:r>
+        <w:rPr>
+          <w:rFonts w:ascii="Courier New" w:hAnsi="Courier New" w:cs="Courier New"/>
+          <w:sz w:val="21"/>
+        </w:rPr>
+        <w:t xml:space="preserve">        await using var tx = await context.Database</w:t>
+        <w:br/>
+      </w:r>
+      <w:r>
+        <w:rPr>
+          <w:rFonts w:ascii="Courier New" w:hAnsi="Courier New" w:cs="Courier New"/>
+          <w:sz w:val="21"/>
+        </w:rPr>
+        <w:t xml:space="preserve">            .BeginTransactionAsync(IsolationLevel.Serializable, ct);</w:t>
+        <w:br/>
+      </w:r>
+      <w:r>
+        <w:rPr>
+          <w:rFonts w:ascii="Courier New" w:hAnsi="Courier New" w:cs="Courier New"/>
+          <w:sz w:val="21"/>
+        </w:rPr>
+        <w:t xml:space="preserve">        var result = await operation(ct);</w:t>
+        <w:br/>
+      </w:r>
+      <w:r>
+        <w:rPr>
+          <w:rFonts w:ascii="Courier New" w:hAnsi="Courier New" w:cs="Courier New"/>
+          <w:sz w:val="21"/>
+        </w:rPr>
+        <w:t xml:space="preserve">        await tx.CommitAsync(ct);</w:t>
+        <w:br/>
+      </w:r>
+      <w:r>
+        <w:rPr>
+          <w:rFonts w:ascii="Courier New" w:hAnsi="Courier New" w:cs="Courier New"/>
+          <w:sz w:val="21"/>
+        </w:rPr>
+        <w:t xml:space="preserve">        return result;</w:t>
+        <w:br/>
+      </w:r>
+      <w:r>
+        <w:rPr>
+          <w:rFonts w:ascii="Courier New" w:hAnsi="Courier New" w:cs="Courier New"/>
+          <w:sz w:val="21"/>
+        </w:rPr>
+        <w:t xml:space="preserve">    });</w:t>
+        <w:br/>
+      </w:r>
+      <w:r>
+        <w:rPr>
+          <w:rFonts w:ascii="Courier New" w:hAnsi="Courier New" w:cs="Courier New"/>
+          <w:sz w:val="21"/>
+        </w:rPr>
+        <w:t>}</w:t>
+      </w:r>
+    </w:p>
+    <w:p>
+      <w:pPr>
+        <w:spacing w:line="360" w:lineRule="auto" w:after="0"/>
+        <w:ind w:firstLine="709"/>
+        <w:jc w:val="both"/>
+      </w:pPr>
+      <w:r>
+        <w:rPr>
+          <w:rFonts w:ascii="Times New Roman" w:hAnsi="Times New Roman" w:cs="Times New Roman" w:eastAsia="Times New Roman"/>
+          <w:b w:val="0"/>
+          <w:i w:val="0"/>
+          <w:sz w:val="28"/>
+        </w:rPr>
+        <w:t>Все операции записи расписания — ручное добавление занятия, генерация, публикация и отмена черновика — выполняются через этот компонент. Так, при ручном добавлении проверка коллизий и вставка занятия объединены в одну сериализуемую транзакцию, что исключает состояние гонки и наложение занятий при одновременной работе нескольких сотрудников.</w:t>
+      </w:r>
+    </w:p>
+    <w:p>
+      <w:pPr>
+        <w:spacing w:line="360" w:lineRule="auto" w:before="120" w:after="0"/>
+        <w:ind w:firstLine="709"/>
+        <w:jc w:val="left"/>
+      </w:pPr>
+      <w:r>
+        <w:rPr>
+          <w:rFonts w:ascii="Times New Roman" w:hAnsi="Times New Roman" w:cs="Times New Roman" w:eastAsia="Times New Roman"/>
+          <w:b/>
+          <w:i w:val="0"/>
+          <w:sz w:val="28"/>
+        </w:rPr>
+        <w:t>3.4 Реализация модуля составления расписания</w:t>
+      </w:r>
+    </w:p>
+    <w:p>
+      <w:pPr>
+        <w:spacing w:line="360" w:lineRule="auto" w:after="0"/>
+        <w:ind w:firstLine="709"/>
+        <w:jc w:val="both"/>
+      </w:pPr>
+      <w:r>
+        <w:rPr>
+          <w:rFonts w:ascii="Times New Roman" w:hAnsi="Times New Roman" w:cs="Times New Roman" w:eastAsia="Times New Roman"/>
+          <w:b w:val="0"/>
+          <w:i w:val="0"/>
+          <w:sz w:val="28"/>
+        </w:rPr>
+        <w:t>Модуль составления расписания реализует описанную архитектуру строителей. Каждое ограничение оформлено отдельным классом, реализующим интерфейс IModelSectionBuilder, а распорядитель сборки задаёт порядок их применения. В листинге 3.3 приведён состав конвейера для генерации на весь семестр.</w:t>
+      </w:r>
+    </w:p>
+    <w:p>
+      <w:pPr>
+        <w:spacing w:line="240" w:lineRule="auto" w:before="120"/>
+        <w:ind w:firstLine="709"/>
+        <w:jc w:val="left"/>
+      </w:pPr>
+      <w:r>
+        <w:rPr>
+          <w:rFonts w:ascii="Times New Roman" w:hAnsi="Times New Roman" w:cs="Times New Roman" w:eastAsia="Times New Roman"/>
+          <w:b w:val="0"/>
+          <w:i w:val="0"/>
+          <w:sz w:val="24"/>
+        </w:rPr>
+        <w:t>Листинг 3.3 — Конвейер сборки модели расписания</w:t>
+      </w:r>
+    </w:p>
+    <w:p>
+      <w:pPr>
+        <w:spacing w:line="240" w:lineRule="auto" w:after="0" w:before="0"/>
+        <w:ind w:left="360"/>
+      </w:pPr>
+      <w:r>
+        <w:rPr>
+          <w:rFonts w:ascii="Courier New" w:hAnsi="Courier New" w:cs="Courier New"/>
+          <w:sz w:val="21"/>
+        </w:rPr>
+        <w:t>return new(new IModelSectionBuilder[]</w:t>
+        <w:br/>
+      </w:r>
+      <w:r>
+        <w:rPr>
+          <w:rFonts w:ascii="Courier New" w:hAnsi="Courier New" w:cs="Courier New"/>
+          <w:sz w:val="21"/>
+        </w:rPr>
+        <w:t>{</w:t>
+        <w:br/>
+      </w:r>
+      <w:r>
+        <w:rPr>
+          <w:rFonts w:ascii="Courier New" w:hAnsi="Courier New" w:cs="Courier New"/>
+          <w:sz w:val="21"/>
+        </w:rPr>
+        <w:t xml:space="preserve">    new VariablesSectionBuilder(),          // переменные + отсечение</w:t>
+        <w:br/>
+      </w:r>
+      <w:r>
+        <w:rPr>
+          <w:rFonts w:ascii="Courier New" w:hAnsi="Courier New" w:cs="Courier New"/>
+          <w:sz w:val="21"/>
+        </w:rPr>
+        <w:t xml:space="preserve">    new TotalHoursSectionBuilder(),         // часы</w:t>
+        <w:br/>
+      </w:r>
+      <w:r>
+        <w:rPr>
+          <w:rFonts w:ascii="Courier New" w:hAnsi="Courier New" w:cs="Courier New"/>
+          <w:sz w:val="21"/>
+        </w:rPr>
+        <w:t xml:space="preserve">    new IntersectionSectionBuilder(),       // пересечения ресурсов</w:t>
+        <w:br/>
+      </w:r>
+      <w:r>
+        <w:rPr>
+          <w:rFonts w:ascii="Courier New" w:hAnsi="Courier New" w:cs="Courier New"/>
+          <w:sz w:val="21"/>
+        </w:rPr>
+        <w:t xml:space="preserve">    new EquipmentSectionBuilder(),          // оборудование</w:t>
+        <w:br/>
+      </w:r>
+      <w:r>
+        <w:rPr>
+          <w:rFonts w:ascii="Courier New" w:hAnsi="Courier New" w:cs="Courier New"/>
+          <w:sz w:val="21"/>
+        </w:rPr>
+        <w:t xml:space="preserve">    new CapacitySectionBuilder(),           // вместимость</w:t>
+        <w:br/>
+      </w:r>
+      <w:r>
+        <w:rPr>
+          <w:rFonts w:ascii="Courier New" w:hAnsi="Courier New" w:cs="Courier New"/>
+          <w:sz w:val="21"/>
+        </w:rPr>
+        <w:t xml:space="preserve">    new ShiftSectionBuilder(),              // смена обучения</w:t>
+        <w:br/>
+      </w:r>
+      <w:r>
+        <w:rPr>
+          <w:rFonts w:ascii="Courier New" w:hAnsi="Courier New" w:cs="Courier New"/>
+          <w:sz w:val="21"/>
+        </w:rPr>
+        <w:t xml:space="preserve">    new BuildingTravelSectionBuilder(),     // переходы между корпусами</w:t>
+        <w:br/>
+      </w:r>
+      <w:r>
+        <w:rPr>
+          <w:rFonts w:ascii="Courier New" w:hAnsi="Courier New" w:cs="Courier New"/>
+          <w:sz w:val="21"/>
+        </w:rPr>
+        <w:t xml:space="preserve">    new DoubleLessonSectionBuilder(),       // двойные пары</w:t>
+        <w:br/>
+      </w:r>
+      <w:r>
+        <w:rPr>
+          <w:rFonts w:ascii="Courier New" w:hAnsi="Courier New" w:cs="Courier New"/>
+          <w:sz w:val="21"/>
+        </w:rPr>
+        <w:t xml:space="preserve">    new DailyLessonsLimitSectionBuilder(w), // лимит пар (мягко)</w:t>
+        <w:br/>
+      </w:r>
+      <w:r>
+        <w:rPr>
+          <w:rFonts w:ascii="Courier New" w:hAnsi="Courier New" w:cs="Courier New"/>
+          <w:sz w:val="21"/>
+        </w:rPr>
+        <w:t xml:space="preserve">    new WindowSectionBuilder(),             // окна</w:t>
+        <w:br/>
+      </w:r>
+      <w:r>
+        <w:rPr>
+          <w:rFonts w:ascii="Courier New" w:hAnsi="Courier New" w:cs="Courier New"/>
+          <w:sz w:val="21"/>
+        </w:rPr>
+        <w:t xml:space="preserve">    new AvailabilitySectionBuilder(),       // доступность</w:t>
+        <w:br/>
+      </w:r>
+      <w:r>
+        <w:rPr>
+          <w:rFonts w:ascii="Courier New" w:hAnsi="Courier New" w:cs="Courier New"/>
+          <w:sz w:val="21"/>
+        </w:rPr>
+        <w:t xml:space="preserve">    new FavoriteBuildingSectionBuilder(w),  // предпочтительный корпус</w:t>
+        <w:br/>
+      </w:r>
+      <w:r>
+        <w:rPr>
+          <w:rFonts w:ascii="Courier New" w:hAnsi="Courier New" w:cs="Courier New"/>
+          <w:sz w:val="21"/>
+        </w:rPr>
+        <w:t xml:space="preserve">    new ParallelismSectionBuilder(w),       // параллельность</w:t>
+        <w:br/>
+      </w:r>
+      <w:r>
+        <w:rPr>
+          <w:rFonts w:ascii="Courier New" w:hAnsi="Courier New" w:cs="Courier New"/>
+          <w:sz w:val="21"/>
+        </w:rPr>
+        <w:t xml:space="preserve">    new ObjectiveSectionBuilder(),          // целевая функция -&gt; min</w:t>
+        <w:br/>
+      </w:r>
+      <w:r>
+        <w:rPr>
+          <w:rFonts w:ascii="Courier New" w:hAnsi="Courier New" w:cs="Courier New"/>
+          <w:sz w:val="21"/>
+        </w:rPr>
+        <w:t>});</w:t>
+      </w:r>
+    </w:p>
+    <w:p>
+      <w:pPr>
+        <w:spacing w:line="360" w:lineRule="auto" w:after="0"/>
+        <w:ind w:firstLine="709"/>
+        <w:jc w:val="both"/>
+      </w:pPr>
+      <w:r>
+        <w:rPr>
+          <w:rFonts w:ascii="Times New Roman" w:hAnsi="Times New Roman" w:cs="Times New Roman" w:eastAsia="Times New Roman"/>
+          <w:b w:val="0"/>
+          <w:i w:val="0"/>
+          <w:sz w:val="28"/>
+        </w:rPr>
+        <w:t>Например, строитель точного соответствия часам для каждой нагрузки накладывает равенство суммы соответствующих переменных плановому числу пар, реализуя формулу 2.2; строитель пересечений применяет ограничение «не более одного» к переменным, относящимся к одной аудитории, одному преподавателю и одной группе в каждом слоте (формулы 2.3–2.5). Построенная модель передаётся обёртке решателя CP-SAT, которая задаёт параметры поиска, выполняет решение и извлекает назначения вместе со статусом и метриками; затем результат отображается в доменные занятия-черновики.</w:t>
+      </w:r>
+    </w:p>
+    <w:p>
+      <w:pPr>
+        <w:spacing w:line="360" w:lineRule="auto" w:before="120" w:after="0"/>
+        <w:ind w:firstLine="709"/>
+        <w:jc w:val="left"/>
+      </w:pPr>
+      <w:r>
+        <w:rPr>
+          <w:rFonts w:ascii="Times New Roman" w:hAnsi="Times New Roman" w:cs="Times New Roman" w:eastAsia="Times New Roman"/>
+          <w:b/>
+          <w:i w:val="0"/>
+          <w:sz w:val="28"/>
+        </w:rPr>
+        <w:t>3.5 Реализация асинхронной генерации и декомпозиции</w:t>
+      </w:r>
+    </w:p>
+    <w:p>
+      <w:pPr>
+        <w:spacing w:line="360" w:lineRule="auto" w:after="0"/>
+        <w:ind w:firstLine="709"/>
+        <w:jc w:val="both"/>
+      </w:pPr>
+      <w:r>
+        <w:rPr>
+          <w:rFonts w:ascii="Times New Roman" w:hAnsi="Times New Roman" w:cs="Times New Roman" w:eastAsia="Times New Roman"/>
+          <w:b w:val="0"/>
+          <w:i w:val="0"/>
+          <w:sz w:val="28"/>
+        </w:rPr>
+        <w:t>Асинхронная генерация реализована очередью на основе канала и фоновой службой-потребителем. Контроллер помещает задание в очередь и сразу возвращает его статус с идентификатором; фоновая служба последовательно извлекает задания и выполняет генерацию в собственной области видимости зависимостей, обновляя статус задания (в очереди, выполняется, завершено, ошибка). Декомпозиция по институтам реализована поставщиком данных: он ограничивает множество нагрузок институтом, собирает ресурсы, занятые расписанием других институтов семестра, и формирует якоря из расписания предыдущего семестра. Сбой одного задания не останавливает обработку последующих.</w:t>
+      </w:r>
+    </w:p>
+    <w:p>
+      <w:pPr>
+        <w:spacing w:line="360" w:lineRule="auto" w:before="120" w:after="0"/>
+        <w:ind w:firstLine="709"/>
+        <w:jc w:val="left"/>
+      </w:pPr>
+      <w:r>
+        <w:rPr>
+          <w:rFonts w:ascii="Times New Roman" w:hAnsi="Times New Roman" w:cs="Times New Roman" w:eastAsia="Times New Roman"/>
+          <w:b/>
+          <w:i w:val="0"/>
+          <w:sz w:val="28"/>
+        </w:rPr>
+        <w:t>3.6 Реализация интеграции с системой «Нагрузка ВУЗа»</w:t>
+      </w:r>
+    </w:p>
+    <w:p>
+      <w:pPr>
+        <w:spacing w:line="360" w:lineRule="auto" w:after="0"/>
+        <w:ind w:firstLine="709"/>
+        <w:jc w:val="both"/>
+      </w:pPr>
+      <w:r>
+        <w:rPr>
+          <w:rFonts w:ascii="Times New Roman" w:hAnsi="Times New Roman" w:cs="Times New Roman" w:eastAsia="Times New Roman"/>
+          <w:b w:val="0"/>
+          <w:i w:val="0"/>
+          <w:sz w:val="28"/>
+        </w:rPr>
+        <w:t>Чтение из базы ММИС выполнено средствами Dapper отдельными выборками для каждого справочника и таблицы нагрузки. Идемпотентность переноса обеспечивается детерминированным вычислением идентификатора сущности по её коду в ММИС, благодаря чему повторная синхронизация обновляет существующие записи, а не создаёт дубликаты. Синхронизация нагрузки вычисляет разницу со снимком и порождает записи журнала: новые строки фиксируются как добавление, изменённые часы — как изменение, исчезнувшие — как удаление. Вся операция выполняется в сериализуемой транзакции, после чего достраивается календарная сетка для новых недель.</w:t>
+      </w:r>
+    </w:p>
+    <w:p>
+      <w:pPr>
+        <w:spacing w:line="360" w:lineRule="auto" w:before="120" w:after="0"/>
+        <w:ind w:firstLine="709"/>
+        <w:jc w:val="left"/>
+      </w:pPr>
+      <w:r>
+        <w:rPr>
+          <w:rFonts w:ascii="Times New Roman" w:hAnsi="Times New Roman" w:cs="Times New Roman" w:eastAsia="Times New Roman"/>
+          <w:b/>
+          <w:i w:val="0"/>
+          <w:sz w:val="28"/>
+        </w:rPr>
+        <w:t>3.7 Реализация аутентификации и уведомлений реального времени</w:t>
+      </w:r>
+    </w:p>
+    <w:p>
+      <w:pPr>
+        <w:spacing w:line="360" w:lineRule="auto" w:after="0"/>
+        <w:ind w:firstLine="709"/>
+        <w:jc w:val="both"/>
+      </w:pPr>
+      <w:r>
+        <w:rPr>
+          <w:rFonts w:ascii="Times New Roman" w:hAnsi="Times New Roman" w:cs="Times New Roman" w:eastAsia="Times New Roman"/>
+          <w:b w:val="0"/>
+          <w:i w:val="0"/>
+          <w:sz w:val="28"/>
+        </w:rPr>
+        <w:t>Аутентификация реализована службой, выполняющей привязку к Active Directory по протоколу LDAP и проверку членства пользователя в группе доступа, после чего служба выпуска маркеров формирует подписанный JWT с ролями пользователя. Все ресурсы программного интерфейса по умолчанию защищены политикой, требующей действительного маркера. Уведомления реального времени реализованы хабом SignalR: реализация интерфейса-оповещателя рассылает подключённым клиентам события об изменении расписания (при публикации) и нагрузки (по итогам синхронизации с ММИС). Поскольку браузер не может передать заголовок авторизации при установлении WebSocket-соединения, маркер доступа для подключения к хабу передаётся параметром запроса и проверяется на сервере.</w:t>
+      </w:r>
+    </w:p>
+    <w:p>
+      <w:pPr>
+        <w:spacing w:line="360" w:lineRule="auto" w:before="120" w:after="0"/>
+        <w:ind w:firstLine="709"/>
+        <w:jc w:val="left"/>
+      </w:pPr>
+      <w:r>
+        <w:rPr>
+          <w:rFonts w:ascii="Times New Roman" w:hAnsi="Times New Roman" w:cs="Times New Roman" w:eastAsia="Times New Roman"/>
+          <w:b/>
+          <w:i w:val="0"/>
+          <w:sz w:val="28"/>
+        </w:rPr>
+        <w:t>3.8 Реализация программного интерфейса</w:t>
+      </w:r>
+    </w:p>
+    <w:p>
+      <w:pPr>
+        <w:spacing w:line="360" w:lineRule="auto" w:after="0"/>
+        <w:ind w:firstLine="709"/>
+        <w:jc w:val="both"/>
+      </w:pPr>
+      <w:r>
+        <w:rPr>
+          <w:rFonts w:ascii="Times New Roman" w:hAnsi="Times New Roman" w:cs="Times New Roman" w:eastAsia="Times New Roman"/>
+          <w:b w:val="0"/>
+          <w:i w:val="0"/>
+          <w:sz w:val="28"/>
+        </w:rPr>
+        <w:t>Программный интерфейс реализован контроллерами ASP.NET Core, делегирующими выполнение сценариев посреднику MediatR. Сквозная обработка ошибок вынесена в обработчики исключений, преобразующие доменные исключения в корректные коды состояния HTTP: неуспешная аутентификация — в 401, ошибки валидации — в 400, обнаруженные коллизии расписания — в 409 с описанием конфликтов в формате ProblemDetails. Перечисления сериализуются читаемыми строками, а интерфейс документируется спецификацией OpenAPI с интерактивной страницей Swagger.</w:t>
+      </w:r>
+    </w:p>
+    <w:p>
+      <w:pPr>
+        <w:spacing w:line="360" w:lineRule="auto" w:before="120" w:after="0"/>
+        <w:ind w:firstLine="709"/>
+        <w:jc w:val="left"/>
+      </w:pPr>
+      <w:r>
+        <w:rPr>
+          <w:rFonts w:ascii="Times New Roman" w:hAnsi="Times New Roman" w:cs="Times New Roman" w:eastAsia="Times New Roman"/>
+          <w:b/>
+          <w:i w:val="0"/>
+          <w:sz w:val="28"/>
+        </w:rPr>
+        <w:t>3.9 Тестирование</w:t>
+      </w:r>
+    </w:p>
+    <w:p>
+      <w:pPr>
+        <w:spacing w:line="360" w:lineRule="auto" w:after="0"/>
+        <w:ind w:firstLine="709"/>
+        <w:jc w:val="both"/>
+      </w:pPr>
+      <w:r>
+        <w:rPr>
+          <w:rFonts w:ascii="Times New Roman" w:hAnsi="Times New Roman" w:cs="Times New Roman" w:eastAsia="Times New Roman"/>
+          <w:b w:val="0"/>
+          <w:i w:val="0"/>
+          <w:sz w:val="28"/>
+        </w:rPr>
+        <w:t>Для проверки корректности разработана совокупность из 44 автоматизированных тестов на основе каркаса xUnit. Тесты охватывают как алгоритмическое ядро, так и прикладную логику; ограничения солвера проверяются на настоящем решателе CP-SAT, а доступ к данным — на встроенной базе данных в оперативной памяти. Состав групп тестов приведён в таблице 3.1.</w:t>
+      </w:r>
+    </w:p>
+    <w:p>
+      <w:pPr>
+        <w:spacing w:line="240" w:lineRule="auto" w:before="120"/>
+        <w:jc w:val="right"/>
+      </w:pPr>
+      <w:r>
+        <w:rPr>
+          <w:rFonts w:ascii="Times New Roman" w:hAnsi="Times New Roman" w:cs="Times New Roman" w:eastAsia="Times New Roman"/>
+          <w:b w:val="0"/>
+          <w:i w:val="0"/>
+          <w:sz w:val="24"/>
+        </w:rPr>
+        <w:t>Таблица 3.1 — Состав автоматизированных тестов</w:t>
+      </w:r>
+    </w:p>
+    <w:tbl>
+      <w:tblPr>
+        <w:tblW w:type="auto" w:w="0"/>
+        <w:jc w:val="center"/>
+        <w:tblLook w:firstColumn="1" w:firstRow="1" w:lastColumn="0" w:lastRow="0" w:noHBand="0" w:noVBand="1" w:val="04A0"/>
+        <w:tblBorders>
+          <w:top w:val="single" w:sz="4" w:space="0" w:color="000000"/>
+          <w:left w:val="single" w:sz="4" w:space="0" w:color="000000"/>
+          <w:bottom w:val="single" w:sz="4" w:space="0" w:color="000000"/>
+          <w:right w:val="single" w:sz="4" w:space="0" w:color="000000"/>
+          <w:insideH w:val="single" w:sz="4" w:space="0" w:color="000000"/>
+          <w:insideV w:val="single" w:sz="4" w:space="0" w:color="000000"/>
+        </w:tblBorders>
+      </w:tblPr>
+      <w:tblGrid>
+        <w:gridCol w:w="4677"/>
+        <w:gridCol w:w="4677"/>
+      </w:tblGrid>
+      <w:tr>
+        <w:tc>
+          <w:tcPr>
+            <w:tcW w:type="dxa" w:w="3456"/>
+            <w:shd w:val="clear" w:color="auto" w:fill="1e4b8f"/>
+          </w:tcPr>
+          <w:p>
+            <w:pPr>
+              <w:spacing w:line="240" w:lineRule="auto" w:after="0"/>
+              <w:jc w:val="center"/>
+            </w:pPr>
+            <w:r>
+              <w:rPr>
+                <w:rFonts w:ascii="Times New Roman" w:hAnsi="Times New Roman" w:cs="Times New Roman" w:eastAsia="Times New Roman"/>
+                <w:b/>
+                <w:i w:val="0"/>
+                <w:color w:val="FFFFFF"/>
+                <w:sz w:val="24"/>
+              </w:rPr>
+              <w:t>Группа тестов</w:t>
+            </w:r>
+          </w:p>
+        </w:tc>
+        <w:tc>
+          <w:tcPr>
+            <w:tcW w:type="dxa" w:w="5760"/>
+            <w:shd w:val="clear" w:color="auto" w:fill="1e4b8f"/>
+          </w:tcPr>
+          <w:p>
+            <w:pPr>
+              <w:spacing w:line="240" w:lineRule="auto" w:after="0"/>
+              <w:jc w:val="center"/>
+            </w:pPr>
+            <w:r>
+              <w:rPr>
+                <w:rFonts w:ascii="Times New Roman" w:hAnsi="Times New Roman" w:cs="Times New Roman" w:eastAsia="Times New Roman"/>
+                <w:b/>
+                <w:i w:val="0"/>
+                <w:color w:val="FFFFFF"/>
+                <w:sz w:val="24"/>
+              </w:rPr>
+              <w:t>Что проверяется</w:t>
+            </w:r>
+          </w:p>
+        </w:tc>
+      </w:tr>
+      <w:tr>
+        <w:tc>
+          <w:tcPr>
+            <w:tcW w:type="dxa" w:w="3456"/>
+          </w:tcPr>
+          <w:p>
+            <w:pPr>
+              <w:spacing w:line="240" w:lineRule="auto" w:after="0"/>
+              <w:jc w:val="left"/>
+            </w:pPr>
+            <w:r>
+              <w:rPr>
+                <w:rFonts w:ascii="Times New Roman" w:hAnsi="Times New Roman" w:cs="Times New Roman" w:eastAsia="Times New Roman"/>
+                <w:b w:val="0"/>
+                <w:i w:val="0"/>
+                <w:sz w:val="24"/>
+              </w:rPr>
+              <w:t>ScheduleBuilderTests</w:t>
+            </w:r>
+          </w:p>
+        </w:tc>
+        <w:tc>
+          <w:tcPr>
+            <w:tcW w:type="dxa" w:w="5760"/>
+          </w:tcPr>
+          <w:p>
+            <w:pPr>
+              <w:spacing w:line="240" w:lineRule="auto" w:after="0"/>
+              <w:jc w:val="left"/>
+            </w:pPr>
+            <w:r>
+              <w:rPr>
+                <w:rFonts w:ascii="Times New Roman" w:hAnsi="Times New Roman" w:cs="Times New Roman" w:eastAsia="Times New Roman"/>
+                <w:b w:val="0"/>
+                <w:i w:val="0"/>
+                <w:sz w:val="24"/>
+              </w:rPr>
+              <w:t>Жёсткие ограничения солвера: часы, вместимость, пересечения, занятые ресурсы</w:t>
+            </w:r>
+          </w:p>
+        </w:tc>
+      </w:tr>
+      <w:tr>
+        <w:tc>
+          <w:tcPr>
+            <w:tcW w:type="dxa" w:w="3456"/>
+          </w:tcPr>
+          <w:p>
+            <w:pPr>
+              <w:spacing w:line="240" w:lineRule="auto" w:after="0"/>
+              <w:jc w:val="left"/>
+            </w:pPr>
+            <w:r>
+              <w:rPr>
+                <w:rFonts w:ascii="Times New Roman" w:hAnsi="Times New Roman" w:cs="Times New Roman" w:eastAsia="Times New Roman"/>
+                <w:b w:val="0"/>
+                <w:i w:val="0"/>
+                <w:sz w:val="24"/>
+              </w:rPr>
+              <w:t>SoftConstraintBuilderTests</w:t>
+            </w:r>
+          </w:p>
+        </w:tc>
+        <w:tc>
+          <w:tcPr>
+            <w:tcW w:type="dxa" w:w="5760"/>
+          </w:tcPr>
+          <w:p>
+            <w:pPr>
+              <w:spacing w:line="240" w:lineRule="auto" w:after="0"/>
+              <w:jc w:val="left"/>
+            </w:pPr>
+            <w:r>
+              <w:rPr>
+                <w:rFonts w:ascii="Times New Roman" w:hAnsi="Times New Roman" w:cs="Times New Roman" w:eastAsia="Times New Roman"/>
+                <w:b w:val="0"/>
+                <w:i w:val="0"/>
+                <w:sz w:val="24"/>
+              </w:rPr>
+              <w:t>Мягкие ограничения: доступность, якорь прошлого семестра</w:t>
+            </w:r>
+          </w:p>
+        </w:tc>
+      </w:tr>
+      <w:tr>
+        <w:tc>
+          <w:tcPr>
+            <w:tcW w:type="dxa" w:w="3456"/>
+          </w:tcPr>
+          <w:p>
+            <w:pPr>
+              <w:spacing w:line="240" w:lineRule="auto" w:after="0"/>
+              <w:jc w:val="left"/>
+            </w:pPr>
+            <w:r>
+              <w:rPr>
+                <w:rFonts w:ascii="Times New Roman" w:hAnsi="Times New Roman" w:cs="Times New Roman" w:eastAsia="Times New Roman"/>
+                <w:b w:val="0"/>
+                <w:i w:val="0"/>
+                <w:sz w:val="24"/>
+              </w:rPr>
+              <w:t>SemesterScheduleGenerationTests</w:t>
+            </w:r>
+          </w:p>
+        </w:tc>
+        <w:tc>
+          <w:tcPr>
+            <w:tcW w:type="dxa" w:w="5760"/>
+          </w:tcPr>
+          <w:p>
+            <w:pPr>
+              <w:spacing w:line="240" w:lineRule="auto" w:after="0"/>
+              <w:jc w:val="left"/>
+            </w:pPr>
+            <w:r>
+              <w:rPr>
+                <w:rFonts w:ascii="Times New Roman" w:hAnsi="Times New Roman" w:cs="Times New Roman" w:eastAsia="Times New Roman"/>
+                <w:b w:val="0"/>
+                <w:i w:val="0"/>
+                <w:sz w:val="24"/>
+              </w:rPr>
+              <w:t>Сквозная генерация расписания на тестовом наборе</w:t>
+            </w:r>
+          </w:p>
+        </w:tc>
+      </w:tr>
+      <w:tr>
+        <w:tc>
+          <w:tcPr>
+            <w:tcW w:type="dxa" w:w="3456"/>
+          </w:tcPr>
+          <w:p>
+            <w:pPr>
+              <w:spacing w:line="240" w:lineRule="auto" w:after="0"/>
+              <w:jc w:val="left"/>
+            </w:pPr>
+            <w:r>
+              <w:rPr>
+                <w:rFonts w:ascii="Times New Roman" w:hAnsi="Times New Roman" w:cs="Times New Roman" w:eastAsia="Times New Roman"/>
+                <w:b w:val="0"/>
+                <w:i w:val="0"/>
+                <w:sz w:val="24"/>
+              </w:rPr>
+              <w:t>LessonConflictTests</w:t>
+            </w:r>
+          </w:p>
+        </w:tc>
+        <w:tc>
+          <w:tcPr>
+            <w:tcW w:type="dxa" w:w="5760"/>
+          </w:tcPr>
+          <w:p>
+            <w:pPr>
+              <w:spacing w:line="240" w:lineRule="auto" w:after="0"/>
+              <w:jc w:val="left"/>
+            </w:pPr>
+            <w:r>
+              <w:rPr>
+                <w:rFonts w:ascii="Times New Roman" w:hAnsi="Times New Roman" w:cs="Times New Roman" w:eastAsia="Times New Roman"/>
+                <w:b w:val="0"/>
+                <w:i w:val="0"/>
+                <w:sz w:val="24"/>
+              </w:rPr>
+              <w:t>Обнаружение коллизий при ручном добавлении занятия</w:t>
+            </w:r>
+          </w:p>
+        </w:tc>
+      </w:tr>
+      <w:tr>
+        <w:tc>
+          <w:tcPr>
+            <w:tcW w:type="dxa" w:w="3456"/>
+          </w:tcPr>
+          <w:p>
+            <w:pPr>
+              <w:spacing w:line="240" w:lineRule="auto" w:after="0"/>
+              <w:jc w:val="left"/>
+            </w:pPr>
+            <w:r>
+              <w:rPr>
+                <w:rFonts w:ascii="Times New Roman" w:hAnsi="Times New Roman" w:cs="Times New Roman" w:eastAsia="Times New Roman"/>
+                <w:b w:val="0"/>
+                <w:i w:val="0"/>
+                <w:sz w:val="24"/>
+              </w:rPr>
+              <w:t>PublishDiscardScheduleTests</w:t>
+            </w:r>
+          </w:p>
+        </w:tc>
+        <w:tc>
+          <w:tcPr>
+            <w:tcW w:type="dxa" w:w="5760"/>
+          </w:tcPr>
+          <w:p>
+            <w:pPr>
+              <w:spacing w:line="240" w:lineRule="auto" w:after="0"/>
+              <w:jc w:val="left"/>
+            </w:pPr>
+            <w:r>
+              <w:rPr>
+                <w:rFonts w:ascii="Times New Roman" w:hAnsi="Times New Roman" w:cs="Times New Roman" w:eastAsia="Times New Roman"/>
+                <w:b w:val="0"/>
+                <w:i w:val="0"/>
+                <w:sz w:val="24"/>
+              </w:rPr>
+              <w:t>Публикация и отмена черновика расписания</w:t>
+            </w:r>
+          </w:p>
+        </w:tc>
+      </w:tr>
+      <w:tr>
+        <w:tc>
+          <w:tcPr>
+            <w:tcW w:type="dxa" w:w="3456"/>
+          </w:tcPr>
+          <w:p>
+            <w:pPr>
+              <w:spacing w:line="240" w:lineRule="auto" w:after="0"/>
+              <w:jc w:val="left"/>
+            </w:pPr>
+            <w:r>
+              <w:rPr>
+                <w:rFonts w:ascii="Times New Roman" w:hAnsi="Times New Roman" w:cs="Times New Roman" w:eastAsia="Times New Roman"/>
+                <w:b w:val="0"/>
+                <w:i w:val="0"/>
+                <w:sz w:val="24"/>
+              </w:rPr>
+              <w:t>WorkloadChangeTrackingTests</w:t>
+            </w:r>
+          </w:p>
+        </w:tc>
+        <w:tc>
+          <w:tcPr>
+            <w:tcW w:type="dxa" w:w="5760"/>
+          </w:tcPr>
+          <w:p>
+            <w:pPr>
+              <w:spacing w:line="240" w:lineRule="auto" w:after="0"/>
+              <w:jc w:val="left"/>
+            </w:pPr>
+            <w:r>
+              <w:rPr>
+                <w:rFonts w:ascii="Times New Roman" w:hAnsi="Times New Roman" w:cs="Times New Roman" w:eastAsia="Times New Roman"/>
+                <w:b w:val="0"/>
+                <w:i w:val="0"/>
+                <w:sz w:val="24"/>
+              </w:rPr>
+              <w:t>Журналирование изменений нагрузки (добавление/изменение/удаление)</w:t>
+            </w:r>
+          </w:p>
+        </w:tc>
+      </w:tr>
+      <w:tr>
+        <w:tc>
+          <w:tcPr>
+            <w:tcW w:type="dxa" w:w="3456"/>
+          </w:tcPr>
+          <w:p>
+            <w:pPr>
+              <w:spacing w:line="240" w:lineRule="auto" w:after="0"/>
+              <w:jc w:val="left"/>
+            </w:pPr>
+            <w:r>
+              <w:rPr>
+                <w:rFonts w:ascii="Times New Roman" w:hAnsi="Times New Roman" w:cs="Times New Roman" w:eastAsia="Times New Roman"/>
+                <w:b w:val="0"/>
+                <w:i w:val="0"/>
+                <w:sz w:val="24"/>
+              </w:rPr>
+              <w:t>WorkloadChangesPaginationTests</w:t>
+            </w:r>
+          </w:p>
+        </w:tc>
+        <w:tc>
+          <w:tcPr>
+            <w:tcW w:type="dxa" w:w="5760"/>
+          </w:tcPr>
+          <w:p>
+            <w:pPr>
+              <w:spacing w:line="240" w:lineRule="auto" w:after="0"/>
+              <w:jc w:val="left"/>
+            </w:pPr>
+            <w:r>
+              <w:rPr>
+                <w:rFonts w:ascii="Times New Roman" w:hAnsi="Times New Roman" w:cs="Times New Roman" w:eastAsia="Times New Roman"/>
+                <w:b w:val="0"/>
+                <w:i w:val="0"/>
+                <w:sz w:val="24"/>
+              </w:rPr>
+              <w:t>Серверная постраничная выдача истории изменений</w:t>
+            </w:r>
+          </w:p>
+        </w:tc>
+      </w:tr>
+      <w:tr>
+        <w:tc>
+          <w:tcPr>
+            <w:tcW w:type="dxa" w:w="3456"/>
+          </w:tcPr>
+          <w:p>
+            <w:pPr>
+              <w:spacing w:line="240" w:lineRule="auto" w:after="0"/>
+              <w:jc w:val="left"/>
+            </w:pPr>
+            <w:r>
+              <w:rPr>
+                <w:rFonts w:ascii="Times New Roman" w:hAnsi="Times New Roman" w:cs="Times New Roman" w:eastAsia="Times New Roman"/>
+                <w:b w:val="0"/>
+                <w:i w:val="0"/>
+                <w:sz w:val="24"/>
+              </w:rPr>
+              <w:t>InfrastructureSeederTests</w:t>
+            </w:r>
+          </w:p>
+        </w:tc>
+        <w:tc>
+          <w:tcPr>
+            <w:tcW w:type="dxa" w:w="5760"/>
+          </w:tcPr>
+          <w:p>
+            <w:pPr>
+              <w:spacing w:line="240" w:lineRule="auto" w:after="0"/>
+              <w:jc w:val="left"/>
+            </w:pPr>
+            <w:r>
+              <w:rPr>
+                <w:rFonts w:ascii="Times New Roman" w:hAnsi="Times New Roman" w:cs="Times New Roman" w:eastAsia="Times New Roman"/>
+                <w:b w:val="0"/>
+                <w:i w:val="0"/>
+                <w:sz w:val="24"/>
+              </w:rPr>
+              <w:t>Заполнение аудиторного фонда и календарной сетки, идемпотентность</w:t>
+            </w:r>
+          </w:p>
+        </w:tc>
+      </w:tr>
+      <w:tr>
+        <w:tc>
+          <w:tcPr>
+            <w:tcW w:type="dxa" w:w="3456"/>
+          </w:tcPr>
+          <w:p>
+            <w:pPr>
+              <w:spacing w:line="240" w:lineRule="auto" w:after="0"/>
+              <w:jc w:val="left"/>
+            </w:pPr>
+            <w:r>
+              <w:rPr>
+                <w:rFonts w:ascii="Times New Roman" w:hAnsi="Times New Roman" w:cs="Times New Roman" w:eastAsia="Times New Roman"/>
+                <w:b w:val="0"/>
+                <w:i w:val="0"/>
+                <w:sz w:val="24"/>
+              </w:rPr>
+              <w:t>ScheduleGenerationQueueTests</w:t>
+            </w:r>
+          </w:p>
+        </w:tc>
+        <w:tc>
+          <w:tcPr>
+            <w:tcW w:type="dxa" w:w="5760"/>
+          </w:tcPr>
+          <w:p>
+            <w:pPr>
+              <w:spacing w:line="240" w:lineRule="auto" w:after="0"/>
+              <w:jc w:val="left"/>
+            </w:pPr>
+            <w:r>
+              <w:rPr>
+                <w:rFonts w:ascii="Times New Roman" w:hAnsi="Times New Roman" w:cs="Times New Roman" w:eastAsia="Times New Roman"/>
+                <w:b w:val="0"/>
+                <w:i w:val="0"/>
+                <w:sz w:val="24"/>
+              </w:rPr>
+              <w:t>Очередь и статусы асинхронной генерации</w:t>
+            </w:r>
+          </w:p>
+        </w:tc>
+      </w:tr>
+      <w:tr>
+        <w:tc>
+          <w:tcPr>
+            <w:tcW w:type="dxa" w:w="3456"/>
+          </w:tcPr>
+          <w:p>
+            <w:pPr>
+              <w:spacing w:line="240" w:lineRule="auto" w:after="0"/>
+              <w:jc w:val="left"/>
+            </w:pPr>
+            <w:r>
+              <w:rPr>
+                <w:rFonts w:ascii="Times New Roman" w:hAnsi="Times New Roman" w:cs="Times New Roman" w:eastAsia="Times New Roman"/>
+                <w:b w:val="0"/>
+                <w:i w:val="0"/>
+                <w:sz w:val="24"/>
+              </w:rPr>
+              <w:t>GenerateInstituteScheduleOptionsTests</w:t>
+            </w:r>
+          </w:p>
+        </w:tc>
+        <w:tc>
+          <w:tcPr>
+            <w:tcW w:type="dxa" w:w="5760"/>
+          </w:tcPr>
+          <w:p>
+            <w:pPr>
+              <w:spacing w:line="240" w:lineRule="auto" w:after="0"/>
+              <w:jc w:val="left"/>
+            </w:pPr>
+            <w:r>
+              <w:rPr>
+                <w:rFonts w:ascii="Times New Roman" w:hAnsi="Times New Roman" w:cs="Times New Roman" w:eastAsia="Times New Roman"/>
+                <w:b w:val="0"/>
+                <w:i w:val="0"/>
+                <w:sz w:val="24"/>
+              </w:rPr>
+              <w:t>Параметры решателя и их переопределение на запрос</w:t>
+            </w:r>
+          </w:p>
+        </w:tc>
+      </w:tr>
+    </w:tbl>
+    <w:p>
+      <w:pPr>
+        <w:spacing w:line="360" w:lineRule="auto" w:after="0"/>
+        <w:ind w:firstLine="709"/>
+        <w:jc w:val="both"/>
+      </w:pPr>
+      <w:r>
+        <w:rPr>
+          <w:rFonts w:ascii="Times New Roman" w:hAnsi="Times New Roman" w:cs="Times New Roman" w:eastAsia="Times New Roman"/>
+          <w:b w:val="0"/>
+          <w:i w:val="0"/>
+          <w:sz w:val="28"/>
+        </w:rPr>
+        <w:t>Все 44 теста успешно проходят, что подтверждает корректность реализации жёстких и мягких ограничений, версионирования, журналирования нагрузки и прикладных сценариев. Тесты ограничений солвера дополнительно подтверждают, что сгенерированное расписание не содержит нарушений жёстких ограничений. (При оформлении работы здесь целесообразно привести снимок экрана с результатами успешного прогона тестов — отдельно прилагается.)</w:t>
+      </w:r>
+    </w:p>
+    <w:p>
+      <w:pPr>
+        <w:spacing w:line="360" w:lineRule="auto" w:before="120" w:after="0"/>
+        <w:ind w:firstLine="709"/>
+        <w:jc w:val="left"/>
+      </w:pPr>
+      <w:r>
+        <w:rPr>
+          <w:rFonts w:ascii="Times New Roman" w:hAnsi="Times New Roman" w:cs="Times New Roman" w:eastAsia="Times New Roman"/>
+          <w:b/>
+          <w:i w:val="0"/>
+          <w:sz w:val="28"/>
+        </w:rPr>
+        <w:t>3.10 Оценка соответствия требованиям</w:t>
+      </w:r>
+    </w:p>
+    <w:p>
+      <w:pPr>
+        <w:spacing w:line="360" w:lineRule="auto" w:after="0"/>
+        <w:ind w:firstLine="709"/>
+        <w:jc w:val="both"/>
+      </w:pPr>
+      <w:r>
+        <w:rPr>
+          <w:rFonts w:ascii="Times New Roman" w:hAnsi="Times New Roman" w:cs="Times New Roman" w:eastAsia="Times New Roman"/>
+          <w:b w:val="0"/>
+          <w:i w:val="0"/>
+          <w:sz w:val="28"/>
+        </w:rPr>
+        <w:t>Соответствие разработанной серверной части сформулированным в разделе 2.1 требованиям приведено в таблице 3.2.</w:t>
+      </w:r>
+    </w:p>
+    <w:p>
+      <w:pPr>
+        <w:spacing w:line="240" w:lineRule="auto" w:before="120"/>
+        <w:jc w:val="right"/>
+      </w:pPr>
+      <w:r>
+        <w:rPr>
+          <w:rFonts w:ascii="Times New Roman" w:hAnsi="Times New Roman" w:cs="Times New Roman" w:eastAsia="Times New Roman"/>
+          <w:b w:val="0"/>
+          <w:i w:val="0"/>
+          <w:sz w:val="24"/>
+        </w:rPr>
+        <w:t>Таблица 3.2 — Соответствие реализации требованиям</w:t>
+      </w:r>
+    </w:p>
+    <w:tbl>
+      <w:tblPr>
+        <w:tblW w:type="auto" w:w="0"/>
+        <w:jc w:val="center"/>
+        <w:tblLook w:firstColumn="1" w:firstRow="1" w:lastColumn="0" w:lastRow="0" w:noHBand="0" w:noVBand="1" w:val="04A0"/>
+        <w:tblBorders>
+          <w:top w:val="single" w:sz="4" w:space="0" w:color="000000"/>
+          <w:left w:val="single" w:sz="4" w:space="0" w:color="000000"/>
+          <w:bottom w:val="single" w:sz="4" w:space="0" w:color="000000"/>
+          <w:right w:val="single" w:sz="4" w:space="0" w:color="000000"/>
+          <w:insideH w:val="single" w:sz="4" w:space="0" w:color="000000"/>
+          <w:insideV w:val="single" w:sz="4" w:space="0" w:color="000000"/>
+        </w:tblBorders>
+      </w:tblPr>
+      <w:tblGrid>
+        <w:gridCol w:w="4677"/>
+        <w:gridCol w:w="4677"/>
+      </w:tblGrid>
+      <w:tr>
+        <w:tc>
+          <w:tcPr>
+            <w:tcW w:type="dxa" w:w="3168"/>
+            <w:shd w:val="clear" w:color="auto" w:fill="1e4b8f"/>
+          </w:tcPr>
+          <w:p>
+            <w:pPr>
+              <w:spacing w:line="240" w:lineRule="auto" w:after="0"/>
+              <w:jc w:val="center"/>
+            </w:pPr>
+            <w:r>
+              <w:rPr>
+                <w:rFonts w:ascii="Times New Roman" w:hAnsi="Times New Roman" w:cs="Times New Roman" w:eastAsia="Times New Roman"/>
+                <w:b/>
+                <w:i w:val="0"/>
+                <w:color w:val="FFFFFF"/>
+                <w:sz w:val="24"/>
+              </w:rPr>
+              <w:t>Требование</w:t>
+            </w:r>
+          </w:p>
+        </w:tc>
+        <w:tc>
+          <w:tcPr>
+            <w:tcW w:type="dxa" w:w="6048"/>
+            <w:shd w:val="clear" w:color="auto" w:fill="1e4b8f"/>
+          </w:tcPr>
+          <w:p>
+            <w:pPr>
+              <w:spacing w:line="240" w:lineRule="auto" w:after="0"/>
+              <w:jc w:val="center"/>
+            </w:pPr>
+            <w:r>
+              <w:rPr>
+                <w:rFonts w:ascii="Times New Roman" w:hAnsi="Times New Roman" w:cs="Times New Roman" w:eastAsia="Times New Roman"/>
+                <w:b/>
+                <w:i w:val="0"/>
+                <w:color w:val="FFFFFF"/>
+                <w:sz w:val="24"/>
+              </w:rPr>
+              <w:t>Реализация</w:t>
+            </w:r>
+          </w:p>
+        </w:tc>
+      </w:tr>
+      <w:tr>
+        <w:tc>
+          <w:tcPr>
+            <w:tcW w:type="dxa" w:w="3168"/>
+          </w:tcPr>
+          <w:p>
+            <w:pPr>
+              <w:spacing w:line="240" w:lineRule="auto" w:after="0"/>
+              <w:jc w:val="left"/>
+            </w:pPr>
+            <w:r>
+              <w:rPr>
+                <w:rFonts w:ascii="Times New Roman" w:hAnsi="Times New Roman" w:cs="Times New Roman" w:eastAsia="Times New Roman"/>
+                <w:b w:val="0"/>
+                <w:i w:val="0"/>
+                <w:sz w:val="24"/>
+              </w:rPr>
+              <w:t>Хранение данных</w:t>
+            </w:r>
+          </w:p>
+        </w:tc>
+        <w:tc>
+          <w:tcPr>
+            <w:tcW w:type="dxa" w:w="6048"/>
+          </w:tcPr>
+          <w:p>
+            <w:pPr>
+              <w:spacing w:line="240" w:lineRule="auto" w:after="0"/>
+              <w:jc w:val="left"/>
+            </w:pPr>
+            <w:r>
+              <w:rPr>
+                <w:rFonts w:ascii="Times New Roman" w:hAnsi="Times New Roman" w:cs="Times New Roman" w:eastAsia="Times New Roman"/>
+                <w:b w:val="0"/>
+                <w:i w:val="0"/>
+                <w:sz w:val="24"/>
+              </w:rPr>
+              <w:t>Нормализованная БД PostgreSQL, EF Core, миграции</w:t>
+            </w:r>
+          </w:p>
+        </w:tc>
+      </w:tr>
+      <w:tr>
+        <w:tc>
+          <w:tcPr>
+            <w:tcW w:type="dxa" w:w="3168"/>
+          </w:tcPr>
+          <w:p>
+            <w:pPr>
+              <w:spacing w:line="240" w:lineRule="auto" w:after="0"/>
+              <w:jc w:val="left"/>
+            </w:pPr>
+            <w:r>
+              <w:rPr>
+                <w:rFonts w:ascii="Times New Roman" w:hAnsi="Times New Roman" w:cs="Times New Roman" w:eastAsia="Times New Roman"/>
+                <w:b w:val="0"/>
+                <w:i w:val="0"/>
+                <w:sz w:val="24"/>
+              </w:rPr>
+              <w:t>Интеграция с ММИС</w:t>
+            </w:r>
+          </w:p>
+        </w:tc>
+        <w:tc>
+          <w:tcPr>
+            <w:tcW w:type="dxa" w:w="6048"/>
+          </w:tcPr>
+          <w:p>
+            <w:pPr>
+              <w:spacing w:line="240" w:lineRule="auto" w:after="0"/>
+              <w:jc w:val="left"/>
+            </w:pPr>
+            <w:r>
+              <w:rPr>
+                <w:rFonts w:ascii="Times New Roman" w:hAnsi="Times New Roman" w:cs="Times New Roman" w:eastAsia="Times New Roman"/>
+                <w:b w:val="0"/>
+                <w:i w:val="0"/>
+                <w:sz w:val="24"/>
+              </w:rPr>
+              <w:t>Фоновая синхронизация справочников и нагрузки</w:t>
+            </w:r>
+          </w:p>
+        </w:tc>
+      </w:tr>
+      <w:tr>
+        <w:tc>
+          <w:tcPr>
+            <w:tcW w:type="dxa" w:w="3168"/>
+          </w:tcPr>
+          <w:p>
+            <w:pPr>
+              <w:spacing w:line="240" w:lineRule="auto" w:after="0"/>
+              <w:jc w:val="left"/>
+            </w:pPr>
+            <w:r>
+              <w:rPr>
+                <w:rFonts w:ascii="Times New Roman" w:hAnsi="Times New Roman" w:cs="Times New Roman" w:eastAsia="Times New Roman"/>
+                <w:b w:val="0"/>
+                <w:i w:val="0"/>
+                <w:sz w:val="24"/>
+              </w:rPr>
+              <w:t>Автоматическое составление</w:t>
+            </w:r>
+          </w:p>
+        </w:tc>
+        <w:tc>
+          <w:tcPr>
+            <w:tcW w:type="dxa" w:w="6048"/>
+          </w:tcPr>
+          <w:p>
+            <w:pPr>
+              <w:spacing w:line="240" w:lineRule="auto" w:after="0"/>
+              <w:jc w:val="left"/>
+            </w:pPr>
+            <w:r>
+              <w:rPr>
+                <w:rFonts w:ascii="Times New Roman" w:hAnsi="Times New Roman" w:cs="Times New Roman" w:eastAsia="Times New Roman"/>
+                <w:b w:val="0"/>
+                <w:i w:val="0"/>
+                <w:sz w:val="24"/>
+              </w:rPr>
+              <w:t>Модуль OR-Tools CP-SAT с полным набором ограничений</w:t>
+            </w:r>
+          </w:p>
+        </w:tc>
+      </w:tr>
+      <w:tr>
+        <w:tc>
+          <w:tcPr>
+            <w:tcW w:type="dxa" w:w="3168"/>
+          </w:tcPr>
+          <w:p>
+            <w:pPr>
+              <w:spacing w:line="240" w:lineRule="auto" w:after="0"/>
+              <w:jc w:val="left"/>
+            </w:pPr>
+            <w:r>
+              <w:rPr>
+                <w:rFonts w:ascii="Times New Roman" w:hAnsi="Times New Roman" w:cs="Times New Roman" w:eastAsia="Times New Roman"/>
+                <w:b w:val="0"/>
+                <w:i w:val="0"/>
+                <w:sz w:val="24"/>
+              </w:rPr>
+              <w:t>Генерация по институту</w:t>
+            </w:r>
+          </w:p>
+        </w:tc>
+        <w:tc>
+          <w:tcPr>
+            <w:tcW w:type="dxa" w:w="6048"/>
+          </w:tcPr>
+          <w:p>
+            <w:pPr>
+              <w:spacing w:line="240" w:lineRule="auto" w:after="0"/>
+              <w:jc w:val="left"/>
+            </w:pPr>
+            <w:r>
+              <w:rPr>
+                <w:rFonts w:ascii="Times New Roman" w:hAnsi="Times New Roman" w:cs="Times New Roman" w:eastAsia="Times New Roman"/>
+                <w:b w:val="0"/>
+                <w:i w:val="0"/>
+                <w:sz w:val="24"/>
+              </w:rPr>
+              <w:t>Декомпозиция с блокировкой занятых ресурсов</w:t>
+            </w:r>
+          </w:p>
+        </w:tc>
+      </w:tr>
+      <w:tr>
+        <w:tc>
+          <w:tcPr>
+            <w:tcW w:type="dxa" w:w="3168"/>
+          </w:tcPr>
+          <w:p>
+            <w:pPr>
+              <w:spacing w:line="240" w:lineRule="auto" w:after="0"/>
+              <w:jc w:val="left"/>
+            </w:pPr>
+            <w:r>
+              <w:rPr>
+                <w:rFonts w:ascii="Times New Roman" w:hAnsi="Times New Roman" w:cs="Times New Roman" w:eastAsia="Times New Roman"/>
+                <w:b w:val="0"/>
+                <w:i w:val="0"/>
+                <w:sz w:val="24"/>
+              </w:rPr>
+              <w:t>Версионирование</w:t>
+            </w:r>
+          </w:p>
+        </w:tc>
+        <w:tc>
+          <w:tcPr>
+            <w:tcW w:type="dxa" w:w="6048"/>
+          </w:tcPr>
+          <w:p>
+            <w:pPr>
+              <w:spacing w:line="240" w:lineRule="auto" w:after="0"/>
+              <w:jc w:val="left"/>
+            </w:pPr>
+            <w:r>
+              <w:rPr>
+                <w:rFonts w:ascii="Times New Roman" w:hAnsi="Times New Roman" w:cs="Times New Roman" w:eastAsia="Times New Roman"/>
+                <w:b w:val="0"/>
+                <w:i w:val="0"/>
+                <w:sz w:val="24"/>
+              </w:rPr>
+              <w:t>Состояния Draft/Current, публикация и отмена</w:t>
+            </w:r>
+          </w:p>
+        </w:tc>
+      </w:tr>
+      <w:tr>
+        <w:tc>
+          <w:tcPr>
+            <w:tcW w:type="dxa" w:w="3168"/>
+          </w:tcPr>
+          <w:p>
+            <w:pPr>
+              <w:spacing w:line="240" w:lineRule="auto" w:after="0"/>
+              <w:jc w:val="left"/>
+            </w:pPr>
+            <w:r>
+              <w:rPr>
+                <w:rFonts w:ascii="Times New Roman" w:hAnsi="Times New Roman" w:cs="Times New Roman" w:eastAsia="Times New Roman"/>
+                <w:b w:val="0"/>
+                <w:i w:val="0"/>
+                <w:sz w:val="24"/>
+              </w:rPr>
+              <w:t>Ручное редактирование</w:t>
+            </w:r>
+          </w:p>
+        </w:tc>
+        <w:tc>
+          <w:tcPr>
+            <w:tcW w:type="dxa" w:w="6048"/>
+          </w:tcPr>
+          <w:p>
+            <w:pPr>
+              <w:spacing w:line="240" w:lineRule="auto" w:after="0"/>
+              <w:jc w:val="left"/>
+            </w:pPr>
+            <w:r>
+              <w:rPr>
+                <w:rFonts w:ascii="Times New Roman" w:hAnsi="Times New Roman" w:cs="Times New Roman" w:eastAsia="Times New Roman"/>
+                <w:b w:val="0"/>
+                <w:i w:val="0"/>
+                <w:sz w:val="24"/>
+              </w:rPr>
+              <w:t>Добавление/удаление с проверкой коллизий</w:t>
+            </w:r>
+          </w:p>
+        </w:tc>
+      </w:tr>
+      <w:tr>
+        <w:tc>
+          <w:tcPr>
+            <w:tcW w:type="dxa" w:w="3168"/>
+          </w:tcPr>
+          <w:p>
+            <w:pPr>
+              <w:spacing w:line="240" w:lineRule="auto" w:after="0"/>
+              <w:jc w:val="left"/>
+            </w:pPr>
+            <w:r>
+              <w:rPr>
+                <w:rFonts w:ascii="Times New Roman" w:hAnsi="Times New Roman" w:cs="Times New Roman" w:eastAsia="Times New Roman"/>
+                <w:b w:val="0"/>
+                <w:i w:val="0"/>
+                <w:sz w:val="24"/>
+              </w:rPr>
+              <w:t>Защита от коллизий</w:t>
+            </w:r>
+          </w:p>
+        </w:tc>
+        <w:tc>
+          <w:tcPr>
+            <w:tcW w:type="dxa" w:w="6048"/>
+          </w:tcPr>
+          <w:p>
+            <w:pPr>
+              <w:spacing w:line="240" w:lineRule="auto" w:after="0"/>
+              <w:jc w:val="left"/>
+            </w:pPr>
+            <w:r>
+              <w:rPr>
+                <w:rFonts w:ascii="Times New Roman" w:hAnsi="Times New Roman" w:cs="Times New Roman" w:eastAsia="Times New Roman"/>
+                <w:b w:val="0"/>
+                <w:i w:val="0"/>
+                <w:sz w:val="24"/>
+              </w:rPr>
+              <w:t>Транзакции SERIALIZABLE с повтором</w:t>
+            </w:r>
+          </w:p>
+        </w:tc>
+      </w:tr>
+      <w:tr>
+        <w:tc>
+          <w:tcPr>
+            <w:tcW w:type="dxa" w:w="3168"/>
+          </w:tcPr>
+          <w:p>
+            <w:pPr>
+              <w:spacing w:line="240" w:lineRule="auto" w:after="0"/>
+              <w:jc w:val="left"/>
+            </w:pPr>
+            <w:r>
+              <w:rPr>
+                <w:rFonts w:ascii="Times New Roman" w:hAnsi="Times New Roman" w:cs="Times New Roman" w:eastAsia="Times New Roman"/>
+                <w:b w:val="0"/>
+                <w:i w:val="0"/>
+                <w:sz w:val="24"/>
+              </w:rPr>
+              <w:t>История нагрузки</w:t>
+            </w:r>
+          </w:p>
+        </w:tc>
+        <w:tc>
+          <w:tcPr>
+            <w:tcW w:type="dxa" w:w="6048"/>
+          </w:tcPr>
+          <w:p>
+            <w:pPr>
+              <w:spacing w:line="240" w:lineRule="auto" w:after="0"/>
+              <w:jc w:val="left"/>
+            </w:pPr>
+            <w:r>
+              <w:rPr>
+                <w:rFonts w:ascii="Times New Roman" w:hAnsi="Times New Roman" w:cs="Times New Roman" w:eastAsia="Times New Roman"/>
+                <w:b w:val="0"/>
+                <w:i w:val="0"/>
+                <w:sz w:val="24"/>
+              </w:rPr>
+              <w:t>Журналы SemesterLog/WeekLog</w:t>
+            </w:r>
+          </w:p>
+        </w:tc>
+      </w:tr>
+      <w:tr>
+        <w:tc>
+          <w:tcPr>
+            <w:tcW w:type="dxa" w:w="3168"/>
+          </w:tcPr>
+          <w:p>
+            <w:pPr>
+              <w:spacing w:line="240" w:lineRule="auto" w:after="0"/>
+              <w:jc w:val="left"/>
+            </w:pPr>
+            <w:r>
+              <w:rPr>
+                <w:rFonts w:ascii="Times New Roman" w:hAnsi="Times New Roman" w:cs="Times New Roman" w:eastAsia="Times New Roman"/>
+                <w:b w:val="0"/>
+                <w:i w:val="0"/>
+                <w:sz w:val="24"/>
+              </w:rPr>
+              <w:t>Аутентификация и роли</w:t>
+            </w:r>
+          </w:p>
+        </w:tc>
+        <w:tc>
+          <w:tcPr>
+            <w:tcW w:type="dxa" w:w="6048"/>
+          </w:tcPr>
+          <w:p>
+            <w:pPr>
+              <w:spacing w:line="240" w:lineRule="auto" w:after="0"/>
+              <w:jc w:val="left"/>
+            </w:pPr>
+            <w:r>
+              <w:rPr>
+                <w:rFonts w:ascii="Times New Roman" w:hAnsi="Times New Roman" w:cs="Times New Roman" w:eastAsia="Times New Roman"/>
+                <w:b w:val="0"/>
+                <w:i w:val="0"/>
+                <w:sz w:val="24"/>
+              </w:rPr>
+              <w:t>LDAP/Active Directory + JWT, политики доступа</w:t>
+            </w:r>
+          </w:p>
+        </w:tc>
+      </w:tr>
+      <w:tr>
+        <w:tc>
+          <w:tcPr>
+            <w:tcW w:type="dxa" w:w="3168"/>
+          </w:tcPr>
+          <w:p>
+            <w:pPr>
+              <w:spacing w:line="240" w:lineRule="auto" w:after="0"/>
+              <w:jc w:val="left"/>
+            </w:pPr>
+            <w:r>
+              <w:rPr>
+                <w:rFonts w:ascii="Times New Roman" w:hAnsi="Times New Roman" w:cs="Times New Roman" w:eastAsia="Times New Roman"/>
+                <w:b w:val="0"/>
+                <w:i w:val="0"/>
+                <w:sz w:val="24"/>
+              </w:rPr>
+              <w:t>Реальное время</w:t>
+            </w:r>
+          </w:p>
+        </w:tc>
+        <w:tc>
+          <w:tcPr>
+            <w:tcW w:type="dxa" w:w="6048"/>
+          </w:tcPr>
+          <w:p>
+            <w:pPr>
+              <w:spacing w:line="240" w:lineRule="auto" w:after="0"/>
+              <w:jc w:val="left"/>
+            </w:pPr>
+            <w:r>
+              <w:rPr>
+                <w:rFonts w:ascii="Times New Roman" w:hAnsi="Times New Roman" w:cs="Times New Roman" w:eastAsia="Times New Roman"/>
+                <w:b w:val="0"/>
+                <w:i w:val="0"/>
+                <w:sz w:val="24"/>
+              </w:rPr>
+              <w:t>Уведомления через SignalR</w:t>
+            </w:r>
+          </w:p>
+        </w:tc>
+      </w:tr>
+      <w:tr>
+        <w:tc>
+          <w:tcPr>
+            <w:tcW w:type="dxa" w:w="3168"/>
+          </w:tcPr>
+          <w:p>
+            <w:pPr>
+              <w:spacing w:line="240" w:lineRule="auto" w:after="0"/>
+              <w:jc w:val="left"/>
+            </w:pPr>
+            <w:r>
+              <w:rPr>
+                <w:rFonts w:ascii="Times New Roman" w:hAnsi="Times New Roman" w:cs="Times New Roman" w:eastAsia="Times New Roman"/>
+                <w:b w:val="0"/>
+                <w:i w:val="0"/>
+                <w:sz w:val="24"/>
+              </w:rPr>
+              <w:t>Расширяемость</w:t>
+            </w:r>
+          </w:p>
+        </w:tc>
+        <w:tc>
+          <w:tcPr>
+            <w:tcW w:type="dxa" w:w="6048"/>
+          </w:tcPr>
+          <w:p>
+            <w:pPr>
+              <w:spacing w:line="240" w:lineRule="auto" w:after="0"/>
+              <w:jc w:val="left"/>
+            </w:pPr>
+            <w:r>
+              <w:rPr>
+                <w:rFonts w:ascii="Times New Roman" w:hAnsi="Times New Roman" w:cs="Times New Roman" w:eastAsia="Times New Roman"/>
+                <w:b w:val="0"/>
+                <w:i w:val="0"/>
+                <w:sz w:val="24"/>
+              </w:rPr>
+              <w:t>Архитектура строителей, контракты-интерфейсы</w:t>
+            </w:r>
+          </w:p>
+        </w:tc>
+      </w:tr>
+      <w:tr>
+        <w:tc>
+          <w:tcPr>
+            <w:tcW w:type="dxa" w:w="3168"/>
+          </w:tcPr>
+          <w:p>
+            <w:pPr>
+              <w:spacing w:line="240" w:lineRule="auto" w:after="0"/>
+              <w:jc w:val="left"/>
+            </w:pPr>
+            <w:r>
+              <w:rPr>
+                <w:rFonts w:ascii="Times New Roman" w:hAnsi="Times New Roman" w:cs="Times New Roman" w:eastAsia="Times New Roman"/>
+                <w:b w:val="0"/>
+                <w:i w:val="0"/>
+                <w:sz w:val="24"/>
+              </w:rPr>
+              <w:t>Тестируемость</w:t>
+            </w:r>
+          </w:p>
+        </w:tc>
+        <w:tc>
+          <w:tcPr>
+            <w:tcW w:type="dxa" w:w="6048"/>
+          </w:tcPr>
+          <w:p>
+            <w:pPr>
+              <w:spacing w:line="240" w:lineRule="auto" w:after="0"/>
+              <w:jc w:val="left"/>
+            </w:pPr>
+            <w:r>
+              <w:rPr>
+                <w:rFonts w:ascii="Times New Roman" w:hAnsi="Times New Roman" w:cs="Times New Roman" w:eastAsia="Times New Roman"/>
+                <w:b w:val="0"/>
+                <w:i w:val="0"/>
+                <w:sz w:val="24"/>
+              </w:rPr>
+              <w:t>44 автоматизированных теста (xUnit)</w:t>
+            </w:r>
+          </w:p>
+        </w:tc>
+      </w:tr>
+    </w:tbl>
+    <w:p>
+      <w:pPr>
+        <w:spacing w:line="360" w:lineRule="auto" w:after="0"/>
+        <w:ind w:firstLine="709"/>
+        <w:jc w:val="both"/>
+      </w:pPr>
+      <w:r>
+        <w:rPr>
+          <w:rFonts w:ascii="Times New Roman" w:hAnsi="Times New Roman" w:cs="Times New Roman" w:eastAsia="Times New Roman"/>
+          <w:b w:val="0"/>
+          <w:i w:val="0"/>
+          <w:sz w:val="28"/>
+        </w:rPr>
+        <w:t>Приведённое сопоставление показывает, что разработанная серверная часть в полном объёме реализует поставленные функциональные и нефункциональные требования. Тем самым достигнута цель работы в части серверной составляющей системы автоматизированного составления учебного расписания.</w:t>
+      </w:r>
+    </w:p>
+    <w:p>
+      <w:pPr>
+        <w:pageBreakBefore/>
+        <w:spacing w:line="360" w:lineRule="auto" w:after="0"/>
+        <w:jc w:val="center"/>
+      </w:pPr>
+      <w:r>
+        <w:rPr>
+          <w:rFonts w:ascii="Times New Roman" w:hAnsi="Times New Roman" w:cs="Times New Roman" w:eastAsia="Times New Roman"/>
+          <w:b/>
+          <w:i w:val="0"/>
+          <w:sz w:val="28"/>
+        </w:rPr>
+        <w:t>ЗАКЛЮЧЕНИЕ</w:t>
+      </w:r>
+    </w:p>
+    <w:p>
+      <w:pPr>
+        <w:spacing w:line="360" w:lineRule="auto" w:after="0"/>
+        <w:ind w:firstLine="709"/>
+        <w:jc w:val="both"/>
+      </w:pPr>
+      <w:r>
+        <w:rPr>
+          <w:rFonts w:ascii="Times New Roman" w:hAnsi="Times New Roman" w:cs="Times New Roman" w:eastAsia="Times New Roman"/>
+          <w:b w:val="0"/>
+          <w:i w:val="0"/>
+          <w:sz w:val="28"/>
+        </w:rPr>
+        <w:t>В ходе выпускной квалификационной работы спроектирована и разработана серверная часть информационной системы автоматизированного формирования учебного расписания университета. Поставленная цель достигнута, все задачи решены.</w:t>
+      </w:r>
+    </w:p>
+    <w:p>
+      <w:pPr>
+        <w:spacing w:line="360" w:lineRule="auto" w:after="0"/>
+        <w:ind w:firstLine="709"/>
+        <w:jc w:val="both"/>
+      </w:pPr>
+      <w:r>
+        <w:rPr>
+          <w:rFonts w:ascii="Times New Roman" w:hAnsi="Times New Roman" w:cs="Times New Roman" w:eastAsia="Times New Roman"/>
+          <w:b w:val="0"/>
+          <w:i w:val="0"/>
+          <w:sz w:val="28"/>
+        </w:rPr>
+        <w:t>Проведён анализ предметной области и существующих программных решений, выявлены системные проблемы сложившегося в АлтГУ процесса составления расписания и сформированы функциональные и нефункциональные требования к серверной части системы. Установлено, что ни одно из рассмотренных решений не сочетает интеграцию с используемой в вузе системой учёта нагрузки, адаптацию под его регламенты, расширяемость и защиту от коллизий, что обосновало необходимость собственной разработки.</w:t>
+      </w:r>
+    </w:p>
+    <w:p>
+      <w:pPr>
+        <w:spacing w:line="360" w:lineRule="auto" w:after="0"/>
+        <w:ind w:firstLine="709"/>
+        <w:jc w:val="both"/>
+      </w:pPr>
+      <w:r>
+        <w:rPr>
+          <w:rFonts w:ascii="Times New Roman" w:hAnsi="Times New Roman" w:cs="Times New Roman" w:eastAsia="Times New Roman"/>
+          <w:b w:val="0"/>
+          <w:i w:val="0"/>
+          <w:sz w:val="28"/>
+        </w:rPr>
+        <w:t>Спроектирована доменная модель предметной области и реляционная база данных PostgreSQL, охватывающая аудиторный фонд, учебную нагрузку и расписание; обоснован технологический стек и многоуровневая архитектура приложения, обеспечивающая независимость предметной логики от инфраструктурных деталей.</w:t>
+      </w:r>
+    </w:p>
+    <w:p>
+      <w:pPr>
+        <w:spacing w:line="360" w:lineRule="auto" w:after="0"/>
+        <w:ind w:firstLine="709"/>
+        <w:jc w:val="both"/>
+      </w:pPr>
+      <w:r>
+        <w:rPr>
+          <w:rFonts w:ascii="Times New Roman" w:hAnsi="Times New Roman" w:cs="Times New Roman" w:eastAsia="Times New Roman"/>
+          <w:b w:val="0"/>
+          <w:i w:val="0"/>
+          <w:sz w:val="28"/>
+        </w:rPr>
+        <w:t>Формализована система жёстких и мягких ограничений задачи составления расписания и построена её полная математическая модель. На основе библиотеки Google OR-Tools с решателем CP-SAT разработан модуль автоматического составления расписания с расширяемой архитектурой системы ограничений, поддерживающий декомпозицию по институтам и асинхронное выполнение.</w:t>
+      </w:r>
+    </w:p>
+    <w:p>
+      <w:pPr>
+        <w:spacing w:line="360" w:lineRule="auto" w:after="0"/>
+        <w:ind w:firstLine="709"/>
+        <w:jc w:val="both"/>
+      </w:pPr>
+      <w:r>
+        <w:rPr>
+          <w:rFonts w:ascii="Times New Roman" w:hAnsi="Times New Roman" w:cs="Times New Roman" w:eastAsia="Times New Roman"/>
+          <w:b w:val="0"/>
+          <w:i w:val="0"/>
+          <w:sz w:val="28"/>
+        </w:rPr>
+        <w:t>Реализованы программный интерфейс REST для управления расписанием, нагрузкой и аудиторным фондом, интеграция с системой «Нагрузка ВУЗа» с журналированием изменений нагрузки, аутентификация пользователей через доменные учётные записи, защита от коллизий на основе транзакций уровня SERIALIZABLE и уведомления в режиме реального времени. Корректность разработанной серверной части подтверждена комплектом из 44 автоматизированных тестов.</w:t>
+      </w:r>
+    </w:p>
+    <w:p>
+      <w:pPr>
+        <w:spacing w:line="360" w:lineRule="auto" w:after="0"/>
+        <w:ind w:firstLine="709"/>
+        <w:jc w:val="both"/>
+      </w:pPr>
+      <w:r>
+        <w:rPr>
+          <w:rFonts w:ascii="Times New Roman" w:hAnsi="Times New Roman" w:cs="Times New Roman" w:eastAsia="Times New Roman"/>
+          <w:b w:val="0"/>
+          <w:i w:val="0"/>
+          <w:sz w:val="28"/>
+        </w:rPr>
+        <w:t>Практическая значимость работы состоит в создании готового к внедрению серверного решения, способного существенно сократить трудозатраты бюро расписаний и повысить качество расписания за счёт применения методов комбинаторной оптимизации. Расширяемая архитектура системы ограничений и изолированный слой интеграции образуют задел для дальнейшего развития: настройки весов ограничений администратором, подключения новых источников данных и масштабирования алгоритма на полный объём данных университета.</w:t>
+      </w:r>
+    </w:p>
+    <w:p>
+      <w:pPr>
+        <w:pageBreakBefore/>
+        <w:spacing w:line="360" w:lineRule="auto" w:after="0"/>
+        <w:jc w:val="center"/>
+      </w:pPr>
+      <w:r>
+        <w:rPr>
+          <w:rFonts w:ascii="Times New Roman" w:hAnsi="Times New Roman" w:cs="Times New Roman" w:eastAsia="Times New Roman"/>
+          <w:b/>
+          <w:i w:val="0"/>
+          <w:sz w:val="28"/>
+        </w:rPr>
+        <w:t>БИБЛИОГРАФИЧЕСКИЙ СПИСОК</w:t>
+      </w:r>
+    </w:p>
+    <w:p>
+      <w:pPr>
+        <w:spacing w:line="360" w:lineRule="auto" w:after="0"/>
+        <w:ind w:firstLine="709"/>
+        <w:jc w:val="both"/>
+      </w:pPr>
+      <w:r>
+        <w:rPr>
+          <w:rFonts w:ascii="Times New Roman" w:hAnsi="Times New Roman" w:cs="Times New Roman" w:eastAsia="Times New Roman"/>
+          <w:b w:val="0"/>
+          <w:i w:val="0"/>
+          <w:sz w:val="28"/>
+        </w:rPr>
+        <w:t>1. Танаев В. С., Шкурба В. В. Введение в теорию расписаний. — М.: Наука, 1975. — 256 с.</w:t>
+      </w:r>
+    </w:p>
+    <w:p>
+      <w:pPr>
+        <w:spacing w:line="360" w:lineRule="auto" w:after="0"/>
+        <w:ind w:firstLine="709"/>
+        <w:jc w:val="both"/>
+      </w:pPr>
+      <w:r>
+        <w:rPr>
+          <w:rFonts w:ascii="Times New Roman" w:hAnsi="Times New Roman" w:cs="Times New Roman" w:eastAsia="Times New Roman"/>
+          <w:b w:val="0"/>
+          <w:i w:val="0"/>
+          <w:sz w:val="28"/>
+        </w:rPr>
+        <w:t>2. Лазарев А. А., Гафаров Е. Р. Теория расписаний. Задачи и алгоритмы. — М.: Изд-во Моск. ун-та, 2011. — 222 с.</w:t>
+      </w:r>
+    </w:p>
+    <w:p>
+      <w:pPr>
+        <w:spacing w:line="360" w:lineRule="auto" w:after="0"/>
+        <w:ind w:firstLine="709"/>
+        <w:jc w:val="both"/>
+      </w:pPr>
+      <w:r>
+        <w:rPr>
+          <w:rFonts w:ascii="Times New Roman" w:hAnsi="Times New Roman" w:cs="Times New Roman" w:eastAsia="Times New Roman"/>
+          <w:b w:val="0"/>
+          <w:i w:val="0"/>
+          <w:sz w:val="28"/>
+        </w:rPr>
+        <w:t>3. Schaerf A. A survey of automated timetabling // Artificial Intelligence Review. — 1999. — Vol. 13, № 2. — P. 87–127.</w:t>
+      </w:r>
+    </w:p>
+    <w:p>
+      <w:pPr>
+        <w:spacing w:line="360" w:lineRule="auto" w:after="0"/>
+        <w:ind w:firstLine="709"/>
+        <w:jc w:val="both"/>
+      </w:pPr>
+      <w:r>
+        <w:rPr>
+          <w:rFonts w:ascii="Times New Roman" w:hAnsi="Times New Roman" w:cs="Times New Roman" w:eastAsia="Times New Roman"/>
+          <w:b w:val="0"/>
+          <w:i w:val="0"/>
+          <w:sz w:val="28"/>
+        </w:rPr>
+        <w:t>4. Burke E. K., Petrovic S. Recent research directions in automated timetabling // European Journal of Operational Research. — 2002. — Vol. 140, № 2. — P. 266–280.</w:t>
+      </w:r>
+    </w:p>
+    <w:p>
+      <w:pPr>
+        <w:spacing w:line="360" w:lineRule="auto" w:after="0"/>
+        <w:ind w:firstLine="709"/>
+        <w:jc w:val="both"/>
+      </w:pPr>
+      <w:r>
+        <w:rPr>
+          <w:rFonts w:ascii="Times New Roman" w:hAnsi="Times New Roman" w:cs="Times New Roman" w:eastAsia="Times New Roman"/>
+          <w:b w:val="0"/>
+          <w:i w:val="0"/>
+          <w:sz w:val="28"/>
+        </w:rPr>
+        <w:t>5. Di Gaspero L., McCollum B., Schaerf A. The second international timetabling competition (ITC-2007): Curriculum-based course timetabling (track 3): Technical Report. — Belfast, 2007. — 16 p.</w:t>
+      </w:r>
+    </w:p>
+    <w:p>
+      <w:pPr>
+        <w:spacing w:line="360" w:lineRule="auto" w:after="0"/>
+        <w:ind w:firstLine="709"/>
+        <w:jc w:val="both"/>
+      </w:pPr>
+      <w:r>
+        <w:rPr>
+          <w:rFonts w:ascii="Times New Roman" w:hAnsi="Times New Roman" w:cs="Times New Roman" w:eastAsia="Times New Roman"/>
+          <w:b w:val="0"/>
+          <w:i w:val="0"/>
+          <w:sz w:val="28"/>
+        </w:rPr>
+        <w:t>6. Even S., Itai A., Shamir A. On the complexity of timetable and multicommodity flow problems // SIAM Journal on Computing. — 1976. — Vol. 5, № 4. — P. 691–703.</w:t>
+      </w:r>
+    </w:p>
+    <w:p>
+      <w:pPr>
+        <w:spacing w:line="360" w:lineRule="auto" w:after="0"/>
+        <w:ind w:firstLine="709"/>
+        <w:jc w:val="both"/>
+      </w:pPr>
+      <w:r>
+        <w:rPr>
+          <w:rFonts w:ascii="Times New Roman" w:hAnsi="Times New Roman" w:cs="Times New Roman" w:eastAsia="Times New Roman"/>
+          <w:b w:val="0"/>
+          <w:i w:val="0"/>
+          <w:sz w:val="28"/>
+        </w:rPr>
+        <w:t>7. Garey M. R., Johnson D. S. Computers and Intractability: A Guide to the Theory of NP-Completeness. — San Francisco: W. H. Freeman, 1979. — 338 p.</w:t>
+      </w:r>
+    </w:p>
+    <w:p>
+      <w:pPr>
+        <w:spacing w:line="360" w:lineRule="auto" w:after="0"/>
+        <w:ind w:firstLine="709"/>
+        <w:jc w:val="both"/>
+      </w:pPr>
+      <w:r>
+        <w:rPr>
+          <w:rFonts w:ascii="Times New Roman" w:hAnsi="Times New Roman" w:cs="Times New Roman" w:eastAsia="Times New Roman"/>
+          <w:b w:val="0"/>
+          <w:i w:val="0"/>
+          <w:sz w:val="28"/>
+        </w:rPr>
+        <w:t>8. Wren A. Scheduling, timetabling and rostering — a special relationship? // Practice and Theory of Automated Timetabling. LNCS. — Berlin: Springer, 1996. — Vol. 1153. — P. 46–75.</w:t>
+      </w:r>
+    </w:p>
+    <w:p>
+      <w:pPr>
+        <w:spacing w:line="360" w:lineRule="auto" w:after="0"/>
+        <w:ind w:firstLine="709"/>
+        <w:jc w:val="both"/>
+      </w:pPr>
+      <w:r>
+        <w:rPr>
+          <w:rFonts w:ascii="Times New Roman" w:hAnsi="Times New Roman" w:cs="Times New Roman" w:eastAsia="Times New Roman"/>
+          <w:b w:val="0"/>
+          <w:i w:val="0"/>
+          <w:sz w:val="28"/>
+        </w:rPr>
+        <w:t>9. Schrijver A. Theory of Linear and Integer Programming. — Chichester: John Wiley &amp; Sons, 1986. — 471 p.</w:t>
+      </w:r>
+    </w:p>
+    <w:p>
+      <w:pPr>
+        <w:spacing w:line="360" w:lineRule="auto" w:after="0"/>
+        <w:ind w:firstLine="709"/>
+        <w:jc w:val="both"/>
+      </w:pPr>
+      <w:r>
+        <w:rPr>
+          <w:rFonts w:ascii="Times New Roman" w:hAnsi="Times New Roman" w:cs="Times New Roman" w:eastAsia="Times New Roman"/>
+          <w:b w:val="0"/>
+          <w:i w:val="0"/>
+          <w:sz w:val="28"/>
+        </w:rPr>
+        <w:t>10. Colorni A., Dorigo M., Maniezzo V. Metaheuristics for high school timetabling // Computational Optimization and Applications. — 1998. — Vol. 9, № 3. — P. 275–298.</w:t>
+      </w:r>
+    </w:p>
+    <w:p>
+      <w:pPr>
+        <w:spacing w:line="360" w:lineRule="auto" w:after="0"/>
+        <w:ind w:firstLine="709"/>
+        <w:jc w:val="both"/>
+      </w:pPr>
+      <w:r>
+        <w:rPr>
+          <w:rFonts w:ascii="Times New Roman" w:hAnsi="Times New Roman" w:cs="Times New Roman" w:eastAsia="Times New Roman"/>
+          <w:b w:val="0"/>
+          <w:i w:val="0"/>
+          <w:sz w:val="28"/>
+        </w:rPr>
+        <w:t>11. Abramson D. Constructing school timetables using simulated annealing: sequential and parallel algorithms // Management Science. — 1991. — Vol. 37, № 1. — P. 98–113.</w:t>
+      </w:r>
+    </w:p>
+    <w:p>
+      <w:pPr>
+        <w:spacing w:line="360" w:lineRule="auto" w:after="0"/>
+        <w:ind w:firstLine="709"/>
+        <w:jc w:val="both"/>
+      </w:pPr>
+      <w:r>
+        <w:rPr>
+          <w:rFonts w:ascii="Times New Roman" w:hAnsi="Times New Roman" w:cs="Times New Roman" w:eastAsia="Times New Roman"/>
+          <w:b w:val="0"/>
+          <w:i w:val="0"/>
+          <w:sz w:val="28"/>
+        </w:rPr>
+        <w:t>12. Rossi F., van Beek P., Walsh T. Handbook of Constraint Programming. — Amsterdam: Elsevier, 2006. — 978 p.</w:t>
+      </w:r>
+    </w:p>
+    <w:p>
+      <w:pPr>
+        <w:spacing w:line="360" w:lineRule="auto" w:after="0"/>
+        <w:ind w:firstLine="709"/>
+        <w:jc w:val="both"/>
+      </w:pPr>
+      <w:r>
+        <w:rPr>
+          <w:rFonts w:ascii="Times New Roman" w:hAnsi="Times New Roman" w:cs="Times New Roman" w:eastAsia="Times New Roman"/>
+          <w:b w:val="0"/>
+          <w:i w:val="0"/>
+          <w:sz w:val="28"/>
+        </w:rPr>
+        <w:t>13. Perron L., Furnon V. OR-Tools [Электронный ресурс]. — Google, 2024. — URL: https://developers.google.com/optimization (дата обращения: 20.05.2026).</w:t>
+      </w:r>
+    </w:p>
+    <w:p>
+      <w:pPr>
+        <w:spacing w:line="360" w:lineRule="auto" w:after="0"/>
+        <w:ind w:firstLine="709"/>
+        <w:jc w:val="both"/>
+      </w:pPr>
+      <w:r>
+        <w:rPr>
+          <w:rFonts w:ascii="Times New Roman" w:hAnsi="Times New Roman" w:cs="Times New Roman" w:eastAsia="Times New Roman"/>
+          <w:b w:val="0"/>
+          <w:i w:val="0"/>
+          <w:sz w:val="28"/>
+        </w:rPr>
+        <w:t>14. Stuckey P. J. et al. The MiniZinc Challenge 2008–2013 // AI Magazine. — 2014. — Vol. 35, № 2. — P. 55–60.</w:t>
+      </w:r>
+    </w:p>
+    <w:p>
+      <w:pPr>
+        <w:spacing w:line="360" w:lineRule="auto" w:after="0"/>
+        <w:ind w:firstLine="709"/>
+        <w:jc w:val="both"/>
+      </w:pPr>
+      <w:r>
+        <w:rPr>
+          <w:rFonts w:ascii="Times New Roman" w:hAnsi="Times New Roman" w:cs="Times New Roman" w:eastAsia="Times New Roman"/>
+          <w:b w:val="0"/>
+          <w:i w:val="0"/>
+          <w:sz w:val="28"/>
+        </w:rPr>
+        <w:t>15. 1С:Автоматизированное составление расписания. Университет [Электронный ресурс]. — URL: https://solutions.1c.ru/ (дата обращения: 20.05.2026).</w:t>
+      </w:r>
+    </w:p>
+    <w:p>
+      <w:pPr>
+        <w:spacing w:line="360" w:lineRule="auto" w:after="0"/>
+        <w:ind w:firstLine="709"/>
+        <w:jc w:val="both"/>
+      </w:pPr>
+      <w:r>
+        <w:rPr>
+          <w:rFonts w:ascii="Times New Roman" w:hAnsi="Times New Roman" w:cs="Times New Roman" w:eastAsia="Times New Roman"/>
+          <w:b w:val="0"/>
+          <w:i w:val="0"/>
+          <w:sz w:val="28"/>
+        </w:rPr>
+        <w:t>16. Апекс-ВУЗ [Электронный ресурс]. — URL: https://www.apex-vuz.ru/ (дата обращения: 20.05.2026).</w:t>
+      </w:r>
+    </w:p>
+    <w:p>
+      <w:pPr>
+        <w:spacing w:line="360" w:lineRule="auto" w:after="0"/>
+        <w:ind w:firstLine="709"/>
+        <w:jc w:val="both"/>
+      </w:pPr>
+      <w:r>
+        <w:rPr>
+          <w:rFonts w:ascii="Times New Roman" w:hAnsi="Times New Roman" w:cs="Times New Roman" w:eastAsia="Times New Roman"/>
+          <w:b w:val="0"/>
+          <w:i w:val="0"/>
+          <w:sz w:val="28"/>
+        </w:rPr>
+        <w:t>17. UniTime: University Timetabling [Электронный ресурс]. — URL: https://www.unitime.org/ (дата обращения: 20.05.2026).</w:t>
+      </w:r>
+    </w:p>
+    <w:p>
+      <w:pPr>
+        <w:spacing w:line="360" w:lineRule="auto" w:after="0"/>
+        <w:ind w:firstLine="709"/>
+        <w:jc w:val="both"/>
+      </w:pPr>
+      <w:r>
+        <w:rPr>
+          <w:rFonts w:ascii="Times New Roman" w:hAnsi="Times New Roman" w:cs="Times New Roman" w:eastAsia="Times New Roman"/>
+          <w:b w:val="0"/>
+          <w:i w:val="0"/>
+          <w:sz w:val="28"/>
+        </w:rPr>
+        <w:t>18. Müller T. ITC2007 solver description: a hybrid approach // Annals of Operations Research. — 2009. — Vol. 172, № 1. — P. 429–446.</w:t>
+      </w:r>
+    </w:p>
+    <w:p>
+      <w:pPr>
+        <w:spacing w:line="360" w:lineRule="auto" w:after="0"/>
+        <w:ind w:firstLine="709"/>
+        <w:jc w:val="both"/>
+      </w:pPr>
+      <w:r>
+        <w:rPr>
+          <w:rFonts w:ascii="Times New Roman" w:hAnsi="Times New Roman" w:cs="Times New Roman" w:eastAsia="Times New Roman"/>
+          <w:b w:val="0"/>
+          <w:i w:val="0"/>
+          <w:sz w:val="28"/>
+        </w:rPr>
+        <w:t>19. FET — Free Timetabling Software [Электронный ресурс]. — URL: https://www.lalescu.ro/liviu/fet/ (дата обращения: 20.05.2026).</w:t>
+      </w:r>
+    </w:p>
+    <w:p>
+      <w:pPr>
+        <w:spacing w:line="360" w:lineRule="auto" w:after="0"/>
+        <w:ind w:firstLine="709"/>
+        <w:jc w:val="both"/>
+      </w:pPr>
+      <w:r>
+        <w:rPr>
+          <w:rFonts w:ascii="Times New Roman" w:hAnsi="Times New Roman" w:cs="Times New Roman" w:eastAsia="Times New Roman"/>
+          <w:b w:val="0"/>
+          <w:i w:val="0"/>
+          <w:sz w:val="28"/>
+        </w:rPr>
+        <w:t>20. Рихтер Дж. CLR via C#. Программирование на платформе Microsoft .NET Framework 4.5 на языке C#. — СПб.: Питер, 2017. — 896 с.</w:t>
+      </w:r>
+    </w:p>
+    <w:p>
+      <w:pPr>
+        <w:spacing w:line="360" w:lineRule="auto" w:after="0"/>
+        <w:ind w:firstLine="709"/>
+        <w:jc w:val="both"/>
+      </w:pPr>
+      <w:r>
+        <w:rPr>
+          <w:rFonts w:ascii="Times New Roman" w:hAnsi="Times New Roman" w:cs="Times New Roman" w:eastAsia="Times New Roman"/>
+          <w:b w:val="0"/>
+          <w:i w:val="0"/>
+          <w:sz w:val="28"/>
+        </w:rPr>
+        <w:t>21. ASP.NET Core documentation [Электронный ресурс]. — Microsoft, 2024. — URL: https://learn.microsoft.com/aspnet/core (дата обращения: 20.05.2026).</w:t>
+      </w:r>
+    </w:p>
+    <w:p>
+      <w:pPr>
+        <w:spacing w:line="360" w:lineRule="auto" w:after="0"/>
+        <w:ind w:firstLine="709"/>
+        <w:jc w:val="both"/>
+      </w:pPr>
+      <w:r>
+        <w:rPr>
+          <w:rFonts w:ascii="Times New Roman" w:hAnsi="Times New Roman" w:cs="Times New Roman" w:eastAsia="Times New Roman"/>
+          <w:b w:val="0"/>
+          <w:i w:val="0"/>
+          <w:sz w:val="28"/>
+        </w:rPr>
+        <w:t>22. Smith S. et al. Architecting Modern Web Applications with ASP.NET Core and Microsoft Azure [Электронный ресурс]. — Microsoft, 2023. — URL: https://learn.microsoft.com/dotnet/architecture/modern-web-apps-azure (дата обращения: 20.05.2026).</w:t>
+      </w:r>
+    </w:p>
+    <w:p>
+      <w:pPr>
+        <w:spacing w:line="360" w:lineRule="auto" w:after="0"/>
+        <w:ind w:firstLine="709"/>
+        <w:jc w:val="both"/>
+      </w:pPr>
+      <w:r>
+        <w:rPr>
+          <w:rFonts w:ascii="Times New Roman" w:hAnsi="Times New Roman" w:cs="Times New Roman" w:eastAsia="Times New Roman"/>
+          <w:b w:val="0"/>
+          <w:i w:val="0"/>
+          <w:sz w:val="28"/>
+        </w:rPr>
+        <w:t>23. Мартин Р. Чистая архитектура. Искусство разработки программного обеспечения. — СПб.: Питер, 2018. — 352 с.</w:t>
+      </w:r>
+    </w:p>
+    <w:p>
+      <w:pPr>
+        <w:spacing w:line="360" w:lineRule="auto" w:after="0"/>
+        <w:ind w:firstLine="709"/>
+        <w:jc w:val="both"/>
+      </w:pPr>
+      <w:r>
+        <w:rPr>
+          <w:rFonts w:ascii="Times New Roman" w:hAnsi="Times New Roman" w:cs="Times New Roman" w:eastAsia="Times New Roman"/>
+          <w:b w:val="0"/>
+          <w:i w:val="0"/>
+          <w:sz w:val="28"/>
+        </w:rPr>
+        <w:t>24. Эванс Э. Предметно-ориентированное проектирование (DDD): структуризация сложных программных систем. — М.: Вильямс, 2011. — 448 с.</w:t>
+      </w:r>
+    </w:p>
+    <w:p>
+      <w:pPr>
+        <w:spacing w:line="360" w:lineRule="auto" w:after="0"/>
+        <w:ind w:firstLine="709"/>
+        <w:jc w:val="both"/>
+      </w:pPr>
+      <w:r>
+        <w:rPr>
+          <w:rFonts w:ascii="Times New Roman" w:hAnsi="Times New Roman" w:cs="Times New Roman" w:eastAsia="Times New Roman"/>
+          <w:b w:val="0"/>
+          <w:i w:val="0"/>
+          <w:sz w:val="28"/>
+        </w:rPr>
+        <w:t>25. Фаулер М. Шаблоны корпоративных приложений. — М.: Вильямс, 2016. — 544 с.</w:t>
+      </w:r>
+    </w:p>
+    <w:p>
+      <w:pPr>
+        <w:spacing w:line="360" w:lineRule="auto" w:after="0"/>
+        <w:ind w:firstLine="709"/>
+        <w:jc w:val="both"/>
+      </w:pPr>
+      <w:r>
+        <w:rPr>
+          <w:rFonts w:ascii="Times New Roman" w:hAnsi="Times New Roman" w:cs="Times New Roman" w:eastAsia="Times New Roman"/>
+          <w:b w:val="0"/>
+          <w:i w:val="0"/>
+          <w:sz w:val="28"/>
+        </w:rPr>
+        <w:t>26. Fielding R. T. Architectural Styles and the Design of Network-based Software Architectures: PhD dissertation. — University of California, Irvine, 2000. — 162 p.</w:t>
+      </w:r>
+    </w:p>
+    <w:p>
+      <w:pPr>
+        <w:spacing w:line="360" w:lineRule="auto" w:after="0"/>
+        <w:ind w:firstLine="709"/>
+        <w:jc w:val="both"/>
+      </w:pPr>
+      <w:r>
+        <w:rPr>
+          <w:rFonts w:ascii="Times New Roman" w:hAnsi="Times New Roman" w:cs="Times New Roman" w:eastAsia="Times New Roman"/>
+          <w:b w:val="0"/>
+          <w:i w:val="0"/>
+          <w:sz w:val="28"/>
+        </w:rPr>
+        <w:t>27. PostgreSQL 16 Documentation [Электронный ресурс]. — The PostgreSQL Global Development Group, 2024. — URL: https://www.postgresql.org/docs/ (дата обращения: 20.05.2026).</w:t>
+      </w:r>
+    </w:p>
+    <w:p>
+      <w:pPr>
+        <w:spacing w:line="360" w:lineRule="auto" w:after="0"/>
+        <w:ind w:firstLine="709"/>
+        <w:jc w:val="both"/>
+      </w:pPr>
+      <w:r>
+        <w:rPr>
+          <w:rFonts w:ascii="Times New Roman" w:hAnsi="Times New Roman" w:cs="Times New Roman" w:eastAsia="Times New Roman"/>
+          <w:b w:val="0"/>
+          <w:i w:val="0"/>
+          <w:sz w:val="28"/>
+        </w:rPr>
+        <w:t>28. Entity Framework Core documentation [Электронный ресурс]. — Microsoft, 2024. — URL: https://learn.microsoft.com/ef/core (дата обращения: 20.05.2026).</w:t>
+      </w:r>
+    </w:p>
+    <w:p>
+      <w:pPr>
+        <w:spacing w:line="360" w:lineRule="auto" w:after="0"/>
+        <w:ind w:firstLine="709"/>
+        <w:jc w:val="both"/>
+      </w:pPr>
+      <w:r>
+        <w:rPr>
+          <w:rFonts w:ascii="Times New Roman" w:hAnsi="Times New Roman" w:cs="Times New Roman" w:eastAsia="Times New Roman"/>
+          <w:b w:val="0"/>
+          <w:i w:val="0"/>
+          <w:sz w:val="28"/>
+        </w:rPr>
+        <w:t>29. Berenson H. et al. A critique of ANSI SQL isolation levels // Proceedings of the 1995 ACM SIGMOD International Conference on Management of Data. — 1995. — P. 1–10.</w:t>
+      </w:r>
+    </w:p>
+    <w:p>
+      <w:pPr>
+        <w:spacing w:line="360" w:lineRule="auto" w:after="0"/>
+        <w:ind w:firstLine="709"/>
+        <w:jc w:val="both"/>
+      </w:pPr>
+      <w:r>
+        <w:rPr>
+          <w:rFonts w:ascii="Times New Roman" w:hAnsi="Times New Roman" w:cs="Times New Roman" w:eastAsia="Times New Roman"/>
+          <w:b w:val="0"/>
+          <w:i w:val="0"/>
+          <w:sz w:val="28"/>
+        </w:rPr>
+        <w:t>30. Jones M., Bradley J., Sakimura N. JSON Web Token (JWT): RFC 7519 [Электронный ресурс]. — IETF, 2015. — URL: https://www.rfc-editor.org/rfc/rfc7519 (дата обращения: 20.05.2026).</w:t>
+      </w:r>
+    </w:p>
+    <w:p>
+      <w:pPr>
+        <w:spacing w:line="360" w:lineRule="auto" w:after="0"/>
+        <w:ind w:firstLine="709"/>
+        <w:jc w:val="both"/>
+      </w:pPr>
+      <w:r>
+        <w:rPr>
+          <w:rFonts w:ascii="Times New Roman" w:hAnsi="Times New Roman" w:cs="Times New Roman" w:eastAsia="Times New Roman"/>
+          <w:b w:val="0"/>
+          <w:i w:val="0"/>
+          <w:sz w:val="28"/>
+        </w:rPr>
+        <w:t>31. Sermersheim J. Lightweight Directory Access Protocol (LDAP): The Protocol: RFC 4511 [Электронный ресурс]. — IETF, 2006. — URL: https://www.rfc-editor.org/rfc/rfc4511 (дата обращения: 20.05.2026).</w:t>
+      </w:r>
+    </w:p>
+    <w:p>
+      <w:pPr>
+        <w:spacing w:line="360" w:lineRule="auto" w:after="0"/>
+        <w:ind w:firstLine="709"/>
+        <w:jc w:val="both"/>
+      </w:pPr>
+      <w:r>
+        <w:rPr>
+          <w:rFonts w:ascii="Times New Roman" w:hAnsi="Times New Roman" w:cs="Times New Roman" w:eastAsia="Times New Roman"/>
+          <w:b w:val="0"/>
+          <w:i w:val="0"/>
+          <w:sz w:val="28"/>
+        </w:rPr>
+        <w:t>32. Fette I., Melnikov A. The WebSocket Protocol: RFC 6455 [Электронный ресурс]. — IETF, 2011. — URL: https://www.rfc-editor.org/rfc/rfc6455 (дата обращения: 20.05.2026).</w:t>
+      </w:r>
+    </w:p>
+    <w:p>
+      <w:pPr>
+        <w:spacing w:line="360" w:lineRule="auto" w:after="0"/>
+        <w:ind w:firstLine="709"/>
+        <w:jc w:val="both"/>
+      </w:pPr>
+      <w:r>
+        <w:rPr>
+          <w:rFonts w:ascii="Times New Roman" w:hAnsi="Times New Roman" w:cs="Times New Roman" w:eastAsia="Times New Roman"/>
+          <w:b w:val="0"/>
+          <w:i w:val="0"/>
+          <w:sz w:val="28"/>
+        </w:rPr>
+        <w:t>33. Гамма Э., Хелм Р., Джонсон Р., Влиссидес Дж. Приёмы объектно-ориентированного проектирования. Паттерны проектирования. — СПб.: Питер, 2020. — 448 с.</w:t>
       </w:r>
     </w:p>
     <w:sectPr>

--- a/Docs/диплом/Диплом.docx
+++ b/Docs/диплом/Диплом.docx
@@ -4108,7 +4108,7 @@
           <w:i w:val="0"/>
           <w:sz w:val="28"/>
         </w:rPr>
-        <w:t>На основе выполненного в первой главе анализа предметной области и обоснованного выбора метода решения в настоящей главе проектируется серверная часть системы автоматизированного составления учебного расписания. Формируются функциональные и нефункциональные требования, обосновывается технологический стек, описывается многоуровневая архитектура приложения и модель базы данных, строится детальная математическая модель задачи и расширяемая архитектура модуля составления расписания, а также проектируются версионирование расписания, транзакционная защита от коллизий, журналирование нагрузки, интеграция с информационной системой «Нагрузка ВУЗа», программный интерфейс, аутентификация и подсистема уведомлений реального времени.</w:t>
+        <w:t>Опираясь на результаты анализа предметной области и выбор метода решения, сделанные в первой главе, в этой главе проектируется серверная часть системы. Сначала формулируются требования к ней и обосновывается технологический стек, затем описывается многоуровневая архитектура и модель данных, после чего строится математическая модель задачи и проектируется модуль автоматического составления расписания. Завершают главу проектные решения, отвечающие за надёжную совместную работу: версионирование расписания, транзакционная защита от коллизий, журналирование нагрузки, интеграция с системой «Нагрузка ВУЗа», программный интерфейс, аутентификация и уведомления реального времени.</w:t>
       </w:r>
     </w:p>
     <w:p>
@@ -4140,7 +4140,7 @@
           <w:i w:val="0"/>
           <w:sz w:val="28"/>
         </w:rPr>
-        <w:t>Серверная часть системы реализует доменную модель, хранение данных, алгоритмическое ядро автоматического составления расписания и программный интерфейс для клиентского приложения. Исходя из результатов обследования бюро расписаний и выявленных проблем, к серверной части предъявляются следующие функциональные требования:</w:t>
+        <w:t>Серверная часть несёт на себе доменную модель, хранение данных, алгоритмическое ядро и программный интерфейс для клиентского приложения. Перечень функциональных требований к ней вытекает напрямую из проблем бюро расписаний, разобранных в разделе 1.2.</w:t>
       </w:r>
     </w:p>
     <w:p>
@@ -4156,7 +4156,7 @@
           <w:i w:val="0"/>
           <w:sz w:val="28"/>
         </w:rPr>
-        <w:t>– хранение нормализованных данных об аудиторном фонде, учебной нагрузке и расписании в реляционной базе данных;</w:t>
+        <w:t>– хранить нормализованные данные об аудиторном фонде, учебной нагрузке и расписании;</w:t>
       </w:r>
     </w:p>
     <w:p>
@@ -4172,7 +4172,7 @@
           <w:i w:val="0"/>
           <w:sz w:val="28"/>
         </w:rPr>
-        <w:t>– интеграция с информационной системой «Нагрузка ВУЗа» — периодическая выгрузка справочников и учебной нагрузки с фиксацией истории её изменений;</w:t>
+        <w:t>– получать справочники и нагрузку из системы «Нагрузка ВУЗа» с фиксацией истории изменений;</w:t>
       </w:r>
     </w:p>
     <w:p>
@@ -4188,7 +4188,7 @@
           <w:i w:val="0"/>
           <w:sz w:val="28"/>
         </w:rPr>
-        <w:t>– автоматическое составление расписания методом комбинаторной оптимизации с учётом полного набора жёстких и мягких ограничений;</w:t>
+        <w:t>– автоматически составлять расписание методом комбинаторной оптимизации с учётом всех жёстких и мягких ограничений — как для всего университета, так и для отдельного института с учётом ресурсов, уже занятых другими институтами;</w:t>
       </w:r>
     </w:p>
     <w:p>
@@ -4204,7 +4204,7 @@
           <w:i w:val="0"/>
           <w:sz w:val="28"/>
         </w:rPr>
-        <w:t>– генерация расписания как для университета в целом, так и для отдельного института с учётом ресурсов, уже занятых другими институтами;</w:t>
+        <w:t>– поддерживать черновики: строить предварительный вариант, публиковать его и откатывать;</w:t>
       </w:r>
     </w:p>
     <w:p>
@@ -4220,7 +4220,7 @@
           <w:i w:val="0"/>
           <w:sz w:val="28"/>
         </w:rPr>
-        <w:t>– версионирование расписания: построение чернового варианта, его публикация и отмена;</w:t>
+        <w:t>– позволять править расписание вручную (добавлять, удалять и переносить занятия) с проверкой ограничений и обнаружением коллизий;</w:t>
       </w:r>
     </w:p>
     <w:p>
@@ -4236,7 +4236,7 @@
           <w:i w:val="0"/>
           <w:sz w:val="28"/>
         </w:rPr>
-        <w:t>– ручное редактирование расписания (добавление и удаление занятий) с проверкой ограничений и обнаружением коллизий;</w:t>
+        <w:t>– отдавать расписание в трёх представлениях — по группам, преподавателям и аудиториям;</w:t>
       </w:r>
     </w:p>
     <w:p>
@@ -4252,7 +4252,7 @@
           <w:i w:val="0"/>
           <w:sz w:val="28"/>
         </w:rPr>
-        <w:t>– предоставление расписания в различных представлениях — по учебным группам, преподавателям и аудиториям;</w:t>
+        <w:t>– управлять аудиторным фондом, оборудованием, доступностью и весами мягких ограничений;</w:t>
       </w:r>
     </w:p>
     <w:p>
@@ -4268,7 +4268,7 @@
           <w:i w:val="0"/>
           <w:sz w:val="28"/>
         </w:rPr>
-        <w:t>– управление аудиторным фондом, оборудованием, ограничениями доступности и весами мягких ограничений;</w:t>
+        <w:t>– аутентифицировать пользователей через доменные учётные записи и разграничивать права;</w:t>
       </w:r>
     </w:p>
     <w:p>
@@ -4284,7 +4284,7 @@
           <w:i w:val="0"/>
           <w:sz w:val="28"/>
         </w:rPr>
-        <w:t>– аутентификация пользователей через доменные учётные записи университета и разграничение прав доступа;</w:t>
+        <w:t>– оповещать клиентов об изменениях расписания и нагрузки в реальном времени.</w:t>
       </w:r>
     </w:p>
     <w:p>
@@ -4300,119 +4300,7 @@
           <w:i w:val="0"/>
           <w:sz w:val="28"/>
         </w:rPr>
-        <w:t>– оповещение клиентских приложений об изменениях расписания и нагрузки в режиме реального времени.</w:t>
-      </w:r>
-    </w:p>
-    <w:p>
-      <w:pPr>
-        <w:spacing w:line="360" w:lineRule="auto" w:after="0"/>
-        <w:ind w:firstLine="709"/>
-        <w:jc w:val="both"/>
-      </w:pPr>
-      <w:r>
-        <w:rPr>
-          <w:rFonts w:ascii="Times New Roman" w:hAnsi="Times New Roman" w:cs="Times New Roman" w:eastAsia="Times New Roman"/>
-          <w:b w:val="0"/>
-          <w:i w:val="0"/>
-          <w:sz w:val="28"/>
-        </w:rPr>
-        <w:t>Нефункциональные требования к серверной части определяют качество разрабатываемого решения:</w:t>
-      </w:r>
-    </w:p>
-    <w:p>
-      <w:pPr>
-        <w:spacing w:line="360" w:lineRule="auto" w:after="0"/>
-        <w:ind w:firstLine="709"/>
-        <w:jc w:val="both"/>
-      </w:pPr>
-      <w:r>
-        <w:rPr>
-          <w:rFonts w:ascii="Times New Roman" w:hAnsi="Times New Roman" w:cs="Times New Roman" w:eastAsia="Times New Roman"/>
-          <w:b w:val="0"/>
-          <w:i w:val="0"/>
-          <w:sz w:val="28"/>
-        </w:rPr>
-        <w:t>– корректность при одновременной работе нескольких пользователей — исключение коллизий и потерянных изменений при параллельной записи;</w:t>
-      </w:r>
-    </w:p>
-    <w:p>
-      <w:pPr>
-        <w:spacing w:line="360" w:lineRule="auto" w:after="0"/>
-        <w:ind w:firstLine="709"/>
-        <w:jc w:val="both"/>
-      </w:pPr>
-      <w:r>
-        <w:rPr>
-          <w:rFonts w:ascii="Times New Roman" w:hAnsi="Times New Roman" w:cs="Times New Roman" w:eastAsia="Times New Roman"/>
-          <w:b w:val="0"/>
-          <w:i w:val="0"/>
-          <w:sz w:val="28"/>
-        </w:rPr>
-        <w:t>– расширяемость: добавление нового правила составления расписания или нового источника данных не должно требовать изменения существующего кода;</w:t>
-      </w:r>
-    </w:p>
-    <w:p>
-      <w:pPr>
-        <w:spacing w:line="360" w:lineRule="auto" w:after="0"/>
-        <w:ind w:firstLine="709"/>
-        <w:jc w:val="both"/>
-      </w:pPr>
-      <w:r>
-        <w:rPr>
-          <w:rFonts w:ascii="Times New Roman" w:hAnsi="Times New Roman" w:cs="Times New Roman" w:eastAsia="Times New Roman"/>
-          <w:b w:val="0"/>
-          <w:i w:val="0"/>
-          <w:sz w:val="28"/>
-        </w:rPr>
-        <w:t>– тестируемость: ключевая бизнес-логика и алгоритмическое ядро должны покрываться автоматизированными тестами;</w:t>
-      </w:r>
-    </w:p>
-    <w:p>
-      <w:pPr>
-        <w:spacing w:line="360" w:lineRule="auto" w:after="0"/>
-        <w:ind w:firstLine="709"/>
-        <w:jc w:val="both"/>
-      </w:pPr>
-      <w:r>
-        <w:rPr>
-          <w:rFonts w:ascii="Times New Roman" w:hAnsi="Times New Roman" w:cs="Times New Roman" w:eastAsia="Times New Roman"/>
-          <w:b w:val="0"/>
-          <w:i w:val="0"/>
-          <w:sz w:val="28"/>
-        </w:rPr>
-        <w:t>– сопровождаемость за счёт чёткого разделения слоёв и независимости предметной логики от инфраструктурных деталей;</w:t>
-      </w:r>
-    </w:p>
-    <w:p>
-      <w:pPr>
-        <w:spacing w:line="360" w:lineRule="auto" w:after="0"/>
-        <w:ind w:firstLine="709"/>
-        <w:jc w:val="both"/>
-      </w:pPr>
-      <w:r>
-        <w:rPr>
-          <w:rFonts w:ascii="Times New Roman" w:hAnsi="Times New Roman" w:cs="Times New Roman" w:eastAsia="Times New Roman"/>
-          <w:b w:val="0"/>
-          <w:i w:val="0"/>
-          <w:sz w:val="28"/>
-        </w:rPr>
-        <w:t>– производительность: длительная по времени генерация расписания не должна блокировать обработку пользовательских запросов;</w:t>
-      </w:r>
-    </w:p>
-    <w:p>
-      <w:pPr>
-        <w:spacing w:line="360" w:lineRule="auto" w:after="0"/>
-        <w:ind w:firstLine="709"/>
-        <w:jc w:val="both"/>
-      </w:pPr>
-      <w:r>
-        <w:rPr>
-          <w:rFonts w:ascii="Times New Roman" w:hAnsi="Times New Roman" w:cs="Times New Roman" w:eastAsia="Times New Roman"/>
-          <w:b w:val="0"/>
-          <w:i w:val="0"/>
-          <w:sz w:val="28"/>
-        </w:rPr>
-        <w:t>– безопасность: защита программного интерфейса, передача учётных данных и маркеров доступа по защищённым каналам.</w:t>
+        <w:t>Нефункциональные требования задают планку качества. Главное из них — корректность при одновременной работе: система обязана исключать коллизии и потерянные изменения, когда несколько сотрудников правят расписание параллельно, — именно этого не хватало прежнему процессу. К нему примыкают расширяемость (новое правило составления или источник данных не должны затрагивать существующий код), тестируемость ядра, отзывчивость интерфейса при длительной генерации и защита канала передачи учётных данных.</w:t>
       </w:r>
     </w:p>
     <w:p>
@@ -4428,7 +4316,7 @@
           <w:i w:val="0"/>
           <w:sz w:val="28"/>
         </w:rPr>
-        <w:t>2.2 Обоснование выбора технологического стека</w:t>
+        <w:t>2.2 Технологический стек</w:t>
       </w:r>
     </w:p>
     <w:p>
@@ -4444,7 +4332,7 @@
           <w:i w:val="0"/>
           <w:sz w:val="28"/>
         </w:rPr>
-        <w:t>Выбор технологического стека продиктован требованиями расширяемости, тестируемости и производительности, а также необходимостью использования библиотеки комбинаторной оптимизации, обоснованной в разделе 1.4. В качестве языка разработки выбран C# — статически типизированный объектно-ориентированный язык платформы .NET, сочетающий высокую производительность с развитыми средствами абстракции [20]. Серверное приложение построено на платформе ASP.NET Core — кроссплатформенном высокопроизводительном каркасе для создания веб-приложений и программных интерфейсов [21, 22].</w:t>
+        <w:t>Стек подобран под три приоритета — расширяемость, тестируемость и наличие зрелого решателя задач комбинаторной оптимизации. Основой служит платформа .NET и язык C#: статическая типизация и развитые средства абстракции упрощают поддержку крупной доменной модели, а у библиотеки Google OR-Tools, выбранной в разделе 1.4, есть готовый программный интерфейс для C# [13, 20]. Веб-приложение построено на ASP.NET Core — кроссплатформенном и высокопроизводительном каркасе [21, 22].</w:t>
       </w:r>
     </w:p>
     <w:p>
@@ -4460,7 +4348,7 @@
           <w:i w:val="0"/>
           <w:sz w:val="28"/>
         </w:rPr>
-        <w:t>Для доступа к данным применяется объектно-реляционное отображение Entity Framework Core, которое избавляет от написания рутинного кода доступа к базе данных, поддерживает миграции схемы и обеспечивает строгую типизацию запросов [28]. В качестве системы управления базами данных выбрана PostgreSQL — надёжная реляционная СУБД с открытым исходным кодом, полноценной поддержкой транзакций и строгих уровней изоляции, что критично для защиты от коллизий [27]. Алгоритмическое ядро использует библиотеку Google OR-Tools с решателем CP-SAT, имеющую программный интерфейс для C# [13]. Прикладной слой опирается на библиотеку MediatR, реализующую шаблон «посредник» для разделения команд и запросов (CQRS), и библиотеку FluentValidation для декларативной проверки входных данных [25]. Сводный состав технологического стека приведён в таблице 2.1.</w:t>
+        <w:t>Данные хранятся в PostgreSQL: эта СУБД с открытым исходным кодом поддерживает строгий уровень изоляции SERIALIZABLE, без которого невозможна заявленная защита от коллизий [27]. Доступ к ней организован через объектно-реляционное отображение Entity Framework Core с миграциями схемы [28]. Прикладной слой опирается на MediatR (шаблон «посредник» для разделения команд и запросов) и FluentValidation для декларативной проверки входных данных [25]. Снимок данных из системы «Нагрузка ВУЗа», развёрнутой на MS SQL, читается через микро-ORM Dapper; уведомления реального времени доставляет SignalR. Сводный состав стека приведён в таблице 2.1.</w:t>
       </w:r>
     </w:p>
     <w:p>
@@ -4500,7 +4388,7 @@
       <w:tr>
         <w:tc>
           <w:tcPr>
-            <w:tcW w:type="dxa" w:w="3118"/>
+            <w:tcW w:type="dxa" w:w="2304"/>
             <w:shd w:val="clear" w:color="auto" w:fill="1e4b8f"/>
           </w:tcPr>
           <w:p>
@@ -4516,13 +4404,13 @@
                 <w:color w:val="FFFFFF"/>
                 <w:sz w:val="24"/>
               </w:rPr>
-              <w:t>Компонент</w:t>
-            </w:r>
-          </w:p>
-        </w:tc>
-        <w:tc>
-          <w:tcPr>
-            <w:tcW w:type="dxa" w:w="3118"/>
+              <w:t>Категория</w:t>
+            </w:r>
+          </w:p>
+        </w:tc>
+        <w:tc>
+          <w:tcPr>
+            <w:tcW w:type="dxa" w:w="3168"/>
             <w:shd w:val="clear" w:color="auto" w:fill="1e4b8f"/>
           </w:tcPr>
           <w:p>
@@ -4544,7 +4432,7 @@
         </w:tc>
         <w:tc>
           <w:tcPr>
-            <w:tcW w:type="dxa" w:w="3118"/>
+            <w:tcW w:type="dxa" w:w="3744"/>
             <w:shd w:val="clear" w:color="auto" w:fill="1e4b8f"/>
           </w:tcPr>
           <w:p>
@@ -4568,7 +4456,7 @@
       <w:tr>
         <w:tc>
           <w:tcPr>
-            <w:tcW w:type="dxa" w:w="3118"/>
+            <w:tcW w:type="dxa" w:w="2304"/>
           </w:tcPr>
           <w:p>
             <w:pPr>
@@ -4588,7 +4476,7 @@
         </w:tc>
         <w:tc>
           <w:tcPr>
-            <w:tcW w:type="dxa" w:w="3118"/>
+            <w:tcW w:type="dxa" w:w="3168"/>
           </w:tcPr>
           <w:p>
             <w:pPr>
@@ -4602,13 +4490,13 @@
                 <w:i w:val="0"/>
                 <w:sz w:val="24"/>
               </w:rPr>
-              <w:t>C# / .NET</w:t>
-            </w:r>
-          </w:p>
-        </w:tc>
-        <w:tc>
-          <w:tcPr>
-            <w:tcW w:type="dxa" w:w="3118"/>
+              <w:t>C#, .NET, ASP.NET Core</w:t>
+            </w:r>
+          </w:p>
+        </w:tc>
+        <w:tc>
+          <w:tcPr>
+            <w:tcW w:type="dxa" w:w="3744"/>
           </w:tcPr>
           <w:p>
             <w:pPr>
@@ -4622,7 +4510,7 @@
                 <w:i w:val="0"/>
                 <w:sz w:val="24"/>
               </w:rPr>
-              <w:t>Серверная логика и алгоритмы</w:t>
+              <w:t>Серверное приложение и веб-API</w:t>
             </w:r>
           </w:p>
         </w:tc>
@@ -4630,7 +4518,7 @@
       <w:tr>
         <w:tc>
           <w:tcPr>
-            <w:tcW w:type="dxa" w:w="3118"/>
+            <w:tcW w:type="dxa" w:w="2304"/>
           </w:tcPr>
           <w:p>
             <w:pPr>
@@ -4644,13 +4532,13 @@
                 <w:i w:val="0"/>
                 <w:sz w:val="24"/>
               </w:rPr>
-              <w:t>Веб-каркас</w:t>
-            </w:r>
-          </w:p>
-        </w:tc>
-        <w:tc>
-          <w:tcPr>
-            <w:tcW w:type="dxa" w:w="3118"/>
+              <w:t>Доступ к данным</w:t>
+            </w:r>
+          </w:p>
+        </w:tc>
+        <w:tc>
+          <w:tcPr>
+            <w:tcW w:type="dxa" w:w="3168"/>
           </w:tcPr>
           <w:p>
             <w:pPr>
@@ -4664,13 +4552,13 @@
                 <w:i w:val="0"/>
                 <w:sz w:val="24"/>
               </w:rPr>
-              <w:t>ASP.NET Core</w:t>
-            </w:r>
-          </w:p>
-        </w:tc>
-        <w:tc>
-          <w:tcPr>
-            <w:tcW w:type="dxa" w:w="3118"/>
+              <w:t>Entity Framework Core, Npgsql</w:t>
+            </w:r>
+          </w:p>
+        </w:tc>
+        <w:tc>
+          <w:tcPr>
+            <w:tcW w:type="dxa" w:w="3744"/>
           </w:tcPr>
           <w:p>
             <w:pPr>
@@ -4684,7 +4572,7 @@
                 <w:i w:val="0"/>
                 <w:sz w:val="24"/>
               </w:rPr>
-              <w:t>REST API, аутентификация, SignalR</w:t>
+              <w:t>ORM и драйвер PostgreSQL</w:t>
             </w:r>
           </w:p>
         </w:tc>
@@ -4692,7 +4580,7 @@
       <w:tr>
         <w:tc>
           <w:tcPr>
-            <w:tcW w:type="dxa" w:w="3118"/>
+            <w:tcW w:type="dxa" w:w="2304"/>
           </w:tcPr>
           <w:p>
             <w:pPr>
@@ -4706,13 +4594,13 @@
                 <w:i w:val="0"/>
                 <w:sz w:val="24"/>
               </w:rPr>
-              <w:t>Доступ к данным</w:t>
-            </w:r>
-          </w:p>
-        </w:tc>
-        <w:tc>
-          <w:tcPr>
-            <w:tcW w:type="dxa" w:w="3118"/>
+              <w:t>СУБД</w:t>
+            </w:r>
+          </w:p>
+        </w:tc>
+        <w:tc>
+          <w:tcPr>
+            <w:tcW w:type="dxa" w:w="3168"/>
           </w:tcPr>
           <w:p>
             <w:pPr>
@@ -4726,13 +4614,13 @@
                 <w:i w:val="0"/>
                 <w:sz w:val="24"/>
               </w:rPr>
-              <w:t>Entity Framework Core</w:t>
-            </w:r>
-          </w:p>
-        </w:tc>
-        <w:tc>
-          <w:tcPr>
-            <w:tcW w:type="dxa" w:w="3118"/>
+              <w:t>PostgreSQL</w:t>
+            </w:r>
+          </w:p>
+        </w:tc>
+        <w:tc>
+          <w:tcPr>
+            <w:tcW w:type="dxa" w:w="3744"/>
           </w:tcPr>
           <w:p>
             <w:pPr>
@@ -4746,7 +4634,7 @@
                 <w:i w:val="0"/>
                 <w:sz w:val="24"/>
               </w:rPr>
-              <w:t>ORM, миграции схемы</w:t>
+              <w:t>Хранение данных, транзакции SERIALIZABLE</w:t>
             </w:r>
           </w:p>
         </w:tc>
@@ -4754,7 +4642,7 @@
       <w:tr>
         <w:tc>
           <w:tcPr>
-            <w:tcW w:type="dxa" w:w="3118"/>
+            <w:tcW w:type="dxa" w:w="2304"/>
           </w:tcPr>
           <w:p>
             <w:pPr>
@@ -4768,13 +4656,13 @@
                 <w:i w:val="0"/>
                 <w:sz w:val="24"/>
               </w:rPr>
-              <w:t>СУБД</w:t>
-            </w:r>
-          </w:p>
-        </w:tc>
-        <w:tc>
-          <w:tcPr>
-            <w:tcW w:type="dxa" w:w="3118"/>
+              <w:t>Оптимизация</w:t>
+            </w:r>
+          </w:p>
+        </w:tc>
+        <w:tc>
+          <w:tcPr>
+            <w:tcW w:type="dxa" w:w="3168"/>
           </w:tcPr>
           <w:p>
             <w:pPr>
@@ -4788,13 +4676,13 @@
                 <w:i w:val="0"/>
                 <w:sz w:val="24"/>
               </w:rPr>
-              <w:t>PostgreSQL</w:t>
-            </w:r>
-          </w:p>
-        </w:tc>
-        <w:tc>
-          <w:tcPr>
-            <w:tcW w:type="dxa" w:w="3118"/>
+              <w:t>Google OR-Tools (CP-SAT)</w:t>
+            </w:r>
+          </w:p>
+        </w:tc>
+        <w:tc>
+          <w:tcPr>
+            <w:tcW w:type="dxa" w:w="3744"/>
           </w:tcPr>
           <w:p>
             <w:pPr>
@@ -4808,7 +4696,7 @@
                 <w:i w:val="0"/>
                 <w:sz w:val="24"/>
               </w:rPr>
-              <w:t>Хранение данных, транзакции</w:t>
+              <w:t>Решатель задачи составления расписания</w:t>
             </w:r>
           </w:p>
         </w:tc>
@@ -4816,7 +4704,7 @@
       <w:tr>
         <w:tc>
           <w:tcPr>
-            <w:tcW w:type="dxa" w:w="3118"/>
+            <w:tcW w:type="dxa" w:w="2304"/>
           </w:tcPr>
           <w:p>
             <w:pPr>
@@ -4830,13 +4718,13 @@
                 <w:i w:val="0"/>
                 <w:sz w:val="24"/>
               </w:rPr>
-              <w:t>Оптимизация</w:t>
-            </w:r>
-          </w:p>
-        </w:tc>
-        <w:tc>
-          <w:tcPr>
-            <w:tcW w:type="dxa" w:w="3118"/>
+              <w:t>Прикладной слой</w:t>
+            </w:r>
+          </w:p>
+        </w:tc>
+        <w:tc>
+          <w:tcPr>
+            <w:tcW w:type="dxa" w:w="3168"/>
           </w:tcPr>
           <w:p>
             <w:pPr>
@@ -4850,13 +4738,13 @@
                 <w:i w:val="0"/>
                 <w:sz w:val="24"/>
               </w:rPr>
-              <w:t>Google OR-Tools (CP-SAT)</w:t>
-            </w:r>
-          </w:p>
-        </w:tc>
-        <w:tc>
-          <w:tcPr>
-            <w:tcW w:type="dxa" w:w="3118"/>
+              <w:t>MediatR, FluentValidation</w:t>
+            </w:r>
+          </w:p>
+        </w:tc>
+        <w:tc>
+          <w:tcPr>
+            <w:tcW w:type="dxa" w:w="3744"/>
           </w:tcPr>
           <w:p>
             <w:pPr>
@@ -4870,7 +4758,7 @@
                 <w:i w:val="0"/>
                 <w:sz w:val="24"/>
               </w:rPr>
-              <w:t>Составление расписания</w:t>
+              <w:t>CQRS-посредник и валидация</w:t>
             </w:r>
           </w:p>
         </w:tc>
@@ -4878,7 +4766,7 @@
       <w:tr>
         <w:tc>
           <w:tcPr>
-            <w:tcW w:type="dxa" w:w="3118"/>
+            <w:tcW w:type="dxa" w:w="2304"/>
           </w:tcPr>
           <w:p>
             <w:pPr>
@@ -4892,13 +4780,13 @@
                 <w:i w:val="0"/>
                 <w:sz w:val="24"/>
               </w:rPr>
-              <w:t>Прикладные шаблоны</w:t>
-            </w:r>
-          </w:p>
-        </w:tc>
-        <w:tc>
-          <w:tcPr>
-            <w:tcW w:type="dxa" w:w="3118"/>
+              <w:t>Интеграция с ММИС</w:t>
+            </w:r>
+          </w:p>
+        </w:tc>
+        <w:tc>
+          <w:tcPr>
+            <w:tcW w:type="dxa" w:w="3168"/>
           </w:tcPr>
           <w:p>
             <w:pPr>
@@ -4912,13 +4800,13 @@
                 <w:i w:val="0"/>
                 <w:sz w:val="24"/>
               </w:rPr>
-              <w:t>MediatR (CQRS)</w:t>
-            </w:r>
-          </w:p>
-        </w:tc>
-        <w:tc>
-          <w:tcPr>
-            <w:tcW w:type="dxa" w:w="3118"/>
+              <w:t>Dapper, Microsoft.Data.SqlClient</w:t>
+            </w:r>
+          </w:p>
+        </w:tc>
+        <w:tc>
+          <w:tcPr>
+            <w:tcW w:type="dxa" w:w="3744"/>
           </w:tcPr>
           <w:p>
             <w:pPr>
@@ -4932,7 +4820,7 @@
                 <w:i w:val="0"/>
                 <w:sz w:val="24"/>
               </w:rPr>
-              <w:t>Команды и запросы</w:t>
+              <w:t>Чтение снимка справочников и нагрузки</w:t>
             </w:r>
           </w:p>
         </w:tc>
@@ -4940,7 +4828,7 @@
       <w:tr>
         <w:tc>
           <w:tcPr>
-            <w:tcW w:type="dxa" w:w="3118"/>
+            <w:tcW w:type="dxa" w:w="2304"/>
           </w:tcPr>
           <w:p>
             <w:pPr>
@@ -4954,13 +4842,13 @@
                 <w:i w:val="0"/>
                 <w:sz w:val="24"/>
               </w:rPr>
-              <w:t>Валидация</w:t>
-            </w:r>
-          </w:p>
-        </w:tc>
-        <w:tc>
-          <w:tcPr>
-            <w:tcW w:type="dxa" w:w="3118"/>
+              <w:t>Реальное время</w:t>
+            </w:r>
+          </w:p>
+        </w:tc>
+        <w:tc>
+          <w:tcPr>
+            <w:tcW w:type="dxa" w:w="3168"/>
           </w:tcPr>
           <w:p>
             <w:pPr>
@@ -4974,13 +4862,13 @@
                 <w:i w:val="0"/>
                 <w:sz w:val="24"/>
               </w:rPr>
-              <w:t>FluentValidation</w:t>
-            </w:r>
-          </w:p>
-        </w:tc>
-        <w:tc>
-          <w:tcPr>
-            <w:tcW w:type="dxa" w:w="3118"/>
+              <w:t>SignalR</w:t>
+            </w:r>
+          </w:p>
+        </w:tc>
+        <w:tc>
+          <w:tcPr>
+            <w:tcW w:type="dxa" w:w="3744"/>
           </w:tcPr>
           <w:p>
             <w:pPr>
@@ -4994,7 +4882,7 @@
                 <w:i w:val="0"/>
                 <w:sz w:val="24"/>
               </w:rPr>
-              <w:t>Проверка входных данных</w:t>
+              <w:t>Уведомления клиентов по WebSocket</w:t>
             </w:r>
           </w:p>
         </w:tc>
@@ -5002,7 +4890,7 @@
       <w:tr>
         <w:tc>
           <w:tcPr>
-            <w:tcW w:type="dxa" w:w="3118"/>
+            <w:tcW w:type="dxa" w:w="2304"/>
           </w:tcPr>
           <w:p>
             <w:pPr>
@@ -5016,13 +4904,13 @@
                 <w:i w:val="0"/>
                 <w:sz w:val="24"/>
               </w:rPr>
-              <w:t>Интеграция с ММИС</w:t>
-            </w:r>
-          </w:p>
-        </w:tc>
-        <w:tc>
-          <w:tcPr>
-            <w:tcW w:type="dxa" w:w="3118"/>
+              <w:t>Аутентификация</w:t>
+            </w:r>
+          </w:p>
+        </w:tc>
+        <w:tc>
+          <w:tcPr>
+            <w:tcW w:type="dxa" w:w="3168"/>
           </w:tcPr>
           <w:p>
             <w:pPr>
@@ -5036,13 +4924,13 @@
                 <w:i w:val="0"/>
                 <w:sz w:val="24"/>
               </w:rPr>
-              <w:t>Dapper, Microsoft.Data.SqlClient</w:t>
-            </w:r>
-          </w:p>
-        </w:tc>
-        <w:tc>
-          <w:tcPr>
-            <w:tcW w:type="dxa" w:w="3118"/>
+              <w:t>LDAP (служба каталогов), JWT</w:t>
+            </w:r>
+          </w:p>
+        </w:tc>
+        <w:tc>
+          <w:tcPr>
+            <w:tcW w:type="dxa" w:w="3744"/>
           </w:tcPr>
           <w:p>
             <w:pPr>
@@ -5056,69 +4944,7 @@
                 <w:i w:val="0"/>
                 <w:sz w:val="24"/>
               </w:rPr>
-              <w:t>Чтение из MS SQL</w:t>
-            </w:r>
-          </w:p>
-        </w:tc>
-      </w:tr>
-      <w:tr>
-        <w:tc>
-          <w:tcPr>
-            <w:tcW w:type="dxa" w:w="3118"/>
-          </w:tcPr>
-          <w:p>
-            <w:pPr>
-              <w:spacing w:line="240" w:lineRule="auto" w:after="0"/>
-              <w:jc w:val="left"/>
-            </w:pPr>
-            <w:r>
-              <w:rPr>
-                <w:rFonts w:ascii="Times New Roman" w:hAnsi="Times New Roman" w:cs="Times New Roman" w:eastAsia="Times New Roman"/>
-                <w:b w:val="0"/>
-                <w:i w:val="0"/>
-                <w:sz w:val="24"/>
-              </w:rPr>
-              <w:t>Аутентификация</w:t>
-            </w:r>
-          </w:p>
-        </w:tc>
-        <w:tc>
-          <w:tcPr>
-            <w:tcW w:type="dxa" w:w="3118"/>
-          </w:tcPr>
-          <w:p>
-            <w:pPr>
-              <w:spacing w:line="240" w:lineRule="auto" w:after="0"/>
-              <w:jc w:val="left"/>
-            </w:pPr>
-            <w:r>
-              <w:rPr>
-                <w:rFonts w:ascii="Times New Roman" w:hAnsi="Times New Roman" w:cs="Times New Roman" w:eastAsia="Times New Roman"/>
-                <w:b w:val="0"/>
-                <w:i w:val="0"/>
-                <w:sz w:val="24"/>
-              </w:rPr>
-              <w:t>LDAP, JWT</w:t>
-            </w:r>
-          </w:p>
-        </w:tc>
-        <w:tc>
-          <w:tcPr>
-            <w:tcW w:type="dxa" w:w="3118"/>
-          </w:tcPr>
-          <w:p>
-            <w:pPr>
-              <w:spacing w:line="240" w:lineRule="auto" w:after="0"/>
-              <w:jc w:val="left"/>
-            </w:pPr>
-            <w:r>
-              <w:rPr>
-                <w:rFonts w:ascii="Times New Roman" w:hAnsi="Times New Roman" w:cs="Times New Roman" w:eastAsia="Times New Roman"/>
-                <w:b w:val="0"/>
-                <w:i w:val="0"/>
-                <w:sz w:val="24"/>
-              </w:rPr>
-              <w:t>Доменные учётные записи, токены</w:t>
+              <w:t>Вход через доменные учётные записи</w:t>
             </w:r>
           </w:p>
         </w:tc>
@@ -5137,7 +4963,7 @@
           <w:i w:val="0"/>
           <w:sz w:val="28"/>
         </w:rPr>
-        <w:t>Перечисленные средства представляют собой согласованный набор зрелых технологий с открытым исходным кодом и активной поддержкой, что обеспечивает долговременную сопровождаемость разрабатываемой системы.</w:t>
+        <w:t>Все перечисленные средства — зрелые технологии с открытым исходным кодом и активной поддержкой, что обеспечивает долговременную сопровождаемость системы.</w:t>
       </w:r>
     </w:p>
     <w:p>
@@ -5169,7 +4995,7 @@
           <w:i w:val="0"/>
           <w:sz w:val="28"/>
         </w:rPr>
-        <w:t>Серверная часть построена по принципам чистой архитектуры (Clean Architecture), предложенной Р. Мартином, и предметно-ориентированного проектирования [23, 24]. Приложение разделено на четыре слоя: предметной области (Domain), приложения (Application), инфраструктуры (Infrastructure) и представления (API). Ключевой принцип такого деления — правило зависимостей: исходный код внешних слоёв может зависеть от внутренних, но не наоборот. В центре находится слой предметной области, не зависящий ни от каких внешних технологий. Схема слоёв и направление зависимостей приведены на рисунке 2.1.</w:t>
+        <w:t>Серверная часть построена по принципам чистой архитектуры (Clean Architecture) и предметно-ориентированного проектирования [23, 24] и разделена на четыре проекта: Domain, Application, Infrastructure и API. Деление подчинено правилу зависимостей — внешние слои знают о внутренних, но не наоборот; в центре находится слой предметной области, не зависящий ни от каких технологий. Схема слоёв и направление зависимостей показаны на рисунке 2.1.</w:t>
       </w:r>
     </w:p>
     <w:p>
@@ -5180,8 +5006,8 @@
       <w:r>
         <w:drawing>
           <wp:inline xmlns:a="http://schemas.openxmlformats.org/drawingml/2006/main" xmlns:pic="http://schemas.openxmlformats.org/drawingml/2006/picture">
-            <wp:extent cx="4297680" cy="4053235"/>
-            <wp:docPr id="36" name="Picture 36"/>
+            <wp:extent cx="5669280" cy="5346821"/>
+            <wp:docPr id="44" name="Picture 44"/>
             <wp:cNvGraphicFramePr>
               <a:graphicFrameLocks noChangeAspect="1"/>
             </wp:cNvGraphicFramePr>
@@ -5189,7 +5015,7 @@
               <a:graphicData uri="http://schemas.openxmlformats.org/drawingml/2006/picture">
                 <pic:pic>
                   <pic:nvPicPr>
-                    <pic:cNvPr id="0" name="arch_layers.png"/>
+                    <pic:cNvPr id="0" name="image.png"/>
                     <pic:cNvPicPr/>
                   </pic:nvPicPr>
                   <pic:blipFill>
@@ -5201,7 +5027,7 @@
                   <pic:spPr>
                     <a:xfrm>
                       <a:off x="0" y="0"/>
-                      <a:ext cx="4297680" cy="4053235"/>
+                      <a:ext cx="5669280" cy="5346821"/>
                     </a:xfrm>
                     <a:prstGeom prst="rect"/>
                   </pic:spPr>
@@ -5240,7 +5066,7 @@
           <w:i w:val="0"/>
           <w:sz w:val="28"/>
         </w:rPr>
-        <w:t>Слой предметной области содержит сущности, перечисления и бизнес-правила, выраженные в виде инвариантов. Сущности спроектированы с инкапсуляцией: их состояние изменяется только через фабричные методы и методы поведения, что гарантирует целостность данных независимо от способа их использования. Слой приложения реализует сценарии использования в виде команд и запросов (CQRS) и содержит алгоритмическое ядро составления расписания, а также объявляет контракты-интерфейсы к инфраструктуре. Слой инфраструктуры реализует эти контракты: доступ к базе данных через Entity Framework Core, интеграцию с ММИС, аутентификацию и фоновые службы. Слой представления — это веб-интерфейс программирования приложений (REST API) и хаб уведомлений реального времени. Благодаря инверсии зависимостей конкретные технологии хранения и интеграции подключаются на внешнем слое и могут быть заменены без изменения предметной логики, что напрямую обеспечивает требования расширяемости и тестируемости.</w:t>
+        <w:t>Слой Domain содержит сущности и бизнес-правила. Сущности инкапсулированы: их состояние меняется только через фабричные методы и методы поведения, а инварианты проверяются статическим классом Guard, поэтому объект невозможно создать в некорректном состоянии. Слой Application реализует сценарии использования как команды и запросы (CQRS) и содержит алгоритмическое ядро, объявляя при этом интерфейсы к инфраструктуре. Слой Infrastructure реализует эти интерфейсы конкретными технологиями — доступ к базе через EF Core, интеграцию с ММИС, аутентификацию, фоновые службы. Слой API публикует REST-интерфейс и хаб уведомлений. Благодаря инверсии зависимостей конкретные технологии подключаются на внешнем слое и могут быть заменены, не затрагивая предметную логику, — это и есть техническая основа требований расширяемости и тестируемости.</w:t>
       </w:r>
     </w:p>
     <w:p>
@@ -5256,7 +5082,7 @@
           <w:i w:val="0"/>
           <w:sz w:val="28"/>
         </w:rPr>
-        <w:t>Разделение операций на команды (изменяющие состояние) и запросы (только читающие данные) по шаблону CQRS реализовано посредником MediatR: каждый сценарий оформлен отдельным обработчиком, а сквозная логика — например, валидация входных данных — вынесена в конвейерное поведение, выполняющееся перед каждым обработчиком. Такое разделение упрощает развитие системы и тестирование отдельных сценариев.</w:t>
+        <w:t>Разделение на команды и запросы выполнено посредником MediatR: каждый сценарий — это отдельный обработчик, а сквозная логика вынесена в конвейерное поведение, которое выполняется перед обработчиком. Так, проверка входных данных реализована единым поведением ValidationBehavior: оно прогоняет валидаторы FluentValidation до того, как команда дойдёт до обработчика, поэтому бизнес-логика всегда получает уже корректные данные.</w:t>
       </w:r>
     </w:p>
     <w:p>
@@ -5272,7 +5098,7 @@
           <w:i w:val="0"/>
           <w:sz w:val="28"/>
         </w:rPr>
-        <w:t>2.4 Проектирование базы данных</w:t>
+        <w:t>2.4 Модель базы данных</w:t>
       </w:r>
     </w:p>
     <w:p>
@@ -5288,7 +5114,7 @@
           <w:i w:val="0"/>
           <w:sz w:val="28"/>
         </w:rPr>
-        <w:t>Модель базы данных охватывает три предметные группы: структуру университета и аудиторный фонд, учебную нагрузку с календарём и собственно расписание с ограничениями. Проектирование выполнено в третьей нормальной форме, целостность данных обеспечивается первичными и внешними ключами. Логическая модель данных приведена на рисунке 2.2.</w:t>
+        <w:t>Модель данных охватывает три предметные группы: структуру университета с аудиторным фондом, учебную нагрузку с календарём и собственно расписание с ограничениями. Проектирование выполнено в третьей нормальной форме, целостность поддерживается первичными и внешними ключами. Логическая модель приведена на рисунке 2.2.</w:t>
       </w:r>
     </w:p>
     <w:p>
@@ -5299,8 +5125,8 @@
       <w:r>
         <w:drawing>
           <wp:inline xmlns:a="http://schemas.openxmlformats.org/drawingml/2006/main" xmlns:pic="http://schemas.openxmlformats.org/drawingml/2006/picture">
-            <wp:extent cx="4937760" cy="5276555"/>
-            <wp:docPr id="37" name="Picture 37"/>
+            <wp:extent cx="5669280" cy="6058267"/>
+            <wp:docPr id="45" name="Picture 45"/>
             <wp:cNvGraphicFramePr>
               <a:graphicFrameLocks noChangeAspect="1"/>
             </wp:cNvGraphicFramePr>
@@ -5308,7 +5134,7 @@
               <a:graphicData uri="http://schemas.openxmlformats.org/drawingml/2006/picture">
                 <pic:pic>
                   <pic:nvPicPr>
-                    <pic:cNvPr id="0" name="er_schema.png"/>
+                    <pic:cNvPr id="0" name="image.png"/>
                     <pic:cNvPicPr/>
                   </pic:nvPicPr>
                   <pic:blipFill>
@@ -5320,7 +5146,7 @@
                   <pic:spPr>
                     <a:xfrm>
                       <a:off x="0" y="0"/>
-                      <a:ext cx="4937760" cy="5276555"/>
+                      <a:ext cx="5669280" cy="6058267"/>
                     </a:xfrm>
                     <a:prstGeom prst="rect"/>
                   </pic:spPr>
@@ -5359,7 +5185,7 @@
           <w:i w:val="0"/>
           <w:sz w:val="28"/>
         </w:rPr>
-        <w:t>Структуру университета описывают сущности института (Institute), кафедры (Department), преподавателя (Teacher), а также ступени образования (Degree), курса (Course) и учебной группы (Group). Группа может иметь родительскую группу, что позволяет моделировать деление на подгруппы для лабораторных занятий. Аудиторный фонд представлен корпусами (Building), аудиториями (Classroom) с указанием вместимости и оборудованием (Equipment); связь аудитории и оборудования реализована таблицей EquipmentRoom (многие-ко-многим).</w:t>
+        <w:t>Организацию университета описывают институт (Institute), кафедра (Department) и преподаватель (Teacher), а учебные коллективы — ступень (Degree), курс (Course) и группа (Group). Аудиторный фонд образуют корпуса (Building), аудитории (Classroom) с вместимостью и оборудование (Equipment); оснащение аудитории задаёт связь «многие-ко-многим» EquipmentRoom. Ядро нагрузки — учебный план (Curriculum), связывающий преподавателя, дисциплину (Subject), учебный поток (AcademicStream) и тип занятия и хранящий по-нагрузочные признаки: возможность параллельного проведения, необходимость двойной пары и предпочтительный корпус. Объём нагрузки задаётся на семестр (SemesterWorkload) и на неделю (WeekWorkload).</w:t>
       </w:r>
     </w:p>
     <w:p>
@@ -5375,7 +5201,7 @@
           <w:i w:val="0"/>
           <w:sz w:val="28"/>
         </w:rPr>
-        <w:t>Учебная нагрузка опирается на сущность учебного плана (Curriculum), связывающую преподавателя, дисциплину (Subject), учебный поток (AcademicStream) и тип занятия, а также хранящую по-нагрузочные признаки: возможность параллельного проведения, необходимость двойной пары и предпочтительный корпус. Объём нагрузки задаётся на уровне семестра (SemesterWorkload) и недели (WeekWorkload). Календарь образуют семестр (Semester), недели (Week) с типом чередования и учебные дни (WeekDay) с временными слотами (TimeSlot). Расписание представлено сущностью занятия (Lesson), связывающей учебный поток, аудиторию, временной слот и учебный план; поток объединяет группы через таблицу StreamGroups. Ограничения доступности преподавателей и аудиторий (TeacherAvailability, ClassroomAvailability), необходимое оборудование (NeededEquipment) и веса мягких ограничений (ConstraintConfig) вынесены в отдельные сущности. Назначение ключевых сущностей приведено в таблице 2.2.</w:t>
+        <w:t>Календарь складывается из семестра (Semester), недель (Week) с типом чередования и учебных дней (WeekDay) с временными слотами (TimeSlot). Само расписание — это занятие (Lesson), связывающее поток, аудиторию, слот и учебный план; группы входят в поток через связку StreamGroups. Конфигурацию ограничений вынесли в отдельные сущности: сетки доступности (TeacherAvailability, ClassroomAvailability), требуемое дисциплиной оборудование (NeededEquipment) и веса мягких ограничений (ConstraintConfig). Историю нагрузки хранят журналы SemesterLog и WeekLog. Назначение ключевых сущностей сведено в таблицу 2.2.</w:t>
       </w:r>
     </w:p>
     <w:p>
@@ -5414,7 +5240,7 @@
       <w:tr>
         <w:tc>
           <w:tcPr>
-            <w:tcW w:type="dxa" w:w="3456"/>
+            <w:tcW w:type="dxa" w:w="4464"/>
             <w:shd w:val="clear" w:color="auto" w:fill="1e4b8f"/>
           </w:tcPr>
           <w:p>
@@ -5436,7 +5262,7 @@
         </w:tc>
         <w:tc>
           <w:tcPr>
-            <w:tcW w:type="dxa" w:w="5760"/>
+            <w:tcW w:type="dxa" w:w="4752"/>
             <w:shd w:val="clear" w:color="auto" w:fill="1e4b8f"/>
           </w:tcPr>
           <w:p>
@@ -5460,7 +5286,7 @@
       <w:tr>
         <w:tc>
           <w:tcPr>
-            <w:tcW w:type="dxa" w:w="3456"/>
+            <w:tcW w:type="dxa" w:w="4464"/>
           </w:tcPr>
           <w:p>
             <w:pPr>
@@ -5480,7 +5306,7 @@
         </w:tc>
         <w:tc>
           <w:tcPr>
-            <w:tcW w:type="dxa" w:w="5760"/>
+            <w:tcW w:type="dxa" w:w="4752"/>
           </w:tcPr>
           <w:p>
             <w:pPr>
@@ -5502,7 +5328,7 @@
       <w:tr>
         <w:tc>
           <w:tcPr>
-            <w:tcW w:type="dxa" w:w="3456"/>
+            <w:tcW w:type="dxa" w:w="4464"/>
           </w:tcPr>
           <w:p>
             <w:pPr>
@@ -5522,7 +5348,7 @@
         </w:tc>
         <w:tc>
           <w:tcPr>
-            <w:tcW w:type="dxa" w:w="5760"/>
+            <w:tcW w:type="dxa" w:w="4752"/>
           </w:tcPr>
           <w:p>
             <w:pPr>
@@ -5536,7 +5362,7 @@
                 <w:i w:val="0"/>
                 <w:sz w:val="24"/>
               </w:rPr>
-              <w:t>Студенческие группы и их иерархия</w:t>
+              <w:t>Ступени образования, курсы и учебные группы</w:t>
             </w:r>
           </w:p>
         </w:tc>
@@ -5544,7 +5370,7 @@
       <w:tr>
         <w:tc>
           <w:tcPr>
-            <w:tcW w:type="dxa" w:w="3456"/>
+            <w:tcW w:type="dxa" w:w="4464"/>
           </w:tcPr>
           <w:p>
             <w:pPr>
@@ -5558,13 +5384,13 @@
                 <w:i w:val="0"/>
                 <w:sz w:val="24"/>
               </w:rPr>
-              <w:t>Building, Classroom, Equipment</w:t>
-            </w:r>
-          </w:p>
-        </w:tc>
-        <w:tc>
-          <w:tcPr>
-            <w:tcW w:type="dxa" w:w="5760"/>
+              <w:t>Building, Classroom, Equipment, EquipmentRoom</w:t>
+            </w:r>
+          </w:p>
+        </w:tc>
+        <w:tc>
+          <w:tcPr>
+            <w:tcW w:type="dxa" w:w="4752"/>
           </w:tcPr>
           <w:p>
             <w:pPr>
@@ -5578,7 +5404,7 @@
                 <w:i w:val="0"/>
                 <w:sz w:val="24"/>
               </w:rPr>
-              <w:t>Аудиторный фонд и оснащение</w:t>
+              <w:t>Аудиторный фонд и его оснащение</w:t>
             </w:r>
           </w:p>
         </w:tc>
@@ -5586,7 +5412,7 @@
       <w:tr>
         <w:tc>
           <w:tcPr>
-            <w:tcW w:type="dxa" w:w="3456"/>
+            <w:tcW w:type="dxa" w:w="4464"/>
           </w:tcPr>
           <w:p>
             <w:pPr>
@@ -5600,13 +5426,13 @@
                 <w:i w:val="0"/>
                 <w:sz w:val="24"/>
               </w:rPr>
-              <w:t>Subject, Curriculum</w:t>
-            </w:r>
-          </w:p>
-        </w:tc>
-        <w:tc>
-          <w:tcPr>
-            <w:tcW w:type="dxa" w:w="5760"/>
+              <w:t>Curriculum, Subject, AcademicStream</w:t>
+            </w:r>
+          </w:p>
+        </w:tc>
+        <w:tc>
+          <w:tcPr>
+            <w:tcW w:type="dxa" w:w="4752"/>
           </w:tcPr>
           <w:p>
             <w:pPr>
@@ -5620,7 +5446,7 @@
                 <w:i w:val="0"/>
                 <w:sz w:val="24"/>
               </w:rPr>
-              <w:t>Дисциплины и учебные планы</w:t>
+              <w:t>Учебный план: дисциплина, поток, тип, признаки</w:t>
             </w:r>
           </w:p>
         </w:tc>
@@ -5628,7 +5454,7 @@
       <w:tr>
         <w:tc>
           <w:tcPr>
-            <w:tcW w:type="dxa" w:w="3456"/>
+            <w:tcW w:type="dxa" w:w="4464"/>
           </w:tcPr>
           <w:p>
             <w:pPr>
@@ -5648,7 +5474,7 @@
         </w:tc>
         <w:tc>
           <w:tcPr>
-            <w:tcW w:type="dxa" w:w="5760"/>
+            <w:tcW w:type="dxa" w:w="4752"/>
           </w:tcPr>
           <w:p>
             <w:pPr>
@@ -5662,7 +5488,7 @@
                 <w:i w:val="0"/>
                 <w:sz w:val="24"/>
               </w:rPr>
-              <w:t>Объём учебной нагрузки</w:t>
+              <w:t>Плановая нагрузка на семестр и на неделю</w:t>
             </w:r>
           </w:p>
         </w:tc>
@@ -5670,7 +5496,7 @@
       <w:tr>
         <w:tc>
           <w:tcPr>
-            <w:tcW w:type="dxa" w:w="3456"/>
+            <w:tcW w:type="dxa" w:w="4464"/>
           </w:tcPr>
           <w:p>
             <w:pPr>
@@ -5690,7 +5516,7 @@
         </w:tc>
         <w:tc>
           <w:tcPr>
-            <w:tcW w:type="dxa" w:w="5760"/>
+            <w:tcW w:type="dxa" w:w="4752"/>
           </w:tcPr>
           <w:p>
             <w:pPr>
@@ -5704,7 +5530,7 @@
                 <w:i w:val="0"/>
                 <w:sz w:val="24"/>
               </w:rPr>
-              <w:t>Календарь и временные слоты</w:t>
+              <w:t>Календарь и сетка временных слотов</w:t>
             </w:r>
           </w:p>
         </w:tc>
@@ -5712,7 +5538,7 @@
       <w:tr>
         <w:tc>
           <w:tcPr>
-            <w:tcW w:type="dxa" w:w="3456"/>
+            <w:tcW w:type="dxa" w:w="4464"/>
           </w:tcPr>
           <w:p>
             <w:pPr>
@@ -5726,13 +5552,13 @@
                 <w:i w:val="0"/>
                 <w:sz w:val="24"/>
               </w:rPr>
-              <w:t>AcademicStream, StreamGroups, Lesson</w:t>
-            </w:r>
-          </w:p>
-        </w:tc>
-        <w:tc>
-          <w:tcPr>
-            <w:tcW w:type="dxa" w:w="5760"/>
+              <w:t>Lesson</w:t>
+            </w:r>
+          </w:p>
+        </w:tc>
+        <w:tc>
+          <w:tcPr>
+            <w:tcW w:type="dxa" w:w="4752"/>
           </w:tcPr>
           <w:p>
             <w:pPr>
@@ -5746,7 +5572,7 @@
                 <w:i w:val="0"/>
                 <w:sz w:val="24"/>
               </w:rPr>
-              <w:t>Потоки и занятия расписания</w:t>
+              <w:t>Занятие расписания (черновик или опубликованное)</w:t>
             </w:r>
           </w:p>
         </w:tc>
@@ -5754,7 +5580,7 @@
       <w:tr>
         <w:tc>
           <w:tcPr>
-            <w:tcW w:type="dxa" w:w="3456"/>
+            <w:tcW w:type="dxa" w:w="4464"/>
           </w:tcPr>
           <w:p>
             <w:pPr>
@@ -5774,7 +5600,7 @@
         </w:tc>
         <w:tc>
           <w:tcPr>
-            <w:tcW w:type="dxa" w:w="5760"/>
+            <w:tcW w:type="dxa" w:w="4752"/>
           </w:tcPr>
           <w:p>
             <w:pPr>
@@ -5788,7 +5614,7 @@
                 <w:i w:val="0"/>
                 <w:sz w:val="24"/>
               </w:rPr>
-              <w:t>Ограничения доступности по слотам</w:t>
+              <w:t>Сетки доступности по дням и парам</w:t>
             </w:r>
           </w:p>
         </w:tc>
@@ -5796,7 +5622,7 @@
       <w:tr>
         <w:tc>
           <w:tcPr>
-            <w:tcW w:type="dxa" w:w="3456"/>
+            <w:tcW w:type="dxa" w:w="4464"/>
           </w:tcPr>
           <w:p>
             <w:pPr>
@@ -5810,13 +5636,13 @@
                 <w:i w:val="0"/>
                 <w:sz w:val="24"/>
               </w:rPr>
-              <w:t>SemesterLog, WeekLog</w:t>
-            </w:r>
-          </w:p>
-        </w:tc>
-        <w:tc>
-          <w:tcPr>
-            <w:tcW w:type="dxa" w:w="5760"/>
+              <w:t>NeededEquipment, ConstraintConfig</w:t>
+            </w:r>
+          </w:p>
+        </w:tc>
+        <w:tc>
+          <w:tcPr>
+            <w:tcW w:type="dxa" w:w="4752"/>
           </w:tcPr>
           <w:p>
             <w:pPr>
@@ -5830,7 +5656,7 @@
                 <w:i w:val="0"/>
                 <w:sz w:val="24"/>
               </w:rPr>
-              <w:t>Журнал изменений учебной нагрузки</w:t>
+              <w:t>Требуемое оборудование и веса мягких ограничений</w:t>
             </w:r>
           </w:p>
         </w:tc>
@@ -5838,7 +5664,7 @@
       <w:tr>
         <w:tc>
           <w:tcPr>
-            <w:tcW w:type="dxa" w:w="3456"/>
+            <w:tcW w:type="dxa" w:w="4464"/>
           </w:tcPr>
           <w:p>
             <w:pPr>
@@ -5852,13 +5678,13 @@
                 <w:i w:val="0"/>
                 <w:sz w:val="24"/>
               </w:rPr>
-              <w:t>ConstraintConfig</w:t>
-            </w:r>
-          </w:p>
-        </w:tc>
-        <w:tc>
-          <w:tcPr>
-            <w:tcW w:type="dxa" w:w="5760"/>
+              <w:t>SemesterLog, WeekLog</w:t>
+            </w:r>
+          </w:p>
+        </w:tc>
+        <w:tc>
+          <w:tcPr>
+            <w:tcW w:type="dxa" w:w="4752"/>
           </w:tcPr>
           <w:p>
             <w:pPr>
@@ -5872,7 +5698,7 @@
                 <w:i w:val="0"/>
                 <w:sz w:val="24"/>
               </w:rPr>
-              <w:t>Веса мягких ограничений</w:t>
+              <w:t>Журнал изменений учебной нагрузки</w:t>
             </w:r>
           </w:p>
         </w:tc>
@@ -5891,7 +5717,7 @@
           <w:i w:val="0"/>
           <w:sz w:val="28"/>
         </w:rPr>
-        <w:t>Сопоставление доменных классов с таблицами выполняется конфигурациями Entity Framework Core, а эволюция схемы фиксируется миграциями, что обеспечивает версионируемость структуры базы данных и воспроизводимость её развёртывания.</w:t>
+        <w:t>Сопоставление доменных классов с таблицами задано конфигурациями EF Core, а развитие схемы фиксируется миграциями — это делает структуру базы версионируемой, а её развёртывание воспроизводимым.</w:t>
       </w:r>
     </w:p>
     <w:p>
@@ -5923,7 +5749,7 @@
           <w:i w:val="0"/>
           <w:sz w:val="28"/>
         </w:rPr>
-        <w:t>Постановка задачи как задачи программирования в ограничениях, введённая в разделе 1.3, конкретизируется до полной математической модели, реализуемой решателем CP-SAT. Введём обозначения. Пусть W — множество единиц семестровой нагрузки, R — множество аудиторий, T — множество временных слотов семестра. Для преподавателя p через Wp обозначим множество его нагрузок, для группы g через Wg — множество нагрузок, в которых она участвует. Каждой тройке «нагрузка — аудитория — слот» сопоставляется булева переменная (формула 2.1):</w:t>
+        <w:t>Постановку задачи из раздела 1.3 доведём до полной математической модели, которую решает CP-SAT. Пусть W — множество единиц семестровой нагрузки, R — множество аудиторий, T — множество временных слотов семестра; для преподавателя p через Wp обозначим его нагрузки, для группы g через Wg — нагрузки, в которых она участвует. Каждой тройке «нагрузка — аудитория — слот» сопоставляется булева переменная (формула 2.1):</w:t>
       </w:r>
     </w:p>
     <w:p>
@@ -5957,7 +5783,7 @@
           <w:i w:val="0"/>
           <w:sz w:val="28"/>
         </w:rPr>
-        <w:t>принимающая значение 1 тогда и только тогда, когда нагрузка w проводится в аудитории r во временном слоте t. Часть троек заведомо недопустима по статическим причинам (вместимость, оборудование, смена); для них переменная не создаётся вовсе, что существенно сокращает размер модели (приём отсечения, прунинг). На введённые переменные накладывается система жёстких ограничений.</w:t>
+        <w:t>Переменная равна 1 тогда и только тогда, когда нагрузка w проводится в аудитории r в слоте t. Часть троек недопустима заведомо — по вместимости, оборудованию или смене; для них переменная не создаётся вовсе. Этот приём отсечения (прунинг) кратно сокращает размер модели и подробнее разобран в разделе 2.6.</w:t>
       </w:r>
     </w:p>
     <w:p>
@@ -5973,7 +5799,7 @@
           <w:i w:val="0"/>
           <w:sz w:val="28"/>
         </w:rPr>
-        <w:t>Точное соответствие объёму нагрузки. Суммарное число назначенных по каждой нагрузке занятий должно равняться плановому числу пар, то есть числу запланированных часов Hw, делённому на два (одна пара соответствует двум академическим часам), — формула 2.2:</w:t>
+        <w:t>Точное соответствие объёму нагрузки. Число назначенных по каждой нагрузке занятий равно плановому числу пар — часам Hw, делённым на два, поскольку пара соответствует двум академическим часам (формула 2.2):</w:t>
       </w:r>
     </w:p>
     <w:p>
@@ -6007,7 +5833,7 @@
           <w:i w:val="0"/>
           <w:sz w:val="28"/>
         </w:rPr>
-        <w:t>Запрет пересечений по ресурсам. В одной аудитории в один слот может проводиться не более одного занятия (формула 2.3); один преподаватель не может вести более одного занятия одновременно (формула 2.4); одна группа не может находиться более чем на одном занятии одновременно (формула 2.5):</w:t>
+        <w:t>Запрет пересечений по ресурсам. В одной аудитории в один слот идёт не более одного занятия (2.3); преподаватель не ведёт более одного занятия одновременно (2.4); группа не находится более чем на одном занятии одновременно (2.5):</w:t>
       </w:r>
     </w:p>
     <w:p>
@@ -6077,7 +5903,7 @@
           <w:i w:val="0"/>
           <w:sz w:val="28"/>
         </w:rPr>
-        <w:t>Соответствие оборудования и вместимости. Нагрузку нельзя назначить в аудиторию, не оснащённую всем необходимым оборудованием, и в аудиторию, вместимость которой меньше числа студентов потока. Обозначив через Eq(w) и Eq(r) множества требуемого и имеющегося оборудования, через c(r) — вместимость аудитории, а через n(w) — число студентов потока нагрузки, эти условия записываются как формулы 2.6 и 2.7:</w:t>
+        <w:t>Оборудование и вместимость. Нагрузку нельзя назначить в аудиторию без нужного оборудования и в аудиторию, которая меньше потока. Обозначив через Eq(w) и Eq(r) требуемое и имеющееся оборудование, через c(r) — вместимость, через n(w) — число студентов потока, получаем формулы 2.6 и 2.7:</w:t>
       </w:r>
     </w:p>
     <w:p>
@@ -6129,7 +5955,7 @@
           <w:i w:val="0"/>
           <w:sz w:val="28"/>
         </w:rPr>
-        <w:t>Соблюдение смены обучения. Занятия группы размещаются только в слотах, отвечающих её смене: для первой смены допустимы пары 1–4, для второй — 5–6, для вечерней — начиная с 7-й. Обозначив через Tsh(w) множество допустимых для смены нагрузки слотов, получаем формулу 2.8:</w:t>
+        <w:t>Смена обучения. Занятия группы размещаются только в слотах её смены: для первой допустимы пары 1–4, для второй — 5–6, для вечерней — с 7-й. Обозначив через Tsh(w) допустимые слоты, получаем формулу 2.8:</w:t>
       </w:r>
     </w:p>
     <w:p>
@@ -6163,7 +5989,7 @@
           <w:i w:val="0"/>
           <w:sz w:val="28"/>
         </w:rPr>
-        <w:t>Ограничение перемещения между корпусами. Один субъект (преподаватель или группа) не может иметь занятия в двух соседних слотах одного дня в разных корпусах, поскольку на переход между корпусами требуется время. Введём вспомогательную переменную ys,b,t, равную 1, если субъект s имеет занятие в корпусе b в слоте t. Тогда для соседних слотов t и t+1 одного дня и любых различных корпусов b ≠ b' справедливо ограничение 2.9:</w:t>
+        <w:t>Двойные занятия. Лабораторные и подобные им нагрузки идут спаренно — ровно двумя смежными слотами в одной аудитории. Это задаётся двумя условиями: занятие в слоте требует занятия в соседнем (нет одиночных), а в любых трёх подряд слотах занято не более двух (нет серий из трёх и более), — формула 2.9:</w:t>
       </w:r>
     </w:p>
     <w:p>
@@ -6178,7 +6004,7 @@
           <w:i w:val="0"/>
           <w:sz w:val="28"/>
         </w:rPr>
-        <w:t>ys,b,t + ys,b′,t+1 ≤ 1,   b ≠ b′.</w:t>
+        <w:t>xwr,t ≤ xwr,t−1 + xwr,t+1 ;   xwr,t−1 + xwr,t + xwr,t+1 ≤ 2.</w:t>
         <w:tab/>
         <w:tab/>
         <w:t>(2.9)</w:t>
@@ -6197,7 +6023,7 @@
           <w:i w:val="0"/>
           <w:sz w:val="28"/>
         </w:rPr>
-        <w:t>Проведение двойных занятий. Для нагрузок, требующих двойной пары (как правило, лабораторных работ), занятия должны идти спаренно — непрерывными блоками ровно из двух слотов в одной аудитории. Это достигается двумя условиями: занятие в слоте требует занятия в соседнем слоте (отсутствие одиночных), а в любых трёх подряд идущих слотах занято не более двух (отсутствие серий из трёх и более), — формула 2.10:</w:t>
+        <w:t>Мягкие ограничения входят в целевую функцию штрафами. Доступность задаётся знаковым весом слота: предпочтительные слоты получают отрицательный вес (бонус), нежелательные и запрещённые — положительный, что позволяет избегать неудобного времени, не делая модель неразрешимой. «Окно» штрафуется за каждый пустой слот, окружённый занятиями того же субъекта в течение дня. Превышение дневного лимита пар (для группы — 4, для преподавателя — 7) штрафуется пропорционально числу лишних пар; лимит сделан мягким с большим штрафом, ведь в исключительных случаях превышение неизбежно. Дополнительно штрафуются занятия вне предпочтительного корпуса, перемещение между корпусами в смежных слотах и недостаточная параллельность подгрупп. Качество расписания формализует целевая функция (формула 2.10):</w:t>
       </w:r>
     </w:p>
     <w:p>
@@ -6212,7 +6038,7 @@
           <w:i w:val="0"/>
           <w:sz w:val="28"/>
         </w:rPr>
-        <w:t>xwr,t ≤ xwr,t−1 + xwr,t+1 ;   xwr,t−1 + xwr,t + xwr,t+1 ≤ 2.</w:t>
+        <w:t>F(x) = ∑(k∈K) pk · nk(x) → min,</w:t>
         <w:tab/>
         <w:tab/>
         <w:t>(2.10)</w:t>
@@ -6231,41 +6057,7 @@
           <w:i w:val="0"/>
           <w:sz w:val="28"/>
         </w:rPr>
-        <w:t>Мягкие ограничения учитываются в виде штрафов, формирующих целевую функцию. Штраф за доступность задаётся знаковым весом ai слота: предпочтительные слоты получают отрицательный вес (бонус), нежелательные и запрещённые — положительный, что позволяет избегать неудобных слотов, не делая модель неразрешимой. Штраф за «окно» начисляется за каждый пустой слот, окружённый занятиями того же субъекта в течение дня. Штраф за превышение дневного лимита пар (для группы — 4, для преподавателя — 7) пропорционален числу пар сверх лимита; лимит реализован как мягкое ограничение с большим штрафом, поскольку в исключительных случаях превышение неизбежно. Дополнительно штрафуются занятия вне предпочтительного корпуса и недостаточная параллельность подгрупп. Качество расписания формализуется целевой функцией, подлежащей минимизации (формула 2.11):</w:t>
-      </w:r>
-    </w:p>
-    <w:p>
-      <w:pPr>
-        <w:spacing w:line="360" w:lineRule="auto"/>
-        <w:jc w:val="center"/>
-      </w:pPr>
-      <w:r>
-        <w:rPr>
-          <w:rFonts w:ascii="Times New Roman" w:hAnsi="Times New Roman" w:cs="Times New Roman" w:eastAsia="Times New Roman"/>
-          <w:b w:val="0"/>
-          <w:i w:val="0"/>
-          <w:sz w:val="28"/>
-        </w:rPr>
-        <w:t>F(x) = ∑(k∈K) pk · nk(x) → min,</w:t>
-        <w:tab/>
-        <w:tab/>
-        <w:t>(2.11)</w:t>
-      </w:r>
-    </w:p>
-    <w:p>
-      <w:pPr>
-        <w:spacing w:line="360" w:lineRule="auto" w:after="0"/>
-        <w:ind w:firstLine="709"/>
-        <w:jc w:val="both"/>
-      </w:pPr>
-      <w:r>
-        <w:rPr>
-          <w:rFonts w:ascii="Times New Roman" w:hAnsi="Times New Roman" w:cs="Times New Roman" w:eastAsia="Times New Roman"/>
-          <w:b w:val="0"/>
-          <w:i w:val="0"/>
-          <w:sz w:val="28"/>
-        </w:rPr>
-        <w:t>где K — множество учитываемых мягких ограничений, pk — весовой коэффициент k-го ограничения, nk(x) — число его нарушений, выраженное через переменные модели. Веса штрафов за «окна» и доступность хранятся в базе данных и настраиваются администратором, веса остальных мягких ограничений централизованы в конфигурации решателя. Решателю ставится задача найти назначение переменных, удовлетворяющее всем жёстким ограничениям (2.2)–(2.10) и минимизирующее целевую функцию (2.11).</w:t>
+        <w:t>где K — множество учитываемых мягких ограничений, pk — весовой коэффициент k-го ограничения, nk(x) — число его нарушений, выраженное через переменные модели. Веса штрафов за «окна» и доступность хранятся в базе (сущность ConstraintConfig) и настраиваются администратором; остальные веса заданы в конфигурации решателя. Решателю ставится задача найти назначение переменных, удовлетворяющее жёстким ограничениям (2.2)–(2.9) и минимизирующее (2.10).</w:t>
       </w:r>
     </w:p>
     <w:p>
@@ -6281,7 +6073,7 @@
           <w:i w:val="0"/>
           <w:sz w:val="28"/>
         </w:rPr>
-        <w:t>2.6 Архитектура модуля составления расписания</w:t>
+        <w:t>2.6 Модуль составления расписания</w:t>
       </w:r>
     </w:p>
     <w:p>
@@ -6297,7 +6089,7 @@
           <w:i w:val="0"/>
           <w:sz w:val="28"/>
         </w:rPr>
-        <w:t>Модуль составления расписания спроектирован с учётом требования расширяемости: добавление нового правила не должно затрагивать уже реализованный код. Для этого применён шаблон проектирования «Строитель» (Builder) [33]. Каждая секция модели — переменные, отдельное жёсткое ограничение или слагаемое целевой функции — реализуется самостоятельным строителем, реализующим единый интерфейс IModelSectionBuilder. Распорядитель сборки ScheduleModelDirector последовательно применяет строители к формируемой модели в строго заданном порядке: сначала создаются переменные, затем жёсткие ограничения, далее слагаемые штрафов и в завершение фиксируется целевая функция. Структура модуля приведена на рисунке 2.3.</w:t>
+        <w:t>Чтобы добавление нового правила не затрагивало готовый код, модуль составления расписания построен по шаблону «Строитель» [33]. Каждая часть модели — переменные, отдельное жёсткое ограничение или слагаемое целевой функции — это самостоятельный строитель за единым интерфейсом IModelSectionBuilder. Распорядитель сборки ScheduleModelDirector применяет строители к модели в строгом порядке: сначала создаются переменные, затем жёсткие ограничения, далее штрафы и в конце фиксируется целевая функция. Структура модуля показана на рисунке 2.3.</w:t>
       </w:r>
     </w:p>
     <w:p>
@@ -6308,8 +6100,8 @@
       <w:r>
         <w:drawing>
           <wp:inline xmlns:a="http://schemas.openxmlformats.org/drawingml/2006/main" xmlns:pic="http://schemas.openxmlformats.org/drawingml/2006/picture">
-            <wp:extent cx="5760720" cy="3099365"/>
-            <wp:docPr id="38" name="Picture 38"/>
+            <wp:extent cx="5669280" cy="3050168"/>
+            <wp:docPr id="46" name="Picture 46"/>
             <wp:cNvGraphicFramePr>
               <a:graphicFrameLocks noChangeAspect="1"/>
             </wp:cNvGraphicFramePr>
@@ -6317,7 +6109,7 @@
               <a:graphicData uri="http://schemas.openxmlformats.org/drawingml/2006/picture">
                 <pic:pic>
                   <pic:nvPicPr>
-                    <pic:cNvPr id="0" name="builder_pipeline.png"/>
+                    <pic:cNvPr id="0" name="image.png"/>
                     <pic:cNvPicPr/>
                   </pic:nvPicPr>
                   <pic:blipFill>
@@ -6329,7 +6121,7 @@
                   <pic:spPr>
                     <a:xfrm>
                       <a:off x="0" y="0"/>
-                      <a:ext cx="5760720" cy="3099365"/>
+                      <a:ext cx="5669280" cy="3050168"/>
                     </a:xfrm>
                     <a:prstGeom prst="rect"/>
                   </pic:spPr>
@@ -6368,7 +6160,7 @@
           <w:i w:val="0"/>
           <w:sz w:val="28"/>
         </w:rPr>
-        <w:t>Такая организация реализует принцип открытости/закрытости: новое правило добавляется отдельным классом-строителем и включается в конвейер, не изменяя остальные. На этапе создания переменных выполняется отсечение заведомо невозможных троек (по вместимости, оборудованию и смене): для них переменные не создаются, благодаря чему на реальных данных размерность модели и число ограничений сокращаются в разы. Готовая модель передаётся решателю CP-SAT, обёрнутому отдельным компонентом, который задаёт параметры поиска (лимит времени, число параллельных потоков), запускает решение и извлекает результат — назначения переменных, статус решения и метрики (значение целевой функции, время работы).</w:t>
+        <w:t>Так реализуется принцип открытости/закрытости: новое правило — это новый класс-строитель, включаемый в конвейер, а не правка существующих. На этапе создания переменных выполняется прунинг: тройки, заведомо запрещённые по вместимости, оборудованию и смене, отбрасываются и переменных для них не возникает — на реальных данных это в разы сокращает и число переменных, и число ограничений. Готовую модель получает решатель CP-SAT, обёрнутый отдельным компонентом: он задаёт параметры поиска (по умолчанию лимит времени 180 секунд и 8 параллельных потоков), запускает решение и извлекает результат — назначения переменных, статус и метрики (значение целевой функции и время работы).</w:t>
       </w:r>
     </w:p>
     <w:p>
@@ -6384,7 +6176,7 @@
           <w:i w:val="0"/>
           <w:sz w:val="28"/>
         </w:rPr>
-        <w:t>Для крупного университета задача составления расписания на весь семестр имеет значительную размерность, поэтому помимо генерации для университета в целом предусмотрена декомпозиция по институтам. При генерации расписания отдельного института ресурсы (аудитории и преподаватели), уже занятые расписанием ранее обработанных институтов того же семестра, передаются в модель как дополнительные жёсткие блокировки, что исключает конфликты между институтами. Одновременно из расписания предыдущего семестра формируется набор «якорей» — мягких предпочтений по корпусам и временным слотам, удерживающих новое расписание близким к привычному. Декомпозиция уменьшает размер каждой подзадачи и повышает практическую разрешимость.</w:t>
+        <w:t>Для крупного университета задача на весь семестр велика, поэтому помимо генерации для вуза целиком предусмотрена декомпозиция по институтам. При генерации одного института ресурсы — аудитории и преподаватели, — уже занятые расписанием ранее обработанных институтов того же семестра, передаются в модель как дополнительные жёсткие блокировки, что исключает конфликты между институтами. Одновременно из расписания прошлого семестра формируется набор «якорей» — мягких предпочтений по корпусам и слотам, удерживающих новое расписание близким к привычному. Декомпозиция уменьшает каждую подзадачу и повышает практическую разрешимость.</w:t>
       </w:r>
     </w:p>
     <w:p>
@@ -6400,7 +6192,7 @@
           <w:i w:val="0"/>
           <w:sz w:val="28"/>
         </w:rPr>
-        <w:t>Поскольку поиск решения может занимать до нескольких минут, генерация выполняется асинхронно. Контроллер лишь помещает задание во внутреннюю очередь и немедленно возвращает его идентификатор, а фоновая служба последовательно извлекает задания и выполняет генерацию вне потока обработки HTTP-запросов; клиент периодически запрашивает статус задания по идентификатору. Тем самым длительная генерация не блокирует пользовательский интерфейс. Последовательность асинхронной генерации расписания института приведена на рисунке 2.4.</w:t>
+        <w:t>Поскольку поиск может длиться до нескольких минут, генерация выполняется асинхронно. Контроллер лишь кладёт задание в очередь и сразу возвращает его идентификатор и код 202; фоновая служба извлекает задания и выполняет генерацию вне потока обработки HTTP-запросов, а клиент периодически опрашивает статус задания. Длительная генерация при этом не блокирует интерфейс. Последовательность асинхронной генерации показана на рисунке 2.4.</w:t>
       </w:r>
     </w:p>
     <w:p>
@@ -6411,8 +6203,8 @@
       <w:r>
         <w:drawing>
           <wp:inline xmlns:a="http://schemas.openxmlformats.org/drawingml/2006/main" xmlns:pic="http://schemas.openxmlformats.org/drawingml/2006/picture">
-            <wp:extent cx="5760720" cy="4298256"/>
-            <wp:docPr id="39" name="Picture 39"/>
+            <wp:extent cx="5669280" cy="4230030"/>
+            <wp:docPr id="47" name="Picture 47"/>
             <wp:cNvGraphicFramePr>
               <a:graphicFrameLocks noChangeAspect="1"/>
             </wp:cNvGraphicFramePr>
@@ -6420,7 +6212,7 @@
               <a:graphicData uri="http://schemas.openxmlformats.org/drawingml/2006/picture">
                 <pic:pic>
                   <pic:nvPicPr>
-                    <pic:cNvPr id="0" name="gen_sequence.png"/>
+                    <pic:cNvPr id="0" name="image.png"/>
                     <pic:cNvPicPr/>
                   </pic:nvPicPr>
                   <pic:blipFill>
@@ -6432,7 +6224,7 @@
                   <pic:spPr>
                     <a:xfrm>
                       <a:off x="0" y="0"/>
-                      <a:ext cx="5760720" cy="4298256"/>
+                      <a:ext cx="5669280" cy="4230030"/>
                     </a:xfrm>
                     <a:prstGeom prst="rect"/>
                   </pic:spPr>
@@ -6487,7 +6279,7 @@
           <w:i w:val="0"/>
           <w:sz w:val="28"/>
         </w:rPr>
-        <w:t>Составление расписания носит итеративный характер: сотрудник бюро формирует предварительный вариант, проверяет его и при необходимости перестраивает, прежде чем сделать расписание общедоступным. Для поддержки такого сценария каждое занятие имеет признак версии — черновик (Draft) или опубликованное (Current). Автоматически сгенерированные и вручную добавленные занятия создаются как черновик и видны только составителю. Жизненный цикл версий расписания приведён на рисунке 2.5.</w:t>
+        <w:t>Расписание составляют итеративно: сотрудник строит предварительный вариант, проверяет его и при необходимости перестраивает, прежде чем сделать общедоступным. Поэтому у каждого занятия есть признак версии — черновик (Draft) или опубликованное (Current). И сгенерированные автоматически, и добавленные вручную занятия сначала становятся черновиком и видны только составителю. Жизненный цикл версий показан на рисунке 2.5.</w:t>
       </w:r>
     </w:p>
     <w:p>
@@ -6498,8 +6290,8 @@
       <w:r>
         <w:drawing>
           <wp:inline xmlns:a="http://schemas.openxmlformats.org/drawingml/2006/main" xmlns:pic="http://schemas.openxmlformats.org/drawingml/2006/picture">
-            <wp:extent cx="4937760" cy="2123800"/>
-            <wp:docPr id="40" name="Picture 40"/>
+            <wp:extent cx="5669280" cy="2438437"/>
+            <wp:docPr id="48" name="Picture 48"/>
             <wp:cNvGraphicFramePr>
               <a:graphicFrameLocks noChangeAspect="1"/>
             </wp:cNvGraphicFramePr>
@@ -6507,7 +6299,7 @@
               <a:graphicData uri="http://schemas.openxmlformats.org/drawingml/2006/picture">
                 <pic:pic>
                   <pic:nvPicPr>
-                    <pic:cNvPr id="0" name="version_lifecycle.png"/>
+                    <pic:cNvPr id="0" name="image.png"/>
                     <pic:cNvPicPr/>
                   </pic:nvPicPr>
                   <pic:blipFill>
@@ -6519,7 +6311,7 @@
                   <pic:spPr>
                     <a:xfrm>
                       <a:off x="0" y="0"/>
-                      <a:ext cx="4937760" cy="2123800"/>
+                      <a:ext cx="5669280" cy="2438437"/>
                     </a:xfrm>
                     <a:prstGeom prst="rect"/>
                   </pic:spPr>
@@ -6558,7 +6350,7 @@
           <w:i w:val="0"/>
           <w:sz w:val="28"/>
         </w:rPr>
-        <w:t>Операция публикации переводит занятия института из черновика в опубликованное состояние, заменяя ранее опубликованное расписание. Операция отмены удаляет занятия-черновики, оставляя опубликованное расписание без изменений, и потому идемпотентна. Перегенерация расписания института предварительно удаляет его прежний вариант и создаёт новый черновик. Все эти операции являются изменяющими состояние и потому выполняются под защитой транзакций, рассматриваемой в следующем разделе.</w:t>
+        <w:t>Публикация переводит занятия института из черновика в опубликованные, заменяя прежнее расписание. Отмена удаляет только черновики, оставляя опубликованное нетронутым, и потому идемпотентна. Перегенерация института сначала удаляет его прежний вариант и создаёт новый черновик. Все эти операции изменяют состояние и потому выполняются под защитой транзакций — о ней следующий раздел.</w:t>
       </w:r>
     </w:p>
     <w:p>
@@ -6574,7 +6366,7 @@
           <w:i w:val="0"/>
           <w:sz w:val="28"/>
         </w:rPr>
-        <w:t>2.8 Транзакционная модель и защита от коллизий</w:t>
+        <w:t>2.8 Транзакционная защита от коллизий</w:t>
       </w:r>
     </w:p>
     <w:p>
@@ -6590,7 +6382,7 @@
           <w:i w:val="0"/>
           <w:sz w:val="28"/>
         </w:rPr>
-        <w:t>Одной из ключевых проблем прежнего процесса была невозможность безопасной совместной работы: при одновременном редактировании общих файлов возникали наложения занятий и потерянные изменения. Для её решения все операции записи расписания выполняются в транзакциях с уровнем изоляции SERIALIZABLE — наиболее строгим из предусмотренных стандартом SQL [27, 29]. На этом уровне СУБД гарантирует, что результат параллельного выполнения транзакций эквивалентен некоторому их последовательному выполнению; при обнаружении конфликта сериализации одна из транзакций отменяется. Чтобы такая отмена оставалась незаметной для пользователя, прерванная транзакция автоматически повторяется стратегией выполнения.</w:t>
+        <w:t>Невозможность безопасной совместной работы была одной из главных бед прежнего процесса: при одновременном редактировании общих файлов возникали наложения занятий и потерянные изменения. Поэтому все операции записи расписания выполняются в транзакциях с уровнем изоляции SERIALIZABLE — самым строгим по стандарту SQL [27, 29]. На этом уровне СУБД гарантирует, что результат параллельных транзакций эквивалентен какому-то их последовательному выполнению, а при конфликте сериализации одна из транзакций отменяется. Чтобы отмена оставалась незаметной для пользователя, прерванная транзакция автоматически повторяется стратегией выполнения.</w:t>
       </w:r>
     </w:p>
     <w:p>
@@ -6606,7 +6398,7 @@
           <w:i w:val="0"/>
           <w:sz w:val="28"/>
         </w:rPr>
-        <w:t>Особое значение транзакционная защита имеет при ручном добавлении занятия, минующем решатель. В этом случае система предварительно проверяет отсутствие коллизий по аудитории, преподавателю и группам, после чего сохраняет занятие. Без должной изоляции две параллельные операции могли бы одновременно пройти проверку и создать конфликтующие занятия (состояние гонки вида «проверка — затем — запись»). Выполнение проверки и вставки в одной сериализуемой транзакции исключает такую возможность. Длительная по времени работа решателя при этом вынесена за пределы транзакции: в транзакции выполняется лишь короткая запись результата (удаление прежнего расписания и вставка нового), что позволяет не удерживать блокировки на время поиска решения.</w:t>
+        <w:t>Особенно важна такая защита при ручном добавлении занятия, минующем решатель. Здесь система сначала проверяет отсутствие коллизий по аудитории, преподавателю и группам, а затем сохраняет занятие. Без должной изоляции две параллельные операции могли бы одновременно пройти проверку и создать конфликтующие занятия — классическое состояние гонки «проверка, затем запись». Объединение проверки и вставки в одну сериализуемую транзакцию исключает такую возможность. При этом длительная работа решателя вынесена за пределы транзакции: внутри неё выполняется лишь короткая запись результата, поэтому блокировки не удерживаются на время поиска решения.</w:t>
       </w:r>
     </w:p>
     <w:p>
@@ -6638,7 +6430,7 @@
           <w:i w:val="0"/>
           <w:sz w:val="28"/>
         </w:rPr>
-        <w:t>Отсутствие сервиса уведомлений об изменении нагрузки вынуждало сотрудников бюро постоянно сверять её вручную. Для устранения этой проблемы система ведёт журнал изменений учебной нагрузки на двух уровнях — семестровом (SemesterLog) и недельном (WeekLog). Каждая запись журнала фиксирует тип операции (добавление, изменение, удаление), прежнее и новое значение часов и отметку времени. Журналирование встроено в доменную модель: изменение часов нагрузки порождает запись журнала только при фактическом изменении значения. При удалении нагрузки соответствующая запись журнала сохраняется (связь с удалённой нагрузкой обнуляется), поэтому история изменений остаётся полной. Накопленный журнал служит основой как для отображения истории изменений в интерфейсе, так и для оповещений в реальном времени.</w:t>
+        <w:t>Чтобы сотрудники бюро не сверяли нагрузку вручную, система ведёт журнал её изменений на двух уровнях — семестровом (SemesterLog) и недельном (WeekLog). Каждая запись фиксирует тип операции (добавление, изменение, удаление), прежнее и новое значение часов и отметку времени. Журналирование встроено в доменную модель: запись появляется только при фактическом изменении значения часов, поэтому «пустых» событий в истории не возникает. При удалении нагрузки её запись в журнале сохраняется — внешний ключ обнуляется, а сама запись остаётся, поэтому история всегда полна. Накопленный журнал служит и источником истории в интерфейсе, и основой уведомлений реального времени.</w:t>
       </w:r>
     </w:p>
     <w:p>
@@ -6670,7 +6462,7 @@
           <w:i w:val="0"/>
           <w:sz w:val="28"/>
         </w:rPr>
-        <w:t>Источником сведений об учебной нагрузке, преподавателях, группах и дисциплинах служит информационная система ММИС, включающая модули «Деканат» (справочники) и «Нагрузка ВУЗа» (часы), развёрнутые на сервере MS SQL. Интеграция реализована как периодическая фоновая синхронизация по схеме «извлечение — преобразование — загрузка». Конвейер синхронизации приведён на рисунке 2.6.</w:t>
+        <w:t>Сведения о нагрузке, преподавателях, группах и дисциплинах поставляет система ММИС с модулями «Деканат» (справочники) и «Нагрузка ВУЗа» (часы), развёрнутая на сервере MS SQL. Интеграция реализована как периодическая фоновая синхронизация по схеме «извлечение — преобразование — загрузка» (ETL). Конвейер синхронизации показан на рисунке 2.6.</w:t>
       </w:r>
     </w:p>
     <w:p>
@@ -6681,8 +6473,8 @@
       <w:r>
         <w:drawing>
           <wp:inline xmlns:a="http://schemas.openxmlformats.org/drawingml/2006/main" xmlns:pic="http://schemas.openxmlformats.org/drawingml/2006/picture">
-            <wp:extent cx="5760720" cy="3201748"/>
-            <wp:docPr id="41" name="Picture 41"/>
+            <wp:extent cx="5669280" cy="3150926"/>
+            <wp:docPr id="49" name="Picture 49"/>
             <wp:cNvGraphicFramePr>
               <a:graphicFrameLocks noChangeAspect="1"/>
             </wp:cNvGraphicFramePr>
@@ -6690,7 +6482,7 @@
               <a:graphicData uri="http://schemas.openxmlformats.org/drawingml/2006/picture">
                 <pic:pic>
                   <pic:nvPicPr>
-                    <pic:cNvPr id="0" name="mmis_etl.png"/>
+                    <pic:cNvPr id="0" name="image.png"/>
                     <pic:cNvPicPr/>
                   </pic:nvPicPr>
                   <pic:blipFill>
@@ -6702,7 +6494,7 @@
                   <pic:spPr>
                     <a:xfrm>
                       <a:off x="0" y="0"/>
-                      <a:ext cx="5760720" cy="3201748"/>
+                      <a:ext cx="5669280" cy="3150926"/>
                     </a:xfrm>
                     <a:prstGeom prst="rect"/>
                   </pic:spPr>
@@ -6741,7 +6533,7 @@
           <w:i w:val="0"/>
           <w:sz w:val="28"/>
         </w:rPr>
-        <w:t>Компонент чтения извлекает из базы ММИС полный снимок справочников и нагрузки только операциями выборки, не затрагивая исходные данные. Служба синхронизации идемпотентно переносит справочники в базу системы: для каждой записи по её коду ММИС детерминированно вычисляется идентификатор, по которому выполняется вставка-или-обновление, что исключает появление дубликатов при повторных прогонах. Учебная нагрузка синхронизируется с вычислением разницы: новые строки фиксируются как добавление, изменённые часы — как изменение, пропавшие в источнике — как удаление, и каждое такое событие записывается в журнал изменений нагрузки. Вся синхронизация выполняется в одной сериализуемой транзакции. После переноса достраивается календарная сетка — рабочие дни и пары для новых недель семестра, отсутствующие в ММИС, но необходимые как ось «время» для решателя. Синхронизация запускается фоновой службой по расписанию (ежедневно либо с заданным интервалом). Архитектура интеграции изолирована за контрактами-интерфейсами прикладного слоя, поэтому реальные источники данных могут быть заменены без изменения остальной системы.</w:t>
+        <w:t>Компонент чтения снимает из базы ММИС полный срез справочников и нагрузки только запросами на выборку, не трогая исходные данные. Служба синхронизации переносит справочники идемпотентно: для каждой записи по её коду ММИС детерминированно вычисляется идентификатор, по которому выполняется вставка-или-обновление, поэтому повторные прогоны не плодят дубликатов. Нагрузка синхронизируется с вычислением разницы: новые строки помечаются как добавление, изменённые часы — как изменение, пропавшие в источнике — как удаление, и каждое такое событие попадает в журнал. Вся синхронизация идёт в одной сериализуемой транзакции. После переноса достраивается календарная сетка — рабочие дни и пары новых недель, которых в ММИС нет, но которые нужны решателю как ось «время». Запускает синхронизацию фоновая служба по расписанию — ежедневно или с заданным интервалом. Вся интеграция спрятана за интерфейсами прикладного слоя, поэтому источник данных можно заменить, не трогая остальную систему.</w:t>
       </w:r>
     </w:p>
     <w:p>
@@ -6773,7 +6565,7 @@
           <w:i w:val="0"/>
           <w:sz w:val="28"/>
         </w:rPr>
-        <w:t>Взаимодействие клиентского приложения с серверной частью реализовано в архитектурном стиле REST: ресурсы системы адресуются единообразными идентификаторами, а операции над ними выполняются методами протокола HTTP с передачей данных в формате JSON [26]. Интерфейс сгруппирован по предметным областям; основные группы ресурсов и операции приведены в таблице 2.3.</w:t>
+        <w:t>Клиент общается с серверной частью в стиле REST: ресурсы адресуются единообразными идентификаторами, операции выполняются методами HTTP, данные передаются в формате JSON [26]. Интерфейс сгруппирован по предметным областям; основные группы ресурсов сведены в таблицу 2.3.</w:t>
       </w:r>
     </w:p>
     <w:p>
@@ -6806,14 +6598,13 @@
         </w:tblBorders>
       </w:tblPr>
       <w:tblGrid>
-        <w:gridCol w:w="3118"/>
-        <w:gridCol w:w="3118"/>
-        <w:gridCol w:w="3118"/>
+        <w:gridCol w:w="4677"/>
+        <w:gridCol w:w="4677"/>
       </w:tblGrid>
       <w:tr>
         <w:tc>
           <w:tcPr>
-            <w:tcW w:type="dxa" w:w="2160"/>
+            <w:tcW w:type="dxa" w:w="3168"/>
             <w:shd w:val="clear" w:color="auto" w:fill="1e4b8f"/>
           </w:tcPr>
           <w:p>
@@ -6835,7 +6626,7 @@
         </w:tc>
         <w:tc>
           <w:tcPr>
-            <w:tcW w:type="dxa" w:w="3600"/>
+            <w:tcW w:type="dxa" w:w="6048"/>
             <w:shd w:val="clear" w:color="auto" w:fill="1e4b8f"/>
           </w:tcPr>
           <w:p>
@@ -6851,29 +6642,7 @@
                 <w:color w:val="FFFFFF"/>
                 <w:sz w:val="24"/>
               </w:rPr>
-              <w:t>Метод и путь</w:t>
-            </w:r>
-          </w:p>
-        </w:tc>
-        <w:tc>
-          <w:tcPr>
-            <w:tcW w:type="dxa" w:w="3456"/>
-            <w:shd w:val="clear" w:color="auto" w:fill="1e4b8f"/>
-          </w:tcPr>
-          <w:p>
-            <w:pPr>
-              <w:spacing w:line="240" w:lineRule="auto" w:after="0"/>
-              <w:jc w:val="center"/>
-            </w:pPr>
-            <w:r>
-              <w:rPr>
-                <w:rFonts w:ascii="Times New Roman" w:hAnsi="Times New Roman" w:cs="Times New Roman" w:eastAsia="Times New Roman"/>
-                <w:b/>
-                <w:i w:val="0"/>
-                <w:color w:val="FFFFFF"/>
-                <w:sz w:val="24"/>
-              </w:rPr>
-              <w:t>Назначение</w:t>
+              <w:t>Назначение и операции</w:t>
             </w:r>
           </w:p>
         </w:tc>
@@ -6881,7 +6650,7 @@
       <w:tr>
         <w:tc>
           <w:tcPr>
-            <w:tcW w:type="dxa" w:w="2160"/>
+            <w:tcW w:type="dxa" w:w="3168"/>
           </w:tcPr>
           <w:p>
             <w:pPr>
@@ -6895,13 +6664,13 @@
                 <w:i w:val="0"/>
                 <w:sz w:val="24"/>
               </w:rPr>
-              <w:t>Аутентификация</w:t>
-            </w:r>
-          </w:p>
-        </w:tc>
-        <w:tc>
-          <w:tcPr>
-            <w:tcW w:type="dxa" w:w="3600"/>
+              <w:t>lessons</w:t>
+            </w:r>
+          </w:p>
+        </w:tc>
+        <w:tc>
+          <w:tcPr>
+            <w:tcW w:type="dxa" w:w="6048"/>
           </w:tcPr>
           <w:p>
             <w:pPr>
@@ -6915,13 +6684,15 @@
                 <w:i w:val="0"/>
                 <w:sz w:val="24"/>
               </w:rPr>
-              <w:t>POST /api/auth/login</w:t>
-            </w:r>
-          </w:p>
-        </w:tc>
-        <w:tc>
-          <w:tcPr>
-            <w:tcW w:type="dxa" w:w="3456"/>
+              <w:t>Чтение по преподавателю/группе/аудитории, добавление, удаление и перенос занятий, фоновая генерация, публикация и сброс черновика</w:t>
+            </w:r>
+          </w:p>
+        </w:tc>
+      </w:tr>
+      <w:tr>
+        <w:tc>
+          <w:tcPr>
+            <w:tcW w:type="dxa" w:w="3168"/>
           </w:tcPr>
           <w:p>
             <w:pPr>
@@ -6935,15 +6706,13 @@
                 <w:i w:val="0"/>
                 <w:sz w:val="24"/>
               </w:rPr>
-              <w:t>Вход и выпуск токена</w:t>
-            </w:r>
-          </w:p>
-        </w:tc>
-      </w:tr>
-      <w:tr>
-        <w:tc>
-          <w:tcPr>
-            <w:tcW w:type="dxa" w:w="2160"/>
+              <w:t>workloads, workloads/changes</w:t>
+            </w:r>
+          </w:p>
+        </w:tc>
+        <w:tc>
+          <w:tcPr>
+            <w:tcW w:type="dxa" w:w="6048"/>
           </w:tcPr>
           <w:p>
             <w:pPr>
@@ -6957,13 +6726,15 @@
                 <w:i w:val="0"/>
                 <w:sz w:val="24"/>
               </w:rPr>
-              <w:t>Расписание</w:t>
-            </w:r>
-          </w:p>
-        </w:tc>
-        <w:tc>
-          <w:tcPr>
-            <w:tcW w:type="dxa" w:w="3600"/>
+              <w:t>Учебная нагрузка и журнал её изменений (с пагинацией)</w:t>
+            </w:r>
+          </w:p>
+        </w:tc>
+      </w:tr>
+      <w:tr>
+        <w:tc>
+          <w:tcPr>
+            <w:tcW w:type="dxa" w:w="3168"/>
           </w:tcPr>
           <w:p>
             <w:pPr>
@@ -6977,13 +6748,13 @@
                 <w:i w:val="0"/>
                 <w:sz w:val="24"/>
               </w:rPr>
-              <w:t>GET /api/lessons/by-group|by-room|by-teacher</w:t>
-            </w:r>
-          </w:p>
-        </w:tc>
-        <w:tc>
-          <w:tcPr>
-            <w:tcW w:type="dxa" w:w="3456"/>
+              <w:t>institutes, departments, teachers, groups</w:t>
+            </w:r>
+          </w:p>
+        </w:tc>
+        <w:tc>
+          <w:tcPr>
+            <w:tcW w:type="dxa" w:w="6048"/>
           </w:tcPr>
           <w:p>
             <w:pPr>
@@ -6997,7 +6768,7 @@
                 <w:i w:val="0"/>
                 <w:sz w:val="24"/>
               </w:rPr>
-              <w:t>Просмотр расписания</w:t>
+              <w:t>Справочники университета для каскадных фильтров</w:t>
             </w:r>
           </w:p>
         </w:tc>
@@ -7005,7 +6776,7 @@
       <w:tr>
         <w:tc>
           <w:tcPr>
-            <w:tcW w:type="dxa" w:w="2160"/>
+            <w:tcW w:type="dxa" w:w="3168"/>
           </w:tcPr>
           <w:p>
             <w:pPr>
@@ -7019,13 +6790,13 @@
                 <w:i w:val="0"/>
                 <w:sz w:val="24"/>
               </w:rPr>
-              <w:t>Расписание</w:t>
-            </w:r>
-          </w:p>
-        </w:tc>
-        <w:tc>
-          <w:tcPr>
-            <w:tcW w:type="dxa" w:w="3600"/>
+              <w:t>buildings, rooms, classrooms, equipments</w:t>
+            </w:r>
+          </w:p>
+        </w:tc>
+        <w:tc>
+          <w:tcPr>
+            <w:tcW w:type="dxa" w:w="6048"/>
           </w:tcPr>
           <w:p>
             <w:pPr>
@@ -7039,13 +6810,15 @@
                 <w:i w:val="0"/>
                 <w:sz w:val="24"/>
               </w:rPr>
-              <w:t>POST /api/lessons</w:t>
-            </w:r>
-          </w:p>
-        </w:tc>
-        <w:tc>
-          <w:tcPr>
-            <w:tcW w:type="dxa" w:w="3456"/>
+              <w:t>Аудиторный фонд и оборудование (CRUD)</w:t>
+            </w:r>
+          </w:p>
+        </w:tc>
+      </w:tr>
+      <w:tr>
+        <w:tc>
+          <w:tcPr>
+            <w:tcW w:type="dxa" w:w="3168"/>
           </w:tcPr>
           <w:p>
             <w:pPr>
@@ -7059,15 +6832,13 @@
                 <w:i w:val="0"/>
                 <w:sz w:val="24"/>
               </w:rPr>
-              <w:t>Добавление занятия с проверкой коллизий</w:t>
-            </w:r>
-          </w:p>
-        </w:tc>
-      </w:tr>
-      <w:tr>
-        <w:tc>
-          <w:tcPr>
-            <w:tcW w:type="dxa" w:w="2160"/>
+              <w:t>availability, constraints</w:t>
+            </w:r>
+          </w:p>
+        </w:tc>
+        <w:tc>
+          <w:tcPr>
+            <w:tcW w:type="dxa" w:w="6048"/>
           </w:tcPr>
           <w:p>
             <w:pPr>
@@ -7081,13 +6852,15 @@
                 <w:i w:val="0"/>
                 <w:sz w:val="24"/>
               </w:rPr>
-              <w:t>Генерация</w:t>
-            </w:r>
-          </w:p>
-        </w:tc>
-        <w:tc>
-          <w:tcPr>
-            <w:tcW w:type="dxa" w:w="3600"/>
+              <w:t>Доступность преподавателей/аудиторий и веса ограничений</w:t>
+            </w:r>
+          </w:p>
+        </w:tc>
+      </w:tr>
+      <w:tr>
+        <w:tc>
+          <w:tcPr>
+            <w:tcW w:type="dxa" w:w="3168"/>
           </w:tcPr>
           <w:p>
             <w:pPr>
@@ -7101,13 +6874,13 @@
                 <w:i w:val="0"/>
                 <w:sz w:val="24"/>
               </w:rPr>
-              <w:t>POST …/generate/…/institute/{id}/async</w:t>
-            </w:r>
-          </w:p>
-        </w:tc>
-        <w:tc>
-          <w:tcPr>
-            <w:tcW w:type="dxa" w:w="3456"/>
+              <w:t>semesters, weeks, timeslots</w:t>
+            </w:r>
+          </w:p>
+        </w:tc>
+        <w:tc>
+          <w:tcPr>
+            <w:tcW w:type="dxa" w:w="6048"/>
           </w:tcPr>
           <w:p>
             <w:pPr>
@@ -7121,7 +6894,7 @@
                 <w:i w:val="0"/>
                 <w:sz w:val="24"/>
               </w:rPr>
-              <w:t>Запуск генерации института</w:t>
+              <w:t>Календарь и сетка слотов</w:t>
             </w:r>
           </w:p>
         </w:tc>
@@ -7129,7 +6902,7 @@
       <w:tr>
         <w:tc>
           <w:tcPr>
-            <w:tcW w:type="dxa" w:w="2160"/>
+            <w:tcW w:type="dxa" w:w="3168"/>
           </w:tcPr>
           <w:p>
             <w:pPr>
@@ -7143,13 +6916,13 @@
                 <w:i w:val="0"/>
                 <w:sz w:val="24"/>
               </w:rPr>
-              <w:t>Генерация</w:t>
-            </w:r>
-          </w:p>
-        </w:tc>
-        <w:tc>
-          <w:tcPr>
-            <w:tcW w:type="dxa" w:w="3600"/>
+              <w:t>auth/login</w:t>
+            </w:r>
+          </w:p>
+        </w:tc>
+        <w:tc>
+          <w:tcPr>
+            <w:tcW w:type="dxa" w:w="6048"/>
           </w:tcPr>
           <w:p>
             <w:pPr>
@@ -7163,337 +6936,7 @@
                 <w:i w:val="0"/>
                 <w:sz w:val="24"/>
               </w:rPr>
-              <w:t>GET …/generate/status/{jobId}</w:t>
-            </w:r>
-          </w:p>
-        </w:tc>
-        <w:tc>
-          <w:tcPr>
-            <w:tcW w:type="dxa" w:w="3456"/>
-          </w:tcPr>
-          <w:p>
-            <w:pPr>
-              <w:spacing w:line="240" w:lineRule="auto" w:after="0"/>
-              <w:jc w:val="left"/>
-            </w:pPr>
-            <w:r>
-              <w:rPr>
-                <w:rFonts w:ascii="Times New Roman" w:hAnsi="Times New Roman" w:cs="Times New Roman" w:eastAsia="Times New Roman"/>
-                <w:b w:val="0"/>
-                <w:i w:val="0"/>
-                <w:sz w:val="24"/>
-              </w:rPr>
-              <w:t>Статус задания генерации</w:t>
-            </w:r>
-          </w:p>
-        </w:tc>
-      </w:tr>
-      <w:tr>
-        <w:tc>
-          <w:tcPr>
-            <w:tcW w:type="dxa" w:w="2160"/>
-          </w:tcPr>
-          <w:p>
-            <w:pPr>
-              <w:spacing w:line="240" w:lineRule="auto" w:after="0"/>
-              <w:jc w:val="left"/>
-            </w:pPr>
-            <w:r>
-              <w:rPr>
-                <w:rFonts w:ascii="Times New Roman" w:hAnsi="Times New Roman" w:cs="Times New Roman" w:eastAsia="Times New Roman"/>
-                <w:b w:val="0"/>
-                <w:i w:val="0"/>
-                <w:sz w:val="24"/>
-              </w:rPr>
-              <w:t>Версии</w:t>
-            </w:r>
-          </w:p>
-        </w:tc>
-        <w:tc>
-          <w:tcPr>
-            <w:tcW w:type="dxa" w:w="3600"/>
-          </w:tcPr>
-          <w:p>
-            <w:pPr>
-              <w:spacing w:line="240" w:lineRule="auto" w:after="0"/>
-              <w:jc w:val="left"/>
-            </w:pPr>
-            <w:r>
-              <w:rPr>
-                <w:rFonts w:ascii="Times New Roman" w:hAnsi="Times New Roman" w:cs="Times New Roman" w:eastAsia="Times New Roman"/>
-                <w:b w:val="0"/>
-                <w:i w:val="0"/>
-                <w:sz w:val="24"/>
-              </w:rPr>
-              <w:t>POST …/publish|discard/institute/{id}</w:t>
-            </w:r>
-          </w:p>
-        </w:tc>
-        <w:tc>
-          <w:tcPr>
-            <w:tcW w:type="dxa" w:w="3456"/>
-          </w:tcPr>
-          <w:p>
-            <w:pPr>
-              <w:spacing w:line="240" w:lineRule="auto" w:after="0"/>
-              <w:jc w:val="left"/>
-            </w:pPr>
-            <w:r>
-              <w:rPr>
-                <w:rFonts w:ascii="Times New Roman" w:hAnsi="Times New Roman" w:cs="Times New Roman" w:eastAsia="Times New Roman"/>
-                <w:b w:val="0"/>
-                <w:i w:val="0"/>
-                <w:sz w:val="24"/>
-              </w:rPr>
-              <w:t>Публикация и отмена черновика</w:t>
-            </w:r>
-          </w:p>
-        </w:tc>
-      </w:tr>
-      <w:tr>
-        <w:tc>
-          <w:tcPr>
-            <w:tcW w:type="dxa" w:w="2160"/>
-          </w:tcPr>
-          <w:p>
-            <w:pPr>
-              <w:spacing w:line="240" w:lineRule="auto" w:after="0"/>
-              <w:jc w:val="left"/>
-            </w:pPr>
-            <w:r>
-              <w:rPr>
-                <w:rFonts w:ascii="Times New Roman" w:hAnsi="Times New Roman" w:cs="Times New Roman" w:eastAsia="Times New Roman"/>
-                <w:b w:val="0"/>
-                <w:i w:val="0"/>
-                <w:sz w:val="24"/>
-              </w:rPr>
-              <w:t>Нагрузка</w:t>
-            </w:r>
-          </w:p>
-        </w:tc>
-        <w:tc>
-          <w:tcPr>
-            <w:tcW w:type="dxa" w:w="3600"/>
-          </w:tcPr>
-          <w:p>
-            <w:pPr>
-              <w:spacing w:line="240" w:lineRule="auto" w:after="0"/>
-              <w:jc w:val="left"/>
-            </w:pPr>
-            <w:r>
-              <w:rPr>
-                <w:rFonts w:ascii="Times New Roman" w:hAnsi="Times New Roman" w:cs="Times New Roman" w:eastAsia="Times New Roman"/>
-                <w:b w:val="0"/>
-                <w:i w:val="0"/>
-                <w:sz w:val="24"/>
-              </w:rPr>
-              <w:t>GET /api/workloads, /api/workloads/changes</w:t>
-            </w:r>
-          </w:p>
-        </w:tc>
-        <w:tc>
-          <w:tcPr>
-            <w:tcW w:type="dxa" w:w="3456"/>
-          </w:tcPr>
-          <w:p>
-            <w:pPr>
-              <w:spacing w:line="240" w:lineRule="auto" w:after="0"/>
-              <w:jc w:val="left"/>
-            </w:pPr>
-            <w:r>
-              <w:rPr>
-                <w:rFonts w:ascii="Times New Roman" w:hAnsi="Times New Roman" w:cs="Times New Roman" w:eastAsia="Times New Roman"/>
-                <w:b w:val="0"/>
-                <w:i w:val="0"/>
-                <w:sz w:val="24"/>
-              </w:rPr>
-              <w:t>Нагрузка и история изменений</w:t>
-            </w:r>
-          </w:p>
-        </w:tc>
-      </w:tr>
-      <w:tr>
-        <w:tc>
-          <w:tcPr>
-            <w:tcW w:type="dxa" w:w="2160"/>
-          </w:tcPr>
-          <w:p>
-            <w:pPr>
-              <w:spacing w:line="240" w:lineRule="auto" w:after="0"/>
-              <w:jc w:val="left"/>
-            </w:pPr>
-            <w:r>
-              <w:rPr>
-                <w:rFonts w:ascii="Times New Roman" w:hAnsi="Times New Roman" w:cs="Times New Roman" w:eastAsia="Times New Roman"/>
-                <w:b w:val="0"/>
-                <w:i w:val="0"/>
-                <w:sz w:val="24"/>
-              </w:rPr>
-              <w:t>Справочники</w:t>
-            </w:r>
-          </w:p>
-        </w:tc>
-        <w:tc>
-          <w:tcPr>
-            <w:tcW w:type="dxa" w:w="3600"/>
-          </w:tcPr>
-          <w:p>
-            <w:pPr>
-              <w:spacing w:line="240" w:lineRule="auto" w:after="0"/>
-              <w:jc w:val="left"/>
-            </w:pPr>
-            <w:r>
-              <w:rPr>
-                <w:rFonts w:ascii="Times New Roman" w:hAnsi="Times New Roman" w:cs="Times New Roman" w:eastAsia="Times New Roman"/>
-                <w:b w:val="0"/>
-                <w:i w:val="0"/>
-                <w:sz w:val="24"/>
-              </w:rPr>
-              <w:t>GET /api/institutes, /api/groups, …</w:t>
-            </w:r>
-          </w:p>
-        </w:tc>
-        <w:tc>
-          <w:tcPr>
-            <w:tcW w:type="dxa" w:w="3456"/>
-          </w:tcPr>
-          <w:p>
-            <w:pPr>
-              <w:spacing w:line="240" w:lineRule="auto" w:after="0"/>
-              <w:jc w:val="left"/>
-            </w:pPr>
-            <w:r>
-              <w:rPr>
-                <w:rFonts w:ascii="Times New Roman" w:hAnsi="Times New Roman" w:cs="Times New Roman" w:eastAsia="Times New Roman"/>
-                <w:b w:val="0"/>
-                <w:i w:val="0"/>
-                <w:sz w:val="24"/>
-              </w:rPr>
-              <w:t>Структура университета</w:t>
-            </w:r>
-          </w:p>
-        </w:tc>
-      </w:tr>
-      <w:tr>
-        <w:tc>
-          <w:tcPr>
-            <w:tcW w:type="dxa" w:w="2160"/>
-          </w:tcPr>
-          <w:p>
-            <w:pPr>
-              <w:spacing w:line="240" w:lineRule="auto" w:after="0"/>
-              <w:jc w:val="left"/>
-            </w:pPr>
-            <w:r>
-              <w:rPr>
-                <w:rFonts w:ascii="Times New Roman" w:hAnsi="Times New Roman" w:cs="Times New Roman" w:eastAsia="Times New Roman"/>
-                <w:b w:val="0"/>
-                <w:i w:val="0"/>
-                <w:sz w:val="24"/>
-              </w:rPr>
-              <w:t>Управление</w:t>
-            </w:r>
-          </w:p>
-        </w:tc>
-        <w:tc>
-          <w:tcPr>
-            <w:tcW w:type="dxa" w:w="3600"/>
-          </w:tcPr>
-          <w:p>
-            <w:pPr>
-              <w:spacing w:line="240" w:lineRule="auto" w:after="0"/>
-              <w:jc w:val="left"/>
-            </w:pPr>
-            <w:r>
-              <w:rPr>
-                <w:rFonts w:ascii="Times New Roman" w:hAnsi="Times New Roman" w:cs="Times New Roman" w:eastAsia="Times New Roman"/>
-                <w:b w:val="0"/>
-                <w:i w:val="0"/>
-                <w:sz w:val="24"/>
-              </w:rPr>
-              <w:t>CRUD /api/classrooms, /api/equipments</w:t>
-            </w:r>
-          </w:p>
-        </w:tc>
-        <w:tc>
-          <w:tcPr>
-            <w:tcW w:type="dxa" w:w="3456"/>
-          </w:tcPr>
-          <w:p>
-            <w:pPr>
-              <w:spacing w:line="240" w:lineRule="auto" w:after="0"/>
-              <w:jc w:val="left"/>
-            </w:pPr>
-            <w:r>
-              <w:rPr>
-                <w:rFonts w:ascii="Times New Roman" w:hAnsi="Times New Roman" w:cs="Times New Roman" w:eastAsia="Times New Roman"/>
-                <w:b w:val="0"/>
-                <w:i w:val="0"/>
-                <w:sz w:val="24"/>
-              </w:rPr>
-              <w:t>Аудиторный фонд и оборудование</w:t>
-            </w:r>
-          </w:p>
-        </w:tc>
-      </w:tr>
-      <w:tr>
-        <w:tc>
-          <w:tcPr>
-            <w:tcW w:type="dxa" w:w="2160"/>
-          </w:tcPr>
-          <w:p>
-            <w:pPr>
-              <w:spacing w:line="240" w:lineRule="auto" w:after="0"/>
-              <w:jc w:val="left"/>
-            </w:pPr>
-            <w:r>
-              <w:rPr>
-                <w:rFonts w:ascii="Times New Roman" w:hAnsi="Times New Roman" w:cs="Times New Roman" w:eastAsia="Times New Roman"/>
-                <w:b w:val="0"/>
-                <w:i w:val="0"/>
-                <w:sz w:val="24"/>
-              </w:rPr>
-              <w:t>Ограничения</w:t>
-            </w:r>
-          </w:p>
-        </w:tc>
-        <w:tc>
-          <w:tcPr>
-            <w:tcW w:type="dxa" w:w="3600"/>
-          </w:tcPr>
-          <w:p>
-            <w:pPr>
-              <w:spacing w:line="240" w:lineRule="auto" w:after="0"/>
-              <w:jc w:val="left"/>
-            </w:pPr>
-            <w:r>
-              <w:rPr>
-                <w:rFonts w:ascii="Times New Roman" w:hAnsi="Times New Roman" w:cs="Times New Roman" w:eastAsia="Times New Roman"/>
-                <w:b w:val="0"/>
-                <w:i w:val="0"/>
-                <w:sz w:val="24"/>
-              </w:rPr>
-              <w:t>GET/PUT /api/availability/…, /api/constraints</w:t>
-            </w:r>
-          </w:p>
-        </w:tc>
-        <w:tc>
-          <w:tcPr>
-            <w:tcW w:type="dxa" w:w="3456"/>
-          </w:tcPr>
-          <w:p>
-            <w:pPr>
-              <w:spacing w:line="240" w:lineRule="auto" w:after="0"/>
-              <w:jc w:val="left"/>
-            </w:pPr>
-            <w:r>
-              <w:rPr>
-                <w:rFonts w:ascii="Times New Roman" w:hAnsi="Times New Roman" w:cs="Times New Roman" w:eastAsia="Times New Roman"/>
-                <w:b w:val="0"/>
-                <w:i w:val="0"/>
-                <w:sz w:val="24"/>
-              </w:rPr>
-              <w:t>Доступность и веса штрафов</w:t>
+              <w:t>Аутентификация через доменные учётные записи</w:t>
             </w:r>
           </w:p>
         </w:tc>
@@ -7512,7 +6955,7 @@
           <w:i w:val="0"/>
           <w:sz w:val="28"/>
         </w:rPr>
-        <w:t>Запросы, возвращающие большие объёмы данных (учебная нагрузка, история изменений), поддерживают серверную постраничную выдачу. Ошибки представляются в стандартизованном формате ProblemDetails; в частности, попытка создать конфликтующее занятие возвращает код 409 с описанием обнаруженных коллизий, а ошибки валидации входных данных — код 400. Интерфейс документируется спецификацией OpenAPI с интерактивной страницей Swagger, что упрощает его освоение и тестирование разработчиком клиентской части.</w:t>
+        <w:t>Запросы, отдающие большие объёмы (нагрузка, история), поддерживают серверную постраничную выдачу. Ошибки возвращаются в стандартном формате ProblemDetails: попытка создать конфликтующее занятие даёт код 409 с описанием обнаруженных коллизий, а ошибка валидации — код 400. Интерфейс описан спецификацией OpenAPI с интерактивной страницей Swagger, что упрощает его освоение разработчиком клиента.</w:t>
       </w:r>
     </w:p>
     <w:p>
@@ -7544,7 +6987,7 @@
           <w:i w:val="0"/>
           <w:sz w:val="28"/>
         </w:rPr>
-        <w:t>Поскольку все сотрудники университета имеют доменные учётные записи, аутентификация построена на их основе. При входе серверная часть выполняет привязку (bind) к службе каталогов Active Directory по протоколу LDAP, проверяя логин и пароль, после чего считывает членство пользователя в группах и проверяет его принадлежность к группе доступа [31]. В случае успеха выпускается подписанный маркер доступа JSON Web Token (JWT), содержащий имя пользователя и его роли; этот маркер клиент предъявляет при последующих запросах [30]. Последовательность аутентификации приведена на рисунке 2.7.</w:t>
+        <w:t>Поскольку у всех сотрудников есть доменные учётные записи, на них и построена аутентификация. При входе серверная часть выполняет привязку (bind) к службе каталогов Active Directory по протоколу LDAP, проверяя логин и пароль, затем читает членство пользователя в группах и проверяет принадлежность к группе доступа [31]. При успехе выпускается подписанный маркер JSON Web Token (JWT) с именем пользователя и его ролями, который клиент предъявляет в последующих запросах [30]. Последовательность входа показана на рисунке 2.7.</w:t>
       </w:r>
     </w:p>
     <w:p>
@@ -7555,8 +6998,8 @@
       <w:r>
         <w:drawing>
           <wp:inline xmlns:a="http://schemas.openxmlformats.org/drawingml/2006/main" xmlns:pic="http://schemas.openxmlformats.org/drawingml/2006/picture">
-            <wp:extent cx="5486400" cy="2968646"/>
-            <wp:docPr id="42" name="Picture 42"/>
+            <wp:extent cx="5669280" cy="3067601"/>
+            <wp:docPr id="50" name="Picture 50"/>
             <wp:cNvGraphicFramePr>
               <a:graphicFrameLocks noChangeAspect="1"/>
             </wp:cNvGraphicFramePr>
@@ -7564,7 +7007,7 @@
               <a:graphicData uri="http://schemas.openxmlformats.org/drawingml/2006/picture">
                 <pic:pic>
                   <pic:nvPicPr>
-                    <pic:cNvPr id="0" name="auth_sequence.png"/>
+                    <pic:cNvPr id="0" name="image.png"/>
                     <pic:cNvPicPr/>
                   </pic:nvPicPr>
                   <pic:blipFill>
@@ -7576,7 +7019,7 @@
                   <pic:spPr>
                     <a:xfrm>
                       <a:off x="0" y="0"/>
-                      <a:ext cx="5486400" cy="2968646"/>
+                      <a:ext cx="5669280" cy="3067601"/>
                     </a:xfrm>
                     <a:prstGeom prst="rect"/>
                   </pic:spPr>
@@ -7615,7 +7058,7 @@
           <w:i w:val="0"/>
           <w:sz w:val="28"/>
         </w:rPr>
-        <w:t>Все ресурсы программного интерфейса по умолчанию требуют действительного маркера; исключение составляет лишь операция входа. Роли, перенесённые из доменных групп в маркер, позволяют разграничить права администратора и сотрудника бюро расписаний. Маркеры имеют ограниченный срок действия и передаются по защищённому каналу.</w:t>
+        <w:t>Все ресурсы интерфейса по умолчанию требуют действительного маркера — исключение лишь у операции входа. Роли, перенесённые из доменных групп в маркер, разграничивают права администратора и сотрудника бюро. Маркеры живут ограниченное время и передаются по защищённому каналу.</w:t>
       </w:r>
     </w:p>
     <w:p>
@@ -7631,7 +7074,7 @@
           <w:i w:val="0"/>
           <w:sz w:val="28"/>
         </w:rPr>
-        <w:t>Для оперативного отражения изменений, внесённых другими пользователями, серверная часть поддерживает уведомления в режиме реального времени на основе технологии SignalR, использующей постоянное соединение поверх протокола WebSocket [32]. После входа клиентское приложение подключается к хабу уведомлений; при публикации расписания института или при изменении учебной нагрузки по итогам синхронизации с ММИС сервер рассылает подключённым клиентам соответствующие события, по которым их интерфейсы обновляются без перезагрузки страницы. Подключение к хабу, как и обращения к программному интерфейсу, требует действительного маркера доступа. Тем самым обеспечивается согласованная совместная работа сотрудников бюро и устраняется необходимость ручной сверки данных.</w:t>
+        <w:t>Чтобы сотрудники сразу видели правки друг друга, серверная часть поддерживает уведомления реального времени на основе SignalR поверх постоянного соединения WebSocket [32]. После входа клиент подключается к хабу уведомлений; при публикации расписания института или при изменении нагрузки по итогам синхронизации с ММИС сервер рассылает подключённым клиентам соответствующие события, и их интерфейсы обновляются без перезагрузки страницы. Подключение к хабу, как и обращения к API, требует действительного маркера. Так обеспечивается согласованная совместная работа и снимается нужда в ручной сверке данных.</w:t>
       </w:r>
     </w:p>
     <w:p>
@@ -7647,7 +7090,7 @@
           <w:i w:val="0"/>
           <w:sz w:val="28"/>
         </w:rPr>
-        <w:t>Спроектированные в настоящей главе архитектура, модель данных, математическая модель и подсистемы образуют целостное техническое решение, программная реализация и тестирование которого рассматриваются в следующей главе.</w:t>
+        <w:t>Спроектированные в этой главе архитектура, модель данных, математическая модель и подсистемы образуют целостное техническое решение; его программная реализация и тестирование рассматриваются в следующей главе.</w:t>
       </w:r>
     </w:p>
     <w:p>

--- a/Docs/диплом/Диплом.docx
+++ b/Docs/диплом/Диплом.docx
@@ -728,134 +728,6 @@
     </w:p>
     <w:p>
       <w:pPr>
-        <w:spacing w:line="360" w:lineRule="auto" w:after="0"/>
-        <w:jc w:val="center"/>
-      </w:pPr>
-      <w:r>
-        <w:rPr>
-          <w:rFonts w:ascii="Times New Roman" w:hAnsi="Times New Roman"/>
-          <w:b/>
-          <w:sz w:val="28"/>
-          <w:rFonts w:ascii="Times New Roman" w:hAnsi="Times New Roman" w:cs="Times New Roman" w:eastAsia="Times New Roman"/>
-        </w:rPr>
-        <w:t>РЕФЕРАТ</w:t>
-      </w:r>
-    </w:p>
-    <w:p>
-      <w:pPr>
-        <w:spacing w:line="360" w:lineRule="auto" w:after="0"/>
-        <w:ind w:firstLine="709"/>
-        <w:jc w:val="both"/>
-      </w:pPr>
-      <w:r>
-        <w:rPr>
-          <w:rFonts w:ascii="Times New Roman" w:hAnsi="Times New Roman"/>
-          <w:b w:val="0"/>
-          <w:sz w:val="28"/>
-          <w:rFonts w:ascii="Times New Roman" w:hAnsi="Times New Roman" w:cs="Times New Roman" w:eastAsia="Times New Roman"/>
-        </w:rPr>
-        <w:t>Тема выпускной квалификационной работы: «Разработка веб-приложения для автоматизированного формирования учебного расписания университета».</w:t>
-      </w:r>
-    </w:p>
-    <w:p>
-      <w:pPr>
-        <w:spacing w:line="360" w:lineRule="auto" w:after="0"/>
-        <w:ind w:firstLine="709"/>
-        <w:jc w:val="both"/>
-      </w:pPr>
-      <w:r>
-        <w:rPr>
-          <w:rFonts w:ascii="Times New Roman" w:hAnsi="Times New Roman"/>
-          <w:b w:val="0"/>
-          <w:sz w:val="28"/>
-          <w:rFonts w:ascii="Times New Roman" w:hAnsi="Times New Roman" w:cs="Times New Roman" w:eastAsia="Times New Roman"/>
-        </w:rPr>
-        <w:t>Цель работы – проектирование и разработка серверной части информационной системы автоматизированного формирования учебного расписания университета.</w:t>
-      </w:r>
-    </w:p>
-    <w:p>
-      <w:pPr>
-        <w:spacing w:line="360" w:lineRule="auto" w:after="0"/>
-        <w:ind w:firstLine="709"/>
-        <w:jc w:val="both"/>
-      </w:pPr>
-      <w:r>
-        <w:rPr>
-          <w:rFonts w:ascii="Times New Roman" w:hAnsi="Times New Roman"/>
-          <w:b w:val="0"/>
-          <w:sz w:val="28"/>
-          <w:rFonts w:ascii="Times New Roman" w:hAnsi="Times New Roman" w:cs="Times New Roman" w:eastAsia="Times New Roman"/>
-        </w:rPr>
-        <w:t>Объект исследования – процесс формирования учебного расписания в образовательной организации высшего образования.</w:t>
-      </w:r>
-    </w:p>
-    <w:p>
-      <w:pPr>
-        <w:spacing w:line="360" w:lineRule="auto" w:after="0"/>
-        <w:ind w:firstLine="709"/>
-        <w:jc w:val="both"/>
-      </w:pPr>
-      <w:r>
-        <w:rPr>
-          <w:rFonts w:ascii="Times New Roman" w:hAnsi="Times New Roman"/>
-          <w:b w:val="0"/>
-          <w:sz w:val="28"/>
-          <w:rFonts w:ascii="Times New Roman" w:hAnsi="Times New Roman" w:cs="Times New Roman" w:eastAsia="Times New Roman"/>
-        </w:rPr>
-        <w:t>Предмет исследования – методы комбинаторной оптимизации, архитектурные решения и программные средства автоматизации серверной части системы составления учебного расписания.</w:t>
-      </w:r>
-    </w:p>
-    <w:p>
-      <w:pPr>
-        <w:spacing w:line="360" w:lineRule="auto" w:after="0"/>
-        <w:ind w:firstLine="709"/>
-        <w:jc w:val="both"/>
-      </w:pPr>
-      <w:r>
-        <w:rPr>
-          <w:rFonts w:ascii="Times New Roman" w:hAnsi="Times New Roman"/>
-          <w:b w:val="0"/>
-          <w:sz w:val="28"/>
-          <w:rFonts w:ascii="Times New Roman" w:hAnsi="Times New Roman" w:cs="Times New Roman" w:eastAsia="Times New Roman"/>
-        </w:rPr>
-        <w:t>В результате выпускной квалификационной работы решены следующие задачи: проведён анализ предметной области и существующих решений и сформированы требования к системе; спроектированы доменная модель и реляционная база данных PostgreSQL; формализована система жёстких и мягких ограничений и построена математическая модель задачи; разработан модуль автоматического составления расписания на основе библиотеки Google OR-Tools с решателем CP-SAT; реализованы программный интерфейс REST, интеграция с системой «Нагрузка ВУЗа», аутентификация пользователей через доменные учётные записи и журналирование изменений учебной нагрузки; проведено тестирование разработанной серверной части.</w:t>
-      </w:r>
-    </w:p>
-    <w:p>
-      <w:pPr>
-        <w:spacing w:line="360" w:lineRule="auto" w:after="0"/>
-        <w:ind w:firstLine="709"/>
-        <w:jc w:val="both"/>
-      </w:pPr>
-      <w:r>
-        <w:rPr>
-          <w:rFonts w:ascii="Times New Roman" w:hAnsi="Times New Roman"/>
-          <w:b w:val="0"/>
-          <w:sz w:val="28"/>
-          <w:rFonts w:ascii="Times New Roman" w:hAnsi="Times New Roman" w:cs="Times New Roman" w:eastAsia="Times New Roman"/>
-        </w:rPr>
-        <w:t>Объём работы – 70 страниц печатного текста, количество рисунков – 11, таблиц – 7, использованных источников литературы – 33.</w:t>
-      </w:r>
-    </w:p>
-    <w:p>
-      <w:pPr>
-        <w:spacing w:line="360" w:lineRule="auto" w:after="0"/>
-        <w:ind w:firstLine="709"/>
-        <w:jc w:val="both"/>
-      </w:pPr>
-      <w:r>
-        <w:rPr>
-          <w:rFonts w:ascii="Times New Roman" w:hAnsi="Times New Roman"/>
-          <w:b w:val="0"/>
-          <w:sz w:val="28"/>
-          <w:rFonts w:ascii="Times New Roman" w:hAnsi="Times New Roman" w:cs="Times New Roman" w:eastAsia="Times New Roman"/>
-        </w:rPr>
-        <w:t>Ключевые слова: УЧЕБНОЕ РАСПИСАНИЕ, КОМБИНАТОРНАЯ ОПТИМИЗАЦИЯ, ПРОГРАММИРОВАНИЕ В ОГРАНИЧЕНИЯХ, CP-SAT, GOOGLE OR-TOOLS, ЧИСТАЯ АРХИТЕКТУРА, ASP.NET CORE, POSTGRESQL, REST API, ИНТЕГРАЦИЯ ДАННЫХ.</w:t>
-      </w:r>
-    </w:p>
-    <w:p>
-      <w:pPr>
-        <w:pageBreakBefore/>
         <w:spacing w:line="360" w:lineRule="auto"/>
         <w:jc w:val="center"/>
         <w:rPr>
@@ -1236,25 +1108,107 @@
     <w:p>
       <w:pPr>
         <w:spacing w:line="360" w:lineRule="auto"/>
-        <w:ind w:firstLine="709"/>
-        <w:jc w:val="both"/>
-      </w:pPr>
+      </w:pPr>
+      <w:r>
+        <w:rPr>
+          <w:i/>
+          <w:iCs/>
+          <w:sz w:val="28"/>
+          <w:szCs w:val="28"/>
+        </w:rPr>
+        <w:t xml:space="preserve">Выпускная квалификационная работа состоит из введения, __ глав, заключения, списка библиографических источников ___ наименований. Работа изложена на ___ страницах машинописного текста. В первой главе </w:t>
+      </w:r>
       <w:proofErr w:type="gramStart"/>
+      <w:r>
+        <w:rPr>
+          <w:i/>
+          <w:iCs/>
+          <w:sz w:val="28"/>
+          <w:szCs w:val="28"/>
+        </w:rPr>
+        <w:t>«….</w:t>
+      </w:r>
       <w:proofErr w:type="gramEnd"/>
+      <w:r>
+        <w:rPr>
+          <w:i/>
+          <w:iCs/>
+          <w:sz w:val="28"/>
+          <w:szCs w:val="28"/>
+        </w:rPr>
+        <w:t xml:space="preserve">» рассмотрены …. Во второй главе </w:t>
+      </w:r>
       <w:proofErr w:type="gramStart"/>
+      <w:r>
+        <w:rPr>
+          <w:i/>
+          <w:iCs/>
+          <w:sz w:val="28"/>
+          <w:szCs w:val="28"/>
+        </w:rPr>
+        <w:t>«….</w:t>
+      </w:r>
       <w:proofErr w:type="gramEnd"/>
+      <w:r>
+        <w:rPr>
+          <w:i/>
+          <w:iCs/>
+          <w:sz w:val="28"/>
+          <w:szCs w:val="28"/>
+        </w:rPr>
+        <w:t>» приводятся</w:t>
+      </w:r>
       <w:proofErr w:type="gramStart"/>
+      <w:r>
+        <w:rPr>
+          <w:i/>
+          <w:iCs/>
+          <w:sz w:val="28"/>
+          <w:szCs w:val="28"/>
+        </w:rPr>
+        <w:t xml:space="preserve"> ….</w:t>
+      </w:r>
       <w:proofErr w:type="gramEnd"/>
+      <w:r>
+        <w:rPr>
+          <w:i/>
+          <w:iCs/>
+          <w:sz w:val="28"/>
+          <w:szCs w:val="28"/>
+        </w:rPr>
+        <w:t xml:space="preserve">. В третьей главе </w:t>
+      </w:r>
       <w:proofErr w:type="gramStart"/>
+      <w:r>
+        <w:rPr>
+          <w:i/>
+          <w:iCs/>
+          <w:sz w:val="28"/>
+          <w:szCs w:val="28"/>
+        </w:rPr>
+        <w:t>«….</w:t>
+      </w:r>
       <w:proofErr w:type="gramEnd"/>
       <w:r>
         <w:rPr>
-          <w:rFonts w:ascii="Times New Roman" w:hAnsi="Times New Roman"/>
-          <w:b w:val="0"/>
-          <w:sz w:val="28"/>
-          <w:rFonts w:ascii="Times New Roman" w:hAnsi="Times New Roman" w:cs="Times New Roman" w:eastAsia="Times New Roman"/>
-        </w:rPr>
-        <w:t>Выпускная квалификационная работа состоит из введения, трёх глав, заключения и списка библиографических источников из 33 наименований. Работа изложена на 70 страницах машинописного текста, содержит 11 рисунков и 7 таблиц. В первой главе «Теоретические основы автоматизированного составления учебного расписания» рассмотрены предметная область и понятийный аппарат, проанализирован процесс составления расписания в АлтГУ, выполнена постановка задачи как задачи комбинаторной оптимизации, проведён обзор методов её решения и существующих программных систем. Во второй главе «Проектирование серверной части системы» приводятся требования к системе, обоснование технологического стека и архитектуры, модель базы данных, математическая модель ограничений, а также проектирование модуля составления расписания, версионирования, транзакционной защиты, интеграции с ММИС, программного интерфейса и аутентификации. В третьей главе «Реализация и тестирование серверной части» рассматриваются программная реализация модулей с фрагментами исходного кода и результаты тестирования. В заключении приводятся итоговые выводы и обобщены результаты работы.</w:t>
+          <w:i/>
+          <w:iCs/>
+          <w:sz w:val="28"/>
+          <w:szCs w:val="28"/>
+        </w:rPr>
+        <w:t>» рассматриваются …. В заключении приводятся итоговые выводы и обобщены результаты работы</w:t>
+      </w:r>
+      <w:r>
+        <w:rPr>
+          <w:i/>
+          <w:iCs/>
+          <w:sz w:val="28"/>
+          <w:szCs w:val="28"/>
+        </w:rPr>
+        <w:t>.</w:t>
+      </w:r>
+      <w:r>
+        <w:br w:type="page"/>
       </w:r>
     </w:p>
     <w:p>
@@ -2322,51 +2276,6 @@
     </w:p>
     <w:p>
       <w:pPr>
-        <w:spacing w:line="360" w:lineRule="auto" w:after="0"/>
-        <w:ind w:firstLine="709"/>
-        <w:jc w:val="both"/>
-      </w:pPr>
-      <w:r>
-        <w:rPr>
-          <w:rFonts w:ascii="Times New Roman" w:hAnsi="Times New Roman"/>
-          <w:sz w:val="28"/>
-          <w:rFonts w:ascii="Times New Roman" w:hAnsi="Times New Roman" w:cs="Times New Roman" w:eastAsia="Times New Roman"/>
-        </w:rPr>
-        <w:t>– соответствие вместимости: занятие может быть назначено только в аудиторию, вместимость которой не меньше числа студентов учебного потока;</w:t>
-      </w:r>
-    </w:p>
-    <w:p>
-      <w:pPr>
-        <w:spacing w:line="360" w:lineRule="auto" w:after="0"/>
-        <w:ind w:firstLine="709"/>
-        <w:jc w:val="both"/>
-      </w:pPr>
-      <w:r>
-        <w:rPr>
-          <w:rFonts w:ascii="Times New Roman" w:hAnsi="Times New Roman"/>
-          <w:sz w:val="28"/>
-          <w:rFonts w:ascii="Times New Roman" w:hAnsi="Times New Roman" w:cs="Times New Roman" w:eastAsia="Times New Roman"/>
-        </w:rPr>
-        <w:t>– соблюдение смены обучения: занятия учебной группы размещаются только во временных слотах, соответствующих её смене обучения;</w:t>
-      </w:r>
-    </w:p>
-    <w:p>
-      <w:pPr>
-        <w:spacing w:line="360" w:lineRule="auto" w:after="0"/>
-        <w:ind w:firstLine="709"/>
-        <w:jc w:val="both"/>
-      </w:pPr>
-      <w:r>
-        <w:rPr>
-          <w:rFonts w:ascii="Times New Roman" w:hAnsi="Times New Roman"/>
-          <w:sz w:val="28"/>
-          <w:rFonts w:ascii="Times New Roman" w:hAnsi="Times New Roman" w:cs="Times New Roman" w:eastAsia="Times New Roman"/>
-        </w:rPr>
-        <w:t>– ограничение перемещения между корпусами: один преподаватель или одна учебная группа не могут иметь занятия в двух соседних слотах одного дня в разных учебных корпусах, так как на переход между корпусами требуется время;</w:t>
-      </w:r>
-    </w:p>
-    <w:p>
-      <w:pPr>
         <w:spacing w:line="360" w:lineRule="auto"/>
         <w:ind w:firstLine="709"/>
         <w:jc w:val="both"/>
@@ -2408,17 +2317,41 @@
     </w:p>
     <w:p>
       <w:pPr>
-        <w:spacing w:line="360" w:lineRule="auto" w:after="0"/>
+        <w:spacing w:line="360" w:lineRule="auto"/>
         <w:ind w:firstLine="709"/>
         <w:jc w:val="both"/>
       </w:pPr>
       <w:r>
         <w:rPr>
-          <w:rFonts w:ascii="Times New Roman" w:hAnsi="Times New Roman"/>
-          <w:sz w:val="28"/>
-          <w:rFonts w:ascii="Times New Roman" w:hAnsi="Times New Roman" w:cs="Times New Roman" w:eastAsia="Times New Roman"/>
-        </w:rPr>
-        <w:t>– доступность преподавателей и аудиторий: каждому временному слоту присваивается градация желательности — от запрещённого до предпочтительного, — которой соответствует весовой коэффициент штрафа (бонус за предпочтительные слоты и возрастающий штраф за нежелательные и запрещённые);</w:t>
+          <w:sz w:val="28"/>
+        </w:rPr>
+        <w:t>– доступность преподавателей и аудиторий: предпочтительность каждого временного слота задаётся тремя градациями — «запрещённое», «нежелательное» и «предпочтительное» время, — которым соответствуют убывающие весовые коэффициенты штрафа (от максимального для запрещённого времени до нулевого для предпочтительного);</w:t>
+      </w:r>
+    </w:p>
+    <w:p>
+      <w:pPr>
+        <w:spacing w:line="360" w:lineRule="auto"/>
+        <w:ind w:firstLine="709"/>
+        <w:jc w:val="both"/>
+      </w:pPr>
+      <w:r>
+        <w:rPr>
+          <w:sz w:val="28"/>
+        </w:rPr>
+        <w:t>– соблюдение смены обучения группы: занятия стремятся размещаться вблизи предпочтительного времени начала смены, а штраф возрастает по мере удаления слота от него;</w:t>
+      </w:r>
+    </w:p>
+    <w:p>
+      <w:pPr>
+        <w:spacing w:line="360" w:lineRule="auto"/>
+        <w:ind w:firstLine="709"/>
+        <w:jc w:val="both"/>
+      </w:pPr>
+      <w:r>
+        <w:rPr>
+          <w:sz w:val="28"/>
+        </w:rPr>
+        <w:t>– минимизация перемещений между корпусами: за назначение смежных занятий одного потока или преподавателя в разных учебных корпусах, когда времени на переход недостаточно, начисляется большой штраф;</w:t>
       </w:r>
     </w:p>
     <w:p>
@@ -4077,5708 +4010,6 @@
           <w:sz w:val="28"/>
         </w:rPr>
         <w:t>Проведённый анализ показывает, что ни одно из рассмотренных решений не сочетает одновременно интеграцию с системой учёта нагрузки «Нагрузка ВУЗа», адаптацию под внутренние регламенты конкретного университета, расширяемую архитектуру системы правил и надёжную защиту от коллизий при одновременной работе нескольких пользователей. Следует отметить, что разрабатываемая система носит узкоспециализированный характер и, в отличие от универсальных продуктов, ориентирована на конкретный вуз; вместе с тем именно такая специализация позволяет обеспечить перечисленные свойства, критически важные для бюро расписаний АлтГУ. На основании выполненного в данной главе анализа предметной области, формализации задачи и обзора методов и аналогов формулируется задача на разработку серверной части системы автоматизированного составления учебного расписания, проектированию и реализации которой посвящены последующие главы работы.</w:t>
-      </w:r>
-    </w:p>
-    <w:p>
-      <w:pPr>
-        <w:pageBreakBefore/>
-        <w:spacing w:line="360" w:lineRule="auto" w:after="0"/>
-        <w:jc w:val="center"/>
-      </w:pPr>
-      <w:r>
-        <w:rPr>
-          <w:rFonts w:ascii="Times New Roman" w:hAnsi="Times New Roman" w:cs="Times New Roman" w:eastAsia="Times New Roman"/>
-          <w:b/>
-          <w:i w:val="0"/>
-          <w:sz w:val="28"/>
-        </w:rPr>
-        <w:t>2 ПРОЕКТИРОВАНИЕ СЕРВЕРНОЙ ЧАСТИ СИСТЕМЫ</w:t>
-      </w:r>
-    </w:p>
-    <w:p>
-      <w:pPr>
-        <w:spacing w:line="360" w:lineRule="auto" w:after="0"/>
-        <w:ind w:firstLine="709"/>
-        <w:jc w:val="both"/>
-      </w:pPr>
-      <w:r>
-        <w:rPr>
-          <w:rFonts w:ascii="Times New Roman" w:hAnsi="Times New Roman" w:cs="Times New Roman" w:eastAsia="Times New Roman"/>
-          <w:b w:val="0"/>
-          <w:i w:val="0"/>
-          <w:sz w:val="28"/>
-        </w:rPr>
-        <w:t>Опираясь на результаты анализа предметной области и выбор метода решения, сделанные в первой главе, в этой главе проектируется серверная часть системы. Сначала формулируются требования к ней и обосновывается технологический стек, затем описывается многоуровневая архитектура и модель данных, после чего строится математическая модель задачи и проектируется модуль автоматического составления расписания. Завершают главу проектные решения, отвечающие за надёжную совместную работу: версионирование расписания, транзакционная защита от коллизий, журналирование нагрузки, интеграция с системой «Нагрузка ВУЗа», программный интерфейс, аутентификация и уведомления реального времени.</w:t>
-      </w:r>
-    </w:p>
-    <w:p>
-      <w:pPr>
-        <w:spacing w:line="360" w:lineRule="auto" w:before="120" w:after="0"/>
-        <w:ind w:firstLine="709"/>
-        <w:jc w:val="left"/>
-      </w:pPr>
-      <w:r>
-        <w:rPr>
-          <w:rFonts w:ascii="Times New Roman" w:hAnsi="Times New Roman" w:cs="Times New Roman" w:eastAsia="Times New Roman"/>
-          <w:b/>
-          <w:i w:val="0"/>
-          <w:sz w:val="28"/>
-        </w:rPr>
-        <w:t>2.1 Требования к серверной части системы</w:t>
-      </w:r>
-    </w:p>
-    <w:p>
-      <w:pPr>
-        <w:spacing w:line="360" w:lineRule="auto" w:after="0"/>
-        <w:ind w:firstLine="709"/>
-        <w:jc w:val="both"/>
-      </w:pPr>
-      <w:r>
-        <w:rPr>
-          <w:rFonts w:ascii="Times New Roman" w:hAnsi="Times New Roman" w:cs="Times New Roman" w:eastAsia="Times New Roman"/>
-          <w:b w:val="0"/>
-          <w:i w:val="0"/>
-          <w:sz w:val="28"/>
-        </w:rPr>
-        <w:t>Серверная часть несёт на себе доменную модель, хранение данных, алгоритмическое ядро и программный интерфейс для клиентского приложения. Перечень функциональных требований к ней вытекает напрямую из проблем бюро расписаний, разобранных в разделе 1.2.</w:t>
-      </w:r>
-    </w:p>
-    <w:p>
-      <w:pPr>
-        <w:spacing w:line="360" w:lineRule="auto" w:after="0"/>
-        <w:ind w:firstLine="709"/>
-        <w:jc w:val="both"/>
-      </w:pPr>
-      <w:r>
-        <w:rPr>
-          <w:rFonts w:ascii="Times New Roman" w:hAnsi="Times New Roman" w:cs="Times New Roman" w:eastAsia="Times New Roman"/>
-          <w:b w:val="0"/>
-          <w:i w:val="0"/>
-          <w:sz w:val="28"/>
-        </w:rPr>
-        <w:t>– хранить нормализованные данные об аудиторном фонде, учебной нагрузке и расписании;</w:t>
-      </w:r>
-    </w:p>
-    <w:p>
-      <w:pPr>
-        <w:spacing w:line="360" w:lineRule="auto" w:after="0"/>
-        <w:ind w:firstLine="709"/>
-        <w:jc w:val="both"/>
-      </w:pPr>
-      <w:r>
-        <w:rPr>
-          <w:rFonts w:ascii="Times New Roman" w:hAnsi="Times New Roman" w:cs="Times New Roman" w:eastAsia="Times New Roman"/>
-          <w:b w:val="0"/>
-          <w:i w:val="0"/>
-          <w:sz w:val="28"/>
-        </w:rPr>
-        <w:t>– получать справочники и нагрузку из системы «Нагрузка ВУЗа» с фиксацией истории изменений;</w:t>
-      </w:r>
-    </w:p>
-    <w:p>
-      <w:pPr>
-        <w:spacing w:line="360" w:lineRule="auto" w:after="0"/>
-        <w:ind w:firstLine="709"/>
-        <w:jc w:val="both"/>
-      </w:pPr>
-      <w:r>
-        <w:rPr>
-          <w:rFonts w:ascii="Times New Roman" w:hAnsi="Times New Roman" w:cs="Times New Roman" w:eastAsia="Times New Roman"/>
-          <w:b w:val="0"/>
-          <w:i w:val="0"/>
-          <w:sz w:val="28"/>
-        </w:rPr>
-        <w:t>– автоматически составлять расписание методом комбинаторной оптимизации с учётом всех жёстких и мягких ограничений — как для всего университета, так и для отдельного института с учётом ресурсов, уже занятых другими институтами;</w:t>
-      </w:r>
-    </w:p>
-    <w:p>
-      <w:pPr>
-        <w:spacing w:line="360" w:lineRule="auto" w:after="0"/>
-        <w:ind w:firstLine="709"/>
-        <w:jc w:val="both"/>
-      </w:pPr>
-      <w:r>
-        <w:rPr>
-          <w:rFonts w:ascii="Times New Roman" w:hAnsi="Times New Roman" w:cs="Times New Roman" w:eastAsia="Times New Roman"/>
-          <w:b w:val="0"/>
-          <w:i w:val="0"/>
-          <w:sz w:val="28"/>
-        </w:rPr>
-        <w:t>– поддерживать черновики: строить предварительный вариант, публиковать его и откатывать;</w:t>
-      </w:r>
-    </w:p>
-    <w:p>
-      <w:pPr>
-        <w:spacing w:line="360" w:lineRule="auto" w:after="0"/>
-        <w:ind w:firstLine="709"/>
-        <w:jc w:val="both"/>
-      </w:pPr>
-      <w:r>
-        <w:rPr>
-          <w:rFonts w:ascii="Times New Roman" w:hAnsi="Times New Roman" w:cs="Times New Roman" w:eastAsia="Times New Roman"/>
-          <w:b w:val="0"/>
-          <w:i w:val="0"/>
-          <w:sz w:val="28"/>
-        </w:rPr>
-        <w:t>– позволять править расписание вручную (добавлять, удалять и переносить занятия) с проверкой ограничений и обнаружением коллизий;</w:t>
-      </w:r>
-    </w:p>
-    <w:p>
-      <w:pPr>
-        <w:spacing w:line="360" w:lineRule="auto" w:after="0"/>
-        <w:ind w:firstLine="709"/>
-        <w:jc w:val="both"/>
-      </w:pPr>
-      <w:r>
-        <w:rPr>
-          <w:rFonts w:ascii="Times New Roman" w:hAnsi="Times New Roman" w:cs="Times New Roman" w:eastAsia="Times New Roman"/>
-          <w:b w:val="0"/>
-          <w:i w:val="0"/>
-          <w:sz w:val="28"/>
-        </w:rPr>
-        <w:t>– отдавать расписание в трёх представлениях — по группам, преподавателям и аудиториям;</w:t>
-      </w:r>
-    </w:p>
-    <w:p>
-      <w:pPr>
-        <w:spacing w:line="360" w:lineRule="auto" w:after="0"/>
-        <w:ind w:firstLine="709"/>
-        <w:jc w:val="both"/>
-      </w:pPr>
-      <w:r>
-        <w:rPr>
-          <w:rFonts w:ascii="Times New Roman" w:hAnsi="Times New Roman" w:cs="Times New Roman" w:eastAsia="Times New Roman"/>
-          <w:b w:val="0"/>
-          <w:i w:val="0"/>
-          <w:sz w:val="28"/>
-        </w:rPr>
-        <w:t>– управлять аудиторным фондом, оборудованием, доступностью и весами мягких ограничений;</w:t>
-      </w:r>
-    </w:p>
-    <w:p>
-      <w:pPr>
-        <w:spacing w:line="360" w:lineRule="auto" w:after="0"/>
-        <w:ind w:firstLine="709"/>
-        <w:jc w:val="both"/>
-      </w:pPr>
-      <w:r>
-        <w:rPr>
-          <w:rFonts w:ascii="Times New Roman" w:hAnsi="Times New Roman" w:cs="Times New Roman" w:eastAsia="Times New Roman"/>
-          <w:b w:val="0"/>
-          <w:i w:val="0"/>
-          <w:sz w:val="28"/>
-        </w:rPr>
-        <w:t>– аутентифицировать пользователей через доменные учётные записи и разграничивать права;</w:t>
-      </w:r>
-    </w:p>
-    <w:p>
-      <w:pPr>
-        <w:spacing w:line="360" w:lineRule="auto" w:after="0"/>
-        <w:ind w:firstLine="709"/>
-        <w:jc w:val="both"/>
-      </w:pPr>
-      <w:r>
-        <w:rPr>
-          <w:rFonts w:ascii="Times New Roman" w:hAnsi="Times New Roman" w:cs="Times New Roman" w:eastAsia="Times New Roman"/>
-          <w:b w:val="0"/>
-          <w:i w:val="0"/>
-          <w:sz w:val="28"/>
-        </w:rPr>
-        <w:t>– оповещать клиентов об изменениях расписания и нагрузки в реальном времени.</w:t>
-      </w:r>
-    </w:p>
-    <w:p>
-      <w:pPr>
-        <w:spacing w:line="360" w:lineRule="auto" w:after="0"/>
-        <w:ind w:firstLine="709"/>
-        <w:jc w:val="both"/>
-      </w:pPr>
-      <w:r>
-        <w:rPr>
-          <w:rFonts w:ascii="Times New Roman" w:hAnsi="Times New Roman" w:cs="Times New Roman" w:eastAsia="Times New Roman"/>
-          <w:b w:val="0"/>
-          <w:i w:val="0"/>
-          <w:sz w:val="28"/>
-        </w:rPr>
-        <w:t>Нефункциональные требования задают планку качества. Главное из них — корректность при одновременной работе: система обязана исключать коллизии и потерянные изменения, когда несколько сотрудников правят расписание параллельно, — именно этого не хватало прежнему процессу. К нему примыкают расширяемость (новое правило составления или источник данных не должны затрагивать существующий код), тестируемость ядра, отзывчивость интерфейса при длительной генерации и защита канала передачи учётных данных.</w:t>
-      </w:r>
-    </w:p>
-    <w:p>
-      <w:pPr>
-        <w:spacing w:line="360" w:lineRule="auto" w:before="120" w:after="0"/>
-        <w:ind w:firstLine="709"/>
-        <w:jc w:val="left"/>
-      </w:pPr>
-      <w:r>
-        <w:rPr>
-          <w:rFonts w:ascii="Times New Roman" w:hAnsi="Times New Roman" w:cs="Times New Roman" w:eastAsia="Times New Roman"/>
-          <w:b/>
-          <w:i w:val="0"/>
-          <w:sz w:val="28"/>
-        </w:rPr>
-        <w:t>2.2 Технологический стек</w:t>
-      </w:r>
-    </w:p>
-    <w:p>
-      <w:pPr>
-        <w:spacing w:line="360" w:lineRule="auto" w:after="0"/>
-        <w:ind w:firstLine="709"/>
-        <w:jc w:val="both"/>
-      </w:pPr>
-      <w:r>
-        <w:rPr>
-          <w:rFonts w:ascii="Times New Roman" w:hAnsi="Times New Roman" w:cs="Times New Roman" w:eastAsia="Times New Roman"/>
-          <w:b w:val="0"/>
-          <w:i w:val="0"/>
-          <w:sz w:val="28"/>
-        </w:rPr>
-        <w:t>Стек подобран под три приоритета — расширяемость, тестируемость и наличие зрелого решателя задач комбинаторной оптимизации. Основой служит платформа .NET и язык C#: статическая типизация и развитые средства абстракции упрощают поддержку крупной доменной модели, а у библиотеки Google OR-Tools, выбранной в разделе 1.4, есть готовый программный интерфейс для C# [13, 20]. Веб-приложение построено на ASP.NET Core — кроссплатформенном и высокопроизводительном каркасе [21, 22].</w:t>
-      </w:r>
-    </w:p>
-    <w:p>
-      <w:pPr>
-        <w:spacing w:line="360" w:lineRule="auto" w:after="0"/>
-        <w:ind w:firstLine="709"/>
-        <w:jc w:val="both"/>
-      </w:pPr>
-      <w:r>
-        <w:rPr>
-          <w:rFonts w:ascii="Times New Roman" w:hAnsi="Times New Roman" w:cs="Times New Roman" w:eastAsia="Times New Roman"/>
-          <w:b w:val="0"/>
-          <w:i w:val="0"/>
-          <w:sz w:val="28"/>
-        </w:rPr>
-        <w:t>Данные хранятся в PostgreSQL: эта СУБД с открытым исходным кодом поддерживает строгий уровень изоляции SERIALIZABLE, без которого невозможна заявленная защита от коллизий [27]. Доступ к ней организован через объектно-реляционное отображение Entity Framework Core с миграциями схемы [28]. Прикладной слой опирается на MediatR (шаблон «посредник» для разделения команд и запросов) и FluentValidation для декларативной проверки входных данных [25]. Снимок данных из системы «Нагрузка ВУЗа», развёрнутой на MS SQL, читается через микро-ORM Dapper; уведомления реального времени доставляет SignalR. Сводный состав стека приведён в таблице 2.1.</w:t>
-      </w:r>
-    </w:p>
-    <w:p>
-      <w:pPr>
-        <w:spacing w:line="240" w:lineRule="auto" w:before="120"/>
-        <w:jc w:val="right"/>
-      </w:pPr>
-      <w:r>
-        <w:rPr>
-          <w:rFonts w:ascii="Times New Roman" w:hAnsi="Times New Roman" w:cs="Times New Roman" w:eastAsia="Times New Roman"/>
-          <w:b w:val="0"/>
-          <w:i w:val="0"/>
-          <w:sz w:val="24"/>
-        </w:rPr>
-        <w:t>Таблица 2.1 — Технологический стек серверной части</w:t>
-      </w:r>
-    </w:p>
-    <w:tbl>
-      <w:tblPr>
-        <w:tblW w:type="auto" w:w="0"/>
-        <w:jc w:val="center"/>
-        <w:tblLook w:firstColumn="1" w:firstRow="1" w:lastColumn="0" w:lastRow="0" w:noHBand="0" w:noVBand="1" w:val="04A0"/>
-        <w:tblBorders>
-          <w:top w:val="single" w:sz="4" w:space="0" w:color="000000"/>
-          <w:left w:val="single" w:sz="4" w:space="0" w:color="000000"/>
-          <w:bottom w:val="single" w:sz="4" w:space="0" w:color="000000"/>
-          <w:right w:val="single" w:sz="4" w:space="0" w:color="000000"/>
-          <w:insideH w:val="single" w:sz="4" w:space="0" w:color="000000"/>
-          <w:insideV w:val="single" w:sz="4" w:space="0" w:color="000000"/>
-        </w:tblBorders>
-      </w:tblPr>
-      <w:tblGrid>
-        <w:gridCol w:w="3118"/>
-        <w:gridCol w:w="3118"/>
-        <w:gridCol w:w="3118"/>
-      </w:tblGrid>
-      <w:tr>
-        <w:tc>
-          <w:tcPr>
-            <w:tcW w:type="dxa" w:w="2304"/>
-            <w:shd w:val="clear" w:color="auto" w:fill="1e4b8f"/>
-          </w:tcPr>
-          <w:p>
-            <w:pPr>
-              <w:spacing w:line="240" w:lineRule="auto" w:after="0"/>
-              <w:jc w:val="center"/>
-            </w:pPr>
-            <w:r>
-              <w:rPr>
-                <w:rFonts w:ascii="Times New Roman" w:hAnsi="Times New Roman" w:cs="Times New Roman" w:eastAsia="Times New Roman"/>
-                <w:b/>
-                <w:i w:val="0"/>
-                <w:color w:val="FFFFFF"/>
-                <w:sz w:val="24"/>
-              </w:rPr>
-              <w:t>Категория</w:t>
-            </w:r>
-          </w:p>
-        </w:tc>
-        <w:tc>
-          <w:tcPr>
-            <w:tcW w:type="dxa" w:w="3168"/>
-            <w:shd w:val="clear" w:color="auto" w:fill="1e4b8f"/>
-          </w:tcPr>
-          <w:p>
-            <w:pPr>
-              <w:spacing w:line="240" w:lineRule="auto" w:after="0"/>
-              <w:jc w:val="center"/>
-            </w:pPr>
-            <w:r>
-              <w:rPr>
-                <w:rFonts w:ascii="Times New Roman" w:hAnsi="Times New Roman" w:cs="Times New Roman" w:eastAsia="Times New Roman"/>
-                <w:b/>
-                <w:i w:val="0"/>
-                <w:color w:val="FFFFFF"/>
-                <w:sz w:val="24"/>
-              </w:rPr>
-              <w:t>Технология</w:t>
-            </w:r>
-          </w:p>
-        </w:tc>
-        <w:tc>
-          <w:tcPr>
-            <w:tcW w:type="dxa" w:w="3744"/>
-            <w:shd w:val="clear" w:color="auto" w:fill="1e4b8f"/>
-          </w:tcPr>
-          <w:p>
-            <w:pPr>
-              <w:spacing w:line="240" w:lineRule="auto" w:after="0"/>
-              <w:jc w:val="center"/>
-            </w:pPr>
-            <w:r>
-              <w:rPr>
-                <w:rFonts w:ascii="Times New Roman" w:hAnsi="Times New Roman" w:cs="Times New Roman" w:eastAsia="Times New Roman"/>
-                <w:b/>
-                <w:i w:val="0"/>
-                <w:color w:val="FFFFFF"/>
-                <w:sz w:val="24"/>
-              </w:rPr>
-              <w:t>Назначение</w:t>
-            </w:r>
-          </w:p>
-        </w:tc>
-      </w:tr>
-      <w:tr>
-        <w:tc>
-          <w:tcPr>
-            <w:tcW w:type="dxa" w:w="2304"/>
-          </w:tcPr>
-          <w:p>
-            <w:pPr>
-              <w:spacing w:line="240" w:lineRule="auto" w:after="0"/>
-              <w:jc w:val="left"/>
-            </w:pPr>
-            <w:r>
-              <w:rPr>
-                <w:rFonts w:ascii="Times New Roman" w:hAnsi="Times New Roman" w:cs="Times New Roman" w:eastAsia="Times New Roman"/>
-                <w:b w:val="0"/>
-                <w:i w:val="0"/>
-                <w:sz w:val="24"/>
-              </w:rPr>
-              <w:t>Язык и платформа</w:t>
-            </w:r>
-          </w:p>
-        </w:tc>
-        <w:tc>
-          <w:tcPr>
-            <w:tcW w:type="dxa" w:w="3168"/>
-          </w:tcPr>
-          <w:p>
-            <w:pPr>
-              <w:spacing w:line="240" w:lineRule="auto" w:after="0"/>
-              <w:jc w:val="left"/>
-            </w:pPr>
-            <w:r>
-              <w:rPr>
-                <w:rFonts w:ascii="Times New Roman" w:hAnsi="Times New Roman" w:cs="Times New Roman" w:eastAsia="Times New Roman"/>
-                <w:b w:val="0"/>
-                <w:i w:val="0"/>
-                <w:sz w:val="24"/>
-              </w:rPr>
-              <w:t>C#, .NET, ASP.NET Core</w:t>
-            </w:r>
-          </w:p>
-        </w:tc>
-        <w:tc>
-          <w:tcPr>
-            <w:tcW w:type="dxa" w:w="3744"/>
-          </w:tcPr>
-          <w:p>
-            <w:pPr>
-              <w:spacing w:line="240" w:lineRule="auto" w:after="0"/>
-              <w:jc w:val="left"/>
-            </w:pPr>
-            <w:r>
-              <w:rPr>
-                <w:rFonts w:ascii="Times New Roman" w:hAnsi="Times New Roman" w:cs="Times New Roman" w:eastAsia="Times New Roman"/>
-                <w:b w:val="0"/>
-                <w:i w:val="0"/>
-                <w:sz w:val="24"/>
-              </w:rPr>
-              <w:t>Серверное приложение и веб-API</w:t>
-            </w:r>
-          </w:p>
-        </w:tc>
-      </w:tr>
-      <w:tr>
-        <w:tc>
-          <w:tcPr>
-            <w:tcW w:type="dxa" w:w="2304"/>
-          </w:tcPr>
-          <w:p>
-            <w:pPr>
-              <w:spacing w:line="240" w:lineRule="auto" w:after="0"/>
-              <w:jc w:val="left"/>
-            </w:pPr>
-            <w:r>
-              <w:rPr>
-                <w:rFonts w:ascii="Times New Roman" w:hAnsi="Times New Roman" w:cs="Times New Roman" w:eastAsia="Times New Roman"/>
-                <w:b w:val="0"/>
-                <w:i w:val="0"/>
-                <w:sz w:val="24"/>
-              </w:rPr>
-              <w:t>Доступ к данным</w:t>
-            </w:r>
-          </w:p>
-        </w:tc>
-        <w:tc>
-          <w:tcPr>
-            <w:tcW w:type="dxa" w:w="3168"/>
-          </w:tcPr>
-          <w:p>
-            <w:pPr>
-              <w:spacing w:line="240" w:lineRule="auto" w:after="0"/>
-              <w:jc w:val="left"/>
-            </w:pPr>
-            <w:r>
-              <w:rPr>
-                <w:rFonts w:ascii="Times New Roman" w:hAnsi="Times New Roman" w:cs="Times New Roman" w:eastAsia="Times New Roman"/>
-                <w:b w:val="0"/>
-                <w:i w:val="0"/>
-                <w:sz w:val="24"/>
-              </w:rPr>
-              <w:t>Entity Framework Core, Npgsql</w:t>
-            </w:r>
-          </w:p>
-        </w:tc>
-        <w:tc>
-          <w:tcPr>
-            <w:tcW w:type="dxa" w:w="3744"/>
-          </w:tcPr>
-          <w:p>
-            <w:pPr>
-              <w:spacing w:line="240" w:lineRule="auto" w:after="0"/>
-              <w:jc w:val="left"/>
-            </w:pPr>
-            <w:r>
-              <w:rPr>
-                <w:rFonts w:ascii="Times New Roman" w:hAnsi="Times New Roman" w:cs="Times New Roman" w:eastAsia="Times New Roman"/>
-                <w:b w:val="0"/>
-                <w:i w:val="0"/>
-                <w:sz w:val="24"/>
-              </w:rPr>
-              <w:t>ORM и драйвер PostgreSQL</w:t>
-            </w:r>
-          </w:p>
-        </w:tc>
-      </w:tr>
-      <w:tr>
-        <w:tc>
-          <w:tcPr>
-            <w:tcW w:type="dxa" w:w="2304"/>
-          </w:tcPr>
-          <w:p>
-            <w:pPr>
-              <w:spacing w:line="240" w:lineRule="auto" w:after="0"/>
-              <w:jc w:val="left"/>
-            </w:pPr>
-            <w:r>
-              <w:rPr>
-                <w:rFonts w:ascii="Times New Roman" w:hAnsi="Times New Roman" w:cs="Times New Roman" w:eastAsia="Times New Roman"/>
-                <w:b w:val="0"/>
-                <w:i w:val="0"/>
-                <w:sz w:val="24"/>
-              </w:rPr>
-              <w:t>СУБД</w:t>
-            </w:r>
-          </w:p>
-        </w:tc>
-        <w:tc>
-          <w:tcPr>
-            <w:tcW w:type="dxa" w:w="3168"/>
-          </w:tcPr>
-          <w:p>
-            <w:pPr>
-              <w:spacing w:line="240" w:lineRule="auto" w:after="0"/>
-              <w:jc w:val="left"/>
-            </w:pPr>
-            <w:r>
-              <w:rPr>
-                <w:rFonts w:ascii="Times New Roman" w:hAnsi="Times New Roman" w:cs="Times New Roman" w:eastAsia="Times New Roman"/>
-                <w:b w:val="0"/>
-                <w:i w:val="0"/>
-                <w:sz w:val="24"/>
-              </w:rPr>
-              <w:t>PostgreSQL</w:t>
-            </w:r>
-          </w:p>
-        </w:tc>
-        <w:tc>
-          <w:tcPr>
-            <w:tcW w:type="dxa" w:w="3744"/>
-          </w:tcPr>
-          <w:p>
-            <w:pPr>
-              <w:spacing w:line="240" w:lineRule="auto" w:after="0"/>
-              <w:jc w:val="left"/>
-            </w:pPr>
-            <w:r>
-              <w:rPr>
-                <w:rFonts w:ascii="Times New Roman" w:hAnsi="Times New Roman" w:cs="Times New Roman" w:eastAsia="Times New Roman"/>
-                <w:b w:val="0"/>
-                <w:i w:val="0"/>
-                <w:sz w:val="24"/>
-              </w:rPr>
-              <w:t>Хранение данных, транзакции SERIALIZABLE</w:t>
-            </w:r>
-          </w:p>
-        </w:tc>
-      </w:tr>
-      <w:tr>
-        <w:tc>
-          <w:tcPr>
-            <w:tcW w:type="dxa" w:w="2304"/>
-          </w:tcPr>
-          <w:p>
-            <w:pPr>
-              <w:spacing w:line="240" w:lineRule="auto" w:after="0"/>
-              <w:jc w:val="left"/>
-            </w:pPr>
-            <w:r>
-              <w:rPr>
-                <w:rFonts w:ascii="Times New Roman" w:hAnsi="Times New Roman" w:cs="Times New Roman" w:eastAsia="Times New Roman"/>
-                <w:b w:val="0"/>
-                <w:i w:val="0"/>
-                <w:sz w:val="24"/>
-              </w:rPr>
-              <w:t>Оптимизация</w:t>
-            </w:r>
-          </w:p>
-        </w:tc>
-        <w:tc>
-          <w:tcPr>
-            <w:tcW w:type="dxa" w:w="3168"/>
-          </w:tcPr>
-          <w:p>
-            <w:pPr>
-              <w:spacing w:line="240" w:lineRule="auto" w:after="0"/>
-              <w:jc w:val="left"/>
-            </w:pPr>
-            <w:r>
-              <w:rPr>
-                <w:rFonts w:ascii="Times New Roman" w:hAnsi="Times New Roman" w:cs="Times New Roman" w:eastAsia="Times New Roman"/>
-                <w:b w:val="0"/>
-                <w:i w:val="0"/>
-                <w:sz w:val="24"/>
-              </w:rPr>
-              <w:t>Google OR-Tools (CP-SAT)</w:t>
-            </w:r>
-          </w:p>
-        </w:tc>
-        <w:tc>
-          <w:tcPr>
-            <w:tcW w:type="dxa" w:w="3744"/>
-          </w:tcPr>
-          <w:p>
-            <w:pPr>
-              <w:spacing w:line="240" w:lineRule="auto" w:after="0"/>
-              <w:jc w:val="left"/>
-            </w:pPr>
-            <w:r>
-              <w:rPr>
-                <w:rFonts w:ascii="Times New Roman" w:hAnsi="Times New Roman" w:cs="Times New Roman" w:eastAsia="Times New Roman"/>
-                <w:b w:val="0"/>
-                <w:i w:val="0"/>
-                <w:sz w:val="24"/>
-              </w:rPr>
-              <w:t>Решатель задачи составления расписания</w:t>
-            </w:r>
-          </w:p>
-        </w:tc>
-      </w:tr>
-      <w:tr>
-        <w:tc>
-          <w:tcPr>
-            <w:tcW w:type="dxa" w:w="2304"/>
-          </w:tcPr>
-          <w:p>
-            <w:pPr>
-              <w:spacing w:line="240" w:lineRule="auto" w:after="0"/>
-              <w:jc w:val="left"/>
-            </w:pPr>
-            <w:r>
-              <w:rPr>
-                <w:rFonts w:ascii="Times New Roman" w:hAnsi="Times New Roman" w:cs="Times New Roman" w:eastAsia="Times New Roman"/>
-                <w:b w:val="0"/>
-                <w:i w:val="0"/>
-                <w:sz w:val="24"/>
-              </w:rPr>
-              <w:t>Прикладной слой</w:t>
-            </w:r>
-          </w:p>
-        </w:tc>
-        <w:tc>
-          <w:tcPr>
-            <w:tcW w:type="dxa" w:w="3168"/>
-          </w:tcPr>
-          <w:p>
-            <w:pPr>
-              <w:spacing w:line="240" w:lineRule="auto" w:after="0"/>
-              <w:jc w:val="left"/>
-            </w:pPr>
-            <w:r>
-              <w:rPr>
-                <w:rFonts w:ascii="Times New Roman" w:hAnsi="Times New Roman" w:cs="Times New Roman" w:eastAsia="Times New Roman"/>
-                <w:b w:val="0"/>
-                <w:i w:val="0"/>
-                <w:sz w:val="24"/>
-              </w:rPr>
-              <w:t>MediatR, FluentValidation</w:t>
-            </w:r>
-          </w:p>
-        </w:tc>
-        <w:tc>
-          <w:tcPr>
-            <w:tcW w:type="dxa" w:w="3744"/>
-          </w:tcPr>
-          <w:p>
-            <w:pPr>
-              <w:spacing w:line="240" w:lineRule="auto" w:after="0"/>
-              <w:jc w:val="left"/>
-            </w:pPr>
-            <w:r>
-              <w:rPr>
-                <w:rFonts w:ascii="Times New Roman" w:hAnsi="Times New Roman" w:cs="Times New Roman" w:eastAsia="Times New Roman"/>
-                <w:b w:val="0"/>
-                <w:i w:val="0"/>
-                <w:sz w:val="24"/>
-              </w:rPr>
-              <w:t>CQRS-посредник и валидация</w:t>
-            </w:r>
-          </w:p>
-        </w:tc>
-      </w:tr>
-      <w:tr>
-        <w:tc>
-          <w:tcPr>
-            <w:tcW w:type="dxa" w:w="2304"/>
-          </w:tcPr>
-          <w:p>
-            <w:pPr>
-              <w:spacing w:line="240" w:lineRule="auto" w:after="0"/>
-              <w:jc w:val="left"/>
-            </w:pPr>
-            <w:r>
-              <w:rPr>
-                <w:rFonts w:ascii="Times New Roman" w:hAnsi="Times New Roman" w:cs="Times New Roman" w:eastAsia="Times New Roman"/>
-                <w:b w:val="0"/>
-                <w:i w:val="0"/>
-                <w:sz w:val="24"/>
-              </w:rPr>
-              <w:t>Интеграция с ММИС</w:t>
-            </w:r>
-          </w:p>
-        </w:tc>
-        <w:tc>
-          <w:tcPr>
-            <w:tcW w:type="dxa" w:w="3168"/>
-          </w:tcPr>
-          <w:p>
-            <w:pPr>
-              <w:spacing w:line="240" w:lineRule="auto" w:after="0"/>
-              <w:jc w:val="left"/>
-            </w:pPr>
-            <w:r>
-              <w:rPr>
-                <w:rFonts w:ascii="Times New Roman" w:hAnsi="Times New Roman" w:cs="Times New Roman" w:eastAsia="Times New Roman"/>
-                <w:b w:val="0"/>
-                <w:i w:val="0"/>
-                <w:sz w:val="24"/>
-              </w:rPr>
-              <w:t>Dapper, Microsoft.Data.SqlClient</w:t>
-            </w:r>
-          </w:p>
-        </w:tc>
-        <w:tc>
-          <w:tcPr>
-            <w:tcW w:type="dxa" w:w="3744"/>
-          </w:tcPr>
-          <w:p>
-            <w:pPr>
-              <w:spacing w:line="240" w:lineRule="auto" w:after="0"/>
-              <w:jc w:val="left"/>
-            </w:pPr>
-            <w:r>
-              <w:rPr>
-                <w:rFonts w:ascii="Times New Roman" w:hAnsi="Times New Roman" w:cs="Times New Roman" w:eastAsia="Times New Roman"/>
-                <w:b w:val="0"/>
-                <w:i w:val="0"/>
-                <w:sz w:val="24"/>
-              </w:rPr>
-              <w:t>Чтение снимка справочников и нагрузки</w:t>
-            </w:r>
-          </w:p>
-        </w:tc>
-      </w:tr>
-      <w:tr>
-        <w:tc>
-          <w:tcPr>
-            <w:tcW w:type="dxa" w:w="2304"/>
-          </w:tcPr>
-          <w:p>
-            <w:pPr>
-              <w:spacing w:line="240" w:lineRule="auto" w:after="0"/>
-              <w:jc w:val="left"/>
-            </w:pPr>
-            <w:r>
-              <w:rPr>
-                <w:rFonts w:ascii="Times New Roman" w:hAnsi="Times New Roman" w:cs="Times New Roman" w:eastAsia="Times New Roman"/>
-                <w:b w:val="0"/>
-                <w:i w:val="0"/>
-                <w:sz w:val="24"/>
-              </w:rPr>
-              <w:t>Реальное время</w:t>
-            </w:r>
-          </w:p>
-        </w:tc>
-        <w:tc>
-          <w:tcPr>
-            <w:tcW w:type="dxa" w:w="3168"/>
-          </w:tcPr>
-          <w:p>
-            <w:pPr>
-              <w:spacing w:line="240" w:lineRule="auto" w:after="0"/>
-              <w:jc w:val="left"/>
-            </w:pPr>
-            <w:r>
-              <w:rPr>
-                <w:rFonts w:ascii="Times New Roman" w:hAnsi="Times New Roman" w:cs="Times New Roman" w:eastAsia="Times New Roman"/>
-                <w:b w:val="0"/>
-                <w:i w:val="0"/>
-                <w:sz w:val="24"/>
-              </w:rPr>
-              <w:t>SignalR</w:t>
-            </w:r>
-          </w:p>
-        </w:tc>
-        <w:tc>
-          <w:tcPr>
-            <w:tcW w:type="dxa" w:w="3744"/>
-          </w:tcPr>
-          <w:p>
-            <w:pPr>
-              <w:spacing w:line="240" w:lineRule="auto" w:after="0"/>
-              <w:jc w:val="left"/>
-            </w:pPr>
-            <w:r>
-              <w:rPr>
-                <w:rFonts w:ascii="Times New Roman" w:hAnsi="Times New Roman" w:cs="Times New Roman" w:eastAsia="Times New Roman"/>
-                <w:b w:val="0"/>
-                <w:i w:val="0"/>
-                <w:sz w:val="24"/>
-              </w:rPr>
-              <w:t>Уведомления клиентов по WebSocket</w:t>
-            </w:r>
-          </w:p>
-        </w:tc>
-      </w:tr>
-      <w:tr>
-        <w:tc>
-          <w:tcPr>
-            <w:tcW w:type="dxa" w:w="2304"/>
-          </w:tcPr>
-          <w:p>
-            <w:pPr>
-              <w:spacing w:line="240" w:lineRule="auto" w:after="0"/>
-              <w:jc w:val="left"/>
-            </w:pPr>
-            <w:r>
-              <w:rPr>
-                <w:rFonts w:ascii="Times New Roman" w:hAnsi="Times New Roman" w:cs="Times New Roman" w:eastAsia="Times New Roman"/>
-                <w:b w:val="0"/>
-                <w:i w:val="0"/>
-                <w:sz w:val="24"/>
-              </w:rPr>
-              <w:t>Аутентификация</w:t>
-            </w:r>
-          </w:p>
-        </w:tc>
-        <w:tc>
-          <w:tcPr>
-            <w:tcW w:type="dxa" w:w="3168"/>
-          </w:tcPr>
-          <w:p>
-            <w:pPr>
-              <w:spacing w:line="240" w:lineRule="auto" w:after="0"/>
-              <w:jc w:val="left"/>
-            </w:pPr>
-            <w:r>
-              <w:rPr>
-                <w:rFonts w:ascii="Times New Roman" w:hAnsi="Times New Roman" w:cs="Times New Roman" w:eastAsia="Times New Roman"/>
-                <w:b w:val="0"/>
-                <w:i w:val="0"/>
-                <w:sz w:val="24"/>
-              </w:rPr>
-              <w:t>LDAP (служба каталогов), JWT</w:t>
-            </w:r>
-          </w:p>
-        </w:tc>
-        <w:tc>
-          <w:tcPr>
-            <w:tcW w:type="dxa" w:w="3744"/>
-          </w:tcPr>
-          <w:p>
-            <w:pPr>
-              <w:spacing w:line="240" w:lineRule="auto" w:after="0"/>
-              <w:jc w:val="left"/>
-            </w:pPr>
-            <w:r>
-              <w:rPr>
-                <w:rFonts w:ascii="Times New Roman" w:hAnsi="Times New Roman" w:cs="Times New Roman" w:eastAsia="Times New Roman"/>
-                <w:b w:val="0"/>
-                <w:i w:val="0"/>
-                <w:sz w:val="24"/>
-              </w:rPr>
-              <w:t>Вход через доменные учётные записи</w:t>
-            </w:r>
-          </w:p>
-        </w:tc>
-      </w:tr>
-    </w:tbl>
-    <w:p>
-      <w:pPr>
-        <w:spacing w:line="360" w:lineRule="auto" w:after="0"/>
-        <w:ind w:firstLine="709"/>
-        <w:jc w:val="both"/>
-      </w:pPr>
-      <w:r>
-        <w:rPr>
-          <w:rFonts w:ascii="Times New Roman" w:hAnsi="Times New Roman" w:cs="Times New Roman" w:eastAsia="Times New Roman"/>
-          <w:b w:val="0"/>
-          <w:i w:val="0"/>
-          <w:sz w:val="28"/>
-        </w:rPr>
-        <w:t>Все перечисленные средства — зрелые технологии с открытым исходным кодом и активной поддержкой, что обеспечивает долговременную сопровождаемость системы.</w:t>
-      </w:r>
-    </w:p>
-    <w:p>
-      <w:pPr>
-        <w:spacing w:line="360" w:lineRule="auto" w:before="120" w:after="0"/>
-        <w:ind w:firstLine="709"/>
-        <w:jc w:val="left"/>
-      </w:pPr>
-      <w:r>
-        <w:rPr>
-          <w:rFonts w:ascii="Times New Roman" w:hAnsi="Times New Roman" w:cs="Times New Roman" w:eastAsia="Times New Roman"/>
-          <w:b/>
-          <w:i w:val="0"/>
-          <w:sz w:val="28"/>
-        </w:rPr>
-        <w:t>2.3 Архитектура серверной части</w:t>
-      </w:r>
-    </w:p>
-    <w:p>
-      <w:pPr>
-        <w:spacing w:line="360" w:lineRule="auto" w:after="0"/>
-        <w:ind w:firstLine="709"/>
-        <w:jc w:val="both"/>
-      </w:pPr>
-      <w:r>
-        <w:rPr>
-          <w:rFonts w:ascii="Times New Roman" w:hAnsi="Times New Roman" w:cs="Times New Roman" w:eastAsia="Times New Roman"/>
-          <w:b w:val="0"/>
-          <w:i w:val="0"/>
-          <w:sz w:val="28"/>
-        </w:rPr>
-        <w:t>Серверная часть построена по принципам чистой архитектуры (Clean Architecture) и предметно-ориентированного проектирования [23, 24] и разделена на четыре проекта: Domain, Application, Infrastructure и API. Деление подчинено правилу зависимостей — внешние слои знают о внутренних, но не наоборот; в центре находится слой предметной области, не зависящий ни от каких технологий. Схема слоёв и направление зависимостей показаны на рисунке 2.1.</w:t>
-      </w:r>
-    </w:p>
-    <w:p>
-      <w:pPr>
-        <w:spacing w:line="240" w:lineRule="auto" w:before="120"/>
-        <w:jc w:val="center"/>
-      </w:pPr>
-      <w:r>
-        <w:drawing>
-          <wp:inline xmlns:a="http://schemas.openxmlformats.org/drawingml/2006/main" xmlns:pic="http://schemas.openxmlformats.org/drawingml/2006/picture">
-            <wp:extent cx="5669280" cy="5346821"/>
-            <wp:docPr id="44" name="Picture 44"/>
-            <wp:cNvGraphicFramePr>
-              <a:graphicFrameLocks noChangeAspect="1"/>
-            </wp:cNvGraphicFramePr>
-            <a:graphic>
-              <a:graphicData uri="http://schemas.openxmlformats.org/drawingml/2006/picture">
-                <pic:pic>
-                  <pic:nvPicPr>
-                    <pic:cNvPr id="0" name="image.png"/>
-                    <pic:cNvPicPr/>
-                  </pic:nvPicPr>
-                  <pic:blipFill>
-                    <a:blip r:embed="rId16"/>
-                    <a:stretch>
-                      <a:fillRect/>
-                    </a:stretch>
-                  </pic:blipFill>
-                  <pic:spPr>
-                    <a:xfrm>
-                      <a:off x="0" y="0"/>
-                      <a:ext cx="5669280" cy="5346821"/>
-                    </a:xfrm>
-                    <a:prstGeom prst="rect"/>
-                  </pic:spPr>
-                </pic:pic>
-              </a:graphicData>
-            </a:graphic>
-          </wp:inline>
-        </w:drawing>
-      </w:r>
-    </w:p>
-    <w:p>
-      <w:pPr>
-        <w:spacing w:line="240" w:lineRule="auto" w:after="120"/>
-        <w:jc w:val="center"/>
-      </w:pPr>
-      <w:r>
-        <w:rPr>
-          <w:rFonts w:ascii="Times New Roman" w:hAnsi="Times New Roman" w:cs="Times New Roman" w:eastAsia="Times New Roman"/>
-          <w:b w:val="0"/>
-          <w:i w:val="0"/>
-          <w:sz w:val="24"/>
-        </w:rPr>
-        <w:t>Рисунок 2.1 — Многоуровневая архитектура серверной части</w:t>
-      </w:r>
-    </w:p>
-    <w:p>
-      <w:pPr>
-        <w:spacing w:line="360" w:lineRule="auto" w:after="0"/>
-        <w:ind w:firstLine="709"/>
-        <w:jc w:val="both"/>
-      </w:pPr>
-      <w:r>
-        <w:rPr>
-          <w:rFonts w:ascii="Times New Roman" w:hAnsi="Times New Roman" w:cs="Times New Roman" w:eastAsia="Times New Roman"/>
-          <w:b w:val="0"/>
-          <w:i w:val="0"/>
-          <w:sz w:val="28"/>
-        </w:rPr>
-        <w:t>Слой Domain содержит сущности и бизнес-правила. Сущности инкапсулированы: их состояние меняется только через фабричные методы и методы поведения, а инварианты проверяются статическим классом Guard, поэтому объект невозможно создать в некорректном состоянии. Слой Application реализует сценарии использования как команды и запросы (CQRS) и содержит алгоритмическое ядро, объявляя при этом интерфейсы к инфраструктуре. Слой Infrastructure реализует эти интерфейсы конкретными технологиями — доступ к базе через EF Core, интеграцию с ММИС, аутентификацию, фоновые службы. Слой API публикует REST-интерфейс и хаб уведомлений. Благодаря инверсии зависимостей конкретные технологии подключаются на внешнем слое и могут быть заменены, не затрагивая предметную логику, — это и есть техническая основа требований расширяемости и тестируемости.</w:t>
-      </w:r>
-    </w:p>
-    <w:p>
-      <w:pPr>
-        <w:spacing w:line="360" w:lineRule="auto" w:after="0"/>
-        <w:ind w:firstLine="709"/>
-        <w:jc w:val="both"/>
-      </w:pPr>
-      <w:r>
-        <w:rPr>
-          <w:rFonts w:ascii="Times New Roman" w:hAnsi="Times New Roman" w:cs="Times New Roman" w:eastAsia="Times New Roman"/>
-          <w:b w:val="0"/>
-          <w:i w:val="0"/>
-          <w:sz w:val="28"/>
-        </w:rPr>
-        <w:t>Разделение на команды и запросы выполнено посредником MediatR: каждый сценарий — это отдельный обработчик, а сквозная логика вынесена в конвейерное поведение, которое выполняется перед обработчиком. Так, проверка входных данных реализована единым поведением ValidationBehavior: оно прогоняет валидаторы FluentValidation до того, как команда дойдёт до обработчика, поэтому бизнес-логика всегда получает уже корректные данные.</w:t>
-      </w:r>
-    </w:p>
-    <w:p>
-      <w:pPr>
-        <w:spacing w:line="360" w:lineRule="auto" w:before="120" w:after="0"/>
-        <w:ind w:firstLine="709"/>
-        <w:jc w:val="left"/>
-      </w:pPr>
-      <w:r>
-        <w:rPr>
-          <w:rFonts w:ascii="Times New Roman" w:hAnsi="Times New Roman" w:cs="Times New Roman" w:eastAsia="Times New Roman"/>
-          <w:b/>
-          <w:i w:val="0"/>
-          <w:sz w:val="28"/>
-        </w:rPr>
-        <w:t>2.4 Модель базы данных</w:t>
-      </w:r>
-    </w:p>
-    <w:p>
-      <w:pPr>
-        <w:spacing w:line="360" w:lineRule="auto" w:after="0"/>
-        <w:ind w:firstLine="709"/>
-        <w:jc w:val="both"/>
-      </w:pPr>
-      <w:r>
-        <w:rPr>
-          <w:rFonts w:ascii="Times New Roman" w:hAnsi="Times New Roman" w:cs="Times New Roman" w:eastAsia="Times New Roman"/>
-          <w:b w:val="0"/>
-          <w:i w:val="0"/>
-          <w:sz w:val="28"/>
-        </w:rPr>
-        <w:t>Модель данных охватывает три предметные группы: структуру университета с аудиторным фондом, учебную нагрузку с календарём и собственно расписание с ограничениями. Проектирование выполнено в третьей нормальной форме, целостность поддерживается первичными и внешними ключами. Логическая модель приведена на рисунке 2.2.</w:t>
-      </w:r>
-    </w:p>
-    <w:p>
-      <w:pPr>
-        <w:spacing w:line="240" w:lineRule="auto" w:before="120"/>
-        <w:jc w:val="center"/>
-      </w:pPr>
-      <w:r>
-        <w:drawing>
-          <wp:inline xmlns:a="http://schemas.openxmlformats.org/drawingml/2006/main" xmlns:pic="http://schemas.openxmlformats.org/drawingml/2006/picture">
-            <wp:extent cx="5669280" cy="6058267"/>
-            <wp:docPr id="45" name="Picture 45"/>
-            <wp:cNvGraphicFramePr>
-              <a:graphicFrameLocks noChangeAspect="1"/>
-            </wp:cNvGraphicFramePr>
-            <a:graphic>
-              <a:graphicData uri="http://schemas.openxmlformats.org/drawingml/2006/picture">
-                <pic:pic>
-                  <pic:nvPicPr>
-                    <pic:cNvPr id="0" name="image.png"/>
-                    <pic:cNvPicPr/>
-                  </pic:nvPicPr>
-                  <pic:blipFill>
-                    <a:blip r:embed="rId17"/>
-                    <a:stretch>
-                      <a:fillRect/>
-                    </a:stretch>
-                  </pic:blipFill>
-                  <pic:spPr>
-                    <a:xfrm>
-                      <a:off x="0" y="0"/>
-                      <a:ext cx="5669280" cy="6058267"/>
-                    </a:xfrm>
-                    <a:prstGeom prst="rect"/>
-                  </pic:spPr>
-                </pic:pic>
-              </a:graphicData>
-            </a:graphic>
-          </wp:inline>
-        </w:drawing>
-      </w:r>
-    </w:p>
-    <w:p>
-      <w:pPr>
-        <w:spacing w:line="240" w:lineRule="auto" w:after="120"/>
-        <w:jc w:val="center"/>
-      </w:pPr>
-      <w:r>
-        <w:rPr>
-          <w:rFonts w:ascii="Times New Roman" w:hAnsi="Times New Roman" w:cs="Times New Roman" w:eastAsia="Times New Roman"/>
-          <w:b w:val="0"/>
-          <w:i w:val="0"/>
-          <w:sz w:val="24"/>
-        </w:rPr>
-        <w:t>Рисунок 2.2 — Логическая модель базы данных</w:t>
-      </w:r>
-    </w:p>
-    <w:p>
-      <w:pPr>
-        <w:spacing w:line="360" w:lineRule="auto" w:after="0"/>
-        <w:ind w:firstLine="709"/>
-        <w:jc w:val="both"/>
-      </w:pPr>
-      <w:r>
-        <w:rPr>
-          <w:rFonts w:ascii="Times New Roman" w:hAnsi="Times New Roman" w:cs="Times New Roman" w:eastAsia="Times New Roman"/>
-          <w:b w:val="0"/>
-          <w:i w:val="0"/>
-          <w:sz w:val="28"/>
-        </w:rPr>
-        <w:t>Организацию университета описывают институт (Institute), кафедра (Department) и преподаватель (Teacher), а учебные коллективы — ступень (Degree), курс (Course) и группа (Group). Аудиторный фонд образуют корпуса (Building), аудитории (Classroom) с вместимостью и оборудование (Equipment); оснащение аудитории задаёт связь «многие-ко-многим» EquipmentRoom. Ядро нагрузки — учебный план (Curriculum), связывающий преподавателя, дисциплину (Subject), учебный поток (AcademicStream) и тип занятия и хранящий по-нагрузочные признаки: возможность параллельного проведения, необходимость двойной пары и предпочтительный корпус. Объём нагрузки задаётся на семестр (SemesterWorkload) и на неделю (WeekWorkload).</w:t>
-      </w:r>
-    </w:p>
-    <w:p>
-      <w:pPr>
-        <w:spacing w:line="360" w:lineRule="auto" w:after="0"/>
-        <w:ind w:firstLine="709"/>
-        <w:jc w:val="both"/>
-      </w:pPr>
-      <w:r>
-        <w:rPr>
-          <w:rFonts w:ascii="Times New Roman" w:hAnsi="Times New Roman" w:cs="Times New Roman" w:eastAsia="Times New Roman"/>
-          <w:b w:val="0"/>
-          <w:i w:val="0"/>
-          <w:sz w:val="28"/>
-        </w:rPr>
-        <w:t>Календарь складывается из семестра (Semester), недель (Week) с типом чередования и учебных дней (WeekDay) с временными слотами (TimeSlot). Само расписание — это занятие (Lesson), связывающее поток, аудиторию, слот и учебный план; группы входят в поток через связку StreamGroups. Конфигурацию ограничений вынесли в отдельные сущности: сетки доступности (TeacherAvailability, ClassroomAvailability), требуемое дисциплиной оборудование (NeededEquipment) и веса мягких ограничений (ConstraintConfig). Историю нагрузки хранят журналы SemesterLog и WeekLog. Назначение ключевых сущностей сведено в таблицу 2.2.</w:t>
-      </w:r>
-    </w:p>
-    <w:p>
-      <w:pPr>
-        <w:spacing w:line="240" w:lineRule="auto" w:before="120"/>
-        <w:jc w:val="right"/>
-      </w:pPr>
-      <w:r>
-        <w:rPr>
-          <w:rFonts w:ascii="Times New Roman" w:hAnsi="Times New Roman" w:cs="Times New Roman" w:eastAsia="Times New Roman"/>
-          <w:b w:val="0"/>
-          <w:i w:val="0"/>
-          <w:sz w:val="24"/>
-        </w:rPr>
-        <w:t>Таблица 2.2 — Ключевые сущности базы данных</w:t>
-      </w:r>
-    </w:p>
-    <w:tbl>
-      <w:tblPr>
-        <w:tblW w:type="auto" w:w="0"/>
-        <w:jc w:val="center"/>
-        <w:tblLook w:firstColumn="1" w:firstRow="1" w:lastColumn="0" w:lastRow="0" w:noHBand="0" w:noVBand="1" w:val="04A0"/>
-        <w:tblBorders>
-          <w:top w:val="single" w:sz="4" w:space="0" w:color="000000"/>
-          <w:left w:val="single" w:sz="4" w:space="0" w:color="000000"/>
-          <w:bottom w:val="single" w:sz="4" w:space="0" w:color="000000"/>
-          <w:right w:val="single" w:sz="4" w:space="0" w:color="000000"/>
-          <w:insideH w:val="single" w:sz="4" w:space="0" w:color="000000"/>
-          <w:insideV w:val="single" w:sz="4" w:space="0" w:color="000000"/>
-        </w:tblBorders>
-      </w:tblPr>
-      <w:tblGrid>
-        <w:gridCol w:w="4677"/>
-        <w:gridCol w:w="4677"/>
-      </w:tblGrid>
-      <w:tr>
-        <w:tc>
-          <w:tcPr>
-            <w:tcW w:type="dxa" w:w="4464"/>
-            <w:shd w:val="clear" w:color="auto" w:fill="1e4b8f"/>
-          </w:tcPr>
-          <w:p>
-            <w:pPr>
-              <w:spacing w:line="240" w:lineRule="auto" w:after="0"/>
-              <w:jc w:val="center"/>
-            </w:pPr>
-            <w:r>
-              <w:rPr>
-                <w:rFonts w:ascii="Times New Roman" w:hAnsi="Times New Roman" w:cs="Times New Roman" w:eastAsia="Times New Roman"/>
-                <w:b/>
-                <w:i w:val="0"/>
-                <w:color w:val="FFFFFF"/>
-                <w:sz w:val="24"/>
-              </w:rPr>
-              <w:t>Сущность</w:t>
-            </w:r>
-          </w:p>
-        </w:tc>
-        <w:tc>
-          <w:tcPr>
-            <w:tcW w:type="dxa" w:w="4752"/>
-            <w:shd w:val="clear" w:color="auto" w:fill="1e4b8f"/>
-          </w:tcPr>
-          <w:p>
-            <w:pPr>
-              <w:spacing w:line="240" w:lineRule="auto" w:after="0"/>
-              <w:jc w:val="center"/>
-            </w:pPr>
-            <w:r>
-              <w:rPr>
-                <w:rFonts w:ascii="Times New Roman" w:hAnsi="Times New Roman" w:cs="Times New Roman" w:eastAsia="Times New Roman"/>
-                <w:b/>
-                <w:i w:val="0"/>
-                <w:color w:val="FFFFFF"/>
-                <w:sz w:val="24"/>
-              </w:rPr>
-              <w:t>Назначение</w:t>
-            </w:r>
-          </w:p>
-        </w:tc>
-      </w:tr>
-      <w:tr>
-        <w:tc>
-          <w:tcPr>
-            <w:tcW w:type="dxa" w:w="4464"/>
-          </w:tcPr>
-          <w:p>
-            <w:pPr>
-              <w:spacing w:line="240" w:lineRule="auto" w:after="0"/>
-              <w:jc w:val="left"/>
-            </w:pPr>
-            <w:r>
-              <w:rPr>
-                <w:rFonts w:ascii="Times New Roman" w:hAnsi="Times New Roman" w:cs="Times New Roman" w:eastAsia="Times New Roman"/>
-                <w:b w:val="0"/>
-                <w:i w:val="0"/>
-                <w:sz w:val="24"/>
-              </w:rPr>
-              <w:t>Institute, Department, Teacher</w:t>
-            </w:r>
-          </w:p>
-        </w:tc>
-        <w:tc>
-          <w:tcPr>
-            <w:tcW w:type="dxa" w:w="4752"/>
-          </w:tcPr>
-          <w:p>
-            <w:pPr>
-              <w:spacing w:line="240" w:lineRule="auto" w:after="0"/>
-              <w:jc w:val="left"/>
-            </w:pPr>
-            <w:r>
-              <w:rPr>
-                <w:rFonts w:ascii="Times New Roman" w:hAnsi="Times New Roman" w:cs="Times New Roman" w:eastAsia="Times New Roman"/>
-                <w:b w:val="0"/>
-                <w:i w:val="0"/>
-                <w:sz w:val="24"/>
-              </w:rPr>
-              <w:t>Организационная структура и преподаватели</w:t>
-            </w:r>
-          </w:p>
-        </w:tc>
-      </w:tr>
-      <w:tr>
-        <w:tc>
-          <w:tcPr>
-            <w:tcW w:type="dxa" w:w="4464"/>
-          </w:tcPr>
-          <w:p>
-            <w:pPr>
-              <w:spacing w:line="240" w:lineRule="auto" w:after="0"/>
-              <w:jc w:val="left"/>
-            </w:pPr>
-            <w:r>
-              <w:rPr>
-                <w:rFonts w:ascii="Times New Roman" w:hAnsi="Times New Roman" w:cs="Times New Roman" w:eastAsia="Times New Roman"/>
-                <w:b w:val="0"/>
-                <w:i w:val="0"/>
-                <w:sz w:val="24"/>
-              </w:rPr>
-              <w:t>Degree, Course, Group</w:t>
-            </w:r>
-          </w:p>
-        </w:tc>
-        <w:tc>
-          <w:tcPr>
-            <w:tcW w:type="dxa" w:w="4752"/>
-          </w:tcPr>
-          <w:p>
-            <w:pPr>
-              <w:spacing w:line="240" w:lineRule="auto" w:after="0"/>
-              <w:jc w:val="left"/>
-            </w:pPr>
-            <w:r>
-              <w:rPr>
-                <w:rFonts w:ascii="Times New Roman" w:hAnsi="Times New Roman" w:cs="Times New Roman" w:eastAsia="Times New Roman"/>
-                <w:b w:val="0"/>
-                <w:i w:val="0"/>
-                <w:sz w:val="24"/>
-              </w:rPr>
-              <w:t>Ступени образования, курсы и учебные группы</w:t>
-            </w:r>
-          </w:p>
-        </w:tc>
-      </w:tr>
-      <w:tr>
-        <w:tc>
-          <w:tcPr>
-            <w:tcW w:type="dxa" w:w="4464"/>
-          </w:tcPr>
-          <w:p>
-            <w:pPr>
-              <w:spacing w:line="240" w:lineRule="auto" w:after="0"/>
-              <w:jc w:val="left"/>
-            </w:pPr>
-            <w:r>
-              <w:rPr>
-                <w:rFonts w:ascii="Times New Roman" w:hAnsi="Times New Roman" w:cs="Times New Roman" w:eastAsia="Times New Roman"/>
-                <w:b w:val="0"/>
-                <w:i w:val="0"/>
-                <w:sz w:val="24"/>
-              </w:rPr>
-              <w:t>Building, Classroom, Equipment, EquipmentRoom</w:t>
-            </w:r>
-          </w:p>
-        </w:tc>
-        <w:tc>
-          <w:tcPr>
-            <w:tcW w:type="dxa" w:w="4752"/>
-          </w:tcPr>
-          <w:p>
-            <w:pPr>
-              <w:spacing w:line="240" w:lineRule="auto" w:after="0"/>
-              <w:jc w:val="left"/>
-            </w:pPr>
-            <w:r>
-              <w:rPr>
-                <w:rFonts w:ascii="Times New Roman" w:hAnsi="Times New Roman" w:cs="Times New Roman" w:eastAsia="Times New Roman"/>
-                <w:b w:val="0"/>
-                <w:i w:val="0"/>
-                <w:sz w:val="24"/>
-              </w:rPr>
-              <w:t>Аудиторный фонд и его оснащение</w:t>
-            </w:r>
-          </w:p>
-        </w:tc>
-      </w:tr>
-      <w:tr>
-        <w:tc>
-          <w:tcPr>
-            <w:tcW w:type="dxa" w:w="4464"/>
-          </w:tcPr>
-          <w:p>
-            <w:pPr>
-              <w:spacing w:line="240" w:lineRule="auto" w:after="0"/>
-              <w:jc w:val="left"/>
-            </w:pPr>
-            <w:r>
-              <w:rPr>
-                <w:rFonts w:ascii="Times New Roman" w:hAnsi="Times New Roman" w:cs="Times New Roman" w:eastAsia="Times New Roman"/>
-                <w:b w:val="0"/>
-                <w:i w:val="0"/>
-                <w:sz w:val="24"/>
-              </w:rPr>
-              <w:t>Curriculum, Subject, AcademicStream</w:t>
-            </w:r>
-          </w:p>
-        </w:tc>
-        <w:tc>
-          <w:tcPr>
-            <w:tcW w:type="dxa" w:w="4752"/>
-          </w:tcPr>
-          <w:p>
-            <w:pPr>
-              <w:spacing w:line="240" w:lineRule="auto" w:after="0"/>
-              <w:jc w:val="left"/>
-            </w:pPr>
-            <w:r>
-              <w:rPr>
-                <w:rFonts w:ascii="Times New Roman" w:hAnsi="Times New Roman" w:cs="Times New Roman" w:eastAsia="Times New Roman"/>
-                <w:b w:val="0"/>
-                <w:i w:val="0"/>
-                <w:sz w:val="24"/>
-              </w:rPr>
-              <w:t>Учебный план: дисциплина, поток, тип, признаки</w:t>
-            </w:r>
-          </w:p>
-        </w:tc>
-      </w:tr>
-      <w:tr>
-        <w:tc>
-          <w:tcPr>
-            <w:tcW w:type="dxa" w:w="4464"/>
-          </w:tcPr>
-          <w:p>
-            <w:pPr>
-              <w:spacing w:line="240" w:lineRule="auto" w:after="0"/>
-              <w:jc w:val="left"/>
-            </w:pPr>
-            <w:r>
-              <w:rPr>
-                <w:rFonts w:ascii="Times New Roman" w:hAnsi="Times New Roman" w:cs="Times New Roman" w:eastAsia="Times New Roman"/>
-                <w:b w:val="0"/>
-                <w:i w:val="0"/>
-                <w:sz w:val="24"/>
-              </w:rPr>
-              <w:t>SemesterWorkload, WeekWorkload</w:t>
-            </w:r>
-          </w:p>
-        </w:tc>
-        <w:tc>
-          <w:tcPr>
-            <w:tcW w:type="dxa" w:w="4752"/>
-          </w:tcPr>
-          <w:p>
-            <w:pPr>
-              <w:spacing w:line="240" w:lineRule="auto" w:after="0"/>
-              <w:jc w:val="left"/>
-            </w:pPr>
-            <w:r>
-              <w:rPr>
-                <w:rFonts w:ascii="Times New Roman" w:hAnsi="Times New Roman" w:cs="Times New Roman" w:eastAsia="Times New Roman"/>
-                <w:b w:val="0"/>
-                <w:i w:val="0"/>
-                <w:sz w:val="24"/>
-              </w:rPr>
-              <w:t>Плановая нагрузка на семестр и на неделю</w:t>
-            </w:r>
-          </w:p>
-        </w:tc>
-      </w:tr>
-      <w:tr>
-        <w:tc>
-          <w:tcPr>
-            <w:tcW w:type="dxa" w:w="4464"/>
-          </w:tcPr>
-          <w:p>
-            <w:pPr>
-              <w:spacing w:line="240" w:lineRule="auto" w:after="0"/>
-              <w:jc w:val="left"/>
-            </w:pPr>
-            <w:r>
-              <w:rPr>
-                <w:rFonts w:ascii="Times New Roman" w:hAnsi="Times New Roman" w:cs="Times New Roman" w:eastAsia="Times New Roman"/>
-                <w:b w:val="0"/>
-                <w:i w:val="0"/>
-                <w:sz w:val="24"/>
-              </w:rPr>
-              <w:t>Semester, Week, WeekDay, TimeSlot</w:t>
-            </w:r>
-          </w:p>
-        </w:tc>
-        <w:tc>
-          <w:tcPr>
-            <w:tcW w:type="dxa" w:w="4752"/>
-          </w:tcPr>
-          <w:p>
-            <w:pPr>
-              <w:spacing w:line="240" w:lineRule="auto" w:after="0"/>
-              <w:jc w:val="left"/>
-            </w:pPr>
-            <w:r>
-              <w:rPr>
-                <w:rFonts w:ascii="Times New Roman" w:hAnsi="Times New Roman" w:cs="Times New Roman" w:eastAsia="Times New Roman"/>
-                <w:b w:val="0"/>
-                <w:i w:val="0"/>
-                <w:sz w:val="24"/>
-              </w:rPr>
-              <w:t>Календарь и сетка временных слотов</w:t>
-            </w:r>
-          </w:p>
-        </w:tc>
-      </w:tr>
-      <w:tr>
-        <w:tc>
-          <w:tcPr>
-            <w:tcW w:type="dxa" w:w="4464"/>
-          </w:tcPr>
-          <w:p>
-            <w:pPr>
-              <w:spacing w:line="240" w:lineRule="auto" w:after="0"/>
-              <w:jc w:val="left"/>
-            </w:pPr>
-            <w:r>
-              <w:rPr>
-                <w:rFonts w:ascii="Times New Roman" w:hAnsi="Times New Roman" w:cs="Times New Roman" w:eastAsia="Times New Roman"/>
-                <w:b w:val="0"/>
-                <w:i w:val="0"/>
-                <w:sz w:val="24"/>
-              </w:rPr>
-              <w:t>Lesson</w:t>
-            </w:r>
-          </w:p>
-        </w:tc>
-        <w:tc>
-          <w:tcPr>
-            <w:tcW w:type="dxa" w:w="4752"/>
-          </w:tcPr>
-          <w:p>
-            <w:pPr>
-              <w:spacing w:line="240" w:lineRule="auto" w:after="0"/>
-              <w:jc w:val="left"/>
-            </w:pPr>
-            <w:r>
-              <w:rPr>
-                <w:rFonts w:ascii="Times New Roman" w:hAnsi="Times New Roman" w:cs="Times New Roman" w:eastAsia="Times New Roman"/>
-                <w:b w:val="0"/>
-                <w:i w:val="0"/>
-                <w:sz w:val="24"/>
-              </w:rPr>
-              <w:t>Занятие расписания (черновик или опубликованное)</w:t>
-            </w:r>
-          </w:p>
-        </w:tc>
-      </w:tr>
-      <w:tr>
-        <w:tc>
-          <w:tcPr>
-            <w:tcW w:type="dxa" w:w="4464"/>
-          </w:tcPr>
-          <w:p>
-            <w:pPr>
-              <w:spacing w:line="240" w:lineRule="auto" w:after="0"/>
-              <w:jc w:val="left"/>
-            </w:pPr>
-            <w:r>
-              <w:rPr>
-                <w:rFonts w:ascii="Times New Roman" w:hAnsi="Times New Roman" w:cs="Times New Roman" w:eastAsia="Times New Roman"/>
-                <w:b w:val="0"/>
-                <w:i w:val="0"/>
-                <w:sz w:val="24"/>
-              </w:rPr>
-              <w:t>TeacherAvailability, ClassroomAvailability</w:t>
-            </w:r>
-          </w:p>
-        </w:tc>
-        <w:tc>
-          <w:tcPr>
-            <w:tcW w:type="dxa" w:w="4752"/>
-          </w:tcPr>
-          <w:p>
-            <w:pPr>
-              <w:spacing w:line="240" w:lineRule="auto" w:after="0"/>
-              <w:jc w:val="left"/>
-            </w:pPr>
-            <w:r>
-              <w:rPr>
-                <w:rFonts w:ascii="Times New Roman" w:hAnsi="Times New Roman" w:cs="Times New Roman" w:eastAsia="Times New Roman"/>
-                <w:b w:val="0"/>
-                <w:i w:val="0"/>
-                <w:sz w:val="24"/>
-              </w:rPr>
-              <w:t>Сетки доступности по дням и парам</w:t>
-            </w:r>
-          </w:p>
-        </w:tc>
-      </w:tr>
-      <w:tr>
-        <w:tc>
-          <w:tcPr>
-            <w:tcW w:type="dxa" w:w="4464"/>
-          </w:tcPr>
-          <w:p>
-            <w:pPr>
-              <w:spacing w:line="240" w:lineRule="auto" w:after="0"/>
-              <w:jc w:val="left"/>
-            </w:pPr>
-            <w:r>
-              <w:rPr>
-                <w:rFonts w:ascii="Times New Roman" w:hAnsi="Times New Roman" w:cs="Times New Roman" w:eastAsia="Times New Roman"/>
-                <w:b w:val="0"/>
-                <w:i w:val="0"/>
-                <w:sz w:val="24"/>
-              </w:rPr>
-              <w:t>NeededEquipment, ConstraintConfig</w:t>
-            </w:r>
-          </w:p>
-        </w:tc>
-        <w:tc>
-          <w:tcPr>
-            <w:tcW w:type="dxa" w:w="4752"/>
-          </w:tcPr>
-          <w:p>
-            <w:pPr>
-              <w:spacing w:line="240" w:lineRule="auto" w:after="0"/>
-              <w:jc w:val="left"/>
-            </w:pPr>
-            <w:r>
-              <w:rPr>
-                <w:rFonts w:ascii="Times New Roman" w:hAnsi="Times New Roman" w:cs="Times New Roman" w:eastAsia="Times New Roman"/>
-                <w:b w:val="0"/>
-                <w:i w:val="0"/>
-                <w:sz w:val="24"/>
-              </w:rPr>
-              <w:t>Требуемое оборудование и веса мягких ограничений</w:t>
-            </w:r>
-          </w:p>
-        </w:tc>
-      </w:tr>
-      <w:tr>
-        <w:tc>
-          <w:tcPr>
-            <w:tcW w:type="dxa" w:w="4464"/>
-          </w:tcPr>
-          <w:p>
-            <w:pPr>
-              <w:spacing w:line="240" w:lineRule="auto" w:after="0"/>
-              <w:jc w:val="left"/>
-            </w:pPr>
-            <w:r>
-              <w:rPr>
-                <w:rFonts w:ascii="Times New Roman" w:hAnsi="Times New Roman" w:cs="Times New Roman" w:eastAsia="Times New Roman"/>
-                <w:b w:val="0"/>
-                <w:i w:val="0"/>
-                <w:sz w:val="24"/>
-              </w:rPr>
-              <w:t>SemesterLog, WeekLog</w:t>
-            </w:r>
-          </w:p>
-        </w:tc>
-        <w:tc>
-          <w:tcPr>
-            <w:tcW w:type="dxa" w:w="4752"/>
-          </w:tcPr>
-          <w:p>
-            <w:pPr>
-              <w:spacing w:line="240" w:lineRule="auto" w:after="0"/>
-              <w:jc w:val="left"/>
-            </w:pPr>
-            <w:r>
-              <w:rPr>
-                <w:rFonts w:ascii="Times New Roman" w:hAnsi="Times New Roman" w:cs="Times New Roman" w:eastAsia="Times New Roman"/>
-                <w:b w:val="0"/>
-                <w:i w:val="0"/>
-                <w:sz w:val="24"/>
-              </w:rPr>
-              <w:t>Журнал изменений учебной нагрузки</w:t>
-            </w:r>
-          </w:p>
-        </w:tc>
-      </w:tr>
-    </w:tbl>
-    <w:p>
-      <w:pPr>
-        <w:spacing w:line="360" w:lineRule="auto" w:after="0"/>
-        <w:ind w:firstLine="709"/>
-        <w:jc w:val="both"/>
-      </w:pPr>
-      <w:r>
-        <w:rPr>
-          <w:rFonts w:ascii="Times New Roman" w:hAnsi="Times New Roman" w:cs="Times New Roman" w:eastAsia="Times New Roman"/>
-          <w:b w:val="0"/>
-          <w:i w:val="0"/>
-          <w:sz w:val="28"/>
-        </w:rPr>
-        <w:t>Сопоставление доменных классов с таблицами задано конфигурациями EF Core, а развитие схемы фиксируется миграциями — это делает структуру базы версионируемой, а её развёртывание воспроизводимым.</w:t>
-      </w:r>
-    </w:p>
-    <w:p>
-      <w:pPr>
-        <w:spacing w:line="360" w:lineRule="auto" w:before="120" w:after="0"/>
-        <w:ind w:firstLine="709"/>
-        <w:jc w:val="left"/>
-      </w:pPr>
-      <w:r>
-        <w:rPr>
-          <w:rFonts w:ascii="Times New Roman" w:hAnsi="Times New Roman" w:cs="Times New Roman" w:eastAsia="Times New Roman"/>
-          <w:b/>
-          <w:i w:val="0"/>
-          <w:sz w:val="28"/>
-        </w:rPr>
-        <w:t>2.5 Математическая модель задачи составления расписания</w:t>
-      </w:r>
-    </w:p>
-    <w:p>
-      <w:pPr>
-        <w:spacing w:line="360" w:lineRule="auto" w:after="0"/>
-        <w:ind w:firstLine="709"/>
-        <w:jc w:val="both"/>
-      </w:pPr>
-      <w:r>
-        <w:rPr>
-          <w:rFonts w:ascii="Times New Roman" w:hAnsi="Times New Roman" w:cs="Times New Roman" w:eastAsia="Times New Roman"/>
-          <w:b w:val="0"/>
-          <w:i w:val="0"/>
-          <w:sz w:val="28"/>
-        </w:rPr>
-        <w:t>Постановку задачи из раздела 1.3 доведём до полной математической модели, которую решает CP-SAT. Пусть W — множество единиц семестровой нагрузки, R — множество аудиторий, T — множество временных слотов семестра; для преподавателя p через Wp обозначим его нагрузки, для группы g через Wg — нагрузки, в которых она участвует. Каждой тройке «нагрузка — аудитория — слот» сопоставляется булева переменная (формула 2.1):</w:t>
-      </w:r>
-    </w:p>
-    <w:p>
-      <w:pPr>
-        <w:spacing w:line="360" w:lineRule="auto"/>
-        <w:jc w:val="center"/>
-      </w:pPr>
-      <w:r>
-        <w:rPr>
-          <w:rFonts w:ascii="Times New Roman" w:hAnsi="Times New Roman" w:cs="Times New Roman" w:eastAsia="Times New Roman"/>
-          <w:b w:val="0"/>
-          <w:i w:val="0"/>
-          <w:sz w:val="28"/>
-        </w:rPr>
-        <w:t>xwrt ∈ {0, 1},   w ∈ W,   r ∈ R,   t ∈ T,</w:t>
-        <w:tab/>
-        <w:tab/>
-        <w:t>(2.1)</w:t>
-      </w:r>
-    </w:p>
-    <w:p>
-      <w:pPr>
-        <w:spacing w:line="360" w:lineRule="auto" w:after="0"/>
-        <w:ind w:firstLine="709"/>
-        <w:jc w:val="both"/>
-      </w:pPr>
-      <w:r>
-        <w:rPr>
-          <w:rFonts w:ascii="Times New Roman" w:hAnsi="Times New Roman" w:cs="Times New Roman" w:eastAsia="Times New Roman"/>
-          <w:b w:val="0"/>
-          <w:i w:val="0"/>
-          <w:sz w:val="28"/>
-        </w:rPr>
-        <w:t>Переменная равна 1 тогда и только тогда, когда нагрузка w проводится в аудитории r в слоте t. Часть троек недопустима заведомо — по вместимости, оборудованию или смене; для них переменная не создаётся вовсе. Этот приём отсечения (прунинг) кратно сокращает размер модели и подробнее разобран в разделе 2.6.</w:t>
-      </w:r>
-    </w:p>
-    <w:p>
-      <w:pPr>
-        <w:spacing w:line="360" w:lineRule="auto" w:after="0"/>
-        <w:ind w:firstLine="709"/>
-        <w:jc w:val="both"/>
-      </w:pPr>
-      <w:r>
-        <w:rPr>
-          <w:rFonts w:ascii="Times New Roman" w:hAnsi="Times New Roman" w:cs="Times New Roman" w:eastAsia="Times New Roman"/>
-          <w:b w:val="0"/>
-          <w:i w:val="0"/>
-          <w:sz w:val="28"/>
-        </w:rPr>
-        <w:t>Точное соответствие объёму нагрузки. Число назначенных по каждой нагрузке занятий равно плановому числу пар — часам Hw, делённым на два, поскольку пара соответствует двум академическим часам (формула 2.2):</w:t>
-      </w:r>
-    </w:p>
-    <w:p>
-      <w:pPr>
-        <w:spacing w:line="360" w:lineRule="auto"/>
-        <w:jc w:val="center"/>
-      </w:pPr>
-      <w:r>
-        <w:rPr>
-          <w:rFonts w:ascii="Times New Roman" w:hAnsi="Times New Roman" w:cs="Times New Roman" w:eastAsia="Times New Roman"/>
-          <w:b w:val="0"/>
-          <w:i w:val="0"/>
-          <w:sz w:val="28"/>
-        </w:rPr>
-        <w:t>∑(r∈R) ∑(t∈T) xwrt = Hw ⁄ 2,   ∀ w ∈ W.</w:t>
-        <w:tab/>
-        <w:tab/>
-        <w:t>(2.2)</w:t>
-      </w:r>
-    </w:p>
-    <w:p>
-      <w:pPr>
-        <w:spacing w:line="360" w:lineRule="auto" w:after="0"/>
-        <w:ind w:firstLine="709"/>
-        <w:jc w:val="both"/>
-      </w:pPr>
-      <w:r>
-        <w:rPr>
-          <w:rFonts w:ascii="Times New Roman" w:hAnsi="Times New Roman" w:cs="Times New Roman" w:eastAsia="Times New Roman"/>
-          <w:b w:val="0"/>
-          <w:i w:val="0"/>
-          <w:sz w:val="28"/>
-        </w:rPr>
-        <w:t>Запрет пересечений по ресурсам. В одной аудитории в один слот идёт не более одного занятия (2.3); преподаватель не ведёт более одного занятия одновременно (2.4); группа не находится более чем на одном занятии одновременно (2.5):</w:t>
-      </w:r>
-    </w:p>
-    <w:p>
-      <w:pPr>
-        <w:spacing w:line="360" w:lineRule="auto"/>
-        <w:jc w:val="center"/>
-      </w:pPr>
-      <w:r>
-        <w:rPr>
-          <w:rFonts w:ascii="Times New Roman" w:hAnsi="Times New Roman" w:cs="Times New Roman" w:eastAsia="Times New Roman"/>
-          <w:b w:val="0"/>
-          <w:i w:val="0"/>
-          <w:sz w:val="28"/>
-        </w:rPr>
-        <w:t>∑(w∈W) xwrt ≤ 1,   ∀ r ∈ R,  t ∈ T,</w:t>
-        <w:tab/>
-        <w:tab/>
-        <w:t>(2.3)</w:t>
-      </w:r>
-    </w:p>
-    <w:p>
-      <w:pPr>
-        <w:spacing w:line="360" w:lineRule="auto"/>
-        <w:jc w:val="center"/>
-      </w:pPr>
-      <w:r>
-        <w:rPr>
-          <w:rFonts w:ascii="Times New Roman" w:hAnsi="Times New Roman" w:cs="Times New Roman" w:eastAsia="Times New Roman"/>
-          <w:b w:val="0"/>
-          <w:i w:val="0"/>
-          <w:sz w:val="28"/>
-        </w:rPr>
-        <w:t>∑(w∈Wp) ∑(r∈R) xwrt ≤ 1,   ∀ p,  t ∈ T,</w:t>
-        <w:tab/>
-        <w:tab/>
-        <w:t>(2.4)</w:t>
-      </w:r>
-    </w:p>
-    <w:p>
-      <w:pPr>
-        <w:spacing w:line="360" w:lineRule="auto"/>
-        <w:jc w:val="center"/>
-      </w:pPr>
-      <w:r>
-        <w:rPr>
-          <w:rFonts w:ascii="Times New Roman" w:hAnsi="Times New Roman" w:cs="Times New Roman" w:eastAsia="Times New Roman"/>
-          <w:b w:val="0"/>
-          <w:i w:val="0"/>
-          <w:sz w:val="28"/>
-        </w:rPr>
-        <w:t>∑(w∈Wg) ∑(r∈R) xwrt ≤ 1,   ∀ g,  t ∈ T.</w:t>
-        <w:tab/>
-        <w:tab/>
-        <w:t>(2.5)</w:t>
-      </w:r>
-    </w:p>
-    <w:p>
-      <w:pPr>
-        <w:spacing w:line="360" w:lineRule="auto" w:after="0"/>
-        <w:ind w:firstLine="709"/>
-        <w:jc w:val="both"/>
-      </w:pPr>
-      <w:r>
-        <w:rPr>
-          <w:rFonts w:ascii="Times New Roman" w:hAnsi="Times New Roman" w:cs="Times New Roman" w:eastAsia="Times New Roman"/>
-          <w:b w:val="0"/>
-          <w:i w:val="0"/>
-          <w:sz w:val="28"/>
-        </w:rPr>
-        <w:t>Оборудование и вместимость. Нагрузку нельзя назначить в аудиторию без нужного оборудования и в аудиторию, которая меньше потока. Обозначив через Eq(w) и Eq(r) требуемое и имеющееся оборудование, через c(r) — вместимость, через n(w) — число студентов потока, получаем формулы 2.6 и 2.7:</w:t>
-      </w:r>
-    </w:p>
-    <w:p>
-      <w:pPr>
-        <w:spacing w:line="360" w:lineRule="auto"/>
-        <w:jc w:val="center"/>
-      </w:pPr>
-      <w:r>
-        <w:rPr>
-          <w:rFonts w:ascii="Times New Roman" w:hAnsi="Times New Roman" w:cs="Times New Roman" w:eastAsia="Times New Roman"/>
-          <w:b w:val="0"/>
-          <w:i w:val="0"/>
-          <w:sz w:val="28"/>
-        </w:rPr>
-        <w:t>xwrt = 0,   если  Eq(w) ⊄ Eq(r),   ∀ t ∈ T,</w:t>
-        <w:tab/>
-        <w:tab/>
-        <w:t>(2.6)</w:t>
-      </w:r>
-    </w:p>
-    <w:p>
-      <w:pPr>
-        <w:spacing w:line="360" w:lineRule="auto"/>
-        <w:jc w:val="center"/>
-      </w:pPr>
-      <w:r>
-        <w:rPr>
-          <w:rFonts w:ascii="Times New Roman" w:hAnsi="Times New Roman" w:cs="Times New Roman" w:eastAsia="Times New Roman"/>
-          <w:b w:val="0"/>
-          <w:i w:val="0"/>
-          <w:sz w:val="28"/>
-        </w:rPr>
-        <w:t>xwrt = 0,   если  c(r) &lt; n(w),   ∀ t ∈ T.</w:t>
-        <w:tab/>
-        <w:tab/>
-        <w:t>(2.7)</w:t>
-      </w:r>
-    </w:p>
-    <w:p>
-      <w:pPr>
-        <w:spacing w:line="360" w:lineRule="auto" w:after="0"/>
-        <w:ind w:firstLine="709"/>
-        <w:jc w:val="both"/>
-      </w:pPr>
-      <w:r>
-        <w:rPr>
-          <w:rFonts w:ascii="Times New Roman" w:hAnsi="Times New Roman" w:cs="Times New Roman" w:eastAsia="Times New Roman"/>
-          <w:b w:val="0"/>
-          <w:i w:val="0"/>
-          <w:sz w:val="28"/>
-        </w:rPr>
-        <w:t>Смена обучения. Занятия группы размещаются только в слотах её смены: для первой допустимы пары 1–4, для второй — 5–6, для вечерней — с 7-й. Обозначив через Tsh(w) допустимые слоты, получаем формулу 2.8:</w:t>
-      </w:r>
-    </w:p>
-    <w:p>
-      <w:pPr>
-        <w:spacing w:line="360" w:lineRule="auto"/>
-        <w:jc w:val="center"/>
-      </w:pPr>
-      <w:r>
-        <w:rPr>
-          <w:rFonts w:ascii="Times New Roman" w:hAnsi="Times New Roman" w:cs="Times New Roman" w:eastAsia="Times New Roman"/>
-          <w:b w:val="0"/>
-          <w:i w:val="0"/>
-          <w:sz w:val="28"/>
-        </w:rPr>
-        <w:t>xwrt = 0,   если  t ∉ Tsh(w),   ∀ r ∈ R.</w:t>
-        <w:tab/>
-        <w:tab/>
-        <w:t>(2.8)</w:t>
-      </w:r>
-    </w:p>
-    <w:p>
-      <w:pPr>
-        <w:spacing w:line="360" w:lineRule="auto" w:after="0"/>
-        <w:ind w:firstLine="709"/>
-        <w:jc w:val="both"/>
-      </w:pPr>
-      <w:r>
-        <w:rPr>
-          <w:rFonts w:ascii="Times New Roman" w:hAnsi="Times New Roman" w:cs="Times New Roman" w:eastAsia="Times New Roman"/>
-          <w:b w:val="0"/>
-          <w:i w:val="0"/>
-          <w:sz w:val="28"/>
-        </w:rPr>
-        <w:t>Двойные занятия. Лабораторные и подобные им нагрузки идут спаренно — ровно двумя смежными слотами в одной аудитории. Это задаётся двумя условиями: занятие в слоте требует занятия в соседнем (нет одиночных), а в любых трёх подряд слотах занято не более двух (нет серий из трёх и более), — формула 2.9:</w:t>
-      </w:r>
-    </w:p>
-    <w:p>
-      <w:pPr>
-        <w:spacing w:line="360" w:lineRule="auto"/>
-        <w:jc w:val="center"/>
-      </w:pPr>
-      <w:r>
-        <w:rPr>
-          <w:rFonts w:ascii="Times New Roman" w:hAnsi="Times New Roman" w:cs="Times New Roman" w:eastAsia="Times New Roman"/>
-          <w:b w:val="0"/>
-          <w:i w:val="0"/>
-          <w:sz w:val="28"/>
-        </w:rPr>
-        <w:t>xwr,t ≤ xwr,t−1 + xwr,t+1 ;   xwr,t−1 + xwr,t + xwr,t+1 ≤ 2.</w:t>
-        <w:tab/>
-        <w:tab/>
-        <w:t>(2.9)</w:t>
-      </w:r>
-    </w:p>
-    <w:p>
-      <w:pPr>
-        <w:spacing w:line="360" w:lineRule="auto" w:after="0"/>
-        <w:ind w:firstLine="709"/>
-        <w:jc w:val="both"/>
-      </w:pPr>
-      <w:r>
-        <w:rPr>
-          <w:rFonts w:ascii="Times New Roman" w:hAnsi="Times New Roman" w:cs="Times New Roman" w:eastAsia="Times New Roman"/>
-          <w:b w:val="0"/>
-          <w:i w:val="0"/>
-          <w:sz w:val="28"/>
-        </w:rPr>
-        <w:t>Мягкие ограничения входят в целевую функцию штрафами. Доступность задаётся знаковым весом слота: предпочтительные слоты получают отрицательный вес (бонус), нежелательные и запрещённые — положительный, что позволяет избегать неудобного времени, не делая модель неразрешимой. «Окно» штрафуется за каждый пустой слот, окружённый занятиями того же субъекта в течение дня. Превышение дневного лимита пар (для группы — 4, для преподавателя — 7) штрафуется пропорционально числу лишних пар; лимит сделан мягким с большим штрафом, ведь в исключительных случаях превышение неизбежно. Дополнительно штрафуются занятия вне предпочтительного корпуса, перемещение между корпусами в смежных слотах и недостаточная параллельность подгрупп. Качество расписания формализует целевая функция (формула 2.10):</w:t>
-      </w:r>
-    </w:p>
-    <w:p>
-      <w:pPr>
-        <w:spacing w:line="360" w:lineRule="auto"/>
-        <w:jc w:val="center"/>
-      </w:pPr>
-      <w:r>
-        <w:rPr>
-          <w:rFonts w:ascii="Times New Roman" w:hAnsi="Times New Roman" w:cs="Times New Roman" w:eastAsia="Times New Roman"/>
-          <w:b w:val="0"/>
-          <w:i w:val="0"/>
-          <w:sz w:val="28"/>
-        </w:rPr>
-        <w:t>F(x) = ∑(k∈K) pk · nk(x) → min,</w:t>
-        <w:tab/>
-        <w:tab/>
-        <w:t>(2.10)</w:t>
-      </w:r>
-    </w:p>
-    <w:p>
-      <w:pPr>
-        <w:spacing w:line="360" w:lineRule="auto" w:after="0"/>
-        <w:ind w:firstLine="709"/>
-        <w:jc w:val="both"/>
-      </w:pPr>
-      <w:r>
-        <w:rPr>
-          <w:rFonts w:ascii="Times New Roman" w:hAnsi="Times New Roman" w:cs="Times New Roman" w:eastAsia="Times New Roman"/>
-          <w:b w:val="0"/>
-          <w:i w:val="0"/>
-          <w:sz w:val="28"/>
-        </w:rPr>
-        <w:t>где K — множество учитываемых мягких ограничений, pk — весовой коэффициент k-го ограничения, nk(x) — число его нарушений, выраженное через переменные модели. Веса штрафов за «окна» и доступность хранятся в базе (сущность ConstraintConfig) и настраиваются администратором; остальные веса заданы в конфигурации решателя. Решателю ставится задача найти назначение переменных, удовлетворяющее жёстким ограничениям (2.2)–(2.9) и минимизирующее (2.10).</w:t>
-      </w:r>
-    </w:p>
-    <w:p>
-      <w:pPr>
-        <w:spacing w:line="360" w:lineRule="auto" w:before="120" w:after="0"/>
-        <w:ind w:firstLine="709"/>
-        <w:jc w:val="left"/>
-      </w:pPr>
-      <w:r>
-        <w:rPr>
-          <w:rFonts w:ascii="Times New Roman" w:hAnsi="Times New Roman" w:cs="Times New Roman" w:eastAsia="Times New Roman"/>
-          <w:b/>
-          <w:i w:val="0"/>
-          <w:sz w:val="28"/>
-        </w:rPr>
-        <w:t>2.6 Модуль составления расписания</w:t>
-      </w:r>
-    </w:p>
-    <w:p>
-      <w:pPr>
-        <w:spacing w:line="360" w:lineRule="auto" w:after="0"/>
-        <w:ind w:firstLine="709"/>
-        <w:jc w:val="both"/>
-      </w:pPr>
-      <w:r>
-        <w:rPr>
-          <w:rFonts w:ascii="Times New Roman" w:hAnsi="Times New Roman" w:cs="Times New Roman" w:eastAsia="Times New Roman"/>
-          <w:b w:val="0"/>
-          <w:i w:val="0"/>
-          <w:sz w:val="28"/>
-        </w:rPr>
-        <w:t>Чтобы добавление нового правила не затрагивало готовый код, модуль составления расписания построен по шаблону «Строитель» [33]. Каждая часть модели — переменные, отдельное жёсткое ограничение или слагаемое целевой функции — это самостоятельный строитель за единым интерфейсом IModelSectionBuilder. Распорядитель сборки ScheduleModelDirector применяет строители к модели в строгом порядке: сначала создаются переменные, затем жёсткие ограничения, далее штрафы и в конце фиксируется целевая функция. Структура модуля показана на рисунке 2.3.</w:t>
-      </w:r>
-    </w:p>
-    <w:p>
-      <w:pPr>
-        <w:spacing w:line="240" w:lineRule="auto" w:before="120"/>
-        <w:jc w:val="center"/>
-      </w:pPr>
-      <w:r>
-        <w:drawing>
-          <wp:inline xmlns:a="http://schemas.openxmlformats.org/drawingml/2006/main" xmlns:pic="http://schemas.openxmlformats.org/drawingml/2006/picture">
-            <wp:extent cx="5669280" cy="3050168"/>
-            <wp:docPr id="46" name="Picture 46"/>
-            <wp:cNvGraphicFramePr>
-              <a:graphicFrameLocks noChangeAspect="1"/>
-            </wp:cNvGraphicFramePr>
-            <a:graphic>
-              <a:graphicData uri="http://schemas.openxmlformats.org/drawingml/2006/picture">
-                <pic:pic>
-                  <pic:nvPicPr>
-                    <pic:cNvPr id="0" name="image.png"/>
-                    <pic:cNvPicPr/>
-                  </pic:nvPicPr>
-                  <pic:blipFill>
-                    <a:blip r:embed="rId18"/>
-                    <a:stretch>
-                      <a:fillRect/>
-                    </a:stretch>
-                  </pic:blipFill>
-                  <pic:spPr>
-                    <a:xfrm>
-                      <a:off x="0" y="0"/>
-                      <a:ext cx="5669280" cy="3050168"/>
-                    </a:xfrm>
-                    <a:prstGeom prst="rect"/>
-                  </pic:spPr>
-                </pic:pic>
-              </a:graphicData>
-            </a:graphic>
-          </wp:inline>
-        </w:drawing>
-      </w:r>
-    </w:p>
-    <w:p>
-      <w:pPr>
-        <w:spacing w:line="240" w:lineRule="auto" w:after="120"/>
-        <w:jc w:val="center"/>
-      </w:pPr>
-      <w:r>
-        <w:rPr>
-          <w:rFonts w:ascii="Times New Roman" w:hAnsi="Times New Roman" w:cs="Times New Roman" w:eastAsia="Times New Roman"/>
-          <w:b w:val="0"/>
-          <w:i w:val="0"/>
-          <w:sz w:val="24"/>
-        </w:rPr>
-        <w:t>Рисунок 2.3 — Архитектура модуля составления расписания</w:t>
-      </w:r>
-    </w:p>
-    <w:p>
-      <w:pPr>
-        <w:spacing w:line="360" w:lineRule="auto" w:after="0"/>
-        <w:ind w:firstLine="709"/>
-        <w:jc w:val="both"/>
-      </w:pPr>
-      <w:r>
-        <w:rPr>
-          <w:rFonts w:ascii="Times New Roman" w:hAnsi="Times New Roman" w:cs="Times New Roman" w:eastAsia="Times New Roman"/>
-          <w:b w:val="0"/>
-          <w:i w:val="0"/>
-          <w:sz w:val="28"/>
-        </w:rPr>
-        <w:t>Так реализуется принцип открытости/закрытости: новое правило — это новый класс-строитель, включаемый в конвейер, а не правка существующих. На этапе создания переменных выполняется прунинг: тройки, заведомо запрещённые по вместимости, оборудованию и смене, отбрасываются и переменных для них не возникает — на реальных данных это в разы сокращает и число переменных, и число ограничений. Готовую модель получает решатель CP-SAT, обёрнутый отдельным компонентом: он задаёт параметры поиска (по умолчанию лимит времени 180 секунд и 8 параллельных потоков), запускает решение и извлекает результат — назначения переменных, статус и метрики (значение целевой функции и время работы).</w:t>
-      </w:r>
-    </w:p>
-    <w:p>
-      <w:pPr>
-        <w:spacing w:line="360" w:lineRule="auto" w:after="0"/>
-        <w:ind w:firstLine="709"/>
-        <w:jc w:val="both"/>
-      </w:pPr>
-      <w:r>
-        <w:rPr>
-          <w:rFonts w:ascii="Times New Roman" w:hAnsi="Times New Roman" w:cs="Times New Roman" w:eastAsia="Times New Roman"/>
-          <w:b w:val="0"/>
-          <w:i w:val="0"/>
-          <w:sz w:val="28"/>
-        </w:rPr>
-        <w:t>Для крупного университета задача на весь семестр велика, поэтому помимо генерации для вуза целиком предусмотрена декомпозиция по институтам. При генерации одного института ресурсы — аудитории и преподаватели, — уже занятые расписанием ранее обработанных институтов того же семестра, передаются в модель как дополнительные жёсткие блокировки, что исключает конфликты между институтами. Одновременно из расписания прошлого семестра формируется набор «якорей» — мягких предпочтений по корпусам и слотам, удерживающих новое расписание близким к привычному. Декомпозиция уменьшает каждую подзадачу и повышает практическую разрешимость.</w:t>
-      </w:r>
-    </w:p>
-    <w:p>
-      <w:pPr>
-        <w:spacing w:line="360" w:lineRule="auto" w:after="0"/>
-        <w:ind w:firstLine="709"/>
-        <w:jc w:val="both"/>
-      </w:pPr>
-      <w:r>
-        <w:rPr>
-          <w:rFonts w:ascii="Times New Roman" w:hAnsi="Times New Roman" w:cs="Times New Roman" w:eastAsia="Times New Roman"/>
-          <w:b w:val="0"/>
-          <w:i w:val="0"/>
-          <w:sz w:val="28"/>
-        </w:rPr>
-        <w:t>Поскольку поиск может длиться до нескольких минут, генерация выполняется асинхронно. Контроллер лишь кладёт задание в очередь и сразу возвращает его идентификатор и код 202; фоновая служба извлекает задания и выполняет генерацию вне потока обработки HTTP-запросов, а клиент периодически опрашивает статус задания. Длительная генерация при этом не блокирует интерфейс. Последовательность асинхронной генерации показана на рисунке 2.4.</w:t>
-      </w:r>
-    </w:p>
-    <w:p>
-      <w:pPr>
-        <w:spacing w:line="240" w:lineRule="auto" w:before="120"/>
-        <w:jc w:val="center"/>
-      </w:pPr>
-      <w:r>
-        <w:drawing>
-          <wp:inline xmlns:a="http://schemas.openxmlformats.org/drawingml/2006/main" xmlns:pic="http://schemas.openxmlformats.org/drawingml/2006/picture">
-            <wp:extent cx="5669280" cy="4230030"/>
-            <wp:docPr id="47" name="Picture 47"/>
-            <wp:cNvGraphicFramePr>
-              <a:graphicFrameLocks noChangeAspect="1"/>
-            </wp:cNvGraphicFramePr>
-            <a:graphic>
-              <a:graphicData uri="http://schemas.openxmlformats.org/drawingml/2006/picture">
-                <pic:pic>
-                  <pic:nvPicPr>
-                    <pic:cNvPr id="0" name="image.png"/>
-                    <pic:cNvPicPr/>
-                  </pic:nvPicPr>
-                  <pic:blipFill>
-                    <a:blip r:embed="rId19"/>
-                    <a:stretch>
-                      <a:fillRect/>
-                    </a:stretch>
-                  </pic:blipFill>
-                  <pic:spPr>
-                    <a:xfrm>
-                      <a:off x="0" y="0"/>
-                      <a:ext cx="5669280" cy="4230030"/>
-                    </a:xfrm>
-                    <a:prstGeom prst="rect"/>
-                  </pic:spPr>
-                </pic:pic>
-              </a:graphicData>
-            </a:graphic>
-          </wp:inline>
-        </w:drawing>
-      </w:r>
-    </w:p>
-    <w:p>
-      <w:pPr>
-        <w:spacing w:line="240" w:lineRule="auto" w:after="120"/>
-        <w:jc w:val="center"/>
-      </w:pPr>
-      <w:r>
-        <w:rPr>
-          <w:rFonts w:ascii="Times New Roman" w:hAnsi="Times New Roman" w:cs="Times New Roman" w:eastAsia="Times New Roman"/>
-          <w:b w:val="0"/>
-          <w:i w:val="0"/>
-          <w:sz w:val="24"/>
-        </w:rPr>
-        <w:t>Рисунок 2.4 — Последовательность асинхронной генерации расписания</w:t>
-      </w:r>
-    </w:p>
-    <w:p>
-      <w:pPr>
-        <w:spacing w:line="360" w:lineRule="auto" w:before="120" w:after="0"/>
-        <w:ind w:firstLine="709"/>
-        <w:jc w:val="left"/>
-      </w:pPr>
-      <w:r>
-        <w:rPr>
-          <w:rFonts w:ascii="Times New Roman" w:hAnsi="Times New Roman" w:cs="Times New Roman" w:eastAsia="Times New Roman"/>
-          <w:b/>
-          <w:i w:val="0"/>
-          <w:sz w:val="28"/>
-        </w:rPr>
-        <w:t>2.7 Версионирование расписания и управление черновиками</w:t>
-      </w:r>
-    </w:p>
-    <w:p>
-      <w:pPr>
-        <w:spacing w:line="360" w:lineRule="auto" w:after="0"/>
-        <w:ind w:firstLine="709"/>
-        <w:jc w:val="both"/>
-      </w:pPr>
-      <w:r>
-        <w:rPr>
-          <w:rFonts w:ascii="Times New Roman" w:hAnsi="Times New Roman" w:cs="Times New Roman" w:eastAsia="Times New Roman"/>
-          <w:b w:val="0"/>
-          <w:i w:val="0"/>
-          <w:sz w:val="28"/>
-        </w:rPr>
-        <w:t>Расписание составляют итеративно: сотрудник строит предварительный вариант, проверяет его и при необходимости перестраивает, прежде чем сделать общедоступным. Поэтому у каждого занятия есть признак версии — черновик (Draft) или опубликованное (Current). И сгенерированные автоматически, и добавленные вручную занятия сначала становятся черновиком и видны только составителю. Жизненный цикл версий показан на рисунке 2.5.</w:t>
-      </w:r>
-    </w:p>
-    <w:p>
-      <w:pPr>
-        <w:spacing w:line="240" w:lineRule="auto" w:before="120"/>
-        <w:jc w:val="center"/>
-      </w:pPr>
-      <w:r>
-        <w:drawing>
-          <wp:inline xmlns:a="http://schemas.openxmlformats.org/drawingml/2006/main" xmlns:pic="http://schemas.openxmlformats.org/drawingml/2006/picture">
-            <wp:extent cx="5669280" cy="2438437"/>
-            <wp:docPr id="48" name="Picture 48"/>
-            <wp:cNvGraphicFramePr>
-              <a:graphicFrameLocks noChangeAspect="1"/>
-            </wp:cNvGraphicFramePr>
-            <a:graphic>
-              <a:graphicData uri="http://schemas.openxmlformats.org/drawingml/2006/picture">
-                <pic:pic>
-                  <pic:nvPicPr>
-                    <pic:cNvPr id="0" name="image.png"/>
-                    <pic:cNvPicPr/>
-                  </pic:nvPicPr>
-                  <pic:blipFill>
-                    <a:blip r:embed="rId20"/>
-                    <a:stretch>
-                      <a:fillRect/>
-                    </a:stretch>
-                  </pic:blipFill>
-                  <pic:spPr>
-                    <a:xfrm>
-                      <a:off x="0" y="0"/>
-                      <a:ext cx="5669280" cy="2438437"/>
-                    </a:xfrm>
-                    <a:prstGeom prst="rect"/>
-                  </pic:spPr>
-                </pic:pic>
-              </a:graphicData>
-            </a:graphic>
-          </wp:inline>
-        </w:drawing>
-      </w:r>
-    </w:p>
-    <w:p>
-      <w:pPr>
-        <w:spacing w:line="240" w:lineRule="auto" w:after="120"/>
-        <w:jc w:val="center"/>
-      </w:pPr>
-      <w:r>
-        <w:rPr>
-          <w:rFonts w:ascii="Times New Roman" w:hAnsi="Times New Roman" w:cs="Times New Roman" w:eastAsia="Times New Roman"/>
-          <w:b w:val="0"/>
-          <w:i w:val="0"/>
-          <w:sz w:val="24"/>
-        </w:rPr>
-        <w:t>Рисунок 2.5 — Жизненный цикл версий расписания</w:t>
-      </w:r>
-    </w:p>
-    <w:p>
-      <w:pPr>
-        <w:spacing w:line="360" w:lineRule="auto" w:after="0"/>
-        <w:ind w:firstLine="709"/>
-        <w:jc w:val="both"/>
-      </w:pPr>
-      <w:r>
-        <w:rPr>
-          <w:rFonts w:ascii="Times New Roman" w:hAnsi="Times New Roman" w:cs="Times New Roman" w:eastAsia="Times New Roman"/>
-          <w:b w:val="0"/>
-          <w:i w:val="0"/>
-          <w:sz w:val="28"/>
-        </w:rPr>
-        <w:t>Публикация переводит занятия института из черновика в опубликованные, заменяя прежнее расписание. Отмена удаляет только черновики, оставляя опубликованное нетронутым, и потому идемпотентна. Перегенерация института сначала удаляет его прежний вариант и создаёт новый черновик. Все эти операции изменяют состояние и потому выполняются под защитой транзакций — о ней следующий раздел.</w:t>
-      </w:r>
-    </w:p>
-    <w:p>
-      <w:pPr>
-        <w:spacing w:line="360" w:lineRule="auto" w:before="120" w:after="0"/>
-        <w:ind w:firstLine="709"/>
-        <w:jc w:val="left"/>
-      </w:pPr>
-      <w:r>
-        <w:rPr>
-          <w:rFonts w:ascii="Times New Roman" w:hAnsi="Times New Roman" w:cs="Times New Roman" w:eastAsia="Times New Roman"/>
-          <w:b/>
-          <w:i w:val="0"/>
-          <w:sz w:val="28"/>
-        </w:rPr>
-        <w:t>2.8 Транзакционная защита от коллизий</w:t>
-      </w:r>
-    </w:p>
-    <w:p>
-      <w:pPr>
-        <w:spacing w:line="360" w:lineRule="auto" w:after="0"/>
-        <w:ind w:firstLine="709"/>
-        <w:jc w:val="both"/>
-      </w:pPr>
-      <w:r>
-        <w:rPr>
-          <w:rFonts w:ascii="Times New Roman" w:hAnsi="Times New Roman" w:cs="Times New Roman" w:eastAsia="Times New Roman"/>
-          <w:b w:val="0"/>
-          <w:i w:val="0"/>
-          <w:sz w:val="28"/>
-        </w:rPr>
-        <w:t>Невозможность безопасной совместной работы была одной из главных бед прежнего процесса: при одновременном редактировании общих файлов возникали наложения занятий и потерянные изменения. Поэтому все операции записи расписания выполняются в транзакциях с уровнем изоляции SERIALIZABLE — самым строгим по стандарту SQL [27, 29]. На этом уровне СУБД гарантирует, что результат параллельных транзакций эквивалентен какому-то их последовательному выполнению, а при конфликте сериализации одна из транзакций отменяется. Чтобы отмена оставалась незаметной для пользователя, прерванная транзакция автоматически повторяется стратегией выполнения.</w:t>
-      </w:r>
-    </w:p>
-    <w:p>
-      <w:pPr>
-        <w:spacing w:line="360" w:lineRule="auto" w:after="0"/>
-        <w:ind w:firstLine="709"/>
-        <w:jc w:val="both"/>
-      </w:pPr>
-      <w:r>
-        <w:rPr>
-          <w:rFonts w:ascii="Times New Roman" w:hAnsi="Times New Roman" w:cs="Times New Roman" w:eastAsia="Times New Roman"/>
-          <w:b w:val="0"/>
-          <w:i w:val="0"/>
-          <w:sz w:val="28"/>
-        </w:rPr>
-        <w:t>Особенно важна такая защита при ручном добавлении занятия, минующем решатель. Здесь система сначала проверяет отсутствие коллизий по аудитории, преподавателю и группам, а затем сохраняет занятие. Без должной изоляции две параллельные операции могли бы одновременно пройти проверку и создать конфликтующие занятия — классическое состояние гонки «проверка, затем запись». Объединение проверки и вставки в одну сериализуемую транзакцию исключает такую возможность. При этом длительная работа решателя вынесена за пределы транзакции: внутри неё выполняется лишь короткая запись результата, поэтому блокировки не удерживаются на время поиска решения.</w:t>
-      </w:r>
-    </w:p>
-    <w:p>
-      <w:pPr>
-        <w:spacing w:line="360" w:lineRule="auto" w:before="120" w:after="0"/>
-        <w:ind w:firstLine="709"/>
-        <w:jc w:val="left"/>
-      </w:pPr>
-      <w:r>
-        <w:rPr>
-          <w:rFonts w:ascii="Times New Roman" w:hAnsi="Times New Roman" w:cs="Times New Roman" w:eastAsia="Times New Roman"/>
-          <w:b/>
-          <w:i w:val="0"/>
-          <w:sz w:val="28"/>
-        </w:rPr>
-        <w:t>2.9 Журналирование изменений учебной нагрузки</w:t>
-      </w:r>
-    </w:p>
-    <w:p>
-      <w:pPr>
-        <w:spacing w:line="360" w:lineRule="auto" w:after="0"/>
-        <w:ind w:firstLine="709"/>
-        <w:jc w:val="both"/>
-      </w:pPr>
-      <w:r>
-        <w:rPr>
-          <w:rFonts w:ascii="Times New Roman" w:hAnsi="Times New Roman" w:cs="Times New Roman" w:eastAsia="Times New Roman"/>
-          <w:b w:val="0"/>
-          <w:i w:val="0"/>
-          <w:sz w:val="28"/>
-        </w:rPr>
-        <w:t>Чтобы сотрудники бюро не сверяли нагрузку вручную, система ведёт журнал её изменений на двух уровнях — семестровом (SemesterLog) и недельном (WeekLog). Каждая запись фиксирует тип операции (добавление, изменение, удаление), прежнее и новое значение часов и отметку времени. Журналирование встроено в доменную модель: запись появляется только при фактическом изменении значения часов, поэтому «пустых» событий в истории не возникает. При удалении нагрузки её запись в журнале сохраняется — внешний ключ обнуляется, а сама запись остаётся, поэтому история всегда полна. Накопленный журнал служит и источником истории в интерфейсе, и основой уведомлений реального времени.</w:t>
-      </w:r>
-    </w:p>
-    <w:p>
-      <w:pPr>
-        <w:spacing w:line="360" w:lineRule="auto" w:before="120" w:after="0"/>
-        <w:ind w:firstLine="709"/>
-        <w:jc w:val="left"/>
-      </w:pPr>
-      <w:r>
-        <w:rPr>
-          <w:rFonts w:ascii="Times New Roman" w:hAnsi="Times New Roman" w:cs="Times New Roman" w:eastAsia="Times New Roman"/>
-          <w:b/>
-          <w:i w:val="0"/>
-          <w:sz w:val="28"/>
-        </w:rPr>
-        <w:t>2.10 Интеграция с системой «Нагрузка ВУЗа»</w:t>
-      </w:r>
-    </w:p>
-    <w:p>
-      <w:pPr>
-        <w:spacing w:line="360" w:lineRule="auto" w:after="0"/>
-        <w:ind w:firstLine="709"/>
-        <w:jc w:val="both"/>
-      </w:pPr>
-      <w:r>
-        <w:rPr>
-          <w:rFonts w:ascii="Times New Roman" w:hAnsi="Times New Roman" w:cs="Times New Roman" w:eastAsia="Times New Roman"/>
-          <w:b w:val="0"/>
-          <w:i w:val="0"/>
-          <w:sz w:val="28"/>
-        </w:rPr>
-        <w:t>Сведения о нагрузке, преподавателях, группах и дисциплинах поставляет система ММИС с модулями «Деканат» (справочники) и «Нагрузка ВУЗа» (часы), развёрнутая на сервере MS SQL. Интеграция реализована как периодическая фоновая синхронизация по схеме «извлечение — преобразование — загрузка» (ETL). Конвейер синхронизации показан на рисунке 2.6.</w:t>
-      </w:r>
-    </w:p>
-    <w:p>
-      <w:pPr>
-        <w:spacing w:line="240" w:lineRule="auto" w:before="120"/>
-        <w:jc w:val="center"/>
-      </w:pPr>
-      <w:r>
-        <w:drawing>
-          <wp:inline xmlns:a="http://schemas.openxmlformats.org/drawingml/2006/main" xmlns:pic="http://schemas.openxmlformats.org/drawingml/2006/picture">
-            <wp:extent cx="5669280" cy="3150926"/>
-            <wp:docPr id="49" name="Picture 49"/>
-            <wp:cNvGraphicFramePr>
-              <a:graphicFrameLocks noChangeAspect="1"/>
-            </wp:cNvGraphicFramePr>
-            <a:graphic>
-              <a:graphicData uri="http://schemas.openxmlformats.org/drawingml/2006/picture">
-                <pic:pic>
-                  <pic:nvPicPr>
-                    <pic:cNvPr id="0" name="image.png"/>
-                    <pic:cNvPicPr/>
-                  </pic:nvPicPr>
-                  <pic:blipFill>
-                    <a:blip r:embed="rId21"/>
-                    <a:stretch>
-                      <a:fillRect/>
-                    </a:stretch>
-                  </pic:blipFill>
-                  <pic:spPr>
-                    <a:xfrm>
-                      <a:off x="0" y="0"/>
-                      <a:ext cx="5669280" cy="3150926"/>
-                    </a:xfrm>
-                    <a:prstGeom prst="rect"/>
-                  </pic:spPr>
-                </pic:pic>
-              </a:graphicData>
-            </a:graphic>
-          </wp:inline>
-        </w:drawing>
-      </w:r>
-    </w:p>
-    <w:p>
-      <w:pPr>
-        <w:spacing w:line="240" w:lineRule="auto" w:after="120"/>
-        <w:jc w:val="center"/>
-      </w:pPr>
-      <w:r>
-        <w:rPr>
-          <w:rFonts w:ascii="Times New Roman" w:hAnsi="Times New Roman" w:cs="Times New Roman" w:eastAsia="Times New Roman"/>
-          <w:b w:val="0"/>
-          <w:i w:val="0"/>
-          <w:sz w:val="24"/>
-        </w:rPr>
-        <w:t>Рисунок 2.6 — Конвейер интеграции с системой «Нагрузка ВУЗа»</w:t>
-      </w:r>
-    </w:p>
-    <w:p>
-      <w:pPr>
-        <w:spacing w:line="360" w:lineRule="auto" w:after="0"/>
-        <w:ind w:firstLine="709"/>
-        <w:jc w:val="both"/>
-      </w:pPr>
-      <w:r>
-        <w:rPr>
-          <w:rFonts w:ascii="Times New Roman" w:hAnsi="Times New Roman" w:cs="Times New Roman" w:eastAsia="Times New Roman"/>
-          <w:b w:val="0"/>
-          <w:i w:val="0"/>
-          <w:sz w:val="28"/>
-        </w:rPr>
-        <w:t>Компонент чтения снимает из базы ММИС полный срез справочников и нагрузки только запросами на выборку, не трогая исходные данные. Служба синхронизации переносит справочники идемпотентно: для каждой записи по её коду ММИС детерминированно вычисляется идентификатор, по которому выполняется вставка-или-обновление, поэтому повторные прогоны не плодят дубликатов. Нагрузка синхронизируется с вычислением разницы: новые строки помечаются как добавление, изменённые часы — как изменение, пропавшие в источнике — как удаление, и каждое такое событие попадает в журнал. Вся синхронизация идёт в одной сериализуемой транзакции. После переноса достраивается календарная сетка — рабочие дни и пары новых недель, которых в ММИС нет, но которые нужны решателю как ось «время». Запускает синхронизацию фоновая служба по расписанию — ежедневно или с заданным интервалом. Вся интеграция спрятана за интерфейсами прикладного слоя, поэтому источник данных можно заменить, не трогая остальную систему.</w:t>
-      </w:r>
-    </w:p>
-    <w:p>
-      <w:pPr>
-        <w:spacing w:line="360" w:lineRule="auto" w:before="120" w:after="0"/>
-        <w:ind w:firstLine="709"/>
-        <w:jc w:val="left"/>
-      </w:pPr>
-      <w:r>
-        <w:rPr>
-          <w:rFonts w:ascii="Times New Roman" w:hAnsi="Times New Roman" w:cs="Times New Roman" w:eastAsia="Times New Roman"/>
-          <w:b/>
-          <w:i w:val="0"/>
-          <w:sz w:val="28"/>
-        </w:rPr>
-        <w:t>2.11 Программный интерфейс (REST API)</w:t>
-      </w:r>
-    </w:p>
-    <w:p>
-      <w:pPr>
-        <w:spacing w:line="360" w:lineRule="auto" w:after="0"/>
-        <w:ind w:firstLine="709"/>
-        <w:jc w:val="both"/>
-      </w:pPr>
-      <w:r>
-        <w:rPr>
-          <w:rFonts w:ascii="Times New Roman" w:hAnsi="Times New Roman" w:cs="Times New Roman" w:eastAsia="Times New Roman"/>
-          <w:b w:val="0"/>
-          <w:i w:val="0"/>
-          <w:sz w:val="28"/>
-        </w:rPr>
-        <w:t>Клиент общается с серверной частью в стиле REST: ресурсы адресуются единообразными идентификаторами, операции выполняются методами HTTP, данные передаются в формате JSON [26]. Интерфейс сгруппирован по предметным областям; основные группы ресурсов сведены в таблицу 2.3.</w:t>
-      </w:r>
-    </w:p>
-    <w:p>
-      <w:pPr>
-        <w:spacing w:line="240" w:lineRule="auto" w:before="120"/>
-        <w:jc w:val="right"/>
-      </w:pPr>
-      <w:r>
-        <w:rPr>
-          <w:rFonts w:ascii="Times New Roman" w:hAnsi="Times New Roman" w:cs="Times New Roman" w:eastAsia="Times New Roman"/>
-          <w:b w:val="0"/>
-          <w:i w:val="0"/>
-          <w:sz w:val="24"/>
-        </w:rPr>
-        <w:t>Таблица 2.3 — Основные группы ресурсов программного интерфейса</w:t>
-      </w:r>
-    </w:p>
-    <w:tbl>
-      <w:tblPr>
-        <w:tblW w:type="auto" w:w="0"/>
-        <w:jc w:val="center"/>
-        <w:tblLook w:firstColumn="1" w:firstRow="1" w:lastColumn="0" w:lastRow="0" w:noHBand="0" w:noVBand="1" w:val="04A0"/>
-        <w:tblBorders>
-          <w:top w:val="single" w:sz="4" w:space="0" w:color="000000"/>
-          <w:left w:val="single" w:sz="4" w:space="0" w:color="000000"/>
-          <w:bottom w:val="single" w:sz="4" w:space="0" w:color="000000"/>
-          <w:right w:val="single" w:sz="4" w:space="0" w:color="000000"/>
-          <w:insideH w:val="single" w:sz="4" w:space="0" w:color="000000"/>
-          <w:insideV w:val="single" w:sz="4" w:space="0" w:color="000000"/>
-        </w:tblBorders>
-      </w:tblPr>
-      <w:tblGrid>
-        <w:gridCol w:w="4677"/>
-        <w:gridCol w:w="4677"/>
-      </w:tblGrid>
-      <w:tr>
-        <w:tc>
-          <w:tcPr>
-            <w:tcW w:type="dxa" w:w="3168"/>
-            <w:shd w:val="clear" w:color="auto" w:fill="1e4b8f"/>
-          </w:tcPr>
-          <w:p>
-            <w:pPr>
-              <w:spacing w:line="240" w:lineRule="auto" w:after="0"/>
-              <w:jc w:val="center"/>
-            </w:pPr>
-            <w:r>
-              <w:rPr>
-                <w:rFonts w:ascii="Times New Roman" w:hAnsi="Times New Roman" w:cs="Times New Roman" w:eastAsia="Times New Roman"/>
-                <w:b/>
-                <w:i w:val="0"/>
-                <w:color w:val="FFFFFF"/>
-                <w:sz w:val="24"/>
-              </w:rPr>
-              <w:t>Группа ресурсов</w:t>
-            </w:r>
-          </w:p>
-        </w:tc>
-        <w:tc>
-          <w:tcPr>
-            <w:tcW w:type="dxa" w:w="6048"/>
-            <w:shd w:val="clear" w:color="auto" w:fill="1e4b8f"/>
-          </w:tcPr>
-          <w:p>
-            <w:pPr>
-              <w:spacing w:line="240" w:lineRule="auto" w:after="0"/>
-              <w:jc w:val="center"/>
-            </w:pPr>
-            <w:r>
-              <w:rPr>
-                <w:rFonts w:ascii="Times New Roman" w:hAnsi="Times New Roman" w:cs="Times New Roman" w:eastAsia="Times New Roman"/>
-                <w:b/>
-                <w:i w:val="0"/>
-                <w:color w:val="FFFFFF"/>
-                <w:sz w:val="24"/>
-              </w:rPr>
-              <w:t>Назначение и операции</w:t>
-            </w:r>
-          </w:p>
-        </w:tc>
-      </w:tr>
-      <w:tr>
-        <w:tc>
-          <w:tcPr>
-            <w:tcW w:type="dxa" w:w="3168"/>
-          </w:tcPr>
-          <w:p>
-            <w:pPr>
-              <w:spacing w:line="240" w:lineRule="auto" w:after="0"/>
-              <w:jc w:val="left"/>
-            </w:pPr>
-            <w:r>
-              <w:rPr>
-                <w:rFonts w:ascii="Times New Roman" w:hAnsi="Times New Roman" w:cs="Times New Roman" w:eastAsia="Times New Roman"/>
-                <w:b w:val="0"/>
-                <w:i w:val="0"/>
-                <w:sz w:val="24"/>
-              </w:rPr>
-              <w:t>lessons</w:t>
-            </w:r>
-          </w:p>
-        </w:tc>
-        <w:tc>
-          <w:tcPr>
-            <w:tcW w:type="dxa" w:w="6048"/>
-          </w:tcPr>
-          <w:p>
-            <w:pPr>
-              <w:spacing w:line="240" w:lineRule="auto" w:after="0"/>
-              <w:jc w:val="left"/>
-            </w:pPr>
-            <w:r>
-              <w:rPr>
-                <w:rFonts w:ascii="Times New Roman" w:hAnsi="Times New Roman" w:cs="Times New Roman" w:eastAsia="Times New Roman"/>
-                <w:b w:val="0"/>
-                <w:i w:val="0"/>
-                <w:sz w:val="24"/>
-              </w:rPr>
-              <w:t>Чтение по преподавателю/группе/аудитории, добавление, удаление и перенос занятий, фоновая генерация, публикация и сброс черновика</w:t>
-            </w:r>
-          </w:p>
-        </w:tc>
-      </w:tr>
-      <w:tr>
-        <w:tc>
-          <w:tcPr>
-            <w:tcW w:type="dxa" w:w="3168"/>
-          </w:tcPr>
-          <w:p>
-            <w:pPr>
-              <w:spacing w:line="240" w:lineRule="auto" w:after="0"/>
-              <w:jc w:val="left"/>
-            </w:pPr>
-            <w:r>
-              <w:rPr>
-                <w:rFonts w:ascii="Times New Roman" w:hAnsi="Times New Roman" w:cs="Times New Roman" w:eastAsia="Times New Roman"/>
-                <w:b w:val="0"/>
-                <w:i w:val="0"/>
-                <w:sz w:val="24"/>
-              </w:rPr>
-              <w:t>workloads, workloads/changes</w:t>
-            </w:r>
-          </w:p>
-        </w:tc>
-        <w:tc>
-          <w:tcPr>
-            <w:tcW w:type="dxa" w:w="6048"/>
-          </w:tcPr>
-          <w:p>
-            <w:pPr>
-              <w:spacing w:line="240" w:lineRule="auto" w:after="0"/>
-              <w:jc w:val="left"/>
-            </w:pPr>
-            <w:r>
-              <w:rPr>
-                <w:rFonts w:ascii="Times New Roman" w:hAnsi="Times New Roman" w:cs="Times New Roman" w:eastAsia="Times New Roman"/>
-                <w:b w:val="0"/>
-                <w:i w:val="0"/>
-                <w:sz w:val="24"/>
-              </w:rPr>
-              <w:t>Учебная нагрузка и журнал её изменений (с пагинацией)</w:t>
-            </w:r>
-          </w:p>
-        </w:tc>
-      </w:tr>
-      <w:tr>
-        <w:tc>
-          <w:tcPr>
-            <w:tcW w:type="dxa" w:w="3168"/>
-          </w:tcPr>
-          <w:p>
-            <w:pPr>
-              <w:spacing w:line="240" w:lineRule="auto" w:after="0"/>
-              <w:jc w:val="left"/>
-            </w:pPr>
-            <w:r>
-              <w:rPr>
-                <w:rFonts w:ascii="Times New Roman" w:hAnsi="Times New Roman" w:cs="Times New Roman" w:eastAsia="Times New Roman"/>
-                <w:b w:val="0"/>
-                <w:i w:val="0"/>
-                <w:sz w:val="24"/>
-              </w:rPr>
-              <w:t>institutes, departments, teachers, groups</w:t>
-            </w:r>
-          </w:p>
-        </w:tc>
-        <w:tc>
-          <w:tcPr>
-            <w:tcW w:type="dxa" w:w="6048"/>
-          </w:tcPr>
-          <w:p>
-            <w:pPr>
-              <w:spacing w:line="240" w:lineRule="auto" w:after="0"/>
-              <w:jc w:val="left"/>
-            </w:pPr>
-            <w:r>
-              <w:rPr>
-                <w:rFonts w:ascii="Times New Roman" w:hAnsi="Times New Roman" w:cs="Times New Roman" w:eastAsia="Times New Roman"/>
-                <w:b w:val="0"/>
-                <w:i w:val="0"/>
-                <w:sz w:val="24"/>
-              </w:rPr>
-              <w:t>Справочники университета для каскадных фильтров</w:t>
-            </w:r>
-          </w:p>
-        </w:tc>
-      </w:tr>
-      <w:tr>
-        <w:tc>
-          <w:tcPr>
-            <w:tcW w:type="dxa" w:w="3168"/>
-          </w:tcPr>
-          <w:p>
-            <w:pPr>
-              <w:spacing w:line="240" w:lineRule="auto" w:after="0"/>
-              <w:jc w:val="left"/>
-            </w:pPr>
-            <w:r>
-              <w:rPr>
-                <w:rFonts w:ascii="Times New Roman" w:hAnsi="Times New Roman" w:cs="Times New Roman" w:eastAsia="Times New Roman"/>
-                <w:b w:val="0"/>
-                <w:i w:val="0"/>
-                <w:sz w:val="24"/>
-              </w:rPr>
-              <w:t>buildings, rooms, classrooms, equipments</w:t>
-            </w:r>
-          </w:p>
-        </w:tc>
-        <w:tc>
-          <w:tcPr>
-            <w:tcW w:type="dxa" w:w="6048"/>
-          </w:tcPr>
-          <w:p>
-            <w:pPr>
-              <w:spacing w:line="240" w:lineRule="auto" w:after="0"/>
-              <w:jc w:val="left"/>
-            </w:pPr>
-            <w:r>
-              <w:rPr>
-                <w:rFonts w:ascii="Times New Roman" w:hAnsi="Times New Roman" w:cs="Times New Roman" w:eastAsia="Times New Roman"/>
-                <w:b w:val="0"/>
-                <w:i w:val="0"/>
-                <w:sz w:val="24"/>
-              </w:rPr>
-              <w:t>Аудиторный фонд и оборудование (CRUD)</w:t>
-            </w:r>
-          </w:p>
-        </w:tc>
-      </w:tr>
-      <w:tr>
-        <w:tc>
-          <w:tcPr>
-            <w:tcW w:type="dxa" w:w="3168"/>
-          </w:tcPr>
-          <w:p>
-            <w:pPr>
-              <w:spacing w:line="240" w:lineRule="auto" w:after="0"/>
-              <w:jc w:val="left"/>
-            </w:pPr>
-            <w:r>
-              <w:rPr>
-                <w:rFonts w:ascii="Times New Roman" w:hAnsi="Times New Roman" w:cs="Times New Roman" w:eastAsia="Times New Roman"/>
-                <w:b w:val="0"/>
-                <w:i w:val="0"/>
-                <w:sz w:val="24"/>
-              </w:rPr>
-              <w:t>availability, constraints</w:t>
-            </w:r>
-          </w:p>
-        </w:tc>
-        <w:tc>
-          <w:tcPr>
-            <w:tcW w:type="dxa" w:w="6048"/>
-          </w:tcPr>
-          <w:p>
-            <w:pPr>
-              <w:spacing w:line="240" w:lineRule="auto" w:after="0"/>
-              <w:jc w:val="left"/>
-            </w:pPr>
-            <w:r>
-              <w:rPr>
-                <w:rFonts w:ascii="Times New Roman" w:hAnsi="Times New Roman" w:cs="Times New Roman" w:eastAsia="Times New Roman"/>
-                <w:b w:val="0"/>
-                <w:i w:val="0"/>
-                <w:sz w:val="24"/>
-              </w:rPr>
-              <w:t>Доступность преподавателей/аудиторий и веса ограничений</w:t>
-            </w:r>
-          </w:p>
-        </w:tc>
-      </w:tr>
-      <w:tr>
-        <w:tc>
-          <w:tcPr>
-            <w:tcW w:type="dxa" w:w="3168"/>
-          </w:tcPr>
-          <w:p>
-            <w:pPr>
-              <w:spacing w:line="240" w:lineRule="auto" w:after="0"/>
-              <w:jc w:val="left"/>
-            </w:pPr>
-            <w:r>
-              <w:rPr>
-                <w:rFonts w:ascii="Times New Roman" w:hAnsi="Times New Roman" w:cs="Times New Roman" w:eastAsia="Times New Roman"/>
-                <w:b w:val="0"/>
-                <w:i w:val="0"/>
-                <w:sz w:val="24"/>
-              </w:rPr>
-              <w:t>semesters, weeks, timeslots</w:t>
-            </w:r>
-          </w:p>
-        </w:tc>
-        <w:tc>
-          <w:tcPr>
-            <w:tcW w:type="dxa" w:w="6048"/>
-          </w:tcPr>
-          <w:p>
-            <w:pPr>
-              <w:spacing w:line="240" w:lineRule="auto" w:after="0"/>
-              <w:jc w:val="left"/>
-            </w:pPr>
-            <w:r>
-              <w:rPr>
-                <w:rFonts w:ascii="Times New Roman" w:hAnsi="Times New Roman" w:cs="Times New Roman" w:eastAsia="Times New Roman"/>
-                <w:b w:val="0"/>
-                <w:i w:val="0"/>
-                <w:sz w:val="24"/>
-              </w:rPr>
-              <w:t>Календарь и сетка слотов</w:t>
-            </w:r>
-          </w:p>
-        </w:tc>
-      </w:tr>
-      <w:tr>
-        <w:tc>
-          <w:tcPr>
-            <w:tcW w:type="dxa" w:w="3168"/>
-          </w:tcPr>
-          <w:p>
-            <w:pPr>
-              <w:spacing w:line="240" w:lineRule="auto" w:after="0"/>
-              <w:jc w:val="left"/>
-            </w:pPr>
-            <w:r>
-              <w:rPr>
-                <w:rFonts w:ascii="Times New Roman" w:hAnsi="Times New Roman" w:cs="Times New Roman" w:eastAsia="Times New Roman"/>
-                <w:b w:val="0"/>
-                <w:i w:val="0"/>
-                <w:sz w:val="24"/>
-              </w:rPr>
-              <w:t>auth/login</w:t>
-            </w:r>
-          </w:p>
-        </w:tc>
-        <w:tc>
-          <w:tcPr>
-            <w:tcW w:type="dxa" w:w="6048"/>
-          </w:tcPr>
-          <w:p>
-            <w:pPr>
-              <w:spacing w:line="240" w:lineRule="auto" w:after="0"/>
-              <w:jc w:val="left"/>
-            </w:pPr>
-            <w:r>
-              <w:rPr>
-                <w:rFonts w:ascii="Times New Roman" w:hAnsi="Times New Roman" w:cs="Times New Roman" w:eastAsia="Times New Roman"/>
-                <w:b w:val="0"/>
-                <w:i w:val="0"/>
-                <w:sz w:val="24"/>
-              </w:rPr>
-              <w:t>Аутентификация через доменные учётные записи</w:t>
-            </w:r>
-          </w:p>
-        </w:tc>
-      </w:tr>
-    </w:tbl>
-    <w:p>
-      <w:pPr>
-        <w:spacing w:line="360" w:lineRule="auto" w:after="0"/>
-        <w:ind w:firstLine="709"/>
-        <w:jc w:val="both"/>
-      </w:pPr>
-      <w:r>
-        <w:rPr>
-          <w:rFonts w:ascii="Times New Roman" w:hAnsi="Times New Roman" w:cs="Times New Roman" w:eastAsia="Times New Roman"/>
-          <w:b w:val="0"/>
-          <w:i w:val="0"/>
-          <w:sz w:val="28"/>
-        </w:rPr>
-        <w:t>Запросы, отдающие большие объёмы (нагрузка, история), поддерживают серверную постраничную выдачу. Ошибки возвращаются в стандартном формате ProblemDetails: попытка создать конфликтующее занятие даёт код 409 с описанием обнаруженных коллизий, а ошибка валидации — код 400. Интерфейс описан спецификацией OpenAPI с интерактивной страницей Swagger, что упрощает его освоение разработчиком клиента.</w:t>
-      </w:r>
-    </w:p>
-    <w:p>
-      <w:pPr>
-        <w:spacing w:line="360" w:lineRule="auto" w:before="120" w:after="0"/>
-        <w:ind w:firstLine="709"/>
-        <w:jc w:val="left"/>
-      </w:pPr>
-      <w:r>
-        <w:rPr>
-          <w:rFonts w:ascii="Times New Roman" w:hAnsi="Times New Roman" w:cs="Times New Roman" w:eastAsia="Times New Roman"/>
-          <w:b/>
-          <w:i w:val="0"/>
-          <w:sz w:val="28"/>
-        </w:rPr>
-        <w:t>2.12 Аутентификация, авторизация и уведомления реального времени</w:t>
-      </w:r>
-    </w:p>
-    <w:p>
-      <w:pPr>
-        <w:spacing w:line="360" w:lineRule="auto" w:after="0"/>
-        <w:ind w:firstLine="709"/>
-        <w:jc w:val="both"/>
-      </w:pPr>
-      <w:r>
-        <w:rPr>
-          <w:rFonts w:ascii="Times New Roman" w:hAnsi="Times New Roman" w:cs="Times New Roman" w:eastAsia="Times New Roman"/>
-          <w:b w:val="0"/>
-          <w:i w:val="0"/>
-          <w:sz w:val="28"/>
-        </w:rPr>
-        <w:t>Поскольку у всех сотрудников есть доменные учётные записи, на них и построена аутентификация. При входе серверная часть выполняет привязку (bind) к службе каталогов Active Directory по протоколу LDAP, проверяя логин и пароль, затем читает членство пользователя в группах и проверяет принадлежность к группе доступа [31]. При успехе выпускается подписанный маркер JSON Web Token (JWT) с именем пользователя и его ролями, который клиент предъявляет в последующих запросах [30]. Последовательность входа показана на рисунке 2.7.</w:t>
-      </w:r>
-    </w:p>
-    <w:p>
-      <w:pPr>
-        <w:spacing w:line="240" w:lineRule="auto" w:before="120"/>
-        <w:jc w:val="center"/>
-      </w:pPr>
-      <w:r>
-        <w:drawing>
-          <wp:inline xmlns:a="http://schemas.openxmlformats.org/drawingml/2006/main" xmlns:pic="http://schemas.openxmlformats.org/drawingml/2006/picture">
-            <wp:extent cx="5669280" cy="3067601"/>
-            <wp:docPr id="50" name="Picture 50"/>
-            <wp:cNvGraphicFramePr>
-              <a:graphicFrameLocks noChangeAspect="1"/>
-            </wp:cNvGraphicFramePr>
-            <a:graphic>
-              <a:graphicData uri="http://schemas.openxmlformats.org/drawingml/2006/picture">
-                <pic:pic>
-                  <pic:nvPicPr>
-                    <pic:cNvPr id="0" name="image.png"/>
-                    <pic:cNvPicPr/>
-                  </pic:nvPicPr>
-                  <pic:blipFill>
-                    <a:blip r:embed="rId22"/>
-                    <a:stretch>
-                      <a:fillRect/>
-                    </a:stretch>
-                  </pic:blipFill>
-                  <pic:spPr>
-                    <a:xfrm>
-                      <a:off x="0" y="0"/>
-                      <a:ext cx="5669280" cy="3067601"/>
-                    </a:xfrm>
-                    <a:prstGeom prst="rect"/>
-                  </pic:spPr>
-                </pic:pic>
-              </a:graphicData>
-            </a:graphic>
-          </wp:inline>
-        </w:drawing>
-      </w:r>
-    </w:p>
-    <w:p>
-      <w:pPr>
-        <w:spacing w:line="240" w:lineRule="auto" w:after="120"/>
-        <w:jc w:val="center"/>
-      </w:pPr>
-      <w:r>
-        <w:rPr>
-          <w:rFonts w:ascii="Times New Roman" w:hAnsi="Times New Roman" w:cs="Times New Roman" w:eastAsia="Times New Roman"/>
-          <w:b w:val="0"/>
-          <w:i w:val="0"/>
-          <w:sz w:val="24"/>
-        </w:rPr>
-        <w:t>Рисунок 2.7 — Аутентификация через доменные учётные записи</w:t>
-      </w:r>
-    </w:p>
-    <w:p>
-      <w:pPr>
-        <w:spacing w:line="360" w:lineRule="auto" w:after="0"/>
-        <w:ind w:firstLine="709"/>
-        <w:jc w:val="both"/>
-      </w:pPr>
-      <w:r>
-        <w:rPr>
-          <w:rFonts w:ascii="Times New Roman" w:hAnsi="Times New Roman" w:cs="Times New Roman" w:eastAsia="Times New Roman"/>
-          <w:b w:val="0"/>
-          <w:i w:val="0"/>
-          <w:sz w:val="28"/>
-        </w:rPr>
-        <w:t>Все ресурсы интерфейса по умолчанию требуют действительного маркера — исключение лишь у операции входа. Роли, перенесённые из доменных групп в маркер, разграничивают права администратора и сотрудника бюро. Маркеры живут ограниченное время и передаются по защищённому каналу.</w:t>
-      </w:r>
-    </w:p>
-    <w:p>
-      <w:pPr>
-        <w:spacing w:line="360" w:lineRule="auto" w:after="0"/>
-        <w:ind w:firstLine="709"/>
-        <w:jc w:val="both"/>
-      </w:pPr>
-      <w:r>
-        <w:rPr>
-          <w:rFonts w:ascii="Times New Roman" w:hAnsi="Times New Roman" w:cs="Times New Roman" w:eastAsia="Times New Roman"/>
-          <w:b w:val="0"/>
-          <w:i w:val="0"/>
-          <w:sz w:val="28"/>
-        </w:rPr>
-        <w:t>Чтобы сотрудники сразу видели правки друг друга, серверная часть поддерживает уведомления реального времени на основе SignalR поверх постоянного соединения WebSocket [32]. После входа клиент подключается к хабу уведомлений; при публикации расписания института или при изменении нагрузки по итогам синхронизации с ММИС сервер рассылает подключённым клиентам соответствующие события, и их интерфейсы обновляются без перезагрузки страницы. Подключение к хабу, как и обращения к API, требует действительного маркера. Так обеспечивается согласованная совместная работа и снимается нужда в ручной сверке данных.</w:t>
-      </w:r>
-    </w:p>
-    <w:p>
-      <w:pPr>
-        <w:spacing w:line="360" w:lineRule="auto" w:after="0"/>
-        <w:ind w:firstLine="709"/>
-        <w:jc w:val="both"/>
-      </w:pPr>
-      <w:r>
-        <w:rPr>
-          <w:rFonts w:ascii="Times New Roman" w:hAnsi="Times New Roman" w:cs="Times New Roman" w:eastAsia="Times New Roman"/>
-          <w:b w:val="0"/>
-          <w:i w:val="0"/>
-          <w:sz w:val="28"/>
-        </w:rPr>
-        <w:t>Спроектированные в этой главе архитектура, модель данных, математическая модель и подсистемы образуют целостное техническое решение; его программная реализация и тестирование рассматриваются в следующей главе.</w:t>
-      </w:r>
-    </w:p>
-    <w:p>
-      <w:pPr>
-        <w:pageBreakBefore/>
-        <w:spacing w:line="360" w:lineRule="auto" w:after="0"/>
-        <w:jc w:val="center"/>
-      </w:pPr>
-      <w:r>
-        <w:rPr>
-          <w:rFonts w:ascii="Times New Roman" w:hAnsi="Times New Roman" w:cs="Times New Roman" w:eastAsia="Times New Roman"/>
-          <w:b/>
-          <w:i w:val="0"/>
-          <w:sz w:val="28"/>
-        </w:rPr>
-        <w:t>3 РЕАЛИЗАЦИЯ И ТЕСТИРОВАНИЕ СЕРВЕРНОЙ ЧАСТИ</w:t>
-      </w:r>
-    </w:p>
-    <w:p>
-      <w:pPr>
-        <w:spacing w:line="360" w:lineRule="auto" w:after="0"/>
-        <w:ind w:firstLine="709"/>
-        <w:jc w:val="both"/>
-      </w:pPr>
-      <w:r>
-        <w:rPr>
-          <w:rFonts w:ascii="Times New Roman" w:hAnsi="Times New Roman" w:cs="Times New Roman" w:eastAsia="Times New Roman"/>
-          <w:b w:val="0"/>
-          <w:i w:val="0"/>
-          <w:sz w:val="28"/>
-        </w:rPr>
-        <w:t>В настоящей главе рассматривается программная реализация спроектированной в предыдущей главе серверной части: описывается структура программного решения, ключевые модули доменного, прикладного и инфраструктурного слоёв с фрагментами исходного кода, а затем приводятся результаты тестирования и оценка соответствия разработанной системы сформулированным требованиям.</w:t>
-      </w:r>
-    </w:p>
-    <w:p>
-      <w:pPr>
-        <w:spacing w:line="360" w:lineRule="auto" w:before="120" w:after="0"/>
-        <w:ind w:firstLine="709"/>
-        <w:jc w:val="left"/>
-      </w:pPr>
-      <w:r>
-        <w:rPr>
-          <w:rFonts w:ascii="Times New Roman" w:hAnsi="Times New Roman" w:cs="Times New Roman" w:eastAsia="Times New Roman"/>
-          <w:b/>
-          <w:i w:val="0"/>
-          <w:sz w:val="28"/>
-        </w:rPr>
-        <w:t>3.1 Структура программного решения</w:t>
-      </w:r>
-    </w:p>
-    <w:p>
-      <w:pPr>
-        <w:spacing w:line="360" w:lineRule="auto" w:after="0"/>
-        <w:ind w:firstLine="709"/>
-        <w:jc w:val="both"/>
-      </w:pPr>
-      <w:r>
-        <w:rPr>
-          <w:rFonts w:ascii="Times New Roman" w:hAnsi="Times New Roman" w:cs="Times New Roman" w:eastAsia="Times New Roman"/>
-          <w:b w:val="0"/>
-          <w:i w:val="0"/>
-          <w:sz w:val="28"/>
-        </w:rPr>
-        <w:t>Программное решение организовано в виде четырёх проектов, соответствующих слоям архитектуры, и отдельного проекта автоматизированных тестов. Состав решения и зависимости между проектами приведены на рисунке 3.1.</w:t>
-      </w:r>
-    </w:p>
-    <w:p>
-      <w:pPr>
-        <w:spacing w:line="240" w:lineRule="auto" w:before="120"/>
-        <w:jc w:val="center"/>
-      </w:pPr>
-      <w:r>
-        <w:drawing>
-          <wp:inline xmlns:a="http://schemas.openxmlformats.org/drawingml/2006/main" xmlns:pic="http://schemas.openxmlformats.org/drawingml/2006/picture">
-            <wp:extent cx="5120640" cy="3366347"/>
-            <wp:docPr id="43" name="Picture 43"/>
-            <wp:cNvGraphicFramePr>
-              <a:graphicFrameLocks noChangeAspect="1"/>
-            </wp:cNvGraphicFramePr>
-            <a:graphic>
-              <a:graphicData uri="http://schemas.openxmlformats.org/drawingml/2006/picture">
-                <pic:pic>
-                  <pic:nvPicPr>
-                    <pic:cNvPr id="0" name="solution_structure.png"/>
-                    <pic:cNvPicPr/>
-                  </pic:nvPicPr>
-                  <pic:blipFill>
-                    <a:blip r:embed="rId23"/>
-                    <a:stretch>
-                      <a:fillRect/>
-                    </a:stretch>
-                  </pic:blipFill>
-                  <pic:spPr>
-                    <a:xfrm>
-                      <a:off x="0" y="0"/>
-                      <a:ext cx="5120640" cy="3366347"/>
-                    </a:xfrm>
-                    <a:prstGeom prst="rect"/>
-                  </pic:spPr>
-                </pic:pic>
-              </a:graphicData>
-            </a:graphic>
-          </wp:inline>
-        </w:drawing>
-      </w:r>
-    </w:p>
-    <w:p>
-      <w:pPr>
-        <w:spacing w:line="240" w:lineRule="auto" w:after="120"/>
-        <w:jc w:val="center"/>
-      </w:pPr>
-      <w:r>
-        <w:rPr>
-          <w:rFonts w:ascii="Times New Roman" w:hAnsi="Times New Roman" w:cs="Times New Roman" w:eastAsia="Times New Roman"/>
-          <w:b w:val="0"/>
-          <w:i w:val="0"/>
-          <w:sz w:val="24"/>
-        </w:rPr>
-        <w:t>Рисунок 3.1 — Структура программного решения</w:t>
-      </w:r>
-    </w:p>
-    <w:p>
-      <w:pPr>
-        <w:spacing w:line="360" w:lineRule="auto" w:after="0"/>
-        <w:ind w:firstLine="709"/>
-        <w:jc w:val="both"/>
-      </w:pPr>
-      <w:r>
-        <w:rPr>
-          <w:rFonts w:ascii="Times New Roman" w:hAnsi="Times New Roman" w:cs="Times New Roman" w:eastAsia="Times New Roman"/>
-          <w:b w:val="0"/>
-          <w:i w:val="0"/>
-          <w:sz w:val="28"/>
-        </w:rPr>
-        <w:t>Проект Domain не имеет зависимостей от других проектов и содержит предметную модель. Проект Application зависит только от Domain и реализует сценарии использования и алгоритмическое ядро. Проект Infrastructure зависит от Application и Domain и реализует объявленные в Application контракты средствами конкретных технологий. Проект API объединяет слои в работающее приложение и публикует программный интерфейс. Проект тестов ссылается на Domain, Application и Infrastructure и проверяет их во взаимодействии. Регистрация зависимостей вынесена в методы расширения каждого слоя, что делает композицию приложения явной и управляемой.</w:t>
-      </w:r>
-    </w:p>
-    <w:p>
-      <w:pPr>
-        <w:spacing w:line="360" w:lineRule="auto" w:before="120" w:after="0"/>
-        <w:ind w:firstLine="709"/>
-        <w:jc w:val="left"/>
-      </w:pPr>
-      <w:r>
-        <w:rPr>
-          <w:rFonts w:ascii="Times New Roman" w:hAnsi="Times New Roman" w:cs="Times New Roman" w:eastAsia="Times New Roman"/>
-          <w:b/>
-          <w:i w:val="0"/>
-          <w:sz w:val="28"/>
-        </w:rPr>
-        <w:t>3.2 Реализация доменной модели</w:t>
-      </w:r>
-    </w:p>
-    <w:p>
-      <w:pPr>
-        <w:spacing w:line="360" w:lineRule="auto" w:after="0"/>
-        <w:ind w:firstLine="709"/>
-        <w:jc w:val="both"/>
-      </w:pPr>
-      <w:r>
-        <w:rPr>
-          <w:rFonts w:ascii="Times New Roman" w:hAnsi="Times New Roman" w:cs="Times New Roman" w:eastAsia="Times New Roman"/>
-          <w:b w:val="0"/>
-          <w:i w:val="0"/>
-          <w:sz w:val="28"/>
-        </w:rPr>
-        <w:t>Доменные сущности реализованы с соблюдением инкапсуляции: их свойства имеют закрытые сеттеры, объекты создаются фабричными методами, а изменение состояния выполняется методами поведения. Инварианты проверяются статическим классом Guard, что гарантирует невозможность создания сущности в некорректном состоянии. В качестве примера в листинге 3.1 приведена сущность занятия, поддерживающая версионирование расписания.</w:t>
-      </w:r>
-    </w:p>
-    <w:p>
-      <w:pPr>
-        <w:spacing w:line="240" w:lineRule="auto" w:before="120"/>
-        <w:ind w:firstLine="709"/>
-        <w:jc w:val="left"/>
-      </w:pPr>
-      <w:r>
-        <w:rPr>
-          <w:rFonts w:ascii="Times New Roman" w:hAnsi="Times New Roman" w:cs="Times New Roman" w:eastAsia="Times New Roman"/>
-          <w:b w:val="0"/>
-          <w:i w:val="0"/>
-          <w:sz w:val="24"/>
-        </w:rPr>
-        <w:t>Листинг 3.1 — Сущность занятия с версионированием</w:t>
-      </w:r>
-    </w:p>
-    <w:p>
-      <w:pPr>
-        <w:spacing w:line="240" w:lineRule="auto" w:after="0" w:before="0"/>
-        <w:ind w:left="360"/>
-      </w:pPr>
-      <w:r>
-        <w:rPr>
-          <w:rFonts w:ascii="Courier New" w:hAnsi="Courier New" w:cs="Courier New"/>
-          <w:sz w:val="21"/>
-        </w:rPr>
-        <w:t>public class Lesson</w:t>
-        <w:br/>
-      </w:r>
-      <w:r>
-        <w:rPr>
-          <w:rFonts w:ascii="Courier New" w:hAnsi="Courier New" w:cs="Courier New"/>
-          <w:sz w:val="21"/>
-        </w:rPr>
-        <w:t>{</w:t>
-        <w:br/>
-      </w:r>
-      <w:r>
-        <w:rPr>
-          <w:rFonts w:ascii="Courier New" w:hAnsi="Courier New" w:cs="Courier New"/>
-          <w:sz w:val="21"/>
-        </w:rPr>
-        <w:t xml:space="preserve">    public Guid Id { get; private set; }</w:t>
-        <w:br/>
-      </w:r>
-      <w:r>
-        <w:rPr>
-          <w:rFonts w:ascii="Courier New" w:hAnsi="Courier New" w:cs="Courier New"/>
-          <w:sz w:val="21"/>
-        </w:rPr>
-        <w:t xml:space="preserve">    public Guid ClassroomId { get; private set; }</w:t>
-        <w:br/>
-      </w:r>
-      <w:r>
-        <w:rPr>
-          <w:rFonts w:ascii="Courier New" w:hAnsi="Courier New" w:cs="Courier New"/>
-          <w:sz w:val="21"/>
-        </w:rPr>
-        <w:t xml:space="preserve">    public Guid TimeSlotId { get; private set; }</w:t>
-        <w:br/>
-      </w:r>
-      <w:r>
-        <w:rPr>
-          <w:rFonts w:ascii="Courier New" w:hAnsi="Courier New" w:cs="Courier New"/>
-          <w:sz w:val="21"/>
-        </w:rPr>
-        <w:t xml:space="preserve">    public ScheduleVersion Version { get; private set; } = ScheduleVersion.Draft;</w:t>
-        <w:br/>
-      </w:r>
-      <w:r>
-        <w:rPr>
-          <w:rFonts w:ascii="Courier New" w:hAnsi="Courier New" w:cs="Courier New"/>
-          <w:sz w:val="21"/>
-        </w:rPr>
-        <w:br/>
-      </w:r>
-      <w:r>
-        <w:rPr>
-          <w:rFonts w:ascii="Courier New" w:hAnsi="Courier New" w:cs="Courier New"/>
-          <w:sz w:val="21"/>
-        </w:rPr>
-        <w:t xml:space="preserve">    public static Lesson Create(Guid id, Guid classroomId, Guid timeSlotId,</w:t>
-        <w:br/>
-      </w:r>
-      <w:r>
-        <w:rPr>
-          <w:rFonts w:ascii="Courier New" w:hAnsi="Courier New" w:cs="Courier New"/>
-          <w:sz w:val="21"/>
-        </w:rPr>
-        <w:t xml:space="preserve">        Guid streamId, Guid semesterId, Guid? curriculumId = null) =&gt; new()</w:t>
-        <w:br/>
-      </w:r>
-      <w:r>
-        <w:rPr>
-          <w:rFonts w:ascii="Courier New" w:hAnsi="Courier New" w:cs="Courier New"/>
-          <w:sz w:val="21"/>
-        </w:rPr>
-        <w:t xml:space="preserve">    {</w:t>
-        <w:br/>
-      </w:r>
-      <w:r>
-        <w:rPr>
-          <w:rFonts w:ascii="Courier New" w:hAnsi="Courier New" w:cs="Courier New"/>
-          <w:sz w:val="21"/>
-        </w:rPr>
-        <w:t xml:space="preserve">        Id = Guard.NotEmpty(id, nameof(id)),</w:t>
-        <w:br/>
-      </w:r>
-      <w:r>
-        <w:rPr>
-          <w:rFonts w:ascii="Courier New" w:hAnsi="Courier New" w:cs="Courier New"/>
-          <w:sz w:val="21"/>
-        </w:rPr>
-        <w:t xml:space="preserve">        ClassroomId = Guard.NotEmpty(classroomId, nameof(classroomId)),</w:t>
-        <w:br/>
-      </w:r>
-      <w:r>
-        <w:rPr>
-          <w:rFonts w:ascii="Courier New" w:hAnsi="Courier New" w:cs="Courier New"/>
-          <w:sz w:val="21"/>
-        </w:rPr>
-        <w:t xml:space="preserve">        /* ... */</w:t>
-        <w:br/>
-      </w:r>
-      <w:r>
-        <w:rPr>
-          <w:rFonts w:ascii="Courier New" w:hAnsi="Courier New" w:cs="Courier New"/>
-          <w:sz w:val="21"/>
-        </w:rPr>
-        <w:t xml:space="preserve">    };</w:t>
-        <w:br/>
-      </w:r>
-      <w:r>
-        <w:rPr>
-          <w:rFonts w:ascii="Courier New" w:hAnsi="Courier New" w:cs="Courier New"/>
-          <w:sz w:val="21"/>
-        </w:rPr>
-        <w:br/>
-      </w:r>
-      <w:r>
-        <w:rPr>
-          <w:rFonts w:ascii="Courier New" w:hAnsi="Courier New" w:cs="Courier New"/>
-          <w:sz w:val="21"/>
-        </w:rPr>
-        <w:t xml:space="preserve">    public void Publish() =&gt; Version = ScheduleVersion.Current;</w:t>
-        <w:br/>
-      </w:r>
-      <w:r>
-        <w:rPr>
-          <w:rFonts w:ascii="Courier New" w:hAnsi="Courier New" w:cs="Courier New"/>
-          <w:sz w:val="21"/>
-        </w:rPr>
-        <w:t>}</w:t>
-      </w:r>
-    </w:p>
-    <w:p>
-      <w:pPr>
-        <w:spacing w:line="360" w:lineRule="auto" w:after="0"/>
-        <w:ind w:firstLine="709"/>
-        <w:jc w:val="both"/>
-      </w:pPr>
-      <w:r>
-        <w:rPr>
-          <w:rFonts w:ascii="Times New Roman" w:hAnsi="Times New Roman" w:cs="Times New Roman" w:eastAsia="Times New Roman"/>
-          <w:b w:val="0"/>
-          <w:i w:val="0"/>
-          <w:sz w:val="28"/>
-        </w:rPr>
-        <w:t>Журналирование изменений нагрузки также встроено в доменную модель: метод изменения часов фиксирует запись журнала только при фактическом изменении значения, возвращая признак того, что изменение произошло, — это исключает появление «пустых» записей истории.</w:t>
-      </w:r>
-    </w:p>
-    <w:p>
-      <w:pPr>
-        <w:spacing w:line="360" w:lineRule="auto" w:before="120" w:after="0"/>
-        <w:ind w:firstLine="709"/>
-        <w:jc w:val="left"/>
-      </w:pPr>
-      <w:r>
-        <w:rPr>
-          <w:rFonts w:ascii="Times New Roman" w:hAnsi="Times New Roman" w:cs="Times New Roman" w:eastAsia="Times New Roman"/>
-          <w:b/>
-          <w:i w:val="0"/>
-          <w:sz w:val="28"/>
-        </w:rPr>
-        <w:t>3.3 Реализация доступа к данным и транзакционной защиты</w:t>
-      </w:r>
-    </w:p>
-    <w:p>
-      <w:pPr>
-        <w:spacing w:line="360" w:lineRule="auto" w:after="0"/>
-        <w:ind w:firstLine="709"/>
-        <w:jc w:val="both"/>
-      </w:pPr>
-      <w:r>
-        <w:rPr>
-          <w:rFonts w:ascii="Times New Roman" w:hAnsi="Times New Roman" w:cs="Times New Roman" w:eastAsia="Times New Roman"/>
-          <w:b w:val="0"/>
-          <w:i w:val="0"/>
-          <w:sz w:val="28"/>
-        </w:rPr>
-        <w:t>Доступ к данным реализован средствами Entity Framework Core. Сопоставление сущностей с таблицами задано отдельными классами конфигурации, эволюция схемы — миграциями, а обращения к данным инкапсулированы в репозиториях, реализующих интерфейсы прикладного слоя. Транзакционная защита от коллизий реализована компонентом, выполняющим операцию в транзакции уровня SERIALIZABLE поверх стратегии выполнения с автоматическим повтором при конфликте сериализации (листинг 3.2).</w:t>
-      </w:r>
-    </w:p>
-    <w:p>
-      <w:pPr>
-        <w:spacing w:line="240" w:lineRule="auto" w:before="120"/>
-        <w:ind w:firstLine="709"/>
-        <w:jc w:val="left"/>
-      </w:pPr>
-      <w:r>
-        <w:rPr>
-          <w:rFonts w:ascii="Times New Roman" w:hAnsi="Times New Roman" w:cs="Times New Roman" w:eastAsia="Times New Roman"/>
-          <w:b w:val="0"/>
-          <w:i w:val="0"/>
-          <w:sz w:val="24"/>
-        </w:rPr>
-        <w:t>Листинг 3.2 — Выполнение операции записи в транзакции SERIALIZABLE</w:t>
-      </w:r>
-    </w:p>
-    <w:p>
-      <w:pPr>
-        <w:spacing w:line="240" w:lineRule="auto" w:after="0" w:before="0"/>
-        <w:ind w:left="360"/>
-      </w:pPr>
-      <w:r>
-        <w:rPr>
-          <w:rFonts w:ascii="Courier New" w:hAnsi="Courier New" w:cs="Courier New"/>
-          <w:sz w:val="21"/>
-        </w:rPr>
-        <w:t>public async Task&lt;T&gt; ExecuteSerializableAsync&lt;T&gt;(</w:t>
-        <w:br/>
-      </w:r>
-      <w:r>
-        <w:rPr>
-          <w:rFonts w:ascii="Courier New" w:hAnsi="Courier New" w:cs="Courier New"/>
-          <w:sz w:val="21"/>
-        </w:rPr>
-        <w:t xml:space="preserve">    Func&lt;CancellationToken, Task&lt;T&gt;&gt; operation, CancellationToken ct)</w:t>
-        <w:br/>
-      </w:r>
-      <w:r>
-        <w:rPr>
-          <w:rFonts w:ascii="Courier New" w:hAnsi="Courier New" w:cs="Courier New"/>
-          <w:sz w:val="21"/>
-        </w:rPr>
-        <w:t>{</w:t>
-        <w:br/>
-      </w:r>
-      <w:r>
-        <w:rPr>
-          <w:rFonts w:ascii="Courier New" w:hAnsi="Courier New" w:cs="Courier New"/>
-          <w:sz w:val="21"/>
-        </w:rPr>
-        <w:t xml:space="preserve">    var strategy = context.Database.CreateExecutionStrategy();</w:t>
-        <w:br/>
-      </w:r>
-      <w:r>
-        <w:rPr>
-          <w:rFonts w:ascii="Courier New" w:hAnsi="Courier New" w:cs="Courier New"/>
-          <w:sz w:val="21"/>
-        </w:rPr>
-        <w:t xml:space="preserve">    return await strategy.ExecuteAsync(async () =&gt;</w:t>
-        <w:br/>
-      </w:r>
-      <w:r>
-        <w:rPr>
-          <w:rFonts w:ascii="Courier New" w:hAnsi="Courier New" w:cs="Courier New"/>
-          <w:sz w:val="21"/>
-        </w:rPr>
-        <w:t xml:space="preserve">    {</w:t>
-        <w:br/>
-      </w:r>
-      <w:r>
-        <w:rPr>
-          <w:rFonts w:ascii="Courier New" w:hAnsi="Courier New" w:cs="Courier New"/>
-          <w:sz w:val="21"/>
-        </w:rPr>
-        <w:t xml:space="preserve">        context.ChangeTracker.Clear();</w:t>
-        <w:br/>
-      </w:r>
-      <w:r>
-        <w:rPr>
-          <w:rFonts w:ascii="Courier New" w:hAnsi="Courier New" w:cs="Courier New"/>
-          <w:sz w:val="21"/>
-        </w:rPr>
-        <w:t xml:space="preserve">        await using var tx = await context.Database</w:t>
-        <w:br/>
-      </w:r>
-      <w:r>
-        <w:rPr>
-          <w:rFonts w:ascii="Courier New" w:hAnsi="Courier New" w:cs="Courier New"/>
-          <w:sz w:val="21"/>
-        </w:rPr>
-        <w:t xml:space="preserve">            .BeginTransactionAsync(IsolationLevel.Serializable, ct);</w:t>
-        <w:br/>
-      </w:r>
-      <w:r>
-        <w:rPr>
-          <w:rFonts w:ascii="Courier New" w:hAnsi="Courier New" w:cs="Courier New"/>
-          <w:sz w:val="21"/>
-        </w:rPr>
-        <w:t xml:space="preserve">        var result = await operation(ct);</w:t>
-        <w:br/>
-      </w:r>
-      <w:r>
-        <w:rPr>
-          <w:rFonts w:ascii="Courier New" w:hAnsi="Courier New" w:cs="Courier New"/>
-          <w:sz w:val="21"/>
-        </w:rPr>
-        <w:t xml:space="preserve">        await tx.CommitAsync(ct);</w:t>
-        <w:br/>
-      </w:r>
-      <w:r>
-        <w:rPr>
-          <w:rFonts w:ascii="Courier New" w:hAnsi="Courier New" w:cs="Courier New"/>
-          <w:sz w:val="21"/>
-        </w:rPr>
-        <w:t xml:space="preserve">        return result;</w:t>
-        <w:br/>
-      </w:r>
-      <w:r>
-        <w:rPr>
-          <w:rFonts w:ascii="Courier New" w:hAnsi="Courier New" w:cs="Courier New"/>
-          <w:sz w:val="21"/>
-        </w:rPr>
-        <w:t xml:space="preserve">    });</w:t>
-        <w:br/>
-      </w:r>
-      <w:r>
-        <w:rPr>
-          <w:rFonts w:ascii="Courier New" w:hAnsi="Courier New" w:cs="Courier New"/>
-          <w:sz w:val="21"/>
-        </w:rPr>
-        <w:t>}</w:t>
-      </w:r>
-    </w:p>
-    <w:p>
-      <w:pPr>
-        <w:spacing w:line="360" w:lineRule="auto" w:after="0"/>
-        <w:ind w:firstLine="709"/>
-        <w:jc w:val="both"/>
-      </w:pPr>
-      <w:r>
-        <w:rPr>
-          <w:rFonts w:ascii="Times New Roman" w:hAnsi="Times New Roman" w:cs="Times New Roman" w:eastAsia="Times New Roman"/>
-          <w:b w:val="0"/>
-          <w:i w:val="0"/>
-          <w:sz w:val="28"/>
-        </w:rPr>
-        <w:t>Все операции записи расписания — ручное добавление занятия, генерация, публикация и отмена черновика — выполняются через этот компонент. Так, при ручном добавлении проверка коллизий и вставка занятия объединены в одну сериализуемую транзакцию, что исключает состояние гонки и наложение занятий при одновременной работе нескольких сотрудников.</w:t>
-      </w:r>
-    </w:p>
-    <w:p>
-      <w:pPr>
-        <w:spacing w:line="360" w:lineRule="auto" w:before="120" w:after="0"/>
-        <w:ind w:firstLine="709"/>
-        <w:jc w:val="left"/>
-      </w:pPr>
-      <w:r>
-        <w:rPr>
-          <w:rFonts w:ascii="Times New Roman" w:hAnsi="Times New Roman" w:cs="Times New Roman" w:eastAsia="Times New Roman"/>
-          <w:b/>
-          <w:i w:val="0"/>
-          <w:sz w:val="28"/>
-        </w:rPr>
-        <w:t>3.4 Реализация модуля составления расписания</w:t>
-      </w:r>
-    </w:p>
-    <w:p>
-      <w:pPr>
-        <w:spacing w:line="360" w:lineRule="auto" w:after="0"/>
-        <w:ind w:firstLine="709"/>
-        <w:jc w:val="both"/>
-      </w:pPr>
-      <w:r>
-        <w:rPr>
-          <w:rFonts w:ascii="Times New Roman" w:hAnsi="Times New Roman" w:cs="Times New Roman" w:eastAsia="Times New Roman"/>
-          <w:b w:val="0"/>
-          <w:i w:val="0"/>
-          <w:sz w:val="28"/>
-        </w:rPr>
-        <w:t>Модуль составления расписания реализует описанную архитектуру строителей. Каждое ограничение оформлено отдельным классом, реализующим интерфейс IModelSectionBuilder, а распорядитель сборки задаёт порядок их применения. В листинге 3.3 приведён состав конвейера для генерации на весь семестр.</w:t>
-      </w:r>
-    </w:p>
-    <w:p>
-      <w:pPr>
-        <w:spacing w:line="240" w:lineRule="auto" w:before="120"/>
-        <w:ind w:firstLine="709"/>
-        <w:jc w:val="left"/>
-      </w:pPr>
-      <w:r>
-        <w:rPr>
-          <w:rFonts w:ascii="Times New Roman" w:hAnsi="Times New Roman" w:cs="Times New Roman" w:eastAsia="Times New Roman"/>
-          <w:b w:val="0"/>
-          <w:i w:val="0"/>
-          <w:sz w:val="24"/>
-        </w:rPr>
-        <w:t>Листинг 3.3 — Конвейер сборки модели расписания</w:t>
-      </w:r>
-    </w:p>
-    <w:p>
-      <w:pPr>
-        <w:spacing w:line="240" w:lineRule="auto" w:after="0" w:before="0"/>
-        <w:ind w:left="360"/>
-      </w:pPr>
-      <w:r>
-        <w:rPr>
-          <w:rFonts w:ascii="Courier New" w:hAnsi="Courier New" w:cs="Courier New"/>
-          <w:sz w:val="21"/>
-        </w:rPr>
-        <w:t>return new(new IModelSectionBuilder[]</w:t>
-        <w:br/>
-      </w:r>
-      <w:r>
-        <w:rPr>
-          <w:rFonts w:ascii="Courier New" w:hAnsi="Courier New" w:cs="Courier New"/>
-          <w:sz w:val="21"/>
-        </w:rPr>
-        <w:t>{</w:t>
-        <w:br/>
-      </w:r>
-      <w:r>
-        <w:rPr>
-          <w:rFonts w:ascii="Courier New" w:hAnsi="Courier New" w:cs="Courier New"/>
-          <w:sz w:val="21"/>
-        </w:rPr>
-        <w:t xml:space="preserve">    new VariablesSectionBuilder(),          // переменные + отсечение</w:t>
-        <w:br/>
-      </w:r>
-      <w:r>
-        <w:rPr>
-          <w:rFonts w:ascii="Courier New" w:hAnsi="Courier New" w:cs="Courier New"/>
-          <w:sz w:val="21"/>
-        </w:rPr>
-        <w:t xml:space="preserve">    new TotalHoursSectionBuilder(),         // часы</w:t>
-        <w:br/>
-      </w:r>
-      <w:r>
-        <w:rPr>
-          <w:rFonts w:ascii="Courier New" w:hAnsi="Courier New" w:cs="Courier New"/>
-          <w:sz w:val="21"/>
-        </w:rPr>
-        <w:t xml:space="preserve">    new IntersectionSectionBuilder(),       // пересечения ресурсов</w:t>
-        <w:br/>
-      </w:r>
-      <w:r>
-        <w:rPr>
-          <w:rFonts w:ascii="Courier New" w:hAnsi="Courier New" w:cs="Courier New"/>
-          <w:sz w:val="21"/>
-        </w:rPr>
-        <w:t xml:space="preserve">    new EquipmentSectionBuilder(),          // оборудование</w:t>
-        <w:br/>
-      </w:r>
-      <w:r>
-        <w:rPr>
-          <w:rFonts w:ascii="Courier New" w:hAnsi="Courier New" w:cs="Courier New"/>
-          <w:sz w:val="21"/>
-        </w:rPr>
-        <w:t xml:space="preserve">    new CapacitySectionBuilder(),           // вместимость</w:t>
-        <w:br/>
-      </w:r>
-      <w:r>
-        <w:rPr>
-          <w:rFonts w:ascii="Courier New" w:hAnsi="Courier New" w:cs="Courier New"/>
-          <w:sz w:val="21"/>
-        </w:rPr>
-        <w:t xml:space="preserve">    new ShiftSectionBuilder(),              // смена обучения</w:t>
-        <w:br/>
-      </w:r>
-      <w:r>
-        <w:rPr>
-          <w:rFonts w:ascii="Courier New" w:hAnsi="Courier New" w:cs="Courier New"/>
-          <w:sz w:val="21"/>
-        </w:rPr>
-        <w:t xml:space="preserve">    new BuildingTravelSectionBuilder(),     // переходы между корпусами</w:t>
-        <w:br/>
-      </w:r>
-      <w:r>
-        <w:rPr>
-          <w:rFonts w:ascii="Courier New" w:hAnsi="Courier New" w:cs="Courier New"/>
-          <w:sz w:val="21"/>
-        </w:rPr>
-        <w:t xml:space="preserve">    new DoubleLessonSectionBuilder(),       // двойные пары</w:t>
-        <w:br/>
-      </w:r>
-      <w:r>
-        <w:rPr>
-          <w:rFonts w:ascii="Courier New" w:hAnsi="Courier New" w:cs="Courier New"/>
-          <w:sz w:val="21"/>
-        </w:rPr>
-        <w:t xml:space="preserve">    new DailyLessonsLimitSectionBuilder(w), // лимит пар (мягко)</w:t>
-        <w:br/>
-      </w:r>
-      <w:r>
-        <w:rPr>
-          <w:rFonts w:ascii="Courier New" w:hAnsi="Courier New" w:cs="Courier New"/>
-          <w:sz w:val="21"/>
-        </w:rPr>
-        <w:t xml:space="preserve">    new WindowSectionBuilder(),             // окна</w:t>
-        <w:br/>
-      </w:r>
-      <w:r>
-        <w:rPr>
-          <w:rFonts w:ascii="Courier New" w:hAnsi="Courier New" w:cs="Courier New"/>
-          <w:sz w:val="21"/>
-        </w:rPr>
-        <w:t xml:space="preserve">    new AvailabilitySectionBuilder(),       // доступность</w:t>
-        <w:br/>
-      </w:r>
-      <w:r>
-        <w:rPr>
-          <w:rFonts w:ascii="Courier New" w:hAnsi="Courier New" w:cs="Courier New"/>
-          <w:sz w:val="21"/>
-        </w:rPr>
-        <w:t xml:space="preserve">    new FavoriteBuildingSectionBuilder(w),  // предпочтительный корпус</w:t>
-        <w:br/>
-      </w:r>
-      <w:r>
-        <w:rPr>
-          <w:rFonts w:ascii="Courier New" w:hAnsi="Courier New" w:cs="Courier New"/>
-          <w:sz w:val="21"/>
-        </w:rPr>
-        <w:t xml:space="preserve">    new ParallelismSectionBuilder(w),       // параллельность</w:t>
-        <w:br/>
-      </w:r>
-      <w:r>
-        <w:rPr>
-          <w:rFonts w:ascii="Courier New" w:hAnsi="Courier New" w:cs="Courier New"/>
-          <w:sz w:val="21"/>
-        </w:rPr>
-        <w:t xml:space="preserve">    new ObjectiveSectionBuilder(),          // целевая функция -&gt; min</w:t>
-        <w:br/>
-      </w:r>
-      <w:r>
-        <w:rPr>
-          <w:rFonts w:ascii="Courier New" w:hAnsi="Courier New" w:cs="Courier New"/>
-          <w:sz w:val="21"/>
-        </w:rPr>
-        <w:t>});</w:t>
-      </w:r>
-    </w:p>
-    <w:p>
-      <w:pPr>
-        <w:spacing w:line="360" w:lineRule="auto" w:after="0"/>
-        <w:ind w:firstLine="709"/>
-        <w:jc w:val="both"/>
-      </w:pPr>
-      <w:r>
-        <w:rPr>
-          <w:rFonts w:ascii="Times New Roman" w:hAnsi="Times New Roman" w:cs="Times New Roman" w:eastAsia="Times New Roman"/>
-          <w:b w:val="0"/>
-          <w:i w:val="0"/>
-          <w:sz w:val="28"/>
-        </w:rPr>
-        <w:t>Например, строитель точного соответствия часам для каждой нагрузки накладывает равенство суммы соответствующих переменных плановому числу пар, реализуя формулу 2.2; строитель пересечений применяет ограничение «не более одного» к переменным, относящимся к одной аудитории, одному преподавателю и одной группе в каждом слоте (формулы 2.3–2.5). Построенная модель передаётся обёртке решателя CP-SAT, которая задаёт параметры поиска, выполняет решение и извлекает назначения вместе со статусом и метриками; затем результат отображается в доменные занятия-черновики.</w:t>
-      </w:r>
-    </w:p>
-    <w:p>
-      <w:pPr>
-        <w:spacing w:line="360" w:lineRule="auto" w:before="120" w:after="0"/>
-        <w:ind w:firstLine="709"/>
-        <w:jc w:val="left"/>
-      </w:pPr>
-      <w:r>
-        <w:rPr>
-          <w:rFonts w:ascii="Times New Roman" w:hAnsi="Times New Roman" w:cs="Times New Roman" w:eastAsia="Times New Roman"/>
-          <w:b/>
-          <w:i w:val="0"/>
-          <w:sz w:val="28"/>
-        </w:rPr>
-        <w:t>3.5 Реализация асинхронной генерации и декомпозиции</w:t>
-      </w:r>
-    </w:p>
-    <w:p>
-      <w:pPr>
-        <w:spacing w:line="360" w:lineRule="auto" w:after="0"/>
-        <w:ind w:firstLine="709"/>
-        <w:jc w:val="both"/>
-      </w:pPr>
-      <w:r>
-        <w:rPr>
-          <w:rFonts w:ascii="Times New Roman" w:hAnsi="Times New Roman" w:cs="Times New Roman" w:eastAsia="Times New Roman"/>
-          <w:b w:val="0"/>
-          <w:i w:val="0"/>
-          <w:sz w:val="28"/>
-        </w:rPr>
-        <w:t>Асинхронная генерация реализована очередью на основе канала и фоновой службой-потребителем. Контроллер помещает задание в очередь и сразу возвращает его статус с идентификатором; фоновая служба последовательно извлекает задания и выполняет генерацию в собственной области видимости зависимостей, обновляя статус задания (в очереди, выполняется, завершено, ошибка). Декомпозиция по институтам реализована поставщиком данных: он ограничивает множество нагрузок институтом, собирает ресурсы, занятые расписанием других институтов семестра, и формирует якоря из расписания предыдущего семестра. Сбой одного задания не останавливает обработку последующих.</w:t>
-      </w:r>
-    </w:p>
-    <w:p>
-      <w:pPr>
-        <w:spacing w:line="360" w:lineRule="auto" w:before="120" w:after="0"/>
-        <w:ind w:firstLine="709"/>
-        <w:jc w:val="left"/>
-      </w:pPr>
-      <w:r>
-        <w:rPr>
-          <w:rFonts w:ascii="Times New Roman" w:hAnsi="Times New Roman" w:cs="Times New Roman" w:eastAsia="Times New Roman"/>
-          <w:b/>
-          <w:i w:val="0"/>
-          <w:sz w:val="28"/>
-        </w:rPr>
-        <w:t>3.6 Реализация интеграции с системой «Нагрузка ВУЗа»</w:t>
-      </w:r>
-    </w:p>
-    <w:p>
-      <w:pPr>
-        <w:spacing w:line="360" w:lineRule="auto" w:after="0"/>
-        <w:ind w:firstLine="709"/>
-        <w:jc w:val="both"/>
-      </w:pPr>
-      <w:r>
-        <w:rPr>
-          <w:rFonts w:ascii="Times New Roman" w:hAnsi="Times New Roman" w:cs="Times New Roman" w:eastAsia="Times New Roman"/>
-          <w:b w:val="0"/>
-          <w:i w:val="0"/>
-          <w:sz w:val="28"/>
-        </w:rPr>
-        <w:t>Чтение из базы ММИС выполнено средствами Dapper отдельными выборками для каждого справочника и таблицы нагрузки. Идемпотентность переноса обеспечивается детерминированным вычислением идентификатора сущности по её коду в ММИС, благодаря чему повторная синхронизация обновляет существующие записи, а не создаёт дубликаты. Синхронизация нагрузки вычисляет разницу со снимком и порождает записи журнала: новые строки фиксируются как добавление, изменённые часы — как изменение, исчезнувшие — как удаление. Вся операция выполняется в сериализуемой транзакции, после чего достраивается календарная сетка для новых недель.</w:t>
-      </w:r>
-    </w:p>
-    <w:p>
-      <w:pPr>
-        <w:spacing w:line="360" w:lineRule="auto" w:before="120" w:after="0"/>
-        <w:ind w:firstLine="709"/>
-        <w:jc w:val="left"/>
-      </w:pPr>
-      <w:r>
-        <w:rPr>
-          <w:rFonts w:ascii="Times New Roman" w:hAnsi="Times New Roman" w:cs="Times New Roman" w:eastAsia="Times New Roman"/>
-          <w:b/>
-          <w:i w:val="0"/>
-          <w:sz w:val="28"/>
-        </w:rPr>
-        <w:t>3.7 Реализация аутентификации и уведомлений реального времени</w:t>
-      </w:r>
-    </w:p>
-    <w:p>
-      <w:pPr>
-        <w:spacing w:line="360" w:lineRule="auto" w:after="0"/>
-        <w:ind w:firstLine="709"/>
-        <w:jc w:val="both"/>
-      </w:pPr>
-      <w:r>
-        <w:rPr>
-          <w:rFonts w:ascii="Times New Roman" w:hAnsi="Times New Roman" w:cs="Times New Roman" w:eastAsia="Times New Roman"/>
-          <w:b w:val="0"/>
-          <w:i w:val="0"/>
-          <w:sz w:val="28"/>
-        </w:rPr>
-        <w:t>Аутентификация реализована службой, выполняющей привязку к Active Directory по протоколу LDAP и проверку членства пользователя в группе доступа, после чего служба выпуска маркеров формирует подписанный JWT с ролями пользователя. Все ресурсы программного интерфейса по умолчанию защищены политикой, требующей действительного маркера. Уведомления реального времени реализованы хабом SignalR: реализация интерфейса-оповещателя рассылает подключённым клиентам события об изменении расписания (при публикации) и нагрузки (по итогам синхронизации с ММИС). Поскольку браузер не может передать заголовок авторизации при установлении WebSocket-соединения, маркер доступа для подключения к хабу передаётся параметром запроса и проверяется на сервере.</w:t>
-      </w:r>
-    </w:p>
-    <w:p>
-      <w:pPr>
-        <w:spacing w:line="360" w:lineRule="auto" w:before="120" w:after="0"/>
-        <w:ind w:firstLine="709"/>
-        <w:jc w:val="left"/>
-      </w:pPr>
-      <w:r>
-        <w:rPr>
-          <w:rFonts w:ascii="Times New Roman" w:hAnsi="Times New Roman" w:cs="Times New Roman" w:eastAsia="Times New Roman"/>
-          <w:b/>
-          <w:i w:val="0"/>
-          <w:sz w:val="28"/>
-        </w:rPr>
-        <w:t>3.8 Реализация программного интерфейса</w:t>
-      </w:r>
-    </w:p>
-    <w:p>
-      <w:pPr>
-        <w:spacing w:line="360" w:lineRule="auto" w:after="0"/>
-        <w:ind w:firstLine="709"/>
-        <w:jc w:val="both"/>
-      </w:pPr>
-      <w:r>
-        <w:rPr>
-          <w:rFonts w:ascii="Times New Roman" w:hAnsi="Times New Roman" w:cs="Times New Roman" w:eastAsia="Times New Roman"/>
-          <w:b w:val="0"/>
-          <w:i w:val="0"/>
-          <w:sz w:val="28"/>
-        </w:rPr>
-        <w:t>Программный интерфейс реализован контроллерами ASP.NET Core, делегирующими выполнение сценариев посреднику MediatR. Сквозная обработка ошибок вынесена в обработчики исключений, преобразующие доменные исключения в корректные коды состояния HTTP: неуспешная аутентификация — в 401, ошибки валидации — в 400, обнаруженные коллизии расписания — в 409 с описанием конфликтов в формате ProblemDetails. Перечисления сериализуются читаемыми строками, а интерфейс документируется спецификацией OpenAPI с интерактивной страницей Swagger.</w:t>
-      </w:r>
-    </w:p>
-    <w:p>
-      <w:pPr>
-        <w:spacing w:line="360" w:lineRule="auto" w:before="120" w:after="0"/>
-        <w:ind w:firstLine="709"/>
-        <w:jc w:val="left"/>
-      </w:pPr>
-      <w:r>
-        <w:rPr>
-          <w:rFonts w:ascii="Times New Roman" w:hAnsi="Times New Roman" w:cs="Times New Roman" w:eastAsia="Times New Roman"/>
-          <w:b/>
-          <w:i w:val="0"/>
-          <w:sz w:val="28"/>
-        </w:rPr>
-        <w:t>3.9 Тестирование</w:t>
-      </w:r>
-    </w:p>
-    <w:p>
-      <w:pPr>
-        <w:spacing w:line="360" w:lineRule="auto" w:after="0"/>
-        <w:ind w:firstLine="709"/>
-        <w:jc w:val="both"/>
-      </w:pPr>
-      <w:r>
-        <w:rPr>
-          <w:rFonts w:ascii="Times New Roman" w:hAnsi="Times New Roman" w:cs="Times New Roman" w:eastAsia="Times New Roman"/>
-          <w:b w:val="0"/>
-          <w:i w:val="0"/>
-          <w:sz w:val="28"/>
-        </w:rPr>
-        <w:t>Для проверки корректности разработана совокупность из 44 автоматизированных тестов на основе каркаса xUnit. Тесты охватывают как алгоритмическое ядро, так и прикладную логику; ограничения солвера проверяются на настоящем решателе CP-SAT, а доступ к данным — на встроенной базе данных в оперативной памяти. Состав групп тестов приведён в таблице 3.1.</w:t>
-      </w:r>
-    </w:p>
-    <w:p>
-      <w:pPr>
-        <w:spacing w:line="240" w:lineRule="auto" w:before="120"/>
-        <w:jc w:val="right"/>
-      </w:pPr>
-      <w:r>
-        <w:rPr>
-          <w:rFonts w:ascii="Times New Roman" w:hAnsi="Times New Roman" w:cs="Times New Roman" w:eastAsia="Times New Roman"/>
-          <w:b w:val="0"/>
-          <w:i w:val="0"/>
-          <w:sz w:val="24"/>
-        </w:rPr>
-        <w:t>Таблица 3.1 — Состав автоматизированных тестов</w:t>
-      </w:r>
-    </w:p>
-    <w:tbl>
-      <w:tblPr>
-        <w:tblW w:type="auto" w:w="0"/>
-        <w:jc w:val="center"/>
-        <w:tblLook w:firstColumn="1" w:firstRow="1" w:lastColumn="0" w:lastRow="0" w:noHBand="0" w:noVBand="1" w:val="04A0"/>
-        <w:tblBorders>
-          <w:top w:val="single" w:sz="4" w:space="0" w:color="000000"/>
-          <w:left w:val="single" w:sz="4" w:space="0" w:color="000000"/>
-          <w:bottom w:val="single" w:sz="4" w:space="0" w:color="000000"/>
-          <w:right w:val="single" w:sz="4" w:space="0" w:color="000000"/>
-          <w:insideH w:val="single" w:sz="4" w:space="0" w:color="000000"/>
-          <w:insideV w:val="single" w:sz="4" w:space="0" w:color="000000"/>
-        </w:tblBorders>
-      </w:tblPr>
-      <w:tblGrid>
-        <w:gridCol w:w="4677"/>
-        <w:gridCol w:w="4677"/>
-      </w:tblGrid>
-      <w:tr>
-        <w:tc>
-          <w:tcPr>
-            <w:tcW w:type="dxa" w:w="3456"/>
-            <w:shd w:val="clear" w:color="auto" w:fill="1e4b8f"/>
-          </w:tcPr>
-          <w:p>
-            <w:pPr>
-              <w:spacing w:line="240" w:lineRule="auto" w:after="0"/>
-              <w:jc w:val="center"/>
-            </w:pPr>
-            <w:r>
-              <w:rPr>
-                <w:rFonts w:ascii="Times New Roman" w:hAnsi="Times New Roman" w:cs="Times New Roman" w:eastAsia="Times New Roman"/>
-                <w:b/>
-                <w:i w:val="0"/>
-                <w:color w:val="FFFFFF"/>
-                <w:sz w:val="24"/>
-              </w:rPr>
-              <w:t>Группа тестов</w:t>
-            </w:r>
-          </w:p>
-        </w:tc>
-        <w:tc>
-          <w:tcPr>
-            <w:tcW w:type="dxa" w:w="5760"/>
-            <w:shd w:val="clear" w:color="auto" w:fill="1e4b8f"/>
-          </w:tcPr>
-          <w:p>
-            <w:pPr>
-              <w:spacing w:line="240" w:lineRule="auto" w:after="0"/>
-              <w:jc w:val="center"/>
-            </w:pPr>
-            <w:r>
-              <w:rPr>
-                <w:rFonts w:ascii="Times New Roman" w:hAnsi="Times New Roman" w:cs="Times New Roman" w:eastAsia="Times New Roman"/>
-                <w:b/>
-                <w:i w:val="0"/>
-                <w:color w:val="FFFFFF"/>
-                <w:sz w:val="24"/>
-              </w:rPr>
-              <w:t>Что проверяется</w:t>
-            </w:r>
-          </w:p>
-        </w:tc>
-      </w:tr>
-      <w:tr>
-        <w:tc>
-          <w:tcPr>
-            <w:tcW w:type="dxa" w:w="3456"/>
-          </w:tcPr>
-          <w:p>
-            <w:pPr>
-              <w:spacing w:line="240" w:lineRule="auto" w:after="0"/>
-              <w:jc w:val="left"/>
-            </w:pPr>
-            <w:r>
-              <w:rPr>
-                <w:rFonts w:ascii="Times New Roman" w:hAnsi="Times New Roman" w:cs="Times New Roman" w:eastAsia="Times New Roman"/>
-                <w:b w:val="0"/>
-                <w:i w:val="0"/>
-                <w:sz w:val="24"/>
-              </w:rPr>
-              <w:t>ScheduleBuilderTests</w:t>
-            </w:r>
-          </w:p>
-        </w:tc>
-        <w:tc>
-          <w:tcPr>
-            <w:tcW w:type="dxa" w:w="5760"/>
-          </w:tcPr>
-          <w:p>
-            <w:pPr>
-              <w:spacing w:line="240" w:lineRule="auto" w:after="0"/>
-              <w:jc w:val="left"/>
-            </w:pPr>
-            <w:r>
-              <w:rPr>
-                <w:rFonts w:ascii="Times New Roman" w:hAnsi="Times New Roman" w:cs="Times New Roman" w:eastAsia="Times New Roman"/>
-                <w:b w:val="0"/>
-                <w:i w:val="0"/>
-                <w:sz w:val="24"/>
-              </w:rPr>
-              <w:t>Жёсткие ограничения солвера: часы, вместимость, пересечения, занятые ресурсы</w:t>
-            </w:r>
-          </w:p>
-        </w:tc>
-      </w:tr>
-      <w:tr>
-        <w:tc>
-          <w:tcPr>
-            <w:tcW w:type="dxa" w:w="3456"/>
-          </w:tcPr>
-          <w:p>
-            <w:pPr>
-              <w:spacing w:line="240" w:lineRule="auto" w:after="0"/>
-              <w:jc w:val="left"/>
-            </w:pPr>
-            <w:r>
-              <w:rPr>
-                <w:rFonts w:ascii="Times New Roman" w:hAnsi="Times New Roman" w:cs="Times New Roman" w:eastAsia="Times New Roman"/>
-                <w:b w:val="0"/>
-                <w:i w:val="0"/>
-                <w:sz w:val="24"/>
-              </w:rPr>
-              <w:t>SoftConstraintBuilderTests</w:t>
-            </w:r>
-          </w:p>
-        </w:tc>
-        <w:tc>
-          <w:tcPr>
-            <w:tcW w:type="dxa" w:w="5760"/>
-          </w:tcPr>
-          <w:p>
-            <w:pPr>
-              <w:spacing w:line="240" w:lineRule="auto" w:after="0"/>
-              <w:jc w:val="left"/>
-            </w:pPr>
-            <w:r>
-              <w:rPr>
-                <w:rFonts w:ascii="Times New Roman" w:hAnsi="Times New Roman" w:cs="Times New Roman" w:eastAsia="Times New Roman"/>
-                <w:b w:val="0"/>
-                <w:i w:val="0"/>
-                <w:sz w:val="24"/>
-              </w:rPr>
-              <w:t>Мягкие ограничения: доступность, якорь прошлого семестра</w:t>
-            </w:r>
-          </w:p>
-        </w:tc>
-      </w:tr>
-      <w:tr>
-        <w:tc>
-          <w:tcPr>
-            <w:tcW w:type="dxa" w:w="3456"/>
-          </w:tcPr>
-          <w:p>
-            <w:pPr>
-              <w:spacing w:line="240" w:lineRule="auto" w:after="0"/>
-              <w:jc w:val="left"/>
-            </w:pPr>
-            <w:r>
-              <w:rPr>
-                <w:rFonts w:ascii="Times New Roman" w:hAnsi="Times New Roman" w:cs="Times New Roman" w:eastAsia="Times New Roman"/>
-                <w:b w:val="0"/>
-                <w:i w:val="0"/>
-                <w:sz w:val="24"/>
-              </w:rPr>
-              <w:t>SemesterScheduleGenerationTests</w:t>
-            </w:r>
-          </w:p>
-        </w:tc>
-        <w:tc>
-          <w:tcPr>
-            <w:tcW w:type="dxa" w:w="5760"/>
-          </w:tcPr>
-          <w:p>
-            <w:pPr>
-              <w:spacing w:line="240" w:lineRule="auto" w:after="0"/>
-              <w:jc w:val="left"/>
-            </w:pPr>
-            <w:r>
-              <w:rPr>
-                <w:rFonts w:ascii="Times New Roman" w:hAnsi="Times New Roman" w:cs="Times New Roman" w:eastAsia="Times New Roman"/>
-                <w:b w:val="0"/>
-                <w:i w:val="0"/>
-                <w:sz w:val="24"/>
-              </w:rPr>
-              <w:t>Сквозная генерация расписания на тестовом наборе</w:t>
-            </w:r>
-          </w:p>
-        </w:tc>
-      </w:tr>
-      <w:tr>
-        <w:tc>
-          <w:tcPr>
-            <w:tcW w:type="dxa" w:w="3456"/>
-          </w:tcPr>
-          <w:p>
-            <w:pPr>
-              <w:spacing w:line="240" w:lineRule="auto" w:after="0"/>
-              <w:jc w:val="left"/>
-            </w:pPr>
-            <w:r>
-              <w:rPr>
-                <w:rFonts w:ascii="Times New Roman" w:hAnsi="Times New Roman" w:cs="Times New Roman" w:eastAsia="Times New Roman"/>
-                <w:b w:val="0"/>
-                <w:i w:val="0"/>
-                <w:sz w:val="24"/>
-              </w:rPr>
-              <w:t>LessonConflictTests</w:t>
-            </w:r>
-          </w:p>
-        </w:tc>
-        <w:tc>
-          <w:tcPr>
-            <w:tcW w:type="dxa" w:w="5760"/>
-          </w:tcPr>
-          <w:p>
-            <w:pPr>
-              <w:spacing w:line="240" w:lineRule="auto" w:after="0"/>
-              <w:jc w:val="left"/>
-            </w:pPr>
-            <w:r>
-              <w:rPr>
-                <w:rFonts w:ascii="Times New Roman" w:hAnsi="Times New Roman" w:cs="Times New Roman" w:eastAsia="Times New Roman"/>
-                <w:b w:val="0"/>
-                <w:i w:val="0"/>
-                <w:sz w:val="24"/>
-              </w:rPr>
-              <w:t>Обнаружение коллизий при ручном добавлении занятия</w:t>
-            </w:r>
-          </w:p>
-        </w:tc>
-      </w:tr>
-      <w:tr>
-        <w:tc>
-          <w:tcPr>
-            <w:tcW w:type="dxa" w:w="3456"/>
-          </w:tcPr>
-          <w:p>
-            <w:pPr>
-              <w:spacing w:line="240" w:lineRule="auto" w:after="0"/>
-              <w:jc w:val="left"/>
-            </w:pPr>
-            <w:r>
-              <w:rPr>
-                <w:rFonts w:ascii="Times New Roman" w:hAnsi="Times New Roman" w:cs="Times New Roman" w:eastAsia="Times New Roman"/>
-                <w:b w:val="0"/>
-                <w:i w:val="0"/>
-                <w:sz w:val="24"/>
-              </w:rPr>
-              <w:t>PublishDiscardScheduleTests</w:t>
-            </w:r>
-          </w:p>
-        </w:tc>
-        <w:tc>
-          <w:tcPr>
-            <w:tcW w:type="dxa" w:w="5760"/>
-          </w:tcPr>
-          <w:p>
-            <w:pPr>
-              <w:spacing w:line="240" w:lineRule="auto" w:after="0"/>
-              <w:jc w:val="left"/>
-            </w:pPr>
-            <w:r>
-              <w:rPr>
-                <w:rFonts w:ascii="Times New Roman" w:hAnsi="Times New Roman" w:cs="Times New Roman" w:eastAsia="Times New Roman"/>
-                <w:b w:val="0"/>
-                <w:i w:val="0"/>
-                <w:sz w:val="24"/>
-              </w:rPr>
-              <w:t>Публикация и отмена черновика расписания</w:t>
-            </w:r>
-          </w:p>
-        </w:tc>
-      </w:tr>
-      <w:tr>
-        <w:tc>
-          <w:tcPr>
-            <w:tcW w:type="dxa" w:w="3456"/>
-          </w:tcPr>
-          <w:p>
-            <w:pPr>
-              <w:spacing w:line="240" w:lineRule="auto" w:after="0"/>
-              <w:jc w:val="left"/>
-            </w:pPr>
-            <w:r>
-              <w:rPr>
-                <w:rFonts w:ascii="Times New Roman" w:hAnsi="Times New Roman" w:cs="Times New Roman" w:eastAsia="Times New Roman"/>
-                <w:b w:val="0"/>
-                <w:i w:val="0"/>
-                <w:sz w:val="24"/>
-              </w:rPr>
-              <w:t>WorkloadChangeTrackingTests</w:t>
-            </w:r>
-          </w:p>
-        </w:tc>
-        <w:tc>
-          <w:tcPr>
-            <w:tcW w:type="dxa" w:w="5760"/>
-          </w:tcPr>
-          <w:p>
-            <w:pPr>
-              <w:spacing w:line="240" w:lineRule="auto" w:after="0"/>
-              <w:jc w:val="left"/>
-            </w:pPr>
-            <w:r>
-              <w:rPr>
-                <w:rFonts w:ascii="Times New Roman" w:hAnsi="Times New Roman" w:cs="Times New Roman" w:eastAsia="Times New Roman"/>
-                <w:b w:val="0"/>
-                <w:i w:val="0"/>
-                <w:sz w:val="24"/>
-              </w:rPr>
-              <w:t>Журналирование изменений нагрузки (добавление/изменение/удаление)</w:t>
-            </w:r>
-          </w:p>
-        </w:tc>
-      </w:tr>
-      <w:tr>
-        <w:tc>
-          <w:tcPr>
-            <w:tcW w:type="dxa" w:w="3456"/>
-          </w:tcPr>
-          <w:p>
-            <w:pPr>
-              <w:spacing w:line="240" w:lineRule="auto" w:after="0"/>
-              <w:jc w:val="left"/>
-            </w:pPr>
-            <w:r>
-              <w:rPr>
-                <w:rFonts w:ascii="Times New Roman" w:hAnsi="Times New Roman" w:cs="Times New Roman" w:eastAsia="Times New Roman"/>
-                <w:b w:val="0"/>
-                <w:i w:val="0"/>
-                <w:sz w:val="24"/>
-              </w:rPr>
-              <w:t>WorkloadChangesPaginationTests</w:t>
-            </w:r>
-          </w:p>
-        </w:tc>
-        <w:tc>
-          <w:tcPr>
-            <w:tcW w:type="dxa" w:w="5760"/>
-          </w:tcPr>
-          <w:p>
-            <w:pPr>
-              <w:spacing w:line="240" w:lineRule="auto" w:after="0"/>
-              <w:jc w:val="left"/>
-            </w:pPr>
-            <w:r>
-              <w:rPr>
-                <w:rFonts w:ascii="Times New Roman" w:hAnsi="Times New Roman" w:cs="Times New Roman" w:eastAsia="Times New Roman"/>
-                <w:b w:val="0"/>
-                <w:i w:val="0"/>
-                <w:sz w:val="24"/>
-              </w:rPr>
-              <w:t>Серверная постраничная выдача истории изменений</w:t>
-            </w:r>
-          </w:p>
-        </w:tc>
-      </w:tr>
-      <w:tr>
-        <w:tc>
-          <w:tcPr>
-            <w:tcW w:type="dxa" w:w="3456"/>
-          </w:tcPr>
-          <w:p>
-            <w:pPr>
-              <w:spacing w:line="240" w:lineRule="auto" w:after="0"/>
-              <w:jc w:val="left"/>
-            </w:pPr>
-            <w:r>
-              <w:rPr>
-                <w:rFonts w:ascii="Times New Roman" w:hAnsi="Times New Roman" w:cs="Times New Roman" w:eastAsia="Times New Roman"/>
-                <w:b w:val="0"/>
-                <w:i w:val="0"/>
-                <w:sz w:val="24"/>
-              </w:rPr>
-              <w:t>InfrastructureSeederTests</w:t>
-            </w:r>
-          </w:p>
-        </w:tc>
-        <w:tc>
-          <w:tcPr>
-            <w:tcW w:type="dxa" w:w="5760"/>
-          </w:tcPr>
-          <w:p>
-            <w:pPr>
-              <w:spacing w:line="240" w:lineRule="auto" w:after="0"/>
-              <w:jc w:val="left"/>
-            </w:pPr>
-            <w:r>
-              <w:rPr>
-                <w:rFonts w:ascii="Times New Roman" w:hAnsi="Times New Roman" w:cs="Times New Roman" w:eastAsia="Times New Roman"/>
-                <w:b w:val="0"/>
-                <w:i w:val="0"/>
-                <w:sz w:val="24"/>
-              </w:rPr>
-              <w:t>Заполнение аудиторного фонда и календарной сетки, идемпотентность</w:t>
-            </w:r>
-          </w:p>
-        </w:tc>
-      </w:tr>
-      <w:tr>
-        <w:tc>
-          <w:tcPr>
-            <w:tcW w:type="dxa" w:w="3456"/>
-          </w:tcPr>
-          <w:p>
-            <w:pPr>
-              <w:spacing w:line="240" w:lineRule="auto" w:after="0"/>
-              <w:jc w:val="left"/>
-            </w:pPr>
-            <w:r>
-              <w:rPr>
-                <w:rFonts w:ascii="Times New Roman" w:hAnsi="Times New Roman" w:cs="Times New Roman" w:eastAsia="Times New Roman"/>
-                <w:b w:val="0"/>
-                <w:i w:val="0"/>
-                <w:sz w:val="24"/>
-              </w:rPr>
-              <w:t>ScheduleGenerationQueueTests</w:t>
-            </w:r>
-          </w:p>
-        </w:tc>
-        <w:tc>
-          <w:tcPr>
-            <w:tcW w:type="dxa" w:w="5760"/>
-          </w:tcPr>
-          <w:p>
-            <w:pPr>
-              <w:spacing w:line="240" w:lineRule="auto" w:after="0"/>
-              <w:jc w:val="left"/>
-            </w:pPr>
-            <w:r>
-              <w:rPr>
-                <w:rFonts w:ascii="Times New Roman" w:hAnsi="Times New Roman" w:cs="Times New Roman" w:eastAsia="Times New Roman"/>
-                <w:b w:val="0"/>
-                <w:i w:val="0"/>
-                <w:sz w:val="24"/>
-              </w:rPr>
-              <w:t>Очередь и статусы асинхронной генерации</w:t>
-            </w:r>
-          </w:p>
-        </w:tc>
-      </w:tr>
-      <w:tr>
-        <w:tc>
-          <w:tcPr>
-            <w:tcW w:type="dxa" w:w="3456"/>
-          </w:tcPr>
-          <w:p>
-            <w:pPr>
-              <w:spacing w:line="240" w:lineRule="auto" w:after="0"/>
-              <w:jc w:val="left"/>
-            </w:pPr>
-            <w:r>
-              <w:rPr>
-                <w:rFonts w:ascii="Times New Roman" w:hAnsi="Times New Roman" w:cs="Times New Roman" w:eastAsia="Times New Roman"/>
-                <w:b w:val="0"/>
-                <w:i w:val="0"/>
-                <w:sz w:val="24"/>
-              </w:rPr>
-              <w:t>GenerateInstituteScheduleOptionsTests</w:t>
-            </w:r>
-          </w:p>
-        </w:tc>
-        <w:tc>
-          <w:tcPr>
-            <w:tcW w:type="dxa" w:w="5760"/>
-          </w:tcPr>
-          <w:p>
-            <w:pPr>
-              <w:spacing w:line="240" w:lineRule="auto" w:after="0"/>
-              <w:jc w:val="left"/>
-            </w:pPr>
-            <w:r>
-              <w:rPr>
-                <w:rFonts w:ascii="Times New Roman" w:hAnsi="Times New Roman" w:cs="Times New Roman" w:eastAsia="Times New Roman"/>
-                <w:b w:val="0"/>
-                <w:i w:val="0"/>
-                <w:sz w:val="24"/>
-              </w:rPr>
-              <w:t>Параметры решателя и их переопределение на запрос</w:t>
-            </w:r>
-          </w:p>
-        </w:tc>
-      </w:tr>
-    </w:tbl>
-    <w:p>
-      <w:pPr>
-        <w:spacing w:line="360" w:lineRule="auto" w:after="0"/>
-        <w:ind w:firstLine="709"/>
-        <w:jc w:val="both"/>
-      </w:pPr>
-      <w:r>
-        <w:rPr>
-          <w:rFonts w:ascii="Times New Roman" w:hAnsi="Times New Roman" w:cs="Times New Roman" w:eastAsia="Times New Roman"/>
-          <w:b w:val="0"/>
-          <w:i w:val="0"/>
-          <w:sz w:val="28"/>
-        </w:rPr>
-        <w:t>Все 44 теста успешно проходят, что подтверждает корректность реализации жёстких и мягких ограничений, версионирования, журналирования нагрузки и прикладных сценариев. Тесты ограничений солвера дополнительно подтверждают, что сгенерированное расписание не содержит нарушений жёстких ограничений. (При оформлении работы здесь целесообразно привести снимок экрана с результатами успешного прогона тестов — отдельно прилагается.)</w:t>
-      </w:r>
-    </w:p>
-    <w:p>
-      <w:pPr>
-        <w:spacing w:line="360" w:lineRule="auto" w:before="120" w:after="0"/>
-        <w:ind w:firstLine="709"/>
-        <w:jc w:val="left"/>
-      </w:pPr>
-      <w:r>
-        <w:rPr>
-          <w:rFonts w:ascii="Times New Roman" w:hAnsi="Times New Roman" w:cs="Times New Roman" w:eastAsia="Times New Roman"/>
-          <w:b/>
-          <w:i w:val="0"/>
-          <w:sz w:val="28"/>
-        </w:rPr>
-        <w:t>3.10 Оценка соответствия требованиям</w:t>
-      </w:r>
-    </w:p>
-    <w:p>
-      <w:pPr>
-        <w:spacing w:line="360" w:lineRule="auto" w:after="0"/>
-        <w:ind w:firstLine="709"/>
-        <w:jc w:val="both"/>
-      </w:pPr>
-      <w:r>
-        <w:rPr>
-          <w:rFonts w:ascii="Times New Roman" w:hAnsi="Times New Roman" w:cs="Times New Roman" w:eastAsia="Times New Roman"/>
-          <w:b w:val="0"/>
-          <w:i w:val="0"/>
-          <w:sz w:val="28"/>
-        </w:rPr>
-        <w:t>Соответствие разработанной серверной части сформулированным в разделе 2.1 требованиям приведено в таблице 3.2.</w:t>
-      </w:r>
-    </w:p>
-    <w:p>
-      <w:pPr>
-        <w:spacing w:line="240" w:lineRule="auto" w:before="120"/>
-        <w:jc w:val="right"/>
-      </w:pPr>
-      <w:r>
-        <w:rPr>
-          <w:rFonts w:ascii="Times New Roman" w:hAnsi="Times New Roman" w:cs="Times New Roman" w:eastAsia="Times New Roman"/>
-          <w:b w:val="0"/>
-          <w:i w:val="0"/>
-          <w:sz w:val="24"/>
-        </w:rPr>
-        <w:t>Таблица 3.2 — Соответствие реализации требованиям</w:t>
-      </w:r>
-    </w:p>
-    <w:tbl>
-      <w:tblPr>
-        <w:tblW w:type="auto" w:w="0"/>
-        <w:jc w:val="center"/>
-        <w:tblLook w:firstColumn="1" w:firstRow="1" w:lastColumn="0" w:lastRow="0" w:noHBand="0" w:noVBand="1" w:val="04A0"/>
-        <w:tblBorders>
-          <w:top w:val="single" w:sz="4" w:space="0" w:color="000000"/>
-          <w:left w:val="single" w:sz="4" w:space="0" w:color="000000"/>
-          <w:bottom w:val="single" w:sz="4" w:space="0" w:color="000000"/>
-          <w:right w:val="single" w:sz="4" w:space="0" w:color="000000"/>
-          <w:insideH w:val="single" w:sz="4" w:space="0" w:color="000000"/>
-          <w:insideV w:val="single" w:sz="4" w:space="0" w:color="000000"/>
-        </w:tblBorders>
-      </w:tblPr>
-      <w:tblGrid>
-        <w:gridCol w:w="4677"/>
-        <w:gridCol w:w="4677"/>
-      </w:tblGrid>
-      <w:tr>
-        <w:tc>
-          <w:tcPr>
-            <w:tcW w:type="dxa" w:w="3168"/>
-            <w:shd w:val="clear" w:color="auto" w:fill="1e4b8f"/>
-          </w:tcPr>
-          <w:p>
-            <w:pPr>
-              <w:spacing w:line="240" w:lineRule="auto" w:after="0"/>
-              <w:jc w:val="center"/>
-            </w:pPr>
-            <w:r>
-              <w:rPr>
-                <w:rFonts w:ascii="Times New Roman" w:hAnsi="Times New Roman" w:cs="Times New Roman" w:eastAsia="Times New Roman"/>
-                <w:b/>
-                <w:i w:val="0"/>
-                <w:color w:val="FFFFFF"/>
-                <w:sz w:val="24"/>
-              </w:rPr>
-              <w:t>Требование</w:t>
-            </w:r>
-          </w:p>
-        </w:tc>
-        <w:tc>
-          <w:tcPr>
-            <w:tcW w:type="dxa" w:w="6048"/>
-            <w:shd w:val="clear" w:color="auto" w:fill="1e4b8f"/>
-          </w:tcPr>
-          <w:p>
-            <w:pPr>
-              <w:spacing w:line="240" w:lineRule="auto" w:after="0"/>
-              <w:jc w:val="center"/>
-            </w:pPr>
-            <w:r>
-              <w:rPr>
-                <w:rFonts w:ascii="Times New Roman" w:hAnsi="Times New Roman" w:cs="Times New Roman" w:eastAsia="Times New Roman"/>
-                <w:b/>
-                <w:i w:val="0"/>
-                <w:color w:val="FFFFFF"/>
-                <w:sz w:val="24"/>
-              </w:rPr>
-              <w:t>Реализация</w:t>
-            </w:r>
-          </w:p>
-        </w:tc>
-      </w:tr>
-      <w:tr>
-        <w:tc>
-          <w:tcPr>
-            <w:tcW w:type="dxa" w:w="3168"/>
-          </w:tcPr>
-          <w:p>
-            <w:pPr>
-              <w:spacing w:line="240" w:lineRule="auto" w:after="0"/>
-              <w:jc w:val="left"/>
-            </w:pPr>
-            <w:r>
-              <w:rPr>
-                <w:rFonts w:ascii="Times New Roman" w:hAnsi="Times New Roman" w:cs="Times New Roman" w:eastAsia="Times New Roman"/>
-                <w:b w:val="0"/>
-                <w:i w:val="0"/>
-                <w:sz w:val="24"/>
-              </w:rPr>
-              <w:t>Хранение данных</w:t>
-            </w:r>
-          </w:p>
-        </w:tc>
-        <w:tc>
-          <w:tcPr>
-            <w:tcW w:type="dxa" w:w="6048"/>
-          </w:tcPr>
-          <w:p>
-            <w:pPr>
-              <w:spacing w:line="240" w:lineRule="auto" w:after="0"/>
-              <w:jc w:val="left"/>
-            </w:pPr>
-            <w:r>
-              <w:rPr>
-                <w:rFonts w:ascii="Times New Roman" w:hAnsi="Times New Roman" w:cs="Times New Roman" w:eastAsia="Times New Roman"/>
-                <w:b w:val="0"/>
-                <w:i w:val="0"/>
-                <w:sz w:val="24"/>
-              </w:rPr>
-              <w:t>Нормализованная БД PostgreSQL, EF Core, миграции</w:t>
-            </w:r>
-          </w:p>
-        </w:tc>
-      </w:tr>
-      <w:tr>
-        <w:tc>
-          <w:tcPr>
-            <w:tcW w:type="dxa" w:w="3168"/>
-          </w:tcPr>
-          <w:p>
-            <w:pPr>
-              <w:spacing w:line="240" w:lineRule="auto" w:after="0"/>
-              <w:jc w:val="left"/>
-            </w:pPr>
-            <w:r>
-              <w:rPr>
-                <w:rFonts w:ascii="Times New Roman" w:hAnsi="Times New Roman" w:cs="Times New Roman" w:eastAsia="Times New Roman"/>
-                <w:b w:val="0"/>
-                <w:i w:val="0"/>
-                <w:sz w:val="24"/>
-              </w:rPr>
-              <w:t>Интеграция с ММИС</w:t>
-            </w:r>
-          </w:p>
-        </w:tc>
-        <w:tc>
-          <w:tcPr>
-            <w:tcW w:type="dxa" w:w="6048"/>
-          </w:tcPr>
-          <w:p>
-            <w:pPr>
-              <w:spacing w:line="240" w:lineRule="auto" w:after="0"/>
-              <w:jc w:val="left"/>
-            </w:pPr>
-            <w:r>
-              <w:rPr>
-                <w:rFonts w:ascii="Times New Roman" w:hAnsi="Times New Roman" w:cs="Times New Roman" w:eastAsia="Times New Roman"/>
-                <w:b w:val="0"/>
-                <w:i w:val="0"/>
-                <w:sz w:val="24"/>
-              </w:rPr>
-              <w:t>Фоновая синхронизация справочников и нагрузки</w:t>
-            </w:r>
-          </w:p>
-        </w:tc>
-      </w:tr>
-      <w:tr>
-        <w:tc>
-          <w:tcPr>
-            <w:tcW w:type="dxa" w:w="3168"/>
-          </w:tcPr>
-          <w:p>
-            <w:pPr>
-              <w:spacing w:line="240" w:lineRule="auto" w:after="0"/>
-              <w:jc w:val="left"/>
-            </w:pPr>
-            <w:r>
-              <w:rPr>
-                <w:rFonts w:ascii="Times New Roman" w:hAnsi="Times New Roman" w:cs="Times New Roman" w:eastAsia="Times New Roman"/>
-                <w:b w:val="0"/>
-                <w:i w:val="0"/>
-                <w:sz w:val="24"/>
-              </w:rPr>
-              <w:t>Автоматическое составление</w:t>
-            </w:r>
-          </w:p>
-        </w:tc>
-        <w:tc>
-          <w:tcPr>
-            <w:tcW w:type="dxa" w:w="6048"/>
-          </w:tcPr>
-          <w:p>
-            <w:pPr>
-              <w:spacing w:line="240" w:lineRule="auto" w:after="0"/>
-              <w:jc w:val="left"/>
-            </w:pPr>
-            <w:r>
-              <w:rPr>
-                <w:rFonts w:ascii="Times New Roman" w:hAnsi="Times New Roman" w:cs="Times New Roman" w:eastAsia="Times New Roman"/>
-                <w:b w:val="0"/>
-                <w:i w:val="0"/>
-                <w:sz w:val="24"/>
-              </w:rPr>
-              <w:t>Модуль OR-Tools CP-SAT с полным набором ограничений</w:t>
-            </w:r>
-          </w:p>
-        </w:tc>
-      </w:tr>
-      <w:tr>
-        <w:tc>
-          <w:tcPr>
-            <w:tcW w:type="dxa" w:w="3168"/>
-          </w:tcPr>
-          <w:p>
-            <w:pPr>
-              <w:spacing w:line="240" w:lineRule="auto" w:after="0"/>
-              <w:jc w:val="left"/>
-            </w:pPr>
-            <w:r>
-              <w:rPr>
-                <w:rFonts w:ascii="Times New Roman" w:hAnsi="Times New Roman" w:cs="Times New Roman" w:eastAsia="Times New Roman"/>
-                <w:b w:val="0"/>
-                <w:i w:val="0"/>
-                <w:sz w:val="24"/>
-              </w:rPr>
-              <w:t>Генерация по институту</w:t>
-            </w:r>
-          </w:p>
-        </w:tc>
-        <w:tc>
-          <w:tcPr>
-            <w:tcW w:type="dxa" w:w="6048"/>
-          </w:tcPr>
-          <w:p>
-            <w:pPr>
-              <w:spacing w:line="240" w:lineRule="auto" w:after="0"/>
-              <w:jc w:val="left"/>
-            </w:pPr>
-            <w:r>
-              <w:rPr>
-                <w:rFonts w:ascii="Times New Roman" w:hAnsi="Times New Roman" w:cs="Times New Roman" w:eastAsia="Times New Roman"/>
-                <w:b w:val="0"/>
-                <w:i w:val="0"/>
-                <w:sz w:val="24"/>
-              </w:rPr>
-              <w:t>Декомпозиция с блокировкой занятых ресурсов</w:t>
-            </w:r>
-          </w:p>
-        </w:tc>
-      </w:tr>
-      <w:tr>
-        <w:tc>
-          <w:tcPr>
-            <w:tcW w:type="dxa" w:w="3168"/>
-          </w:tcPr>
-          <w:p>
-            <w:pPr>
-              <w:spacing w:line="240" w:lineRule="auto" w:after="0"/>
-              <w:jc w:val="left"/>
-            </w:pPr>
-            <w:r>
-              <w:rPr>
-                <w:rFonts w:ascii="Times New Roman" w:hAnsi="Times New Roman" w:cs="Times New Roman" w:eastAsia="Times New Roman"/>
-                <w:b w:val="0"/>
-                <w:i w:val="0"/>
-                <w:sz w:val="24"/>
-              </w:rPr>
-              <w:t>Версионирование</w:t>
-            </w:r>
-          </w:p>
-        </w:tc>
-        <w:tc>
-          <w:tcPr>
-            <w:tcW w:type="dxa" w:w="6048"/>
-          </w:tcPr>
-          <w:p>
-            <w:pPr>
-              <w:spacing w:line="240" w:lineRule="auto" w:after="0"/>
-              <w:jc w:val="left"/>
-            </w:pPr>
-            <w:r>
-              <w:rPr>
-                <w:rFonts w:ascii="Times New Roman" w:hAnsi="Times New Roman" w:cs="Times New Roman" w:eastAsia="Times New Roman"/>
-                <w:b w:val="0"/>
-                <w:i w:val="0"/>
-                <w:sz w:val="24"/>
-              </w:rPr>
-              <w:t>Состояния Draft/Current, публикация и отмена</w:t>
-            </w:r>
-          </w:p>
-        </w:tc>
-      </w:tr>
-      <w:tr>
-        <w:tc>
-          <w:tcPr>
-            <w:tcW w:type="dxa" w:w="3168"/>
-          </w:tcPr>
-          <w:p>
-            <w:pPr>
-              <w:spacing w:line="240" w:lineRule="auto" w:after="0"/>
-              <w:jc w:val="left"/>
-            </w:pPr>
-            <w:r>
-              <w:rPr>
-                <w:rFonts w:ascii="Times New Roman" w:hAnsi="Times New Roman" w:cs="Times New Roman" w:eastAsia="Times New Roman"/>
-                <w:b w:val="0"/>
-                <w:i w:val="0"/>
-                <w:sz w:val="24"/>
-              </w:rPr>
-              <w:t>Ручное редактирование</w:t>
-            </w:r>
-          </w:p>
-        </w:tc>
-        <w:tc>
-          <w:tcPr>
-            <w:tcW w:type="dxa" w:w="6048"/>
-          </w:tcPr>
-          <w:p>
-            <w:pPr>
-              <w:spacing w:line="240" w:lineRule="auto" w:after="0"/>
-              <w:jc w:val="left"/>
-            </w:pPr>
-            <w:r>
-              <w:rPr>
-                <w:rFonts w:ascii="Times New Roman" w:hAnsi="Times New Roman" w:cs="Times New Roman" w:eastAsia="Times New Roman"/>
-                <w:b w:val="0"/>
-                <w:i w:val="0"/>
-                <w:sz w:val="24"/>
-              </w:rPr>
-              <w:t>Добавление/удаление с проверкой коллизий</w:t>
-            </w:r>
-          </w:p>
-        </w:tc>
-      </w:tr>
-      <w:tr>
-        <w:tc>
-          <w:tcPr>
-            <w:tcW w:type="dxa" w:w="3168"/>
-          </w:tcPr>
-          <w:p>
-            <w:pPr>
-              <w:spacing w:line="240" w:lineRule="auto" w:after="0"/>
-              <w:jc w:val="left"/>
-            </w:pPr>
-            <w:r>
-              <w:rPr>
-                <w:rFonts w:ascii="Times New Roman" w:hAnsi="Times New Roman" w:cs="Times New Roman" w:eastAsia="Times New Roman"/>
-                <w:b w:val="0"/>
-                <w:i w:val="0"/>
-                <w:sz w:val="24"/>
-              </w:rPr>
-              <w:t>Защита от коллизий</w:t>
-            </w:r>
-          </w:p>
-        </w:tc>
-        <w:tc>
-          <w:tcPr>
-            <w:tcW w:type="dxa" w:w="6048"/>
-          </w:tcPr>
-          <w:p>
-            <w:pPr>
-              <w:spacing w:line="240" w:lineRule="auto" w:after="0"/>
-              <w:jc w:val="left"/>
-            </w:pPr>
-            <w:r>
-              <w:rPr>
-                <w:rFonts w:ascii="Times New Roman" w:hAnsi="Times New Roman" w:cs="Times New Roman" w:eastAsia="Times New Roman"/>
-                <w:b w:val="0"/>
-                <w:i w:val="0"/>
-                <w:sz w:val="24"/>
-              </w:rPr>
-              <w:t>Транзакции SERIALIZABLE с повтором</w:t>
-            </w:r>
-          </w:p>
-        </w:tc>
-      </w:tr>
-      <w:tr>
-        <w:tc>
-          <w:tcPr>
-            <w:tcW w:type="dxa" w:w="3168"/>
-          </w:tcPr>
-          <w:p>
-            <w:pPr>
-              <w:spacing w:line="240" w:lineRule="auto" w:after="0"/>
-              <w:jc w:val="left"/>
-            </w:pPr>
-            <w:r>
-              <w:rPr>
-                <w:rFonts w:ascii="Times New Roman" w:hAnsi="Times New Roman" w:cs="Times New Roman" w:eastAsia="Times New Roman"/>
-                <w:b w:val="0"/>
-                <w:i w:val="0"/>
-                <w:sz w:val="24"/>
-              </w:rPr>
-              <w:t>История нагрузки</w:t>
-            </w:r>
-          </w:p>
-        </w:tc>
-        <w:tc>
-          <w:tcPr>
-            <w:tcW w:type="dxa" w:w="6048"/>
-          </w:tcPr>
-          <w:p>
-            <w:pPr>
-              <w:spacing w:line="240" w:lineRule="auto" w:after="0"/>
-              <w:jc w:val="left"/>
-            </w:pPr>
-            <w:r>
-              <w:rPr>
-                <w:rFonts w:ascii="Times New Roman" w:hAnsi="Times New Roman" w:cs="Times New Roman" w:eastAsia="Times New Roman"/>
-                <w:b w:val="0"/>
-                <w:i w:val="0"/>
-                <w:sz w:val="24"/>
-              </w:rPr>
-              <w:t>Журналы SemesterLog/WeekLog</w:t>
-            </w:r>
-          </w:p>
-        </w:tc>
-      </w:tr>
-      <w:tr>
-        <w:tc>
-          <w:tcPr>
-            <w:tcW w:type="dxa" w:w="3168"/>
-          </w:tcPr>
-          <w:p>
-            <w:pPr>
-              <w:spacing w:line="240" w:lineRule="auto" w:after="0"/>
-              <w:jc w:val="left"/>
-            </w:pPr>
-            <w:r>
-              <w:rPr>
-                <w:rFonts w:ascii="Times New Roman" w:hAnsi="Times New Roman" w:cs="Times New Roman" w:eastAsia="Times New Roman"/>
-                <w:b w:val="0"/>
-                <w:i w:val="0"/>
-                <w:sz w:val="24"/>
-              </w:rPr>
-              <w:t>Аутентификация и роли</w:t>
-            </w:r>
-          </w:p>
-        </w:tc>
-        <w:tc>
-          <w:tcPr>
-            <w:tcW w:type="dxa" w:w="6048"/>
-          </w:tcPr>
-          <w:p>
-            <w:pPr>
-              <w:spacing w:line="240" w:lineRule="auto" w:after="0"/>
-              <w:jc w:val="left"/>
-            </w:pPr>
-            <w:r>
-              <w:rPr>
-                <w:rFonts w:ascii="Times New Roman" w:hAnsi="Times New Roman" w:cs="Times New Roman" w:eastAsia="Times New Roman"/>
-                <w:b w:val="0"/>
-                <w:i w:val="0"/>
-                <w:sz w:val="24"/>
-              </w:rPr>
-              <w:t>LDAP/Active Directory + JWT, политики доступа</w:t>
-            </w:r>
-          </w:p>
-        </w:tc>
-      </w:tr>
-      <w:tr>
-        <w:tc>
-          <w:tcPr>
-            <w:tcW w:type="dxa" w:w="3168"/>
-          </w:tcPr>
-          <w:p>
-            <w:pPr>
-              <w:spacing w:line="240" w:lineRule="auto" w:after="0"/>
-              <w:jc w:val="left"/>
-            </w:pPr>
-            <w:r>
-              <w:rPr>
-                <w:rFonts w:ascii="Times New Roman" w:hAnsi="Times New Roman" w:cs="Times New Roman" w:eastAsia="Times New Roman"/>
-                <w:b w:val="0"/>
-                <w:i w:val="0"/>
-                <w:sz w:val="24"/>
-              </w:rPr>
-              <w:t>Реальное время</w:t>
-            </w:r>
-          </w:p>
-        </w:tc>
-        <w:tc>
-          <w:tcPr>
-            <w:tcW w:type="dxa" w:w="6048"/>
-          </w:tcPr>
-          <w:p>
-            <w:pPr>
-              <w:spacing w:line="240" w:lineRule="auto" w:after="0"/>
-              <w:jc w:val="left"/>
-            </w:pPr>
-            <w:r>
-              <w:rPr>
-                <w:rFonts w:ascii="Times New Roman" w:hAnsi="Times New Roman" w:cs="Times New Roman" w:eastAsia="Times New Roman"/>
-                <w:b w:val="0"/>
-                <w:i w:val="0"/>
-                <w:sz w:val="24"/>
-              </w:rPr>
-              <w:t>Уведомления через SignalR</w:t>
-            </w:r>
-          </w:p>
-        </w:tc>
-      </w:tr>
-      <w:tr>
-        <w:tc>
-          <w:tcPr>
-            <w:tcW w:type="dxa" w:w="3168"/>
-          </w:tcPr>
-          <w:p>
-            <w:pPr>
-              <w:spacing w:line="240" w:lineRule="auto" w:after="0"/>
-              <w:jc w:val="left"/>
-            </w:pPr>
-            <w:r>
-              <w:rPr>
-                <w:rFonts w:ascii="Times New Roman" w:hAnsi="Times New Roman" w:cs="Times New Roman" w:eastAsia="Times New Roman"/>
-                <w:b w:val="0"/>
-                <w:i w:val="0"/>
-                <w:sz w:val="24"/>
-              </w:rPr>
-              <w:t>Расширяемость</w:t>
-            </w:r>
-          </w:p>
-        </w:tc>
-        <w:tc>
-          <w:tcPr>
-            <w:tcW w:type="dxa" w:w="6048"/>
-          </w:tcPr>
-          <w:p>
-            <w:pPr>
-              <w:spacing w:line="240" w:lineRule="auto" w:after="0"/>
-              <w:jc w:val="left"/>
-            </w:pPr>
-            <w:r>
-              <w:rPr>
-                <w:rFonts w:ascii="Times New Roman" w:hAnsi="Times New Roman" w:cs="Times New Roman" w:eastAsia="Times New Roman"/>
-                <w:b w:val="0"/>
-                <w:i w:val="0"/>
-                <w:sz w:val="24"/>
-              </w:rPr>
-              <w:t>Архитектура строителей, контракты-интерфейсы</w:t>
-            </w:r>
-          </w:p>
-        </w:tc>
-      </w:tr>
-      <w:tr>
-        <w:tc>
-          <w:tcPr>
-            <w:tcW w:type="dxa" w:w="3168"/>
-          </w:tcPr>
-          <w:p>
-            <w:pPr>
-              <w:spacing w:line="240" w:lineRule="auto" w:after="0"/>
-              <w:jc w:val="left"/>
-            </w:pPr>
-            <w:r>
-              <w:rPr>
-                <w:rFonts w:ascii="Times New Roman" w:hAnsi="Times New Roman" w:cs="Times New Roman" w:eastAsia="Times New Roman"/>
-                <w:b w:val="0"/>
-                <w:i w:val="0"/>
-                <w:sz w:val="24"/>
-              </w:rPr>
-              <w:t>Тестируемость</w:t>
-            </w:r>
-          </w:p>
-        </w:tc>
-        <w:tc>
-          <w:tcPr>
-            <w:tcW w:type="dxa" w:w="6048"/>
-          </w:tcPr>
-          <w:p>
-            <w:pPr>
-              <w:spacing w:line="240" w:lineRule="auto" w:after="0"/>
-              <w:jc w:val="left"/>
-            </w:pPr>
-            <w:r>
-              <w:rPr>
-                <w:rFonts w:ascii="Times New Roman" w:hAnsi="Times New Roman" w:cs="Times New Roman" w:eastAsia="Times New Roman"/>
-                <w:b w:val="0"/>
-                <w:i w:val="0"/>
-                <w:sz w:val="24"/>
-              </w:rPr>
-              <w:t>44 автоматизированных теста (xUnit)</w:t>
-            </w:r>
-          </w:p>
-        </w:tc>
-      </w:tr>
-    </w:tbl>
-    <w:p>
-      <w:pPr>
-        <w:spacing w:line="360" w:lineRule="auto" w:after="0"/>
-        <w:ind w:firstLine="709"/>
-        <w:jc w:val="both"/>
-      </w:pPr>
-      <w:r>
-        <w:rPr>
-          <w:rFonts w:ascii="Times New Roman" w:hAnsi="Times New Roman" w:cs="Times New Roman" w:eastAsia="Times New Roman"/>
-          <w:b w:val="0"/>
-          <w:i w:val="0"/>
-          <w:sz w:val="28"/>
-        </w:rPr>
-        <w:t>Приведённое сопоставление показывает, что разработанная серверная часть в полном объёме реализует поставленные функциональные и нефункциональные требования. Тем самым достигнута цель работы в части серверной составляющей системы автоматизированного составления учебного расписания.</w:t>
-      </w:r>
-    </w:p>
-    <w:p>
-      <w:pPr>
-        <w:pageBreakBefore/>
-        <w:spacing w:line="360" w:lineRule="auto" w:after="0"/>
-        <w:jc w:val="center"/>
-      </w:pPr>
-      <w:r>
-        <w:rPr>
-          <w:rFonts w:ascii="Times New Roman" w:hAnsi="Times New Roman" w:cs="Times New Roman" w:eastAsia="Times New Roman"/>
-          <w:b/>
-          <w:i w:val="0"/>
-          <w:sz w:val="28"/>
-        </w:rPr>
-        <w:t>ЗАКЛЮЧЕНИЕ</w:t>
-      </w:r>
-    </w:p>
-    <w:p>
-      <w:pPr>
-        <w:spacing w:line="360" w:lineRule="auto" w:after="0"/>
-        <w:ind w:firstLine="709"/>
-        <w:jc w:val="both"/>
-      </w:pPr>
-      <w:r>
-        <w:rPr>
-          <w:rFonts w:ascii="Times New Roman" w:hAnsi="Times New Roman" w:cs="Times New Roman" w:eastAsia="Times New Roman"/>
-          <w:b w:val="0"/>
-          <w:i w:val="0"/>
-          <w:sz w:val="28"/>
-        </w:rPr>
-        <w:t>В ходе выпускной квалификационной работы спроектирована и разработана серверная часть информационной системы автоматизированного формирования учебного расписания университета. Поставленная цель достигнута, все задачи решены.</w:t>
-      </w:r>
-    </w:p>
-    <w:p>
-      <w:pPr>
-        <w:spacing w:line="360" w:lineRule="auto" w:after="0"/>
-        <w:ind w:firstLine="709"/>
-        <w:jc w:val="both"/>
-      </w:pPr>
-      <w:r>
-        <w:rPr>
-          <w:rFonts w:ascii="Times New Roman" w:hAnsi="Times New Roman" w:cs="Times New Roman" w:eastAsia="Times New Roman"/>
-          <w:b w:val="0"/>
-          <w:i w:val="0"/>
-          <w:sz w:val="28"/>
-        </w:rPr>
-        <w:t>Проведён анализ предметной области и существующих программных решений, выявлены системные проблемы сложившегося в АлтГУ процесса составления расписания и сформированы функциональные и нефункциональные требования к серверной части системы. Установлено, что ни одно из рассмотренных решений не сочетает интеграцию с используемой в вузе системой учёта нагрузки, адаптацию под его регламенты, расширяемость и защиту от коллизий, что обосновало необходимость собственной разработки.</w:t>
-      </w:r>
-    </w:p>
-    <w:p>
-      <w:pPr>
-        <w:spacing w:line="360" w:lineRule="auto" w:after="0"/>
-        <w:ind w:firstLine="709"/>
-        <w:jc w:val="both"/>
-      </w:pPr>
-      <w:r>
-        <w:rPr>
-          <w:rFonts w:ascii="Times New Roman" w:hAnsi="Times New Roman" w:cs="Times New Roman" w:eastAsia="Times New Roman"/>
-          <w:b w:val="0"/>
-          <w:i w:val="0"/>
-          <w:sz w:val="28"/>
-        </w:rPr>
-        <w:t>Спроектирована доменная модель предметной области и реляционная база данных PostgreSQL, охватывающая аудиторный фонд, учебную нагрузку и расписание; обоснован технологический стек и многоуровневая архитектура приложения, обеспечивающая независимость предметной логики от инфраструктурных деталей.</w:t>
-      </w:r>
-    </w:p>
-    <w:p>
-      <w:pPr>
-        <w:spacing w:line="360" w:lineRule="auto" w:after="0"/>
-        <w:ind w:firstLine="709"/>
-        <w:jc w:val="both"/>
-      </w:pPr>
-      <w:r>
-        <w:rPr>
-          <w:rFonts w:ascii="Times New Roman" w:hAnsi="Times New Roman" w:cs="Times New Roman" w:eastAsia="Times New Roman"/>
-          <w:b w:val="0"/>
-          <w:i w:val="0"/>
-          <w:sz w:val="28"/>
-        </w:rPr>
-        <w:t>Формализована система жёстких и мягких ограничений задачи составления расписания и построена её полная математическая модель. На основе библиотеки Google OR-Tools с решателем CP-SAT разработан модуль автоматического составления расписания с расширяемой архитектурой системы ограничений, поддерживающий декомпозицию по институтам и асинхронное выполнение.</w:t>
-      </w:r>
-    </w:p>
-    <w:p>
-      <w:pPr>
-        <w:spacing w:line="360" w:lineRule="auto" w:after="0"/>
-        <w:ind w:firstLine="709"/>
-        <w:jc w:val="both"/>
-      </w:pPr>
-      <w:r>
-        <w:rPr>
-          <w:rFonts w:ascii="Times New Roman" w:hAnsi="Times New Roman" w:cs="Times New Roman" w:eastAsia="Times New Roman"/>
-          <w:b w:val="0"/>
-          <w:i w:val="0"/>
-          <w:sz w:val="28"/>
-        </w:rPr>
-        <w:t>Реализованы программный интерфейс REST для управления расписанием, нагрузкой и аудиторным фондом, интеграция с системой «Нагрузка ВУЗа» с журналированием изменений нагрузки, аутентификация пользователей через доменные учётные записи, защита от коллизий на основе транзакций уровня SERIALIZABLE и уведомления в режиме реального времени. Корректность разработанной серверной части подтверждена комплектом из 44 автоматизированных тестов.</w:t>
-      </w:r>
-    </w:p>
-    <w:p>
-      <w:pPr>
-        <w:spacing w:line="360" w:lineRule="auto" w:after="0"/>
-        <w:ind w:firstLine="709"/>
-        <w:jc w:val="both"/>
-      </w:pPr>
-      <w:r>
-        <w:rPr>
-          <w:rFonts w:ascii="Times New Roman" w:hAnsi="Times New Roman" w:cs="Times New Roman" w:eastAsia="Times New Roman"/>
-          <w:b w:val="0"/>
-          <w:i w:val="0"/>
-          <w:sz w:val="28"/>
-        </w:rPr>
-        <w:t>Практическая значимость работы состоит в создании готового к внедрению серверного решения, способного существенно сократить трудозатраты бюро расписаний и повысить качество расписания за счёт применения методов комбинаторной оптимизации. Расширяемая архитектура системы ограничений и изолированный слой интеграции образуют задел для дальнейшего развития: настройки весов ограничений администратором, подключения новых источников данных и масштабирования алгоритма на полный объём данных университета.</w:t>
-      </w:r>
-    </w:p>
-    <w:p>
-      <w:pPr>
-        <w:pageBreakBefore/>
-        <w:spacing w:line="360" w:lineRule="auto" w:after="0"/>
-        <w:jc w:val="center"/>
-      </w:pPr>
-      <w:r>
-        <w:rPr>
-          <w:rFonts w:ascii="Times New Roman" w:hAnsi="Times New Roman" w:cs="Times New Roman" w:eastAsia="Times New Roman"/>
-          <w:b/>
-          <w:i w:val="0"/>
-          <w:sz w:val="28"/>
-        </w:rPr>
-        <w:t>БИБЛИОГРАФИЧЕСКИЙ СПИСОК</w:t>
-      </w:r>
-    </w:p>
-    <w:p>
-      <w:pPr>
-        <w:spacing w:line="360" w:lineRule="auto" w:after="0"/>
-        <w:ind w:firstLine="709"/>
-        <w:jc w:val="both"/>
-      </w:pPr>
-      <w:r>
-        <w:rPr>
-          <w:rFonts w:ascii="Times New Roman" w:hAnsi="Times New Roman" w:cs="Times New Roman" w:eastAsia="Times New Roman"/>
-          <w:b w:val="0"/>
-          <w:i w:val="0"/>
-          <w:sz w:val="28"/>
-        </w:rPr>
-        <w:t>1. Танаев В. С., Шкурба В. В. Введение в теорию расписаний. — М.: Наука, 1975. — 256 с.</w:t>
-      </w:r>
-    </w:p>
-    <w:p>
-      <w:pPr>
-        <w:spacing w:line="360" w:lineRule="auto" w:after="0"/>
-        <w:ind w:firstLine="709"/>
-        <w:jc w:val="both"/>
-      </w:pPr>
-      <w:r>
-        <w:rPr>
-          <w:rFonts w:ascii="Times New Roman" w:hAnsi="Times New Roman" w:cs="Times New Roman" w:eastAsia="Times New Roman"/>
-          <w:b w:val="0"/>
-          <w:i w:val="0"/>
-          <w:sz w:val="28"/>
-        </w:rPr>
-        <w:t>2. Лазарев А. А., Гафаров Е. Р. Теория расписаний. Задачи и алгоритмы. — М.: Изд-во Моск. ун-та, 2011. — 222 с.</w:t>
-      </w:r>
-    </w:p>
-    <w:p>
-      <w:pPr>
-        <w:spacing w:line="360" w:lineRule="auto" w:after="0"/>
-        <w:ind w:firstLine="709"/>
-        <w:jc w:val="both"/>
-      </w:pPr>
-      <w:r>
-        <w:rPr>
-          <w:rFonts w:ascii="Times New Roman" w:hAnsi="Times New Roman" w:cs="Times New Roman" w:eastAsia="Times New Roman"/>
-          <w:b w:val="0"/>
-          <w:i w:val="0"/>
-          <w:sz w:val="28"/>
-        </w:rPr>
-        <w:t>3. Schaerf A. A survey of automated timetabling // Artificial Intelligence Review. — 1999. — Vol. 13, № 2. — P. 87–127.</w:t>
-      </w:r>
-    </w:p>
-    <w:p>
-      <w:pPr>
-        <w:spacing w:line="360" w:lineRule="auto" w:after="0"/>
-        <w:ind w:firstLine="709"/>
-        <w:jc w:val="both"/>
-      </w:pPr>
-      <w:r>
-        <w:rPr>
-          <w:rFonts w:ascii="Times New Roman" w:hAnsi="Times New Roman" w:cs="Times New Roman" w:eastAsia="Times New Roman"/>
-          <w:b w:val="0"/>
-          <w:i w:val="0"/>
-          <w:sz w:val="28"/>
-        </w:rPr>
-        <w:t>4. Burke E. K., Petrovic S. Recent research directions in automated timetabling // European Journal of Operational Research. — 2002. — Vol. 140, № 2. — P. 266–280.</w:t>
-      </w:r>
-    </w:p>
-    <w:p>
-      <w:pPr>
-        <w:spacing w:line="360" w:lineRule="auto" w:after="0"/>
-        <w:ind w:firstLine="709"/>
-        <w:jc w:val="both"/>
-      </w:pPr>
-      <w:r>
-        <w:rPr>
-          <w:rFonts w:ascii="Times New Roman" w:hAnsi="Times New Roman" w:cs="Times New Roman" w:eastAsia="Times New Roman"/>
-          <w:b w:val="0"/>
-          <w:i w:val="0"/>
-          <w:sz w:val="28"/>
-        </w:rPr>
-        <w:t>5. Di Gaspero L., McCollum B., Schaerf A. The second international timetabling competition (ITC-2007): Curriculum-based course timetabling (track 3): Technical Report. — Belfast, 2007. — 16 p.</w:t>
-      </w:r>
-    </w:p>
-    <w:p>
-      <w:pPr>
-        <w:spacing w:line="360" w:lineRule="auto" w:after="0"/>
-        <w:ind w:firstLine="709"/>
-        <w:jc w:val="both"/>
-      </w:pPr>
-      <w:r>
-        <w:rPr>
-          <w:rFonts w:ascii="Times New Roman" w:hAnsi="Times New Roman" w:cs="Times New Roman" w:eastAsia="Times New Roman"/>
-          <w:b w:val="0"/>
-          <w:i w:val="0"/>
-          <w:sz w:val="28"/>
-        </w:rPr>
-        <w:t>6. Even S., Itai A., Shamir A. On the complexity of timetable and multicommodity flow problems // SIAM Journal on Computing. — 1976. — Vol. 5, № 4. — P. 691–703.</w:t>
-      </w:r>
-    </w:p>
-    <w:p>
-      <w:pPr>
-        <w:spacing w:line="360" w:lineRule="auto" w:after="0"/>
-        <w:ind w:firstLine="709"/>
-        <w:jc w:val="both"/>
-      </w:pPr>
-      <w:r>
-        <w:rPr>
-          <w:rFonts w:ascii="Times New Roman" w:hAnsi="Times New Roman" w:cs="Times New Roman" w:eastAsia="Times New Roman"/>
-          <w:b w:val="0"/>
-          <w:i w:val="0"/>
-          <w:sz w:val="28"/>
-        </w:rPr>
-        <w:t>7. Garey M. R., Johnson D. S. Computers and Intractability: A Guide to the Theory of NP-Completeness. — San Francisco: W. H. Freeman, 1979. — 338 p.</w:t>
-      </w:r>
-    </w:p>
-    <w:p>
-      <w:pPr>
-        <w:spacing w:line="360" w:lineRule="auto" w:after="0"/>
-        <w:ind w:firstLine="709"/>
-        <w:jc w:val="both"/>
-      </w:pPr>
-      <w:r>
-        <w:rPr>
-          <w:rFonts w:ascii="Times New Roman" w:hAnsi="Times New Roman" w:cs="Times New Roman" w:eastAsia="Times New Roman"/>
-          <w:b w:val="0"/>
-          <w:i w:val="0"/>
-          <w:sz w:val="28"/>
-        </w:rPr>
-        <w:t>8. Wren A. Scheduling, timetabling and rostering — a special relationship? // Practice and Theory of Automated Timetabling. LNCS. — Berlin: Springer, 1996. — Vol. 1153. — P. 46–75.</w:t>
-      </w:r>
-    </w:p>
-    <w:p>
-      <w:pPr>
-        <w:spacing w:line="360" w:lineRule="auto" w:after="0"/>
-        <w:ind w:firstLine="709"/>
-        <w:jc w:val="both"/>
-      </w:pPr>
-      <w:r>
-        <w:rPr>
-          <w:rFonts w:ascii="Times New Roman" w:hAnsi="Times New Roman" w:cs="Times New Roman" w:eastAsia="Times New Roman"/>
-          <w:b w:val="0"/>
-          <w:i w:val="0"/>
-          <w:sz w:val="28"/>
-        </w:rPr>
-        <w:t>9. Schrijver A. Theory of Linear and Integer Programming. — Chichester: John Wiley &amp; Sons, 1986. — 471 p.</w:t>
-      </w:r>
-    </w:p>
-    <w:p>
-      <w:pPr>
-        <w:spacing w:line="360" w:lineRule="auto" w:after="0"/>
-        <w:ind w:firstLine="709"/>
-        <w:jc w:val="both"/>
-      </w:pPr>
-      <w:r>
-        <w:rPr>
-          <w:rFonts w:ascii="Times New Roman" w:hAnsi="Times New Roman" w:cs="Times New Roman" w:eastAsia="Times New Roman"/>
-          <w:b w:val="0"/>
-          <w:i w:val="0"/>
-          <w:sz w:val="28"/>
-        </w:rPr>
-        <w:t>10. Colorni A., Dorigo M., Maniezzo V. Metaheuristics for high school timetabling // Computational Optimization and Applications. — 1998. — Vol. 9, № 3. — P. 275–298.</w:t>
-      </w:r>
-    </w:p>
-    <w:p>
-      <w:pPr>
-        <w:spacing w:line="360" w:lineRule="auto" w:after="0"/>
-        <w:ind w:firstLine="709"/>
-        <w:jc w:val="both"/>
-      </w:pPr>
-      <w:r>
-        <w:rPr>
-          <w:rFonts w:ascii="Times New Roman" w:hAnsi="Times New Roman" w:cs="Times New Roman" w:eastAsia="Times New Roman"/>
-          <w:b w:val="0"/>
-          <w:i w:val="0"/>
-          <w:sz w:val="28"/>
-        </w:rPr>
-        <w:t>11. Abramson D. Constructing school timetables using simulated annealing: sequential and parallel algorithms // Management Science. — 1991. — Vol. 37, № 1. — P. 98–113.</w:t>
-      </w:r>
-    </w:p>
-    <w:p>
-      <w:pPr>
-        <w:spacing w:line="360" w:lineRule="auto" w:after="0"/>
-        <w:ind w:firstLine="709"/>
-        <w:jc w:val="both"/>
-      </w:pPr>
-      <w:r>
-        <w:rPr>
-          <w:rFonts w:ascii="Times New Roman" w:hAnsi="Times New Roman" w:cs="Times New Roman" w:eastAsia="Times New Roman"/>
-          <w:b w:val="0"/>
-          <w:i w:val="0"/>
-          <w:sz w:val="28"/>
-        </w:rPr>
-        <w:t>12. Rossi F., van Beek P., Walsh T. Handbook of Constraint Programming. — Amsterdam: Elsevier, 2006. — 978 p.</w:t>
-      </w:r>
-    </w:p>
-    <w:p>
-      <w:pPr>
-        <w:spacing w:line="360" w:lineRule="auto" w:after="0"/>
-        <w:ind w:firstLine="709"/>
-        <w:jc w:val="both"/>
-      </w:pPr>
-      <w:r>
-        <w:rPr>
-          <w:rFonts w:ascii="Times New Roman" w:hAnsi="Times New Roman" w:cs="Times New Roman" w:eastAsia="Times New Roman"/>
-          <w:b w:val="0"/>
-          <w:i w:val="0"/>
-          <w:sz w:val="28"/>
-        </w:rPr>
-        <w:t>13. Perron L., Furnon V. OR-Tools [Электронный ресурс]. — Google, 2024. — URL: https://developers.google.com/optimization (дата обращения: 20.05.2026).</w:t>
-      </w:r>
-    </w:p>
-    <w:p>
-      <w:pPr>
-        <w:spacing w:line="360" w:lineRule="auto" w:after="0"/>
-        <w:ind w:firstLine="709"/>
-        <w:jc w:val="both"/>
-      </w:pPr>
-      <w:r>
-        <w:rPr>
-          <w:rFonts w:ascii="Times New Roman" w:hAnsi="Times New Roman" w:cs="Times New Roman" w:eastAsia="Times New Roman"/>
-          <w:b w:val="0"/>
-          <w:i w:val="0"/>
-          <w:sz w:val="28"/>
-        </w:rPr>
-        <w:t>14. Stuckey P. J. et al. The MiniZinc Challenge 2008–2013 // AI Magazine. — 2014. — Vol. 35, № 2. — P. 55–60.</w:t>
-      </w:r>
-    </w:p>
-    <w:p>
-      <w:pPr>
-        <w:spacing w:line="360" w:lineRule="auto" w:after="0"/>
-        <w:ind w:firstLine="709"/>
-        <w:jc w:val="both"/>
-      </w:pPr>
-      <w:r>
-        <w:rPr>
-          <w:rFonts w:ascii="Times New Roman" w:hAnsi="Times New Roman" w:cs="Times New Roman" w:eastAsia="Times New Roman"/>
-          <w:b w:val="0"/>
-          <w:i w:val="0"/>
-          <w:sz w:val="28"/>
-        </w:rPr>
-        <w:t>15. 1С:Автоматизированное составление расписания. Университет [Электронный ресурс]. — URL: https://solutions.1c.ru/ (дата обращения: 20.05.2026).</w:t>
-      </w:r>
-    </w:p>
-    <w:p>
-      <w:pPr>
-        <w:spacing w:line="360" w:lineRule="auto" w:after="0"/>
-        <w:ind w:firstLine="709"/>
-        <w:jc w:val="both"/>
-      </w:pPr>
-      <w:r>
-        <w:rPr>
-          <w:rFonts w:ascii="Times New Roman" w:hAnsi="Times New Roman" w:cs="Times New Roman" w:eastAsia="Times New Roman"/>
-          <w:b w:val="0"/>
-          <w:i w:val="0"/>
-          <w:sz w:val="28"/>
-        </w:rPr>
-        <w:t>16. Апекс-ВУЗ [Электронный ресурс]. — URL: https://www.apex-vuz.ru/ (дата обращения: 20.05.2026).</w:t>
-      </w:r>
-    </w:p>
-    <w:p>
-      <w:pPr>
-        <w:spacing w:line="360" w:lineRule="auto" w:after="0"/>
-        <w:ind w:firstLine="709"/>
-        <w:jc w:val="both"/>
-      </w:pPr>
-      <w:r>
-        <w:rPr>
-          <w:rFonts w:ascii="Times New Roman" w:hAnsi="Times New Roman" w:cs="Times New Roman" w:eastAsia="Times New Roman"/>
-          <w:b w:val="0"/>
-          <w:i w:val="0"/>
-          <w:sz w:val="28"/>
-        </w:rPr>
-        <w:t>17. UniTime: University Timetabling [Электронный ресурс]. — URL: https://www.unitime.org/ (дата обращения: 20.05.2026).</w:t>
-      </w:r>
-    </w:p>
-    <w:p>
-      <w:pPr>
-        <w:spacing w:line="360" w:lineRule="auto" w:after="0"/>
-        <w:ind w:firstLine="709"/>
-        <w:jc w:val="both"/>
-      </w:pPr>
-      <w:r>
-        <w:rPr>
-          <w:rFonts w:ascii="Times New Roman" w:hAnsi="Times New Roman" w:cs="Times New Roman" w:eastAsia="Times New Roman"/>
-          <w:b w:val="0"/>
-          <w:i w:val="0"/>
-          <w:sz w:val="28"/>
-        </w:rPr>
-        <w:t>18. Müller T. ITC2007 solver description: a hybrid approach // Annals of Operations Research. — 2009. — Vol. 172, № 1. — P. 429–446.</w:t>
-      </w:r>
-    </w:p>
-    <w:p>
-      <w:pPr>
-        <w:spacing w:line="360" w:lineRule="auto" w:after="0"/>
-        <w:ind w:firstLine="709"/>
-        <w:jc w:val="both"/>
-      </w:pPr>
-      <w:r>
-        <w:rPr>
-          <w:rFonts w:ascii="Times New Roman" w:hAnsi="Times New Roman" w:cs="Times New Roman" w:eastAsia="Times New Roman"/>
-          <w:b w:val="0"/>
-          <w:i w:val="0"/>
-          <w:sz w:val="28"/>
-        </w:rPr>
-        <w:t>19. FET — Free Timetabling Software [Электронный ресурс]. — URL: https://www.lalescu.ro/liviu/fet/ (дата обращения: 20.05.2026).</w:t>
-      </w:r>
-    </w:p>
-    <w:p>
-      <w:pPr>
-        <w:spacing w:line="360" w:lineRule="auto" w:after="0"/>
-        <w:ind w:firstLine="709"/>
-        <w:jc w:val="both"/>
-      </w:pPr>
-      <w:r>
-        <w:rPr>
-          <w:rFonts w:ascii="Times New Roman" w:hAnsi="Times New Roman" w:cs="Times New Roman" w:eastAsia="Times New Roman"/>
-          <w:b w:val="0"/>
-          <w:i w:val="0"/>
-          <w:sz w:val="28"/>
-        </w:rPr>
-        <w:t>20. Рихтер Дж. CLR via C#. Программирование на платформе Microsoft .NET Framework 4.5 на языке C#. — СПб.: Питер, 2017. — 896 с.</w:t>
-      </w:r>
-    </w:p>
-    <w:p>
-      <w:pPr>
-        <w:spacing w:line="360" w:lineRule="auto" w:after="0"/>
-        <w:ind w:firstLine="709"/>
-        <w:jc w:val="both"/>
-      </w:pPr>
-      <w:r>
-        <w:rPr>
-          <w:rFonts w:ascii="Times New Roman" w:hAnsi="Times New Roman" w:cs="Times New Roman" w:eastAsia="Times New Roman"/>
-          <w:b w:val="0"/>
-          <w:i w:val="0"/>
-          <w:sz w:val="28"/>
-        </w:rPr>
-        <w:t>21. ASP.NET Core documentation [Электронный ресурс]. — Microsoft, 2024. — URL: https://learn.microsoft.com/aspnet/core (дата обращения: 20.05.2026).</w:t>
-      </w:r>
-    </w:p>
-    <w:p>
-      <w:pPr>
-        <w:spacing w:line="360" w:lineRule="auto" w:after="0"/>
-        <w:ind w:firstLine="709"/>
-        <w:jc w:val="both"/>
-      </w:pPr>
-      <w:r>
-        <w:rPr>
-          <w:rFonts w:ascii="Times New Roman" w:hAnsi="Times New Roman" w:cs="Times New Roman" w:eastAsia="Times New Roman"/>
-          <w:b w:val="0"/>
-          <w:i w:val="0"/>
-          <w:sz w:val="28"/>
-        </w:rPr>
-        <w:t>22. Smith S. et al. Architecting Modern Web Applications with ASP.NET Core and Microsoft Azure [Электронный ресурс]. — Microsoft, 2023. — URL: https://learn.microsoft.com/dotnet/architecture/modern-web-apps-azure (дата обращения: 20.05.2026).</w:t>
-      </w:r>
-    </w:p>
-    <w:p>
-      <w:pPr>
-        <w:spacing w:line="360" w:lineRule="auto" w:after="0"/>
-        <w:ind w:firstLine="709"/>
-        <w:jc w:val="both"/>
-      </w:pPr>
-      <w:r>
-        <w:rPr>
-          <w:rFonts w:ascii="Times New Roman" w:hAnsi="Times New Roman" w:cs="Times New Roman" w:eastAsia="Times New Roman"/>
-          <w:b w:val="0"/>
-          <w:i w:val="0"/>
-          <w:sz w:val="28"/>
-        </w:rPr>
-        <w:t>23. Мартин Р. Чистая архитектура. Искусство разработки программного обеспечения. — СПб.: Питер, 2018. — 352 с.</w:t>
-      </w:r>
-    </w:p>
-    <w:p>
-      <w:pPr>
-        <w:spacing w:line="360" w:lineRule="auto" w:after="0"/>
-        <w:ind w:firstLine="709"/>
-        <w:jc w:val="both"/>
-      </w:pPr>
-      <w:r>
-        <w:rPr>
-          <w:rFonts w:ascii="Times New Roman" w:hAnsi="Times New Roman" w:cs="Times New Roman" w:eastAsia="Times New Roman"/>
-          <w:b w:val="0"/>
-          <w:i w:val="0"/>
-          <w:sz w:val="28"/>
-        </w:rPr>
-        <w:t>24. Эванс Э. Предметно-ориентированное проектирование (DDD): структуризация сложных программных систем. — М.: Вильямс, 2011. — 448 с.</w:t>
-      </w:r>
-    </w:p>
-    <w:p>
-      <w:pPr>
-        <w:spacing w:line="360" w:lineRule="auto" w:after="0"/>
-        <w:ind w:firstLine="709"/>
-        <w:jc w:val="both"/>
-      </w:pPr>
-      <w:r>
-        <w:rPr>
-          <w:rFonts w:ascii="Times New Roman" w:hAnsi="Times New Roman" w:cs="Times New Roman" w:eastAsia="Times New Roman"/>
-          <w:b w:val="0"/>
-          <w:i w:val="0"/>
-          <w:sz w:val="28"/>
-        </w:rPr>
-        <w:t>25. Фаулер М. Шаблоны корпоративных приложений. — М.: Вильямс, 2016. — 544 с.</w:t>
-      </w:r>
-    </w:p>
-    <w:p>
-      <w:pPr>
-        <w:spacing w:line="360" w:lineRule="auto" w:after="0"/>
-        <w:ind w:firstLine="709"/>
-        <w:jc w:val="both"/>
-      </w:pPr>
-      <w:r>
-        <w:rPr>
-          <w:rFonts w:ascii="Times New Roman" w:hAnsi="Times New Roman" w:cs="Times New Roman" w:eastAsia="Times New Roman"/>
-          <w:b w:val="0"/>
-          <w:i w:val="0"/>
-          <w:sz w:val="28"/>
-        </w:rPr>
-        <w:t>26. Fielding R. T. Architectural Styles and the Design of Network-based Software Architectures: PhD dissertation. — University of California, Irvine, 2000. — 162 p.</w:t>
-      </w:r>
-    </w:p>
-    <w:p>
-      <w:pPr>
-        <w:spacing w:line="360" w:lineRule="auto" w:after="0"/>
-        <w:ind w:firstLine="709"/>
-        <w:jc w:val="both"/>
-      </w:pPr>
-      <w:r>
-        <w:rPr>
-          <w:rFonts w:ascii="Times New Roman" w:hAnsi="Times New Roman" w:cs="Times New Roman" w:eastAsia="Times New Roman"/>
-          <w:b w:val="0"/>
-          <w:i w:val="0"/>
-          <w:sz w:val="28"/>
-        </w:rPr>
-        <w:t>27. PostgreSQL 16 Documentation [Электронный ресурс]. — The PostgreSQL Global Development Group, 2024. — URL: https://www.postgresql.org/docs/ (дата обращения: 20.05.2026).</w:t>
-      </w:r>
-    </w:p>
-    <w:p>
-      <w:pPr>
-        <w:spacing w:line="360" w:lineRule="auto" w:after="0"/>
-        <w:ind w:firstLine="709"/>
-        <w:jc w:val="both"/>
-      </w:pPr>
-      <w:r>
-        <w:rPr>
-          <w:rFonts w:ascii="Times New Roman" w:hAnsi="Times New Roman" w:cs="Times New Roman" w:eastAsia="Times New Roman"/>
-          <w:b w:val="0"/>
-          <w:i w:val="0"/>
-          <w:sz w:val="28"/>
-        </w:rPr>
-        <w:t>28. Entity Framework Core documentation [Электронный ресурс]. — Microsoft, 2024. — URL: https://learn.microsoft.com/ef/core (дата обращения: 20.05.2026).</w:t>
-      </w:r>
-    </w:p>
-    <w:p>
-      <w:pPr>
-        <w:spacing w:line="360" w:lineRule="auto" w:after="0"/>
-        <w:ind w:firstLine="709"/>
-        <w:jc w:val="both"/>
-      </w:pPr>
-      <w:r>
-        <w:rPr>
-          <w:rFonts w:ascii="Times New Roman" w:hAnsi="Times New Roman" w:cs="Times New Roman" w:eastAsia="Times New Roman"/>
-          <w:b w:val="0"/>
-          <w:i w:val="0"/>
-          <w:sz w:val="28"/>
-        </w:rPr>
-        <w:t>29. Berenson H. et al. A critique of ANSI SQL isolation levels // Proceedings of the 1995 ACM SIGMOD International Conference on Management of Data. — 1995. — P. 1–10.</w:t>
-      </w:r>
-    </w:p>
-    <w:p>
-      <w:pPr>
-        <w:spacing w:line="360" w:lineRule="auto" w:after="0"/>
-        <w:ind w:firstLine="709"/>
-        <w:jc w:val="both"/>
-      </w:pPr>
-      <w:r>
-        <w:rPr>
-          <w:rFonts w:ascii="Times New Roman" w:hAnsi="Times New Roman" w:cs="Times New Roman" w:eastAsia="Times New Roman"/>
-          <w:b w:val="0"/>
-          <w:i w:val="0"/>
-          <w:sz w:val="28"/>
-        </w:rPr>
-        <w:t>30. Jones M., Bradley J., Sakimura N. JSON Web Token (JWT): RFC 7519 [Электронный ресурс]. — IETF, 2015. — URL: https://www.rfc-editor.org/rfc/rfc7519 (дата обращения: 20.05.2026).</w:t>
-      </w:r>
-    </w:p>
-    <w:p>
-      <w:pPr>
-        <w:spacing w:line="360" w:lineRule="auto" w:after="0"/>
-        <w:ind w:firstLine="709"/>
-        <w:jc w:val="both"/>
-      </w:pPr>
-      <w:r>
-        <w:rPr>
-          <w:rFonts w:ascii="Times New Roman" w:hAnsi="Times New Roman" w:cs="Times New Roman" w:eastAsia="Times New Roman"/>
-          <w:b w:val="0"/>
-          <w:i w:val="0"/>
-          <w:sz w:val="28"/>
-        </w:rPr>
-        <w:t>31. Sermersheim J. Lightweight Directory Access Protocol (LDAP): The Protocol: RFC 4511 [Электронный ресурс]. — IETF, 2006. — URL: https://www.rfc-editor.org/rfc/rfc4511 (дата обращения: 20.05.2026).</w:t>
-      </w:r>
-    </w:p>
-    <w:p>
-      <w:pPr>
-        <w:spacing w:line="360" w:lineRule="auto" w:after="0"/>
-        <w:ind w:firstLine="709"/>
-        <w:jc w:val="both"/>
-      </w:pPr>
-      <w:r>
-        <w:rPr>
-          <w:rFonts w:ascii="Times New Roman" w:hAnsi="Times New Roman" w:cs="Times New Roman" w:eastAsia="Times New Roman"/>
-          <w:b w:val="0"/>
-          <w:i w:val="0"/>
-          <w:sz w:val="28"/>
-        </w:rPr>
-        <w:t>32. Fette I., Melnikov A. The WebSocket Protocol: RFC 6455 [Электронный ресурс]. — IETF, 2011. — URL: https://www.rfc-editor.org/rfc/rfc6455 (дата обращения: 20.05.2026).</w:t>
-      </w:r>
-    </w:p>
-    <w:p>
-      <w:pPr>
-        <w:spacing w:line="360" w:lineRule="auto" w:after="0"/>
-        <w:ind w:firstLine="709"/>
-        <w:jc w:val="both"/>
-      </w:pPr>
-      <w:r>
-        <w:rPr>
-          <w:rFonts w:ascii="Times New Roman" w:hAnsi="Times New Roman" w:cs="Times New Roman" w:eastAsia="Times New Roman"/>
-          <w:b w:val="0"/>
-          <w:i w:val="0"/>
-          <w:sz w:val="28"/>
-        </w:rPr>
-        <w:t>33. Гамма Э., Хелм Р., Джонсон Р., Влиссидес Дж. Приёмы объектно-ориентированного проектирования. Паттерны проектирования. — СПб.: Питер, 2020. — 448 с.</w:t>
       </w:r>
     </w:p>
     <w:sectPr>
